--- a/wissensdatenbank/vorlagen/Wissensdatenbank_Beitragsvorlage.docx
+++ b/wissensdatenbank/vorlagen/Wissensdatenbank_Beitragsvorlage.docx
@@ -49,7 +49,7 @@
                 <w:color w:val="D6EAF0"/>
                 <w:sz w:val="20"/>
               </w:rPr>
-              <w:t>Vorlage für neue Feldgeräte, Anleitungen und Praxishinweise</w:t>
+              <w:t>Kompakte Vorlage | Version 1.1.0</w:t>
             </w:r>
           </w:p>
         </w:tc>
@@ -63,10 +63,10 @@
         <w:rPr>
           <w:b/>
         </w:rPr>
-        <w:t xml:space="preserve">So funktioniert es: </w:t>
+        <w:t xml:space="preserve">Ablauf: </w:t>
       </w:r>
       <w:r>
-        <w:t>Vorlage vollständig ausfüllen, Quellen angeben und per E-Mail an Simon Kiesler senden. Nach fachlicher Prüfung wird der Beitrag in die GitHub-Wissensdatenbank übernommen.</w:t>
+        <w:t>Vorlage ausfüllen, Bilder beifügen und an Simon Kiesler senden. Nach Prüfung wird daraus die passende Geräte- oder Anleitungsseite für GitHub erstellt.</w:t>
       </w:r>
     </w:p>
     <w:tbl>
@@ -95,10 +95,10 @@
               <w:rPr>
                 <w:b/>
               </w:rPr>
-              <w:t xml:space="preserve">Wichtig: </w:t>
+              <w:t xml:space="preserve">Hinweis: </w:t>
             </w:r>
             <w:r>
-              <w:t>Keine persönlichen Passwörter, geänderten Anlagen-PINs, vertraulichen Daten oder ungeprüften sicherheitskritischen Anweisungen eintragen.</w:t>
+              <w:t>Bitte keine persönlichen Passwörter, geänderten Anlagen-PINs oder vertraulichen Informationen eintragen.</w:t>
             </w:r>
           </w:p>
         </w:tc>
@@ -109,7 +109,7 @@
         <w:pStyle w:val="Heading1"/>
       </w:pPr>
       <w:r>
-        <w:t>1. Absender und Prüfstatus</w:t>
+        <w:t>1. Hersteller und Gerät</w:t>
       </w:r>
     </w:p>
     <w:tbl>
@@ -120,256 +120,16 @@
         <w:tblLook w:firstColumn="1" w:firstRow="1" w:lastColumn="0" w:lastRow="0" w:noHBand="0" w:noVBand="1" w:val="04A0"/>
       </w:tblPr>
       <w:tblGrid>
-        <w:gridCol w:w="2952"/>
-        <w:gridCol w:w="6768"/>
+        <w:gridCol w:w="2880"/>
+        <w:gridCol w:w="6840"/>
       </w:tblGrid>
       <w:tr>
         <w:tc>
           <w:tcPr>
-            <w:tcW w:type="dxa" w:w="2952"/>
+            <w:tcW w:type="dxa" w:w="2880"/>
             <w:tcMar>
-              <w:top w:w="150" w:type="dxa"/>
-              <w:bottom w:w="150" w:type="dxa"/>
-              <w:start w:w="150" w:type="dxa"/>
-              <w:end w:w="150" w:type="dxa"/>
-            </w:tcMar>
-            <w:vAlign w:val="center"/>
-            <w:shd w:fill="EAF4F7"/>
-          </w:tcPr>
-          <w:p>
-            <w:r>
-              <w:rPr>
-                <w:b/>
-              </w:rPr>
-              <w:t>Name *</w:t>
-            </w:r>
-          </w:p>
-        </w:tc>
-        <w:tc>
-          <w:tcPr>
-            <w:tcW w:type="dxa" w:w="6768"/>
-            <w:tcMar>
-              <w:top w:w="150" w:type="dxa"/>
-              <w:bottom w:w="150" w:type="dxa"/>
-              <w:start w:w="150" w:type="dxa"/>
-              <w:end w:w="150" w:type="dxa"/>
-            </w:tcMar>
-            <w:vAlign w:val="center"/>
-          </w:tcPr>
-          <w:p>
-            <w:r>
-              <w:rPr>
-                <w:color w:val="526A76"/>
-              </w:rPr>
-              <w:t>Vor- und Nachname</w:t>
-            </w:r>
-          </w:p>
-        </w:tc>
-      </w:tr>
-      <w:tr>
-        <w:tc>
-          <w:tcPr>
-            <w:tcW w:type="dxa" w:w="2952"/>
-            <w:tcMar>
-              <w:top w:w="150" w:type="dxa"/>
-              <w:bottom w:w="150" w:type="dxa"/>
-              <w:start w:w="150" w:type="dxa"/>
-              <w:end w:w="150" w:type="dxa"/>
-            </w:tcMar>
-            <w:vAlign w:val="center"/>
-            <w:shd w:fill="EAF4F7"/>
-          </w:tcPr>
-          <w:p>
-            <w:r>
-              <w:rPr>
-                <w:b/>
-              </w:rPr>
-              <w:t>E-Mail-Adresse *</w:t>
-            </w:r>
-          </w:p>
-        </w:tc>
-        <w:tc>
-          <w:tcPr>
-            <w:tcW w:type="dxa" w:w="6768"/>
-            <w:tcMar>
-              <w:top w:w="150" w:type="dxa"/>
-              <w:bottom w:w="150" w:type="dxa"/>
-              <w:start w:w="150" w:type="dxa"/>
-              <w:end w:w="150" w:type="dxa"/>
-            </w:tcMar>
-            <w:vAlign w:val="center"/>
-          </w:tcPr>
-          <w:p>
-            <w:r>
-              <w:rPr>
-                <w:color w:val="526A76"/>
-              </w:rPr>
-              <w:t>Dienstliche E-Mail-Adresse</w:t>
-            </w:r>
-          </w:p>
-        </w:tc>
-      </w:tr>
-      <w:tr>
-        <w:tc>
-          <w:tcPr>
-            <w:tcW w:type="dxa" w:w="2952"/>
-            <w:tcMar>
-              <w:top w:w="150" w:type="dxa"/>
-              <w:bottom w:w="150" w:type="dxa"/>
-              <w:start w:w="150" w:type="dxa"/>
-              <w:end w:w="150" w:type="dxa"/>
-            </w:tcMar>
-            <w:vAlign w:val="center"/>
-            <w:shd w:fill="EAF4F7"/>
-          </w:tcPr>
-          <w:p>
-            <w:r>
-              <w:rPr>
-                <w:b/>
-              </w:rPr>
-              <w:t>Abteilung / Bereich</w:t>
-            </w:r>
-          </w:p>
-        </w:tc>
-        <w:tc>
-          <w:tcPr>
-            <w:tcW w:type="dxa" w:w="6768"/>
-            <w:tcMar>
-              <w:top w:w="150" w:type="dxa"/>
-              <w:bottom w:w="150" w:type="dxa"/>
-              <w:start w:w="150" w:type="dxa"/>
-              <w:end w:w="150" w:type="dxa"/>
-            </w:tcMar>
-            <w:vAlign w:val="center"/>
-          </w:tcPr>
-          <w:p>
-            <w:r>
-              <w:rPr>
-                <w:color w:val="526A76"/>
-              </w:rPr>
-              <w:t>Optional</w:t>
-            </w:r>
-          </w:p>
-        </w:tc>
-      </w:tr>
-      <w:tr>
-        <w:tc>
-          <w:tcPr>
-            <w:tcW w:type="dxa" w:w="2952"/>
-            <w:tcMar>
-              <w:top w:w="150" w:type="dxa"/>
-              <w:bottom w:w="150" w:type="dxa"/>
-              <w:start w:w="150" w:type="dxa"/>
-              <w:end w:w="150" w:type="dxa"/>
-            </w:tcMar>
-            <w:vAlign w:val="center"/>
-            <w:shd w:fill="EAF4F7"/>
-          </w:tcPr>
-          <w:p>
-            <w:r>
-              <w:rPr>
-                <w:b/>
-              </w:rPr>
-              <w:t>Datum *</w:t>
-            </w:r>
-          </w:p>
-        </w:tc>
-        <w:tc>
-          <w:tcPr>
-            <w:tcW w:type="dxa" w:w="6768"/>
-            <w:tcMar>
-              <w:top w:w="150" w:type="dxa"/>
-              <w:bottom w:w="150" w:type="dxa"/>
-              <w:start w:w="150" w:type="dxa"/>
-              <w:end w:w="150" w:type="dxa"/>
-            </w:tcMar>
-            <w:vAlign w:val="center"/>
-          </w:tcPr>
-          <w:p>
-            <w:r>
-              <w:rPr>
-                <w:color w:val="526A76"/>
-              </w:rPr>
-              <w:t>TT.MM.JJJJ</w:t>
-            </w:r>
-          </w:p>
-        </w:tc>
-      </w:tr>
-      <w:tr>
-        <w:tc>
-          <w:tcPr>
-            <w:tcW w:type="dxa" w:w="2952"/>
-            <w:tcMar>
-              <w:top w:w="150" w:type="dxa"/>
-              <w:bottom w:w="150" w:type="dxa"/>
-              <w:start w:w="150" w:type="dxa"/>
-              <w:end w:w="150" w:type="dxa"/>
-            </w:tcMar>
-            <w:vAlign w:val="center"/>
-            <w:shd w:fill="EAF4F7"/>
-          </w:tcPr>
-          <w:p>
-            <w:r>
-              <w:rPr>
-                <w:b/>
-              </w:rPr>
-              <w:t>Fachlich geprüft durch</w:t>
-            </w:r>
-          </w:p>
-        </w:tc>
-        <w:tc>
-          <w:tcPr>
-            <w:tcW w:type="dxa" w:w="6768"/>
-            <w:tcMar>
-              <w:top w:w="150" w:type="dxa"/>
-              <w:bottom w:w="150" w:type="dxa"/>
-              <w:start w:w="150" w:type="dxa"/>
-              <w:end w:w="150" w:type="dxa"/>
-            </w:tcMar>
-            <w:vAlign w:val="center"/>
-          </w:tcPr>
-          <w:p>
-            <w:r>
-              <w:rPr>
-                <w:color w:val="526A76"/>
-              </w:rPr>
-              <w:t>Falls bereits erfolgt: Name und Datum</w:t>
-            </w:r>
-          </w:p>
-        </w:tc>
-      </w:tr>
-    </w:tbl>
-    <w:p>
-      <w:pPr>
-        <w:spacing w:after="20"/>
-      </w:pPr>
-    </w:p>
-    <w:p>
-      <w:pPr>
-        <w:pStyle w:val="Heading1"/>
-      </w:pPr>
-      <w:r>
-        <w:t>2. Gerätedaten</w:t>
-      </w:r>
-    </w:p>
-    <w:tbl>
-      <w:tblPr>
-        <w:tblW w:type="auto" w:w="0"/>
-        <w:jc w:val="center"/>
-        <w:tblLayout w:type="fixed"/>
-        <w:tblLook w:firstColumn="1" w:firstRow="1" w:lastColumn="0" w:lastRow="0" w:noHBand="0" w:noVBand="1" w:val="04A0"/>
-      </w:tblPr>
-      <w:tblGrid>
-        <w:gridCol w:w="2952"/>
-        <w:gridCol w:w="6768"/>
-      </w:tblGrid>
-      <w:tr>
-        <w:tc>
-          <w:tcPr>
-            <w:tcW w:type="dxa" w:w="2952"/>
-            <w:tcMar>
-              <w:top w:w="150" w:type="dxa"/>
-              <w:bottom w:w="150" w:type="dxa"/>
+              <w:top w:w="130" w:type="dxa"/>
+              <w:bottom w:w="130" w:type="dxa"/>
               <w:start w:w="150" w:type="dxa"/>
               <w:end w:w="150" w:type="dxa"/>
             </w:tcMar>
@@ -387,10 +147,10 @@
         </w:tc>
         <w:tc>
           <w:tcPr>
-            <w:tcW w:type="dxa" w:w="6768"/>
+            <w:tcW w:type="dxa" w:w="6840"/>
             <w:tcMar>
-              <w:top w:w="150" w:type="dxa"/>
-              <w:bottom w:w="150" w:type="dxa"/>
+              <w:top w:w="130" w:type="dxa"/>
+              <w:bottom w:w="130" w:type="dxa"/>
               <w:start w:w="150" w:type="dxa"/>
               <w:end w:w="150" w:type="dxa"/>
             </w:tcMar>
@@ -401,7 +161,7 @@
               <w:rPr>
                 <w:color w:val="526A76"/>
               </w:rPr>
-              <w:t>Beispiel: Siemens, Endress+Hauser, SAMSON</w:t>
+              <w:t>Herstellername</w:t>
             </w:r>
           </w:p>
         </w:tc>
@@ -409,10 +169,10 @@
       <w:tr>
         <w:tc>
           <w:tcPr>
-            <w:tcW w:type="dxa" w:w="2952"/>
+            <w:tcW w:type="dxa" w:w="2880"/>
             <w:tcMar>
-              <w:top w:w="150" w:type="dxa"/>
-              <w:bottom w:w="150" w:type="dxa"/>
+              <w:top w:w="130" w:type="dxa"/>
+              <w:bottom w:w="130" w:type="dxa"/>
               <w:start w:w="150" w:type="dxa"/>
               <w:end w:w="150" w:type="dxa"/>
             </w:tcMar>
@@ -424,16 +184,16 @@
               <w:rPr>
                 <w:b/>
               </w:rPr>
-              <w:t>Gerätebezeichnung *</w:t>
+              <w:t>Gerät *</w:t>
             </w:r>
           </w:p>
         </w:tc>
         <w:tc>
           <w:tcPr>
-            <w:tcW w:type="dxa" w:w="6768"/>
+            <w:tcW w:type="dxa" w:w="6840"/>
             <w:tcMar>
-              <w:top w:w="150" w:type="dxa"/>
-              <w:bottom w:w="150" w:type="dxa"/>
+              <w:top w:w="130" w:type="dxa"/>
+              <w:bottom w:w="130" w:type="dxa"/>
               <w:start w:w="150" w:type="dxa"/>
               <w:end w:w="150" w:type="dxa"/>
             </w:tcMar>
@@ -444,18 +204,38 @@
               <w:rPr>
                 <w:color w:val="526A76"/>
               </w:rPr>
-              <w:t>Exakte Typbezeichnung</w:t>
+              <w:t>Exakte Geräte- oder Typbezeichnung</w:t>
             </w:r>
           </w:p>
         </w:tc>
       </w:tr>
+    </w:tbl>
+    <w:p>
+      <w:pPr>
+        <w:pStyle w:val="Heading1"/>
+      </w:pPr>
+      <w:r>
+        <w:t>2. Name des Wissensbeitrags</w:t>
+      </w:r>
+    </w:p>
+    <w:tbl>
+      <w:tblPr>
+        <w:tblW w:type="auto" w:w="0"/>
+        <w:jc w:val="center"/>
+        <w:tblLayout w:type="fixed"/>
+        <w:tblLook w:firstColumn="1" w:firstRow="1" w:lastColumn="0" w:lastRow="0" w:noHBand="0" w:noVBand="1" w:val="04A0"/>
+      </w:tblPr>
+      <w:tblGrid>
+        <w:gridCol w:w="2880"/>
+        <w:gridCol w:w="6840"/>
+      </w:tblGrid>
       <w:tr>
         <w:tc>
           <w:tcPr>
-            <w:tcW w:type="dxa" w:w="2952"/>
+            <w:tcW w:type="dxa" w:w="2880"/>
             <w:tcMar>
-              <w:top w:w="150" w:type="dxa"/>
-              <w:bottom w:w="150" w:type="dxa"/>
+              <w:top w:w="130" w:type="dxa"/>
+              <w:bottom w:w="130" w:type="dxa"/>
               <w:start w:w="150" w:type="dxa"/>
               <w:end w:w="150" w:type="dxa"/>
             </w:tcMar>
@@ -467,16 +247,16 @@
               <w:rPr>
                 <w:b/>
               </w:rPr>
-              <w:t>Gerätekategorie *</w:t>
+              <w:t>Beitragstitel *</w:t>
             </w:r>
           </w:p>
         </w:tc>
         <w:tc>
           <w:tcPr>
-            <w:tcW w:type="dxa" w:w="6768"/>
+            <w:tcW w:type="dxa" w:w="6840"/>
             <w:tcMar>
-              <w:top w:w="150" w:type="dxa"/>
-              <w:bottom w:w="150" w:type="dxa"/>
+              <w:top w:w="130" w:type="dxa"/>
+              <w:bottom w:w="130" w:type="dxa"/>
               <w:start w:w="150" w:type="dxa"/>
               <w:end w:w="150" w:type="dxa"/>
             </w:tcMar>
@@ -487,18 +267,38 @@
               <w:rPr>
                 <w:color w:val="526A76"/>
               </w:rPr>
-              <w:t>Beispiel: Druckmessumformer, Temperaturtransmitter, Stellungsregler</w:t>
+              <w:t>Kurzer, eindeutiger Titel der Anleitung</w:t>
             </w:r>
           </w:p>
         </w:tc>
       </w:tr>
+    </w:tbl>
+    <w:p>
+      <w:pPr>
+        <w:pStyle w:val="Heading1"/>
+      </w:pPr>
+      <w:r>
+        <w:t>3. Voraussetzungen</w:t>
+      </w:r>
+    </w:p>
+    <w:tbl>
+      <w:tblPr>
+        <w:tblW w:type="auto" w:w="0"/>
+        <w:jc w:val="center"/>
+        <w:tblLayout w:type="fixed"/>
+        <w:tblLook w:firstColumn="1" w:firstRow="1" w:lastColumn="0" w:lastRow="0" w:noHBand="0" w:noVBand="1" w:val="04A0"/>
+      </w:tblPr>
+      <w:tblGrid>
+        <w:gridCol w:w="2880"/>
+        <w:gridCol w:w="6840"/>
+      </w:tblGrid>
       <w:tr>
         <w:tc>
           <w:tcPr>
-            <w:tcW w:type="dxa" w:w="2952"/>
+            <w:tcW w:type="dxa" w:w="2880"/>
             <w:tcMar>
-              <w:top w:w="150" w:type="dxa"/>
-              <w:bottom w:w="150" w:type="dxa"/>
+              <w:top w:w="130" w:type="dxa"/>
+              <w:bottom w:w="130" w:type="dxa"/>
               <w:start w:w="150" w:type="dxa"/>
               <w:end w:w="150" w:type="dxa"/>
             </w:tcMar>
@@ -510,16 +310,16 @@
               <w:rPr>
                 <w:b/>
               </w:rPr>
-              <w:t>Baureihe / Variante</w:t>
+              <w:t>Voraussetzungen *</w:t>
             </w:r>
           </w:p>
         </w:tc>
         <w:tc>
           <w:tcPr>
-            <w:tcW w:type="dxa" w:w="6768"/>
+            <w:tcW w:type="dxa" w:w="6840"/>
             <w:tcMar>
-              <w:top w:w="150" w:type="dxa"/>
-              <w:bottom w:w="150" w:type="dxa"/>
+              <w:top w:w="130" w:type="dxa"/>
+              <w:bottom w:w="130" w:type="dxa"/>
               <w:start w:w="150" w:type="dxa"/>
               <w:end w:w="150" w:type="dxa"/>
             </w:tcMar>
@@ -530,134 +330,30 @@
               <w:rPr>
                 <w:color w:val="526A76"/>
               </w:rPr>
-              <w:t>Relevante Ausführung oder Firmwarestand</w:t>
+              <w:t>Benötigte Unterlagen, Hilfsmittel, Software und wichtige Hinweise</w:t>
             </w:r>
           </w:p>
-        </w:tc>
-      </w:tr>
-      <w:tr>
-        <w:tc>
-          <w:tcPr>
-            <w:tcW w:type="dxa" w:w="2952"/>
-            <w:tcMar>
-              <w:top w:w="150" w:type="dxa"/>
-              <w:bottom w:w="150" w:type="dxa"/>
-              <w:start w:w="150" w:type="dxa"/>
-              <w:end w:w="150" w:type="dxa"/>
-            </w:tcMar>
-            <w:vAlign w:val="center"/>
-            <w:shd w:fill="EAF4F7"/>
-          </w:tcPr>
-          <w:p>
-            <w:r>
-              <w:rPr>
-                <w:b/>
-              </w:rPr>
-              <w:t>Kurzbeschreibung *</w:t>
-            </w:r>
-          </w:p>
-        </w:tc>
-        <w:tc>
-          <w:tcPr>
-            <w:tcW w:type="dxa" w:w="6768"/>
-            <w:tcMar>
-              <w:top w:w="150" w:type="dxa"/>
-              <w:bottom w:w="150" w:type="dxa"/>
-              <w:start w:w="150" w:type="dxa"/>
-              <w:end w:w="150" w:type="dxa"/>
-            </w:tcMar>
-            <w:vAlign w:val="center"/>
-          </w:tcPr>
-          <w:p>
-            <w:r>
-              <w:rPr>
-                <w:color w:val="526A76"/>
-              </w:rPr>
-              <w:t>Wofür wird das Gerät eingesetzt?</w:t>
-            </w:r>
-          </w:p>
+          <w:p/>
+          <w:p/>
+          <w:p/>
           <w:p/>
         </w:tc>
       </w:tr>
     </w:tbl>
     <w:p>
       <w:pPr>
-        <w:spacing w:after="20"/>
-      </w:pPr>
-    </w:p>
-    <w:p>
-      <w:pPr>
         <w:pStyle w:val="Heading1"/>
       </w:pPr>
       <w:r>
-        <w:t>3. Art des Wissensbeitrags</w:t>
+        <w:t>4. Durchführung</w:t>
       </w:r>
     </w:p>
     <w:p>
       <w:pPr>
-        <w:spacing w:after="40"/>
-        <w:ind w:left="216"/>
+        <w:spacing w:after="100"/>
       </w:pPr>
       <w:r>
-        <w:t>☐ Neue Geräteseite</w:t>
-      </w:r>
-    </w:p>
-    <w:p>
-      <w:pPr>
-        <w:spacing w:after="40"/>
-        <w:ind w:left="216"/>
-      </w:pPr>
-      <w:r>
-        <w:t>☐ Neue Anleitung zu einem vorhandenen Gerät</w:t>
-      </w:r>
-    </w:p>
-    <w:p>
-      <w:pPr>
-        <w:spacing w:after="40"/>
-        <w:ind w:left="216"/>
-      </w:pPr>
-      <w:r>
-        <w:t>☐ Ergänzung / Korrektur eines vorhandenen Beitrags</w:t>
-      </w:r>
-    </w:p>
-    <w:p>
-      <w:pPr>
-        <w:spacing w:after="40"/>
-        <w:ind w:left="216"/>
-      </w:pPr>
-      <w:r>
-        <w:t>☐ Fehlersuche / Diagnose</w:t>
-      </w:r>
-    </w:p>
-    <w:p>
-      <w:pPr>
-        <w:spacing w:after="40"/>
-        <w:ind w:left="216"/>
-      </w:pPr>
-      <w:r>
-        <w:t>☐ Inbetriebnahme / Parametrierung</w:t>
-      </w:r>
-    </w:p>
-    <w:p>
-      <w:pPr>
-        <w:spacing w:after="40"/>
-        <w:ind w:left="216"/>
-      </w:pPr>
-      <w:r>
-        <w:t>☐ Sonstiges: ______________________________</w:t>
-      </w:r>
-    </w:p>
-    <w:p>
-      <w:r>
-        <w:br w:type="page"/>
-      </w:r>
-    </w:p>
-    <w:p>
-      <w:pPr>
-        <w:pStyle w:val="Heading1"/>
-      </w:pPr>
-      <w:r>
-        <w:t>4. Titel und Zusammenfassung</w:t>
+        <w:t>Bitte die Arbeitsschritte in der richtigen Reihenfolge eintragen. Weitere Zeilen können in Word ergänzt werden.</w:t>
       </w:r>
     </w:p>
     <w:tbl>
@@ -668,343 +364,19 @@
         <w:tblLook w:firstColumn="1" w:firstRow="1" w:lastColumn="0" w:lastRow="0" w:noHBand="0" w:noVBand="1" w:val="04A0"/>
       </w:tblPr>
       <w:tblGrid>
-        <w:gridCol w:w="2952"/>
-        <w:gridCol w:w="6768"/>
+        <w:gridCol w:w="936"/>
+        <w:gridCol w:w="8784"/>
       </w:tblGrid>
       <w:tr>
         <w:tc>
           <w:tcPr>
-            <w:tcW w:type="dxa" w:w="2952"/>
+            <w:tcW w:type="dxa" w:w="5112"/>
+            <w:shd w:fill="00617F"/>
             <w:tcMar>
-              <w:top w:w="150" w:type="dxa"/>
-              <w:bottom w:w="150" w:type="dxa"/>
+              <w:top w:w="130" w:type="dxa"/>
+              <w:bottom w:w="130" w:type="dxa"/>
               <w:start w:w="150" w:type="dxa"/>
               <w:end w:w="150" w:type="dxa"/>
-            </w:tcMar>
-            <w:vAlign w:val="center"/>
-            <w:shd w:fill="EAF4F7"/>
-          </w:tcPr>
-          <w:p>
-            <w:r>
-              <w:rPr>
-                <w:b/>
-              </w:rPr>
-              <w:t>Titel der Anleitung *</w:t>
-            </w:r>
-          </w:p>
-        </w:tc>
-        <w:tc>
-          <w:tcPr>
-            <w:tcW w:type="dxa" w:w="6768"/>
-            <w:tcMar>
-              <w:top w:w="150" w:type="dxa"/>
-              <w:bottom w:w="150" w:type="dxa"/>
-              <w:start w:w="150" w:type="dxa"/>
-              <w:end w:w="150" w:type="dxa"/>
-            </w:tcMar>
-            <w:vAlign w:val="center"/>
-          </w:tcPr>
-          <w:p>
-            <w:r>
-              <w:rPr>
-                <w:color w:val="526A76"/>
-              </w:rPr>
-              <w:t>Kurz und eindeutig, z. B. „SIL-Verriegelung prüfen“</w:t>
-            </w:r>
-          </w:p>
-        </w:tc>
-      </w:tr>
-      <w:tr>
-        <w:tc>
-          <w:tcPr>
-            <w:tcW w:type="dxa" w:w="2952"/>
-            <w:tcMar>
-              <w:top w:w="150" w:type="dxa"/>
-              <w:bottom w:w="150" w:type="dxa"/>
-              <w:start w:w="150" w:type="dxa"/>
-              <w:end w:w="150" w:type="dxa"/>
-            </w:tcMar>
-            <w:vAlign w:val="center"/>
-            <w:shd w:fill="EAF4F7"/>
-          </w:tcPr>
-          <w:p>
-            <w:r>
-              <w:rPr>
-                <w:b/>
-              </w:rPr>
-              <w:t>Kurzbeschreibung *</w:t>
-            </w:r>
-          </w:p>
-        </w:tc>
-        <w:tc>
-          <w:tcPr>
-            <w:tcW w:type="dxa" w:w="6768"/>
-            <w:tcMar>
-              <w:top w:w="150" w:type="dxa"/>
-              <w:bottom w:w="150" w:type="dxa"/>
-              <w:start w:w="150" w:type="dxa"/>
-              <w:end w:w="150" w:type="dxa"/>
-            </w:tcMar>
-            <w:vAlign w:val="center"/>
-          </w:tcPr>
-          <w:p>
-            <w:r>
-              <w:rPr>
-                <w:color w:val="526A76"/>
-              </w:rPr>
-              <w:t>Ein bis drei Sätze für die Anleitungskachel</w:t>
-            </w:r>
-          </w:p>
-          <w:p/>
-          <w:p/>
-        </w:tc>
-      </w:tr>
-      <w:tr>
-        <w:tc>
-          <w:tcPr>
-            <w:tcW w:type="dxa" w:w="2952"/>
-            <w:tcMar>
-              <w:top w:w="150" w:type="dxa"/>
-              <w:bottom w:w="150" w:type="dxa"/>
-              <w:start w:w="150" w:type="dxa"/>
-              <w:end w:w="150" w:type="dxa"/>
-            </w:tcMar>
-            <w:vAlign w:val="center"/>
-            <w:shd w:fill="EAF4F7"/>
-          </w:tcPr>
-          <w:p>
-            <w:r>
-              <w:rPr>
-                <w:b/>
-              </w:rPr>
-              <w:t>Ziel / Ergebnis *</w:t>
-            </w:r>
-          </w:p>
-        </w:tc>
-        <w:tc>
-          <w:tcPr>
-            <w:tcW w:type="dxa" w:w="6768"/>
-            <w:tcMar>
-              <w:top w:w="150" w:type="dxa"/>
-              <w:bottom w:w="150" w:type="dxa"/>
-              <w:start w:w="150" w:type="dxa"/>
-              <w:end w:w="150" w:type="dxa"/>
-            </w:tcMar>
-            <w:vAlign w:val="center"/>
-          </w:tcPr>
-          <w:p>
-            <w:r>
-              <w:rPr>
-                <w:color w:val="526A76"/>
-              </w:rPr>
-              <w:t>Was soll nach Durchführung erreicht oder geprüft sein?</w:t>
-            </w:r>
-          </w:p>
-          <w:p/>
-        </w:tc>
-      </w:tr>
-    </w:tbl>
-    <w:p>
-      <w:pPr>
-        <w:spacing w:after="20"/>
-      </w:pPr>
-    </w:p>
-    <w:p>
-      <w:pPr>
-        <w:pStyle w:val="Heading1"/>
-      </w:pPr>
-      <w:r>
-        <w:t>5. Voraussetzungen</w:t>
-      </w:r>
-    </w:p>
-    <w:tbl>
-      <w:tblPr>
-        <w:tblW w:type="auto" w:w="0"/>
-        <w:jc w:val="center"/>
-        <w:tblLayout w:type="fixed"/>
-        <w:tblLook w:firstColumn="1" w:firstRow="1" w:lastColumn="0" w:lastRow="0" w:noHBand="0" w:noVBand="1" w:val="04A0"/>
-      </w:tblPr>
-      <w:tblGrid>
-        <w:gridCol w:w="2952"/>
-        <w:gridCol w:w="6768"/>
-      </w:tblGrid>
-      <w:tr>
-        <w:tc>
-          <w:tcPr>
-            <w:tcW w:type="dxa" w:w="2952"/>
-            <w:tcMar>
-              <w:top w:w="150" w:type="dxa"/>
-              <w:bottom w:w="150" w:type="dxa"/>
-              <w:start w:w="150" w:type="dxa"/>
-              <w:end w:w="150" w:type="dxa"/>
-            </w:tcMar>
-            <w:vAlign w:val="center"/>
-            <w:shd w:fill="EAF4F7"/>
-          </w:tcPr>
-          <w:p>
-            <w:r>
-              <w:rPr>
-                <w:b/>
-              </w:rPr>
-              <w:t>Benötigte Unterlagen</w:t>
-            </w:r>
-          </w:p>
-        </w:tc>
-        <w:tc>
-          <w:tcPr>
-            <w:tcW w:type="dxa" w:w="6768"/>
-            <w:tcMar>
-              <w:top w:w="150" w:type="dxa"/>
-              <w:bottom w:w="150" w:type="dxa"/>
-              <w:start w:w="150" w:type="dxa"/>
-              <w:end w:w="150" w:type="dxa"/>
-            </w:tcMar>
-            <w:vAlign w:val="center"/>
-          </w:tcPr>
-          <w:p>
-            <w:r>
-              <w:rPr>
-                <w:color w:val="526A76"/>
-              </w:rPr>
-              <w:t>Handbuch, Datenblatt, PLT-Stellenplan usw.</w:t>
-            </w:r>
-          </w:p>
-          <w:p/>
-        </w:tc>
-      </w:tr>
-      <w:tr>
-        <w:tc>
-          <w:tcPr>
-            <w:tcW w:type="dxa" w:w="2952"/>
-            <w:tcMar>
-              <w:top w:w="150" w:type="dxa"/>
-              <w:bottom w:w="150" w:type="dxa"/>
-              <w:start w:w="150" w:type="dxa"/>
-              <w:end w:w="150" w:type="dxa"/>
-            </w:tcMar>
-            <w:vAlign w:val="center"/>
-            <w:shd w:fill="EAF4F7"/>
-          </w:tcPr>
-          <w:p>
-            <w:r>
-              <w:rPr>
-                <w:b/>
-              </w:rPr>
-              <w:t>Benötigte Hilfsmittel</w:t>
-            </w:r>
-          </w:p>
-        </w:tc>
-        <w:tc>
-          <w:tcPr>
-            <w:tcW w:type="dxa" w:w="6768"/>
-            <w:tcMar>
-              <w:top w:w="150" w:type="dxa"/>
-              <w:bottom w:w="150" w:type="dxa"/>
-              <w:start w:w="150" w:type="dxa"/>
-              <w:end w:w="150" w:type="dxa"/>
-            </w:tcMar>
-            <w:vAlign w:val="center"/>
-          </w:tcPr>
-          <w:p>
-            <w:r>
-              <w:rPr>
-                <w:color w:val="526A76"/>
-              </w:rPr>
-              <w:t>Messgerät, HART-Modem, Software, Werkzeug usw.</w:t>
-            </w:r>
-          </w:p>
-          <w:p/>
-        </w:tc>
-      </w:tr>
-      <w:tr>
-        <w:tc>
-          <w:tcPr>
-            <w:tcW w:type="dxa" w:w="2952"/>
-            <w:tcMar>
-              <w:top w:w="150" w:type="dxa"/>
-              <w:bottom w:w="150" w:type="dxa"/>
-              <w:start w:w="150" w:type="dxa"/>
-              <w:end w:w="150" w:type="dxa"/>
-            </w:tcMar>
-            <w:vAlign w:val="center"/>
-            <w:shd w:fill="EAF4F7"/>
-          </w:tcPr>
-          <w:p>
-            <w:r>
-              <w:rPr>
-                <w:b/>
-              </w:rPr>
-              <w:t>Sicherheits- / Freigabehinweise</w:t>
-            </w:r>
-          </w:p>
-        </w:tc>
-        <w:tc>
-          <w:tcPr>
-            <w:tcW w:type="dxa" w:w="6768"/>
-            <w:tcMar>
-              <w:top w:w="150" w:type="dxa"/>
-              <w:bottom w:w="150" w:type="dxa"/>
-              <w:start w:w="150" w:type="dxa"/>
-              <w:end w:w="150" w:type="dxa"/>
-            </w:tcMar>
-            <w:vAlign w:val="center"/>
-          </w:tcPr>
-          <w:p>
-            <w:r>
-              <w:rPr>
-                <w:color w:val="526A76"/>
-              </w:rPr>
-              <w:t>Nur fachlich bestätigte Hinweise eintragen</w:t>
-            </w:r>
-          </w:p>
-          <w:p/>
-          <w:p/>
-        </w:tc>
-      </w:tr>
-    </w:tbl>
-    <w:p>
-      <w:pPr>
-        <w:spacing w:after="20"/>
-      </w:pPr>
-    </w:p>
-    <w:p>
-      <w:pPr>
-        <w:pStyle w:val="Heading1"/>
-      </w:pPr>
-      <w:r>
-        <w:t>6. Durchführung</w:t>
-      </w:r>
-    </w:p>
-    <w:p>
-      <w:pPr>
-        <w:spacing w:after="100"/>
-      </w:pPr>
-      <w:r>
-        <w:t>Bitte jeden Arbeitsschritt einzeln, eindeutig und in richtiger Reihenfolge beschreiben. Zusätzliche Schritte bei Bedarf ergänzen.</w:t>
-      </w:r>
-    </w:p>
-    <w:tbl>
-      <w:tblPr>
-        <w:tblW w:type="auto" w:w="0"/>
-        <w:jc w:val="center"/>
-        <w:tblLayout w:type="fixed"/>
-        <w:tblLook w:firstColumn="1" w:firstRow="1" w:lastColumn="0" w:lastRow="0" w:noHBand="0" w:noVBand="1" w:val="04A0"/>
-      </w:tblPr>
-      <w:tblGrid>
-        <w:gridCol w:w="792"/>
-        <w:gridCol w:w="6552"/>
-        <w:gridCol w:w="2376"/>
-      </w:tblGrid>
-      <w:tr>
-        <w:tc>
-          <w:tcPr>
-            <w:tcW w:type="dxa" w:w="3408"/>
-            <w:shd w:fill="00617F"/>
-            <w:tcMar>
-              <w:top w:w="120" w:type="dxa"/>
-              <w:bottom w:w="120" w:type="dxa"/>
-              <w:start w:w="140" w:type="dxa"/>
-              <w:end w:w="140" w:type="dxa"/>
             </w:tcMar>
           </w:tcPr>
           <w:p>
@@ -1019,13 +391,13 @@
         </w:tc>
         <w:tc>
           <w:tcPr>
-            <w:tcW w:type="dxa" w:w="3408"/>
+            <w:tcW w:type="dxa" w:w="5112"/>
             <w:shd w:fill="00617F"/>
             <w:tcMar>
-              <w:top w:w="120" w:type="dxa"/>
-              <w:bottom w:w="120" w:type="dxa"/>
-              <w:start w:w="140" w:type="dxa"/>
-              <w:end w:w="140" w:type="dxa"/>
+              <w:top w:w="130" w:type="dxa"/>
+              <w:bottom w:w="130" w:type="dxa"/>
+              <w:start w:w="150" w:type="dxa"/>
+              <w:end w:w="150" w:type="dxa"/>
             </w:tcMar>
           </w:tcPr>
           <w:p>
@@ -1038,37 +410,16 @@
             </w:r>
           </w:p>
         </w:tc>
-        <w:tc>
-          <w:tcPr>
-            <w:tcW w:type="dxa" w:w="3408"/>
-            <w:shd w:fill="00617F"/>
-            <w:tcMar>
-              <w:top w:w="120" w:type="dxa"/>
-              <w:bottom w:w="120" w:type="dxa"/>
-              <w:start w:w="140" w:type="dxa"/>
-              <w:end w:w="140" w:type="dxa"/>
-            </w:tcMar>
-          </w:tcPr>
-          <w:p>
-            <w:r>
-              <w:rPr>
-                <w:b/>
-                <w:color w:val="FFFFFF"/>
-              </w:rPr>
-              <w:t>Erwartetes Ergebnis / Hinweis</w:t>
-            </w:r>
-          </w:p>
-        </w:tc>
       </w:tr>
       <w:tr>
         <w:tc>
           <w:tcPr>
-            <w:tcW w:type="dxa" w:w="792"/>
+            <w:tcW w:type="dxa" w:w="936"/>
             <w:tcMar>
               <w:top w:w="150" w:type="dxa"/>
               <w:bottom w:w="150" w:type="dxa"/>
-              <w:start w:w="120" w:type="dxa"/>
-              <w:end w:w="120" w:type="dxa"/>
+              <w:start w:w="130" w:type="dxa"/>
+              <w:end w:w="130" w:type="dxa"/>
             </w:tcMar>
             <w:vAlign w:val="top"/>
           </w:tcPr>
@@ -1083,12 +434,12 @@
         </w:tc>
         <w:tc>
           <w:tcPr>
-            <w:tcW w:type="dxa" w:w="6552"/>
+            <w:tcW w:type="dxa" w:w="8784"/>
             <w:tcMar>
               <w:top w:w="150" w:type="dxa"/>
               <w:bottom w:w="150" w:type="dxa"/>
-              <w:start w:w="120" w:type="dxa"/>
-              <w:end w:w="120" w:type="dxa"/>
+              <w:start w:w="130" w:type="dxa"/>
+              <w:end w:w="130" w:type="dxa"/>
             </w:tcMar>
             <w:vAlign w:val="top"/>
           </w:tcPr>
@@ -1100,35 +451,16 @@
           <w:p/>
           <w:p/>
         </w:tc>
-        <w:tc>
-          <w:tcPr>
-            <w:tcW w:type="dxa" w:w="2376"/>
-            <w:tcMar>
-              <w:top w:w="150" w:type="dxa"/>
-              <w:bottom w:w="150" w:type="dxa"/>
-              <w:start w:w="120" w:type="dxa"/>
-              <w:end w:w="120" w:type="dxa"/>
-            </w:tcMar>
-            <w:vAlign w:val="top"/>
-          </w:tcPr>
-          <w:p>
-            <w:r>
-              <w:t>Sollzustand / Hinweis</w:t>
-            </w:r>
-          </w:p>
-          <w:p/>
-          <w:p/>
-        </w:tc>
       </w:tr>
       <w:tr>
         <w:tc>
           <w:tcPr>
-            <w:tcW w:type="dxa" w:w="792"/>
+            <w:tcW w:type="dxa" w:w="936"/>
             <w:tcMar>
               <w:top w:w="150" w:type="dxa"/>
               <w:bottom w:w="150" w:type="dxa"/>
-              <w:start w:w="120" w:type="dxa"/>
-              <w:end w:w="120" w:type="dxa"/>
+              <w:start w:w="130" w:type="dxa"/>
+              <w:end w:w="130" w:type="dxa"/>
             </w:tcMar>
             <w:vAlign w:val="top"/>
           </w:tcPr>
@@ -1143,12 +475,12 @@
         </w:tc>
         <w:tc>
           <w:tcPr>
-            <w:tcW w:type="dxa" w:w="6552"/>
+            <w:tcW w:type="dxa" w:w="8784"/>
             <w:tcMar>
               <w:top w:w="150" w:type="dxa"/>
               <w:bottom w:w="150" w:type="dxa"/>
-              <w:start w:w="120" w:type="dxa"/>
-              <w:end w:w="120" w:type="dxa"/>
+              <w:start w:w="130" w:type="dxa"/>
+              <w:end w:w="130" w:type="dxa"/>
             </w:tcMar>
             <w:vAlign w:val="top"/>
           </w:tcPr>
@@ -1160,35 +492,16 @@
           <w:p/>
           <w:p/>
         </w:tc>
-        <w:tc>
-          <w:tcPr>
-            <w:tcW w:type="dxa" w:w="2376"/>
-            <w:tcMar>
-              <w:top w:w="150" w:type="dxa"/>
-              <w:bottom w:w="150" w:type="dxa"/>
-              <w:start w:w="120" w:type="dxa"/>
-              <w:end w:w="120" w:type="dxa"/>
-            </w:tcMar>
-            <w:vAlign w:val="top"/>
-          </w:tcPr>
-          <w:p>
-            <w:r>
-              <w:t>Sollzustand / Hinweis</w:t>
-            </w:r>
-          </w:p>
-          <w:p/>
-          <w:p/>
-        </w:tc>
       </w:tr>
       <w:tr>
         <w:tc>
           <w:tcPr>
-            <w:tcW w:type="dxa" w:w="792"/>
+            <w:tcW w:type="dxa" w:w="936"/>
             <w:tcMar>
               <w:top w:w="150" w:type="dxa"/>
               <w:bottom w:w="150" w:type="dxa"/>
-              <w:start w:w="120" w:type="dxa"/>
-              <w:end w:w="120" w:type="dxa"/>
+              <w:start w:w="130" w:type="dxa"/>
+              <w:end w:w="130" w:type="dxa"/>
             </w:tcMar>
             <w:vAlign w:val="top"/>
           </w:tcPr>
@@ -1203,12 +516,12 @@
         </w:tc>
         <w:tc>
           <w:tcPr>
-            <w:tcW w:type="dxa" w:w="6552"/>
+            <w:tcW w:type="dxa" w:w="8784"/>
             <w:tcMar>
               <w:top w:w="150" w:type="dxa"/>
               <w:bottom w:w="150" w:type="dxa"/>
-              <w:start w:w="120" w:type="dxa"/>
-              <w:end w:w="120" w:type="dxa"/>
+              <w:start w:w="130" w:type="dxa"/>
+              <w:end w:w="130" w:type="dxa"/>
             </w:tcMar>
             <w:vAlign w:val="top"/>
           </w:tcPr>
@@ -1220,35 +533,16 @@
           <w:p/>
           <w:p/>
         </w:tc>
-        <w:tc>
-          <w:tcPr>
-            <w:tcW w:type="dxa" w:w="2376"/>
-            <w:tcMar>
-              <w:top w:w="150" w:type="dxa"/>
-              <w:bottom w:w="150" w:type="dxa"/>
-              <w:start w:w="120" w:type="dxa"/>
-              <w:end w:w="120" w:type="dxa"/>
-            </w:tcMar>
-            <w:vAlign w:val="top"/>
-          </w:tcPr>
-          <w:p>
-            <w:r>
-              <w:t>Sollzustand / Hinweis</w:t>
-            </w:r>
-          </w:p>
-          <w:p/>
-          <w:p/>
-        </w:tc>
       </w:tr>
       <w:tr>
         <w:tc>
           <w:tcPr>
-            <w:tcW w:type="dxa" w:w="792"/>
+            <w:tcW w:type="dxa" w:w="936"/>
             <w:tcMar>
               <w:top w:w="150" w:type="dxa"/>
               <w:bottom w:w="150" w:type="dxa"/>
-              <w:start w:w="120" w:type="dxa"/>
-              <w:end w:w="120" w:type="dxa"/>
+              <w:start w:w="130" w:type="dxa"/>
+              <w:end w:w="130" w:type="dxa"/>
             </w:tcMar>
             <w:vAlign w:val="top"/>
           </w:tcPr>
@@ -1263,12 +557,12 @@
         </w:tc>
         <w:tc>
           <w:tcPr>
-            <w:tcW w:type="dxa" w:w="6552"/>
+            <w:tcW w:type="dxa" w:w="8784"/>
             <w:tcMar>
               <w:top w:w="150" w:type="dxa"/>
               <w:bottom w:w="150" w:type="dxa"/>
-              <w:start w:w="120" w:type="dxa"/>
-              <w:end w:w="120" w:type="dxa"/>
+              <w:start w:w="130" w:type="dxa"/>
+              <w:end w:w="130" w:type="dxa"/>
             </w:tcMar>
             <w:vAlign w:val="top"/>
           </w:tcPr>
@@ -1280,35 +574,16 @@
           <w:p/>
           <w:p/>
         </w:tc>
-        <w:tc>
-          <w:tcPr>
-            <w:tcW w:type="dxa" w:w="2376"/>
-            <w:tcMar>
-              <w:top w:w="150" w:type="dxa"/>
-              <w:bottom w:w="150" w:type="dxa"/>
-              <w:start w:w="120" w:type="dxa"/>
-              <w:end w:w="120" w:type="dxa"/>
-            </w:tcMar>
-            <w:vAlign w:val="top"/>
-          </w:tcPr>
-          <w:p>
-            <w:r>
-              <w:t>Sollzustand / Hinweis</w:t>
-            </w:r>
-          </w:p>
-          <w:p/>
-          <w:p/>
-        </w:tc>
       </w:tr>
       <w:tr>
         <w:tc>
           <w:tcPr>
-            <w:tcW w:type="dxa" w:w="792"/>
+            <w:tcW w:type="dxa" w:w="936"/>
             <w:tcMar>
               <w:top w:w="150" w:type="dxa"/>
               <w:bottom w:w="150" w:type="dxa"/>
-              <w:start w:w="120" w:type="dxa"/>
-              <w:end w:w="120" w:type="dxa"/>
+              <w:start w:w="130" w:type="dxa"/>
+              <w:end w:w="130" w:type="dxa"/>
             </w:tcMar>
             <w:vAlign w:val="top"/>
           </w:tcPr>
@@ -1323,12 +598,12 @@
         </w:tc>
         <w:tc>
           <w:tcPr>
-            <w:tcW w:type="dxa" w:w="6552"/>
+            <w:tcW w:type="dxa" w:w="8784"/>
             <w:tcMar>
               <w:top w:w="150" w:type="dxa"/>
               <w:bottom w:w="150" w:type="dxa"/>
-              <w:start w:w="120" w:type="dxa"/>
-              <w:end w:w="120" w:type="dxa"/>
+              <w:start w:w="130" w:type="dxa"/>
+              <w:end w:w="130" w:type="dxa"/>
             </w:tcMar>
             <w:vAlign w:val="top"/>
           </w:tcPr>
@@ -1340,35 +615,16 @@
           <w:p/>
           <w:p/>
         </w:tc>
-        <w:tc>
-          <w:tcPr>
-            <w:tcW w:type="dxa" w:w="2376"/>
-            <w:tcMar>
-              <w:top w:w="150" w:type="dxa"/>
-              <w:bottom w:w="150" w:type="dxa"/>
-              <w:start w:w="120" w:type="dxa"/>
-              <w:end w:w="120" w:type="dxa"/>
-            </w:tcMar>
-            <w:vAlign w:val="top"/>
-          </w:tcPr>
-          <w:p>
-            <w:r>
-              <w:t>Sollzustand / Hinweis</w:t>
-            </w:r>
-          </w:p>
-          <w:p/>
-          <w:p/>
-        </w:tc>
       </w:tr>
       <w:tr>
         <w:tc>
           <w:tcPr>
-            <w:tcW w:type="dxa" w:w="792"/>
+            <w:tcW w:type="dxa" w:w="936"/>
             <w:tcMar>
               <w:top w:w="150" w:type="dxa"/>
               <w:bottom w:w="150" w:type="dxa"/>
-              <w:start w:w="120" w:type="dxa"/>
-              <w:end w:w="120" w:type="dxa"/>
+              <w:start w:w="130" w:type="dxa"/>
+              <w:end w:w="130" w:type="dxa"/>
             </w:tcMar>
             <w:vAlign w:val="top"/>
           </w:tcPr>
@@ -1383,12 +639,12 @@
         </w:tc>
         <w:tc>
           <w:tcPr>
-            <w:tcW w:type="dxa" w:w="6552"/>
+            <w:tcW w:type="dxa" w:w="8784"/>
             <w:tcMar>
               <w:top w:w="150" w:type="dxa"/>
               <w:bottom w:w="150" w:type="dxa"/>
-              <w:start w:w="120" w:type="dxa"/>
-              <w:end w:w="120" w:type="dxa"/>
+              <w:start w:w="130" w:type="dxa"/>
+              <w:end w:w="130" w:type="dxa"/>
             </w:tcMar>
             <w:vAlign w:val="top"/>
           </w:tcPr>
@@ -1400,35 +656,16 @@
           <w:p/>
           <w:p/>
         </w:tc>
-        <w:tc>
-          <w:tcPr>
-            <w:tcW w:type="dxa" w:w="2376"/>
-            <w:tcMar>
-              <w:top w:w="150" w:type="dxa"/>
-              <w:bottom w:w="150" w:type="dxa"/>
-              <w:start w:w="120" w:type="dxa"/>
-              <w:end w:w="120" w:type="dxa"/>
-            </w:tcMar>
-            <w:vAlign w:val="top"/>
-          </w:tcPr>
-          <w:p>
-            <w:r>
-              <w:t>Sollzustand / Hinweis</w:t>
-            </w:r>
-          </w:p>
-          <w:p/>
-          <w:p/>
-        </w:tc>
       </w:tr>
       <w:tr>
         <w:tc>
           <w:tcPr>
-            <w:tcW w:type="dxa" w:w="792"/>
+            <w:tcW w:type="dxa" w:w="936"/>
             <w:tcMar>
               <w:top w:w="150" w:type="dxa"/>
               <w:bottom w:w="150" w:type="dxa"/>
-              <w:start w:w="120" w:type="dxa"/>
-              <w:end w:w="120" w:type="dxa"/>
+              <w:start w:w="130" w:type="dxa"/>
+              <w:end w:w="130" w:type="dxa"/>
             </w:tcMar>
             <w:vAlign w:val="top"/>
           </w:tcPr>
@@ -1443,12 +680,12 @@
         </w:tc>
         <w:tc>
           <w:tcPr>
-            <w:tcW w:type="dxa" w:w="6552"/>
+            <w:tcW w:type="dxa" w:w="8784"/>
             <w:tcMar>
               <w:top w:w="150" w:type="dxa"/>
               <w:bottom w:w="150" w:type="dxa"/>
-              <w:start w:w="120" w:type="dxa"/>
-              <w:end w:w="120" w:type="dxa"/>
+              <w:start w:w="130" w:type="dxa"/>
+              <w:end w:w="130" w:type="dxa"/>
             </w:tcMar>
             <w:vAlign w:val="top"/>
           </w:tcPr>
@@ -1460,35 +697,16 @@
           <w:p/>
           <w:p/>
         </w:tc>
-        <w:tc>
-          <w:tcPr>
-            <w:tcW w:type="dxa" w:w="2376"/>
-            <w:tcMar>
-              <w:top w:w="150" w:type="dxa"/>
-              <w:bottom w:w="150" w:type="dxa"/>
-              <w:start w:w="120" w:type="dxa"/>
-              <w:end w:w="120" w:type="dxa"/>
-            </w:tcMar>
-            <w:vAlign w:val="top"/>
-          </w:tcPr>
-          <w:p>
-            <w:r>
-              <w:t>Sollzustand / Hinweis</w:t>
-            </w:r>
-          </w:p>
-          <w:p/>
-          <w:p/>
-        </w:tc>
       </w:tr>
       <w:tr>
         <w:tc>
           <w:tcPr>
-            <w:tcW w:type="dxa" w:w="792"/>
+            <w:tcW w:type="dxa" w:w="936"/>
             <w:tcMar>
               <w:top w:w="150" w:type="dxa"/>
               <w:bottom w:w="150" w:type="dxa"/>
-              <w:start w:w="120" w:type="dxa"/>
-              <w:end w:w="120" w:type="dxa"/>
+              <w:start w:w="130" w:type="dxa"/>
+              <w:end w:w="130" w:type="dxa"/>
             </w:tcMar>
             <w:vAlign w:val="top"/>
           </w:tcPr>
@@ -1503,37 +721,18 @@
         </w:tc>
         <w:tc>
           <w:tcPr>
-            <w:tcW w:type="dxa" w:w="6552"/>
+            <w:tcW w:type="dxa" w:w="8784"/>
             <w:tcMar>
               <w:top w:w="150" w:type="dxa"/>
               <w:bottom w:w="150" w:type="dxa"/>
-              <w:start w:w="120" w:type="dxa"/>
-              <w:end w:w="120" w:type="dxa"/>
+              <w:start w:w="130" w:type="dxa"/>
+              <w:end w:w="130" w:type="dxa"/>
             </w:tcMar>
             <w:vAlign w:val="top"/>
           </w:tcPr>
           <w:p>
             <w:r>
               <w:t>Arbeitsschritt beschreiben</w:t>
-            </w:r>
-          </w:p>
-          <w:p/>
-          <w:p/>
-        </w:tc>
-        <w:tc>
-          <w:tcPr>
-            <w:tcW w:type="dxa" w:w="2376"/>
-            <w:tcMar>
-              <w:top w:w="150" w:type="dxa"/>
-              <w:bottom w:w="150" w:type="dxa"/>
-              <w:start w:w="120" w:type="dxa"/>
-              <w:end w:w="120" w:type="dxa"/>
-            </w:tcMar>
-            <w:vAlign w:val="top"/>
-          </w:tcPr>
-          <w:p>
-            <w:r>
-              <w:t>Sollzustand / Hinweis</w:t>
             </w:r>
           </w:p>
           <w:p/>
@@ -1551,7 +750,7 @@
         <w:pStyle w:val="Heading1"/>
       </w:pPr>
       <w:r>
-        <w:t>7. Kontrolle und Fehlersuche</w:t>
+        <w:t>5. Kontrolle</w:t>
       </w:r>
     </w:p>
     <w:tbl>
@@ -1562,16 +761,16 @@
         <w:tblLook w:firstColumn="1" w:firstRow="1" w:lastColumn="0" w:lastRow="0" w:noHBand="0" w:noVBand="1" w:val="04A0"/>
       </w:tblPr>
       <w:tblGrid>
-        <w:gridCol w:w="2952"/>
-        <w:gridCol w:w="6768"/>
+        <w:gridCol w:w="2880"/>
+        <w:gridCol w:w="6840"/>
       </w:tblGrid>
       <w:tr>
         <w:tc>
           <w:tcPr>
-            <w:tcW w:type="dxa" w:w="2952"/>
+            <w:tcW w:type="dxa" w:w="2880"/>
             <w:tcMar>
-              <w:top w:w="150" w:type="dxa"/>
-              <w:bottom w:w="150" w:type="dxa"/>
+              <w:top w:w="130" w:type="dxa"/>
+              <w:bottom w:w="130" w:type="dxa"/>
               <w:start w:w="150" w:type="dxa"/>
               <w:end w:w="150" w:type="dxa"/>
             </w:tcMar>
@@ -1583,16 +782,16 @@
               <w:rPr>
                 <w:b/>
               </w:rPr>
-              <w:t>Abschlusskontrolle *</w:t>
+              <w:t>Kontrolle *</w:t>
             </w:r>
           </w:p>
         </w:tc>
         <w:tc>
           <w:tcPr>
-            <w:tcW w:type="dxa" w:w="6768"/>
+            <w:tcW w:type="dxa" w:w="6840"/>
             <w:tcMar>
-              <w:top w:w="150" w:type="dxa"/>
-              <w:bottom w:w="150" w:type="dxa"/>
+              <w:top w:w="130" w:type="dxa"/>
+              <w:bottom w:w="130" w:type="dxa"/>
               <w:start w:w="150" w:type="dxa"/>
               <w:end w:w="150" w:type="dxa"/>
             </w:tcMar>
@@ -1603,190 +802,12 @@
               <w:rPr>
                 <w:color w:val="526A76"/>
               </w:rPr>
-              <w:t>Woran erkennt man, dass die Durchführung erfolgreich war?</w:t>
-            </w:r>
-          </w:p>
-          <w:p/>
-          <w:p/>
-        </w:tc>
-      </w:tr>
-      <w:tr>
-        <w:tc>
-          <w:tcPr>
-            <w:tcW w:type="dxa" w:w="2952"/>
-            <w:tcMar>
-              <w:top w:w="150" w:type="dxa"/>
-              <w:bottom w:w="150" w:type="dxa"/>
-              <w:start w:w="150" w:type="dxa"/>
-              <w:end w:w="150" w:type="dxa"/>
-            </w:tcMar>
-            <w:vAlign w:val="center"/>
-            <w:shd w:fill="EAF4F7"/>
-          </w:tcPr>
-          <w:p>
-            <w:r>
-              <w:rPr>
-                <w:b/>
-              </w:rPr>
-              <w:t>Typische Fehlerbilder</w:t>
-            </w:r>
-          </w:p>
-        </w:tc>
-        <w:tc>
-          <w:tcPr>
-            <w:tcW w:type="dxa" w:w="6768"/>
-            <w:tcMar>
-              <w:top w:w="150" w:type="dxa"/>
-              <w:bottom w:w="150" w:type="dxa"/>
-              <w:start w:w="150" w:type="dxa"/>
-              <w:end w:w="150" w:type="dxa"/>
-            </w:tcMar>
-            <w:vAlign w:val="center"/>
-          </w:tcPr>
-          <w:p>
-            <w:r>
-              <w:rPr>
-                <w:color w:val="526A76"/>
-              </w:rPr>
-              <w:t>Fehlermeldung, Messwert, LED-Zustand oder Verhalten</w:t>
-            </w:r>
-          </w:p>
-          <w:p/>
-          <w:p/>
-        </w:tc>
-      </w:tr>
-      <w:tr>
-        <w:tc>
-          <w:tcPr>
-            <w:tcW w:type="dxa" w:w="2952"/>
-            <w:tcMar>
-              <w:top w:w="150" w:type="dxa"/>
-              <w:bottom w:w="150" w:type="dxa"/>
-              <w:start w:w="150" w:type="dxa"/>
-              <w:end w:w="150" w:type="dxa"/>
-            </w:tcMar>
-            <w:vAlign w:val="center"/>
-            <w:shd w:fill="EAF4F7"/>
-          </w:tcPr>
-          <w:p>
-            <w:r>
-              <w:rPr>
-                <w:b/>
-              </w:rPr>
-              <w:t>Mögliche Ursachen</w:t>
-            </w:r>
-          </w:p>
-        </w:tc>
-        <w:tc>
-          <w:tcPr>
-            <w:tcW w:type="dxa" w:w="6768"/>
-            <w:tcMar>
-              <w:top w:w="150" w:type="dxa"/>
-              <w:bottom w:w="150" w:type="dxa"/>
-              <w:start w:w="150" w:type="dxa"/>
-              <w:end w:w="150" w:type="dxa"/>
-            </w:tcMar>
-            <w:vAlign w:val="center"/>
-          </w:tcPr>
-          <w:p>
-            <w:r>
-              <w:rPr>
-                <w:color w:val="526A76"/>
-              </w:rPr>
-              <w:t>Nur fachlich plausible und geprüfte Ursachen</w:t>
-            </w:r>
-          </w:p>
-          <w:p/>
-          <w:p/>
-        </w:tc>
-      </w:tr>
-      <w:tr>
-        <w:tc>
-          <w:tcPr>
-            <w:tcW w:type="dxa" w:w="2952"/>
-            <w:tcMar>
-              <w:top w:w="150" w:type="dxa"/>
-              <w:bottom w:w="150" w:type="dxa"/>
-              <w:start w:w="150" w:type="dxa"/>
-              <w:end w:w="150" w:type="dxa"/>
-            </w:tcMar>
-            <w:vAlign w:val="center"/>
-            <w:shd w:fill="EAF4F7"/>
-          </w:tcPr>
-          <w:p>
-            <w:r>
-              <w:rPr>
-                <w:b/>
-              </w:rPr>
-              <w:t>Empfohlene erste Prüfungen</w:t>
-            </w:r>
-          </w:p>
-        </w:tc>
-        <w:tc>
-          <w:tcPr>
-            <w:tcW w:type="dxa" w:w="6768"/>
-            <w:tcMar>
-              <w:top w:w="150" w:type="dxa"/>
-              <w:bottom w:w="150" w:type="dxa"/>
-              <w:start w:w="150" w:type="dxa"/>
-              <w:end w:w="150" w:type="dxa"/>
-            </w:tcMar>
-            <w:vAlign w:val="center"/>
-          </w:tcPr>
-          <w:p>
-            <w:r>
-              <w:rPr>
-                <w:color w:val="526A76"/>
-              </w:rPr>
-              <w:t>Sichere, nachvollziehbare Prüfschritte</w:t>
+              <w:t>Woran erkennt man, dass die Durchführung erfolgreich war? Welche Werte oder Zustände sind zu prüfen?</w:t>
             </w:r>
           </w:p>
           <w:p/>
           <w:p/>
           <w:p/>
-        </w:tc>
-      </w:tr>
-      <w:tr>
-        <w:tc>
-          <w:tcPr>
-            <w:tcW w:type="dxa" w:w="2952"/>
-            <w:tcMar>
-              <w:top w:w="150" w:type="dxa"/>
-              <w:bottom w:w="150" w:type="dxa"/>
-              <w:start w:w="150" w:type="dxa"/>
-              <w:end w:w="150" w:type="dxa"/>
-            </w:tcMar>
-            <w:vAlign w:val="center"/>
-            <w:shd w:fill="EAF4F7"/>
-          </w:tcPr>
-          <w:p>
-            <w:r>
-              <w:rPr>
-                <w:b/>
-              </w:rPr>
-              <w:t>Abbruch- / Eskalationskriterium</w:t>
-            </w:r>
-          </w:p>
-        </w:tc>
-        <w:tc>
-          <w:tcPr>
-            <w:tcW w:type="dxa" w:w="6768"/>
-            <w:tcMar>
-              <w:top w:w="150" w:type="dxa"/>
-              <w:bottom w:w="150" w:type="dxa"/>
-              <w:start w:w="150" w:type="dxa"/>
-              <w:end w:w="150" w:type="dxa"/>
-            </w:tcMar>
-            <w:vAlign w:val="center"/>
-          </w:tcPr>
-          <w:p>
-            <w:r>
-              <w:rPr>
-                <w:color w:val="526A76"/>
-              </w:rPr>
-              <w:t>Wann darf nicht weitergearbeitet werden und wer ist einzubeziehen?</w:t>
-            </w:r>
-          </w:p>
           <w:p/>
           <w:p/>
         </w:tc>
@@ -1794,15 +815,10 @@
     </w:tbl>
     <w:p>
       <w:pPr>
-        <w:spacing w:after="20"/>
-      </w:pPr>
-    </w:p>
-    <w:p>
-      <w:pPr>
         <w:pStyle w:val="Heading1"/>
       </w:pPr>
       <w:r>
-        <w:t>8. Quellen</w:t>
+        <w:t>6. Bilder</w:t>
       </w:r>
     </w:p>
     <w:tbl>
@@ -1813,216 +829,16 @@
         <w:tblLook w:firstColumn="1" w:firstRow="1" w:lastColumn="0" w:lastRow="0" w:noHBand="0" w:noVBand="1" w:val="04A0"/>
       </w:tblPr>
       <w:tblGrid>
-        <w:gridCol w:w="2952"/>
-        <w:gridCol w:w="6768"/>
+        <w:gridCol w:w="2880"/>
+        <w:gridCol w:w="6840"/>
       </w:tblGrid>
       <w:tr>
         <w:tc>
           <w:tcPr>
-            <w:tcW w:type="dxa" w:w="2952"/>
+            <w:tcW w:type="dxa" w:w="2880"/>
             <w:tcMar>
-              <w:top w:w="150" w:type="dxa"/>
-              <w:bottom w:w="150" w:type="dxa"/>
-              <w:start w:w="150" w:type="dxa"/>
-              <w:end w:w="150" w:type="dxa"/>
-            </w:tcMar>
-            <w:vAlign w:val="center"/>
-            <w:shd w:fill="EAF4F7"/>
-          </w:tcPr>
-          <w:p>
-            <w:r>
-              <w:rPr>
-                <w:b/>
-              </w:rPr>
-              <w:t>Herstellerunterlage *</w:t>
-            </w:r>
-          </w:p>
-        </w:tc>
-        <w:tc>
-          <w:tcPr>
-            <w:tcW w:type="dxa" w:w="6768"/>
-            <w:tcMar>
-              <w:top w:w="150" w:type="dxa"/>
-              <w:bottom w:w="150" w:type="dxa"/>
-              <w:start w:w="150" w:type="dxa"/>
-              <w:end w:w="150" w:type="dxa"/>
-            </w:tcMar>
-            <w:vAlign w:val="center"/>
-          </w:tcPr>
-          <w:p>
-            <w:r>
-              <w:rPr>
-                <w:color w:val="526A76"/>
-              </w:rPr>
-              <w:t>Dokumenttitel, Dokumentnummer und Revision</w:t>
-            </w:r>
-          </w:p>
-          <w:p/>
-        </w:tc>
-      </w:tr>
-      <w:tr>
-        <w:tc>
-          <w:tcPr>
-            <w:tcW w:type="dxa" w:w="2952"/>
-            <w:tcMar>
-              <w:top w:w="150" w:type="dxa"/>
-              <w:bottom w:w="150" w:type="dxa"/>
-              <w:start w:w="150" w:type="dxa"/>
-              <w:end w:w="150" w:type="dxa"/>
-            </w:tcMar>
-            <w:vAlign w:val="center"/>
-            <w:shd w:fill="EAF4F7"/>
-          </w:tcPr>
-          <w:p>
-            <w:r>
-              <w:rPr>
-                <w:b/>
-              </w:rPr>
-              <w:t>Link zur Originalquelle</w:t>
-            </w:r>
-          </w:p>
-        </w:tc>
-        <w:tc>
-          <w:tcPr>
-            <w:tcW w:type="dxa" w:w="6768"/>
-            <w:tcMar>
-              <w:top w:w="150" w:type="dxa"/>
-              <w:bottom w:w="150" w:type="dxa"/>
-              <w:start w:w="150" w:type="dxa"/>
-              <w:end w:w="150" w:type="dxa"/>
-            </w:tcMar>
-            <w:vAlign w:val="center"/>
-          </w:tcPr>
-          <w:p>
-            <w:r>
-              <w:rPr>
-                <w:color w:val="526A76"/>
-              </w:rPr>
-              <w:t>Vollständiger Link, sofern zulässig</w:t>
-            </w:r>
-          </w:p>
-          <w:p/>
-        </w:tc>
-      </w:tr>
-      <w:tr>
-        <w:tc>
-          <w:tcPr>
-            <w:tcW w:type="dxa" w:w="2952"/>
-            <w:tcMar>
-              <w:top w:w="150" w:type="dxa"/>
-              <w:bottom w:w="150" w:type="dxa"/>
-              <w:start w:w="150" w:type="dxa"/>
-              <w:end w:w="150" w:type="dxa"/>
-            </w:tcMar>
-            <w:vAlign w:val="center"/>
-            <w:shd w:fill="EAF4F7"/>
-          </w:tcPr>
-          <w:p>
-            <w:r>
-              <w:rPr>
-                <w:b/>
-              </w:rPr>
-              <w:t>Interne Referenz</w:t>
-            </w:r>
-          </w:p>
-        </w:tc>
-        <w:tc>
-          <w:tcPr>
-            <w:tcW w:type="dxa" w:w="6768"/>
-            <w:tcMar>
-              <w:top w:w="150" w:type="dxa"/>
-              <w:bottom w:w="150" w:type="dxa"/>
-              <w:start w:w="150" w:type="dxa"/>
-              <w:end w:w="150" w:type="dxa"/>
-            </w:tcMar>
-            <w:vAlign w:val="center"/>
-          </w:tcPr>
-          <w:p>
-            <w:r>
-              <w:rPr>
-                <w:color w:val="526A76"/>
-              </w:rPr>
-              <w:t>Nur freigegebene Dokumentnummer oder Ablagehinweis</w:t>
-            </w:r>
-          </w:p>
-          <w:p/>
-        </w:tc>
-      </w:tr>
-      <w:tr>
-        <w:tc>
-          <w:tcPr>
-            <w:tcW w:type="dxa" w:w="2952"/>
-            <w:tcMar>
-              <w:top w:w="150" w:type="dxa"/>
-              <w:bottom w:w="150" w:type="dxa"/>
-              <w:start w:w="150" w:type="dxa"/>
-              <w:end w:w="150" w:type="dxa"/>
-            </w:tcMar>
-            <w:vAlign w:val="center"/>
-            <w:shd w:fill="EAF4F7"/>
-          </w:tcPr>
-          <w:p>
-            <w:r>
-              <w:rPr>
-                <w:b/>
-              </w:rPr>
-              <w:t>Stand der Information *</w:t>
-            </w:r>
-          </w:p>
-        </w:tc>
-        <w:tc>
-          <w:tcPr>
-            <w:tcW w:type="dxa" w:w="6768"/>
-            <w:tcMar>
-              <w:top w:w="150" w:type="dxa"/>
-              <w:bottom w:w="150" w:type="dxa"/>
-              <w:start w:w="150" w:type="dxa"/>
-              <w:end w:w="150" w:type="dxa"/>
-            </w:tcMar>
-            <w:vAlign w:val="center"/>
-          </w:tcPr>
-          <w:p>
-            <w:r>
-              <w:rPr>
-                <w:color w:val="526A76"/>
-              </w:rPr>
-              <w:t>Datum / Firmware / Dokumentrevision</w:t>
-            </w:r>
-          </w:p>
-        </w:tc>
-      </w:tr>
-    </w:tbl>
-    <w:p>
-      <w:pPr>
-        <w:spacing w:after="20"/>
-      </w:pPr>
-    </w:p>
-    <w:p>
-      <w:pPr>
-        <w:pStyle w:val="Heading1"/>
-      </w:pPr>
-      <w:r>
-        <w:t>9. Bilder und Anhänge</w:t>
-      </w:r>
-    </w:p>
-    <w:tbl>
-      <w:tblPr>
-        <w:tblW w:type="auto" w:w="0"/>
-        <w:jc w:val="center"/>
-        <w:tblLayout w:type="fixed"/>
-        <w:tblLook w:firstColumn="1" w:firstRow="1" w:lastColumn="0" w:lastRow="0" w:noHBand="0" w:noVBand="1" w:val="04A0"/>
-      </w:tblPr>
-      <w:tblGrid>
-        <w:gridCol w:w="2952"/>
-        <w:gridCol w:w="6768"/>
-      </w:tblGrid>
-      <w:tr>
-        <w:tc>
-          <w:tcPr>
-            <w:tcW w:type="dxa" w:w="2952"/>
-            <w:tcMar>
-              <w:top w:w="150" w:type="dxa"/>
-              <w:bottom w:w="150" w:type="dxa"/>
+              <w:top w:w="130" w:type="dxa"/>
+              <w:bottom w:w="130" w:type="dxa"/>
               <w:start w:w="150" w:type="dxa"/>
               <w:end w:w="150" w:type="dxa"/>
             </w:tcMar>
@@ -2040,10 +856,10 @@
         </w:tc>
         <w:tc>
           <w:tcPr>
-            <w:tcW w:type="dxa" w:w="6768"/>
+            <w:tcW w:type="dxa" w:w="6840"/>
             <w:tcMar>
-              <w:top w:w="150" w:type="dxa"/>
-              <w:bottom w:w="150" w:type="dxa"/>
+              <w:top w:w="130" w:type="dxa"/>
+              <w:bottom w:w="130" w:type="dxa"/>
               <w:start w:w="150" w:type="dxa"/>
               <w:end w:w="150" w:type="dxa"/>
             </w:tcMar>
@@ -2063,10 +879,10 @@
       <w:tr>
         <w:tc>
           <w:tcPr>
-            <w:tcW w:type="dxa" w:w="2952"/>
+            <w:tcW w:type="dxa" w:w="2880"/>
             <w:tcMar>
-              <w:top w:w="150" w:type="dxa"/>
-              <w:bottom w:w="150" w:type="dxa"/>
+              <w:top w:w="130" w:type="dxa"/>
+              <w:bottom w:w="130" w:type="dxa"/>
               <w:start w:w="150" w:type="dxa"/>
               <w:end w:w="150" w:type="dxa"/>
             </w:tcMar>
@@ -2084,10 +900,10 @@
         </w:tc>
         <w:tc>
           <w:tcPr>
-            <w:tcW w:type="dxa" w:w="6768"/>
+            <w:tcW w:type="dxa" w:w="6840"/>
             <w:tcMar>
-              <w:top w:w="150" w:type="dxa"/>
-              <w:bottom w:w="150" w:type="dxa"/>
+              <w:top w:w="130" w:type="dxa"/>
+              <w:bottom w:w="130" w:type="dxa"/>
               <w:start w:w="150" w:type="dxa"/>
               <w:end w:w="150" w:type="dxa"/>
             </w:tcMar>
@@ -2107,10 +923,10 @@
       <w:tr>
         <w:tc>
           <w:tcPr>
-            <w:tcW w:type="dxa" w:w="2952"/>
+            <w:tcW w:type="dxa" w:w="2880"/>
             <w:tcMar>
-              <w:top w:w="150" w:type="dxa"/>
-              <w:bottom w:w="150" w:type="dxa"/>
+              <w:top w:w="130" w:type="dxa"/>
+              <w:bottom w:w="130" w:type="dxa"/>
               <w:start w:w="150" w:type="dxa"/>
               <w:end w:w="150" w:type="dxa"/>
             </w:tcMar>
@@ -2122,16 +938,16 @@
               <w:rPr>
                 <w:b/>
               </w:rPr>
-              <w:t>Weitere Anhänge</w:t>
+              <w:t>Weitere Bilder</w:t>
             </w:r>
           </w:p>
         </w:tc>
         <w:tc>
           <w:tcPr>
-            <w:tcW w:type="dxa" w:w="6768"/>
+            <w:tcW w:type="dxa" w:w="6840"/>
             <w:tcMar>
-              <w:top w:w="150" w:type="dxa"/>
-              <w:bottom w:w="150" w:type="dxa"/>
+              <w:top w:w="130" w:type="dxa"/>
+              <w:bottom w:w="130" w:type="dxa"/>
               <w:start w:w="150" w:type="dxa"/>
               <w:end w:w="150" w:type="dxa"/>
             </w:tcMar>
@@ -2142,127 +958,7 @@
               <w:rPr>
                 <w:color w:val="526A76"/>
               </w:rPr>
-              <w:t>Dateinamen auflisten</w:t>
-            </w:r>
-          </w:p>
-          <w:p/>
-        </w:tc>
-      </w:tr>
-    </w:tbl>
-    <w:p>
-      <w:pPr>
-        <w:spacing w:after="20"/>
-      </w:pPr>
-    </w:p>
-    <w:p>
-      <w:pPr>
-        <w:spacing w:before="80"/>
-      </w:pPr>
-      <w:r>
-        <w:t>Bitte nur eigene oder zur Nutzung freigegebene Bilder mitsenden. Personenbezogene, vertrauliche oder geschützte Inhalte vor dem Versand entfernen.</w:t>
-      </w:r>
-    </w:p>
-    <w:p>
-      <w:pPr>
-        <w:pStyle w:val="Heading1"/>
-      </w:pPr>
-      <w:r>
-        <w:t>10. Änderungswunsch bei bestehendem Beitrag</w:t>
-      </w:r>
-    </w:p>
-    <w:tbl>
-      <w:tblPr>
-        <w:tblW w:type="auto" w:w="0"/>
-        <w:jc w:val="center"/>
-        <w:tblLayout w:type="fixed"/>
-        <w:tblLook w:firstColumn="1" w:firstRow="1" w:lastColumn="0" w:lastRow="0" w:noHBand="0" w:noVBand="1" w:val="04A0"/>
-      </w:tblPr>
-      <w:tblGrid>
-        <w:gridCol w:w="2952"/>
-        <w:gridCol w:w="6768"/>
-      </w:tblGrid>
-      <w:tr>
-        <w:tc>
-          <w:tcPr>
-            <w:tcW w:type="dxa" w:w="2952"/>
-            <w:tcMar>
-              <w:top w:w="150" w:type="dxa"/>
-              <w:bottom w:w="150" w:type="dxa"/>
-              <w:start w:w="150" w:type="dxa"/>
-              <w:end w:w="150" w:type="dxa"/>
-            </w:tcMar>
-            <w:vAlign w:val="center"/>
-            <w:shd w:fill="EAF4F7"/>
-          </w:tcPr>
-          <w:p>
-            <w:r>
-              <w:rPr>
-                <w:b/>
-              </w:rPr>
-              <w:t>Betroffene Seite</w:t>
-            </w:r>
-          </w:p>
-        </w:tc>
-        <w:tc>
-          <w:tcPr>
-            <w:tcW w:type="dxa" w:w="6768"/>
-            <w:tcMar>
-              <w:top w:w="150" w:type="dxa"/>
-              <w:bottom w:w="150" w:type="dxa"/>
-              <w:start w:w="150" w:type="dxa"/>
-              <w:end w:w="150" w:type="dxa"/>
-            </w:tcMar>
-            <w:vAlign w:val="center"/>
-          </w:tcPr>
-          <w:p>
-            <w:r>
-              <w:rPr>
-                <w:color w:val="526A76"/>
-              </w:rPr>
-              <w:t>Gerät und Titel des vorhandenen Beitrags</w:t>
-            </w:r>
-          </w:p>
-        </w:tc>
-      </w:tr>
-      <w:tr>
-        <w:tc>
-          <w:tcPr>
-            <w:tcW w:type="dxa" w:w="2952"/>
-            <w:tcMar>
-              <w:top w:w="150" w:type="dxa"/>
-              <w:bottom w:w="150" w:type="dxa"/>
-              <w:start w:w="150" w:type="dxa"/>
-              <w:end w:w="150" w:type="dxa"/>
-            </w:tcMar>
-            <w:vAlign w:val="center"/>
-            <w:shd w:fill="EAF4F7"/>
-          </w:tcPr>
-          <w:p>
-            <w:r>
-              <w:rPr>
-                <w:b/>
-              </w:rPr>
-              <w:t>Was soll geändert werden?</w:t>
-            </w:r>
-          </w:p>
-        </w:tc>
-        <w:tc>
-          <w:tcPr>
-            <w:tcW w:type="dxa" w:w="6768"/>
-            <w:tcMar>
-              <w:top w:w="150" w:type="dxa"/>
-              <w:bottom w:w="150" w:type="dxa"/>
-              <w:start w:w="150" w:type="dxa"/>
-              <w:end w:w="150" w:type="dxa"/>
-            </w:tcMar>
-            <w:vAlign w:val="center"/>
-          </w:tcPr>
-          <w:p>
-            <w:r>
-              <w:rPr>
-                <w:color w:val="526A76"/>
-              </w:rPr>
-              <w:t>Alte Aussage und gewünschte neue Aussage eindeutig beschreiben</w:t>
+              <w:t>Dateinamen und Bildunterschriften auflisten</w:t>
             </w:r>
           </w:p>
           <w:p/>
@@ -2270,55 +966,20 @@
           <w:p/>
         </w:tc>
       </w:tr>
-      <w:tr>
-        <w:tc>
-          <w:tcPr>
-            <w:tcW w:type="dxa" w:w="2952"/>
-            <w:tcMar>
-              <w:top w:w="150" w:type="dxa"/>
-              <w:bottom w:w="150" w:type="dxa"/>
-              <w:start w:w="150" w:type="dxa"/>
-              <w:end w:w="150" w:type="dxa"/>
-            </w:tcMar>
-            <w:vAlign w:val="center"/>
-            <w:shd w:fill="EAF4F7"/>
-          </w:tcPr>
-          <w:p>
-            <w:r>
-              <w:rPr>
-                <w:b/>
-              </w:rPr>
-              <w:t>Grund der Änderung</w:t>
-            </w:r>
-          </w:p>
-        </w:tc>
-        <w:tc>
-          <w:tcPr>
-            <w:tcW w:type="dxa" w:w="6768"/>
-            <w:tcMar>
-              <w:top w:w="150" w:type="dxa"/>
-              <w:bottom w:w="150" w:type="dxa"/>
-              <w:start w:w="150" w:type="dxa"/>
-              <w:end w:w="150" w:type="dxa"/>
-            </w:tcMar>
-            <w:vAlign w:val="center"/>
-          </w:tcPr>
-          <w:p>
-            <w:r>
-              <w:rPr>
-                <w:color w:val="526A76"/>
-              </w:rPr>
-              <w:t>Fehlerkorrektur, neue Revision, Praxiserfahrung usw.</w:t>
-            </w:r>
-          </w:p>
-          <w:p/>
-        </w:tc>
-      </w:tr>
     </w:tbl>
     <w:p>
       <w:pPr>
-        <w:spacing w:after="20"/>
+        <w:spacing w:before="160"/>
       </w:pPr>
+      <w:r>
+        <w:rPr>
+          <w:b/>
+        </w:rPr>
+        <w:t xml:space="preserve">Versand: </w:t>
+      </w:r>
+      <w:r>
+        <w:t>Ausgefüllte Word-Datei zusammen mit den benannten Bilddateien an Simon Kiesler senden.</w:t>
+      </w:r>
     </w:p>
     <w:sectPr>
       <w:footerReference w:type="default" r:id="rId9"/>
@@ -2343,7 +1004,7 @@
         <w:color w:val="526A76"/>
         <w:sz w:val="16"/>
       </w:rPr>
-      <w:t>Bayer PLT Tools | Wissensdatenbank-Beitragsvorlage | Version 1.0</w:t>
+      <w:t>Bayer PLT Tools | Wissensdatenbank-Beitragsvorlage | Version 1.1.0</w:t>
     </w:r>
   </w:p>
 </w:ftr>
@@ -2715,7 +1376,7 @@
     <w:rPr>
       <w:rFonts w:ascii="Aptos" w:hAnsi="Aptos"/>
       <w:color w:val="10384F"/>
-      <w:sz w:val="20"/>
+      <w:sz w:val="21"/>
     </w:rPr>
   </w:style>
   <w:style w:type="paragraph" w:styleId="Header">

--- a/wissensdatenbank/vorlagen/Wissensdatenbank_Beitragsvorlage.docx
+++ b/wissensdatenbank/vorlagen/Wissensdatenbank_Beitragsvorlage.docx
@@ -4,93 +4,347 @@
   <w:body>
     <w:tbl>
       <w:tblPr>
-        <w:tblW w:type="auto" w:w="0"/>
+        <w:tblW w:w="0" w:type="auto"/>
         <w:jc w:val="center"/>
-        <w:tblLook w:firstColumn="1" w:firstRow="1" w:lastColumn="0" w:lastRow="0" w:noHBand="0" w:noVBand="1" w:val="04A0"/>
+        <w:tblLayout w:type="fixed"/>
+        <w:tblLook w:val="04A0" w:firstRow="1" w:lastRow="0" w:firstColumn="1" w:lastColumn="0" w:noHBand="0" w:noVBand="1"/>
+        <w:tblBorders>
+          <w:top w:val="nil"/>
+          <w:left w:val="nil"/>
+          <w:bottom w:val="nil"/>
+          <w:right w:val="nil"/>
+          <w:insideH w:val="nil"/>
+          <w:insideV w:val="nil"/>
+        </w:tblBorders>
       </w:tblPr>
       <w:tblGrid>
-        <w:gridCol w:w="10224"/>
+        <w:gridCol w:w="8064"/>
+        <w:gridCol w:w="1656"/>
       </w:tblGrid>
-      <w:tr>
+      <w:tr xmlns:wp14="http://schemas.microsoft.com/office/word/2010/wordml" wp14:textId="77777777">
         <w:tc>
           <w:tcPr>
-            <w:tcW w:type="dxa" w:w="10224"/>
-            <w:shd w:fill="10384F"/>
+            <w:tcW w:w="5112" w:type="dxa"/>
+            <w:shd w:fill="08253A"/>
             <w:tcMar>
-              <w:top w:w="180" w:type="dxa"/>
-              <w:bottom w:w="180" w:type="dxa"/>
+              <w:top w:w="160" w:type="dxa"/>
               <w:start w:w="220" w:type="dxa"/>
+              <w:bottom w:w="160" w:type="dxa"/>
               <w:end w:w="220" w:type="dxa"/>
             </w:tcMar>
           </w:tcPr>
-          <w:p>
+          <w:p wp14:textId="77777777">
             <w:r>
               <w:rPr>
                 <w:b/>
                 <w:color w:val="89D329"/>
-                <w:sz w:val="18"/>
+                <w:sz w:val="17"/>
               </w:rPr>
               <w:t>BAYER PLT TOOLS</w:t>
             </w:r>
           </w:p>
-          <w:p>
+          <w:p wp14:textId="77777777">
+            <w:pPr>
+              <w:spacing w:after="20"/>
+            </w:pPr>
             <w:r>
               <w:rPr>
                 <w:b/>
                 <w:color w:val="FFFFFF"/>
-                <w:sz w:val="44"/>
+                <w:sz w:val="46"/>
               </w:rPr>
-              <w:t>Wissensdatenbank - Beitragsvorlage</w:t>
+              <w:t>Wissensdatenbank</w:t>
             </w:r>
           </w:p>
-          <w:p>
+          <w:p wp14:textId="77777777">
+            <w:pPr>
+              <w:spacing w:after="0"/>
+            </w:pPr>
             <w:r>
               <w:rPr>
-                <w:color w:val="D6EAF0"/>
-                <w:sz w:val="20"/>
+                <w:color w:val="D7E9EF"/>
+                <w:sz w:val="19"/>
               </w:rPr>
-              <w:t>Kompakte Vorlage | Version 1.1.0</w:t>
+              <w:t>Beitragsvorlage für Gerätewissen</w:t>
+            </w:r>
+          </w:p>
+        </w:tc>
+        <w:tc>
+          <w:tcPr>
+            <w:tcW w:w="5112" w:type="dxa"/>
+            <w:shd w:fill="006A8E"/>
+            <w:tcMar>
+              <w:top w:w="90" w:type="dxa"/>
+              <w:start w:w="80" w:type="dxa"/>
+              <w:bottom w:w="90" w:type="dxa"/>
+              <w:end w:w="80" w:type="dxa"/>
+            </w:tcMar>
+          </w:tcPr>
+          <w:p wp14:textId="77777777">
+            <w:pPr>
+              <w:jc w:val="center"/>
+            </w:pPr>
+            <w:r>
+              <w:rPr>
+                <w:b/>
+                <w:color w:val="FFFFFF"/>
+                <w:sz w:val="48"/>
+              </w:rPr>
+              <w:t>V</w:t>
+            </w:r>
+          </w:p>
+          <w:p wp14:textId="77777777">
+            <w:pPr>
+              <w:jc w:val="center"/>
+            </w:pPr>
+            <w:r>
+              <w:rPr>
+                <w:b/>
+                <w:color w:val="FFFFFF"/>
+                <w:sz w:val="24"/>
+              </w:rPr>
+              <w:t>1.1.0</w:t>
             </w:r>
           </w:p>
         </w:tc>
       </w:tr>
     </w:tbl>
-    <w:p>
+    <w:p xmlns:wp14="http://schemas.microsoft.com/office/word/2010/wordml" wp14:textId="77777777">
       <w:pPr>
-        <w:spacing w:before="160" w:after="120"/>
+        <w:spacing w:before="140" w:after="80"/>
       </w:pPr>
       <w:r>
         <w:rPr>
           <w:b/>
+          <w:color w:val="006A8E"/>
+          <w:sz w:val="16"/>
         </w:rPr>
-        <w:t xml:space="preserve">Ablauf: </w:t>
-      </w:r>
-      <w:r>
-        <w:t>Vorlage ausfüllen, Bilder beifügen und an Simon Kiesler senden. Nach Prüfung wird daraus die passende Geräte- oder Anleitungsseite für GitHub erstellt.</w:t>
+        <w:t>SO FUNKTIONIERT ES</w:t>
       </w:r>
     </w:p>
     <w:tbl>
       <w:tblPr>
-        <w:tblW w:type="auto" w:w="0"/>
+        <w:tblW w:w="0" w:type="auto"/>
         <w:jc w:val="center"/>
-        <w:tblLook w:firstColumn="1" w:firstRow="1" w:lastColumn="0" w:lastRow="0" w:noHBand="0" w:noVBand="1" w:val="04A0"/>
+        <w:tblLayout w:type="fixed"/>
+        <w:tblLook w:val="04A0" w:firstRow="1" w:lastRow="0" w:firstColumn="1" w:lastColumn="0" w:noHBand="0" w:noVBand="1"/>
+        <w:tblBorders>
+          <w:top w:val="nil"/>
+          <w:left w:val="nil"/>
+          <w:bottom w:val="nil"/>
+          <w:right w:val="nil"/>
+          <w:insideH w:val="nil"/>
+          <w:insideV w:val="nil"/>
+        </w:tblBorders>
+      </w:tblPr>
+      <w:tblGrid>
+        <w:gridCol w:w="2556"/>
+        <w:gridCol w:w="2556"/>
+        <w:gridCol w:w="2556"/>
+        <w:gridCol w:w="2556"/>
+      </w:tblGrid>
+      <w:tr xmlns:wp14="http://schemas.microsoft.com/office/word/2010/wordml" wp14:textId="77777777">
+        <w:tc>
+          <w:tcPr>
+            <w:tcW w:w="2556" w:type="dxa"/>
+            <w:shd w:val="clear" w:color="auto" w:fill="F5F9FA"/>
+            <w:tcMar>
+              <w:top w:w="95" w:type="dxa"/>
+              <w:left w:w="75" w:type="dxa"/>
+              <w:start w:w="75" w:type="dxa"/>
+              <w:bottom w:w="95" w:type="dxa"/>
+              <w:right w:w="75" w:type="dxa"/>
+              <w:end w:w="75" w:type="dxa"/>
+            </w:tcMar>
+          </w:tcPr>
+          <w:p wp14:textId="77777777">
+            <w:pPr>
+              <w:jc w:val="center"/>
+            </w:pPr>
+            <w:r>
+              <w:rPr>
+                <w:b/>
+                <w:color w:val="89D329"/>
+                <w:sz w:val="24"/>
+              </w:rPr>
+              <w:t>1</w:t>
+            </w:r>
+          </w:p>
+          <w:p wp14:textId="77777777">
+            <w:pPr>
+              <w:spacing w:after="0"/>
+              <w:jc w:val="center"/>
+            </w:pPr>
+            <w:r>
+              <w:rPr>
+                <w:b/>
+                <w:sz w:val="16"/>
+              </w:rPr>
+              <w:t>Ausfüllen</w:t>
+            </w:r>
+          </w:p>
+        </w:tc>
+        <w:tc>
+          <w:tcPr>
+            <w:tcW w:w="2556" w:type="dxa"/>
+            <w:shd w:val="clear" w:color="auto" w:fill="F5F9FA"/>
+            <w:tcMar>
+              <w:top w:w="95" w:type="dxa"/>
+              <w:left w:w="75" w:type="dxa"/>
+              <w:start w:w="75" w:type="dxa"/>
+              <w:bottom w:w="95" w:type="dxa"/>
+              <w:right w:w="75" w:type="dxa"/>
+              <w:end w:w="75" w:type="dxa"/>
+            </w:tcMar>
+          </w:tcPr>
+          <w:p wp14:textId="77777777">
+            <w:pPr>
+              <w:jc w:val="center"/>
+            </w:pPr>
+            <w:r>
+              <w:rPr>
+                <w:b/>
+                <w:color w:val="89D329"/>
+                <w:sz w:val="24"/>
+              </w:rPr>
+              <w:t>2</w:t>
+            </w:r>
+          </w:p>
+          <w:p wp14:textId="77777777">
+            <w:pPr>
+              <w:spacing w:after="0"/>
+              <w:jc w:val="center"/>
+            </w:pPr>
+            <w:r>
+              <w:rPr>
+                <w:b/>
+                <w:sz w:val="16"/>
+              </w:rPr>
+              <w:t>Bilder beifügen</w:t>
+            </w:r>
+          </w:p>
+        </w:tc>
+        <w:tc>
+          <w:tcPr>
+            <w:tcW w:w="2556" w:type="dxa"/>
+            <w:shd w:val="clear" w:color="auto" w:fill="F5F9FA"/>
+            <w:tcMar>
+              <w:top w:w="95" w:type="dxa"/>
+              <w:left w:w="75" w:type="dxa"/>
+              <w:start w:w="75" w:type="dxa"/>
+              <w:bottom w:w="95" w:type="dxa"/>
+              <w:right w:w="75" w:type="dxa"/>
+              <w:end w:w="75" w:type="dxa"/>
+            </w:tcMar>
+          </w:tcPr>
+          <w:p wp14:textId="77777777">
+            <w:pPr>
+              <w:jc w:val="center"/>
+            </w:pPr>
+            <w:r>
+              <w:rPr>
+                <w:b/>
+                <w:color w:val="89D329"/>
+                <w:sz w:val="24"/>
+              </w:rPr>
+              <w:t>3</w:t>
+            </w:r>
+          </w:p>
+          <w:p wp14:textId="77777777">
+            <w:pPr>
+              <w:spacing w:after="0"/>
+              <w:jc w:val="center"/>
+            </w:pPr>
+            <w:r>
+              <w:rPr>
+                <w:b/>
+                <w:sz w:val="16"/>
+              </w:rPr>
+              <w:t>An Simon senden</w:t>
+            </w:r>
+          </w:p>
+        </w:tc>
+        <w:tc>
+          <w:tcPr>
+            <w:tcW w:w="2556" w:type="dxa"/>
+            <w:shd w:val="clear" w:color="auto" w:fill="F5F9FA"/>
+            <w:tcMar>
+              <w:top w:w="95" w:type="dxa"/>
+              <w:left w:w="75" w:type="dxa"/>
+              <w:start w:w="75" w:type="dxa"/>
+              <w:bottom w:w="95" w:type="dxa"/>
+              <w:right w:w="75" w:type="dxa"/>
+              <w:end w:w="75" w:type="dxa"/>
+            </w:tcMar>
+          </w:tcPr>
+          <w:p wp14:textId="77777777">
+            <w:pPr>
+              <w:jc w:val="center"/>
+            </w:pPr>
+            <w:r>
+              <w:rPr>
+                <w:b w:val="1"/>
+                <w:bCs w:val="1"/>
+                <w:color w:val="89D329"/>
+                <w:sz w:val="24"/>
+                <w:szCs w:val="24"/>
+              </w:rPr>
+              <w:t>4</w:t>
+            </w:r>
+          </w:p>
+          <w:p wp14:textId="69B2D7E9">
+            <w:pPr>
+              <w:pStyle w:val="Normal"/>
+              <w:suppressLineNumbers w:val="0"/>
+              <w:bidi w:val="0"/>
+              <w:spacing w:before="0" w:beforeAutospacing="off" w:after="0" w:afterAutospacing="off" w:line="276" w:lineRule="auto"/>
+              <w:ind w:left="0" w:right="0"/>
+              <w:jc w:val="center"/>
+            </w:pPr>
+            <w:r>
+              <w:rPr>
+                <w:b w:val="1"/>
+                <w:bCs w:val="1"/>
+                <w:sz w:val="16"/>
+                <w:szCs w:val="16"/>
+              </w:rPr>
+              <w:t>Datenbank</w:t>
+            </w:r>
+            <w:r>
+              <w:rPr>
+                <w:b w:val="1"/>
+                <w:bCs w:val="1"/>
+                <w:sz w:val="16"/>
+                <w:szCs w:val="16"/>
+              </w:rPr>
+              <w:t xml:space="preserve"> aktualisieren</w:t>
+            </w:r>
+          </w:p>
+        </w:tc>
+      </w:tr>
+    </w:tbl>
+    <w:tbl>
+      <w:tblPr>
+        <w:tblW w:w="0" w:type="auto"/>
+        <w:jc w:val="center"/>
+        <w:tblLook w:val="04A0" w:firstRow="1" w:lastRow="0" w:firstColumn="1" w:lastColumn="0" w:noHBand="0" w:noVBand="1"/>
       </w:tblPr>
       <w:tblGrid>
         <w:gridCol w:w="10224"/>
       </w:tblGrid>
-      <w:tr>
+      <w:tr xmlns:wp14="http://schemas.microsoft.com/office/word/2010/wordml" wp14:textId="77777777">
         <w:tc>
           <w:tcPr>
-            <w:tcW w:type="dxa" w:w="10224"/>
-            <w:shd w:fill="FFF2CC"/>
+            <w:tcW w:w="10224" w:type="dxa"/>
+            <w:shd w:fill="FFF4D6"/>
             <w:tcMar>
-              <w:top w:w="140" w:type="dxa"/>
-              <w:bottom w:w="140" w:type="dxa"/>
-              <w:start w:w="170" w:type="dxa"/>
-              <w:end w:w="170" w:type="dxa"/>
+              <w:top w:w="110" w:type="dxa"/>
+              <w:start w:w="160" w:type="dxa"/>
+              <w:bottom w:w="110" w:type="dxa"/>
+              <w:end w:w="160" w:type="dxa"/>
             </w:tcMar>
           </w:tcPr>
-          <w:p>
+          <w:p wp14:textId="77777777">
             <w:r>
               <w:rPr>
                 <w:b/>
@@ -98,45 +352,132 @@
               <w:t xml:space="preserve">Hinweis: </w:t>
             </w:r>
             <w:r>
-              <w:t>Bitte keine persönlichen Passwörter, geänderten Anlagen-PINs oder vertraulichen Informationen eintragen.</w:t>
+              <w:t>Keine persönlichen Passwörter, geänderten Anlagen-PINs oder vertraulichen Informationen eintragen.</w:t>
             </w:r>
           </w:p>
         </w:tc>
       </w:tr>
     </w:tbl>
-    <w:p>
+    <w:p xmlns:wp14="http://schemas.microsoft.com/office/word/2010/wordml" wp14:textId="77777777">
       <w:pPr>
-        <w:pStyle w:val="Heading1"/>
+        <w:spacing w:after="0"/>
       </w:pPr>
-      <w:r>
-        <w:t>1. Hersteller und Gerät</w:t>
-      </w:r>
     </w:p>
     <w:tbl>
       <w:tblPr>
-        <w:tblW w:type="auto" w:w="0"/>
+        <w:tblW w:w="0" w:type="auto"/>
         <w:jc w:val="center"/>
         <w:tblLayout w:type="fixed"/>
-        <w:tblLook w:firstColumn="1" w:firstRow="1" w:lastColumn="0" w:lastRow="0" w:noHBand="0" w:noVBand="1" w:val="04A0"/>
+        <w:tblLook w:val="04A0" w:firstRow="1" w:lastRow="0" w:firstColumn="1" w:lastColumn="0" w:noHBand="0" w:noVBand="1"/>
+        <w:tblBorders>
+          <w:top w:val="nil"/>
+          <w:left w:val="nil"/>
+          <w:bottom w:val="nil"/>
+          <w:right w:val="nil"/>
+          <w:insideH w:val="nil"/>
+          <w:insideV w:val="nil"/>
+        </w:tblBorders>
       </w:tblPr>
       <w:tblGrid>
-        <w:gridCol w:w="2880"/>
-        <w:gridCol w:w="6840"/>
+        <w:gridCol w:w="792"/>
+        <w:gridCol w:w="8928"/>
       </w:tblGrid>
-      <w:tr>
+      <w:tr xmlns:wp14="http://schemas.microsoft.com/office/word/2010/wordml" wp14:textId="77777777">
         <w:tc>
           <w:tcPr>
-            <w:tcW w:type="dxa" w:w="2880"/>
+            <w:tcW w:w="5112" w:type="dxa"/>
+            <w:shd w:fill="89D329"/>
             <w:tcMar>
-              <w:top w:w="130" w:type="dxa"/>
-              <w:bottom w:w="130" w:type="dxa"/>
+              <w:top w:w="105" w:type="dxa"/>
+              <w:start w:w="70" w:type="dxa"/>
+              <w:bottom w:w="105" w:type="dxa"/>
+              <w:end w:w="70" w:type="dxa"/>
+            </w:tcMar>
+          </w:tcPr>
+          <w:p wp14:textId="77777777">
+            <w:pPr>
+              <w:jc w:val="center"/>
+            </w:pPr>
+            <w:r>
+              <w:rPr>
+                <w:b/>
+                <w:color w:val="08253A"/>
+                <w:sz w:val="24"/>
+              </w:rPr>
+              <w:t>1</w:t>
+            </w:r>
+          </w:p>
+        </w:tc>
+        <w:tc>
+          <w:tcPr>
+            <w:tcW w:w="5112" w:type="dxa"/>
+            <w:shd w:fill="08253A"/>
+            <w:tcMar>
+              <w:top w:w="105" w:type="dxa"/>
+              <w:start w:w="165" w:type="dxa"/>
+              <w:bottom w:w="105" w:type="dxa"/>
+              <w:end w:w="165" w:type="dxa"/>
+            </w:tcMar>
+          </w:tcPr>
+          <w:p wp14:textId="77777777">
+            <w:r>
+              <w:rPr>
+                <w:b/>
+                <w:color w:val="FFFFFF"/>
+                <w:sz w:val="26"/>
+              </w:rPr>
+              <w:t>Hersteller und Gerät</w:t>
+            </w:r>
+          </w:p>
+          <w:p wp14:textId="77777777">
+            <w:pPr>
+              <w:spacing w:after="0"/>
+            </w:pPr>
+            <w:r>
+              <w:rPr>
+                <w:color w:val="D7E9EF"/>
+                <w:sz w:val="16"/>
+              </w:rPr>
+              <w:t>Welches Feldgerät soll dokumentiert werden?</w:t>
+            </w:r>
+          </w:p>
+        </w:tc>
+      </w:tr>
+    </w:tbl>
+    <w:p xmlns:wp14="http://schemas.microsoft.com/office/word/2010/wordml" wp14:textId="77777777">
+      <w:pPr>
+        <w:spacing w:after="0"/>
+      </w:pPr>
+    </w:p>
+    <w:tbl>
+      <w:tblPr>
+        <w:tblW w:w="0" w:type="auto"/>
+        <w:jc w:val="center"/>
+        <w:tblLayout w:type="fixed"/>
+        <w:tblLook w:val="04A0" w:firstRow="1" w:lastRow="0" w:firstColumn="1" w:lastColumn="0" w:noHBand="0" w:noVBand="1"/>
+      </w:tblPr>
+      <w:tblGrid>
+        <w:gridCol w:w="2664"/>
+        <w:gridCol w:w="7056"/>
+      </w:tblGrid>
+      <w:tr xmlns:wp14="http://schemas.microsoft.com/office/word/2010/wordml" wp14:textId="77777777">
+        <w:tc>
+          <w:tcPr>
+            <w:tcW w:w="2664" w:type="dxa"/>
+            <w:tcMar>
+              <w:top w:w="125" w:type="dxa"/>
               <w:start w:w="150" w:type="dxa"/>
+              <w:bottom w:w="125" w:type="dxa"/>
               <w:end w:w="150" w:type="dxa"/>
             </w:tcMar>
             <w:vAlign w:val="center"/>
-            <w:shd w:fill="EAF4F7"/>
+            <w:tcBorders>
+              <w:bottom w:val="single" w:color="BDD2DB" w:sz="6"/>
+              <w:right w:val="single" w:color="BDD2DB" w:sz="6"/>
+            </w:tcBorders>
+            <w:shd w:fill="EAF5F8"/>
           </w:tcPr>
-          <w:p>
+          <w:p wp14:textId="77777777">
             <w:r>
               <w:rPr>
                 <w:b/>
@@ -147,39 +488,50 @@
         </w:tc>
         <w:tc>
           <w:tcPr>
-            <w:tcW w:type="dxa" w:w="6840"/>
+            <w:tcW w:w="7056" w:type="dxa"/>
             <w:tcMar>
-              <w:top w:w="130" w:type="dxa"/>
-              <w:bottom w:w="130" w:type="dxa"/>
+              <w:top w:w="125" w:type="dxa"/>
               <w:start w:w="150" w:type="dxa"/>
+              <w:bottom w:w="125" w:type="dxa"/>
               <w:end w:w="150" w:type="dxa"/>
             </w:tcMar>
             <w:vAlign w:val="center"/>
+            <w:tcBorders>
+              <w:bottom w:val="single" w:color="BDD2DB" w:sz="6"/>
+              <w:right w:val="single" w:color="BDD2DB" w:sz="6"/>
+            </w:tcBorders>
+            <w:shd w:fill="FFFFFF"/>
           </w:tcPr>
-          <w:p>
+          <w:p wp14:textId="77777777">
             <w:r>
               <w:rPr>
-                <w:color w:val="526A76"/>
+                <w:i/>
+                <w:color w:val="5E7480"/>
               </w:rPr>
               <w:t>Herstellername</w:t>
             </w:r>
           </w:p>
+          <w:p wp14:textId="77777777"/>
         </w:tc>
       </w:tr>
-      <w:tr>
+      <w:tr xmlns:wp14="http://schemas.microsoft.com/office/word/2010/wordml" wp14:textId="77777777">
         <w:tc>
           <w:tcPr>
-            <w:tcW w:type="dxa" w:w="2880"/>
+            <w:tcW w:w="2664" w:type="dxa"/>
             <w:tcMar>
-              <w:top w:w="130" w:type="dxa"/>
-              <w:bottom w:w="130" w:type="dxa"/>
+              <w:top w:w="125" w:type="dxa"/>
               <w:start w:w="150" w:type="dxa"/>
+              <w:bottom w:w="125" w:type="dxa"/>
               <w:end w:w="150" w:type="dxa"/>
             </w:tcMar>
             <w:vAlign w:val="center"/>
-            <w:shd w:fill="EAF4F7"/>
+            <w:tcBorders>
+              <w:bottom w:val="single" w:color="BDD2DB" w:sz="6"/>
+              <w:right w:val="single" w:color="BDD2DB" w:sz="6"/>
+            </w:tcBorders>
+            <w:shd w:fill="EAF5F8"/>
           </w:tcPr>
-          <w:p>
+          <w:p wp14:textId="77777777">
             <w:r>
               <w:rPr>
                 <w:b/>
@@ -190,59 +542,153 @@
         </w:tc>
         <w:tc>
           <w:tcPr>
-            <w:tcW w:type="dxa" w:w="6840"/>
+            <w:tcW w:w="7056" w:type="dxa"/>
             <w:tcMar>
-              <w:top w:w="130" w:type="dxa"/>
-              <w:bottom w:w="130" w:type="dxa"/>
+              <w:top w:w="125" w:type="dxa"/>
               <w:start w:w="150" w:type="dxa"/>
+              <w:bottom w:w="125" w:type="dxa"/>
               <w:end w:w="150" w:type="dxa"/>
             </w:tcMar>
             <w:vAlign w:val="center"/>
+            <w:tcBorders>
+              <w:bottom w:val="single" w:color="BDD2DB" w:sz="6"/>
+              <w:right w:val="single" w:color="BDD2DB" w:sz="6"/>
+            </w:tcBorders>
+            <w:shd w:fill="FFFFFF"/>
           </w:tcPr>
-          <w:p>
+          <w:p wp14:textId="77777777">
             <w:r>
               <w:rPr>
-                <w:color w:val="526A76"/>
+                <w:i/>
+                <w:color w:val="5E7480"/>
               </w:rPr>
               <w:t>Exakte Geräte- oder Typbezeichnung</w:t>
+            </w:r>
+          </w:p>
+          <w:p wp14:textId="77777777"/>
+        </w:tc>
+      </w:tr>
+    </w:tbl>
+    <w:p xmlns:wp14="http://schemas.microsoft.com/office/word/2010/wordml" wp14:textId="77777777">
+      <w:pPr>
+        <w:spacing w:after="0"/>
+      </w:pPr>
+    </w:p>
+    <w:tbl>
+      <w:tblPr>
+        <w:tblW w:w="0" w:type="auto"/>
+        <w:jc w:val="center"/>
+        <w:tblLayout w:type="fixed"/>
+        <w:tblLook w:val="04A0" w:firstRow="1" w:lastRow="0" w:firstColumn="1" w:lastColumn="0" w:noHBand="0" w:noVBand="1"/>
+        <w:tblBorders>
+          <w:top w:val="nil"/>
+          <w:left w:val="nil"/>
+          <w:bottom w:val="nil"/>
+          <w:right w:val="nil"/>
+          <w:insideH w:val="nil"/>
+          <w:insideV w:val="nil"/>
+        </w:tblBorders>
+      </w:tblPr>
+      <w:tblGrid>
+        <w:gridCol w:w="792"/>
+        <w:gridCol w:w="8928"/>
+      </w:tblGrid>
+      <w:tr xmlns:wp14="http://schemas.microsoft.com/office/word/2010/wordml" wp14:textId="77777777">
+        <w:tc>
+          <w:tcPr>
+            <w:tcW w:w="5112" w:type="dxa"/>
+            <w:shd w:fill="89D329"/>
+            <w:tcMar>
+              <w:top w:w="105" w:type="dxa"/>
+              <w:start w:w="70" w:type="dxa"/>
+              <w:bottom w:w="105" w:type="dxa"/>
+              <w:end w:w="70" w:type="dxa"/>
+            </w:tcMar>
+          </w:tcPr>
+          <w:p wp14:textId="77777777">
+            <w:pPr>
+              <w:jc w:val="center"/>
+            </w:pPr>
+            <w:r>
+              <w:rPr>
+                <w:b/>
+                <w:color w:val="08253A"/>
+                <w:sz w:val="24"/>
+              </w:rPr>
+              <w:t>2</w:t>
+            </w:r>
+          </w:p>
+        </w:tc>
+        <w:tc>
+          <w:tcPr>
+            <w:tcW w:w="5112" w:type="dxa"/>
+            <w:shd w:fill="08253A"/>
+            <w:tcMar>
+              <w:top w:w="105" w:type="dxa"/>
+              <w:start w:w="165" w:type="dxa"/>
+              <w:bottom w:w="105" w:type="dxa"/>
+              <w:end w:w="165" w:type="dxa"/>
+            </w:tcMar>
+          </w:tcPr>
+          <w:p wp14:textId="77777777">
+            <w:r>
+              <w:rPr>
+                <w:b/>
+                <w:color w:val="FFFFFF"/>
+                <w:sz w:val="26"/>
+              </w:rPr>
+              <w:t>Name des Wissensbeitrags</w:t>
+            </w:r>
+          </w:p>
+          <w:p wp14:textId="77777777">
+            <w:pPr>
+              <w:spacing w:after="0"/>
+            </w:pPr>
+            <w:r>
+              <w:rPr>
+                <w:color w:val="D7E9EF"/>
+                <w:sz w:val="16"/>
+              </w:rPr>
+              <w:t>Kurzer und eindeutig verständlicher Titel</w:t>
             </w:r>
           </w:p>
         </w:tc>
       </w:tr>
     </w:tbl>
-    <w:p>
+    <w:p xmlns:wp14="http://schemas.microsoft.com/office/word/2010/wordml" wp14:textId="77777777">
       <w:pPr>
-        <w:pStyle w:val="Heading1"/>
+        <w:spacing w:after="0"/>
       </w:pPr>
-      <w:r>
-        <w:t>2. Name des Wissensbeitrags</w:t>
-      </w:r>
     </w:p>
     <w:tbl>
       <w:tblPr>
-        <w:tblW w:type="auto" w:w="0"/>
+        <w:tblW w:w="0" w:type="auto"/>
         <w:jc w:val="center"/>
         <w:tblLayout w:type="fixed"/>
-        <w:tblLook w:firstColumn="1" w:firstRow="1" w:lastColumn="0" w:lastRow="0" w:noHBand="0" w:noVBand="1" w:val="04A0"/>
+        <w:tblLook w:val="04A0" w:firstRow="1" w:lastRow="0" w:firstColumn="1" w:lastColumn="0" w:noHBand="0" w:noVBand="1"/>
       </w:tblPr>
       <w:tblGrid>
-        <w:gridCol w:w="2880"/>
-        <w:gridCol w:w="6840"/>
+        <w:gridCol w:w="2664"/>
+        <w:gridCol w:w="7056"/>
       </w:tblGrid>
-      <w:tr>
+      <w:tr xmlns:wp14="http://schemas.microsoft.com/office/word/2010/wordml" wp14:textId="77777777">
         <w:tc>
           <w:tcPr>
-            <w:tcW w:type="dxa" w:w="2880"/>
+            <w:tcW w:w="2664" w:type="dxa"/>
             <w:tcMar>
-              <w:top w:w="130" w:type="dxa"/>
-              <w:bottom w:w="130" w:type="dxa"/>
+              <w:top w:w="125" w:type="dxa"/>
               <w:start w:w="150" w:type="dxa"/>
+              <w:bottom w:w="125" w:type="dxa"/>
               <w:end w:w="150" w:type="dxa"/>
             </w:tcMar>
             <w:vAlign w:val="center"/>
-            <w:shd w:fill="EAF4F7"/>
+            <w:tcBorders>
+              <w:bottom w:val="single" w:color="BDD2DB" w:sz="6"/>
+              <w:right w:val="single" w:color="BDD2DB" w:sz="6"/>
+            </w:tcBorders>
+            <w:shd w:fill="EAF5F8"/>
           </w:tcPr>
-          <w:p>
+          <w:p wp14:textId="77777777">
             <w:r>
               <w:rPr>
                 <w:b/>
@@ -253,59 +699,153 @@
         </w:tc>
         <w:tc>
           <w:tcPr>
-            <w:tcW w:type="dxa" w:w="6840"/>
+            <w:tcW w:w="7056" w:type="dxa"/>
             <w:tcMar>
-              <w:top w:w="130" w:type="dxa"/>
-              <w:bottom w:w="130" w:type="dxa"/>
+              <w:top w:w="125" w:type="dxa"/>
               <w:start w:w="150" w:type="dxa"/>
+              <w:bottom w:w="125" w:type="dxa"/>
               <w:end w:w="150" w:type="dxa"/>
             </w:tcMar>
             <w:vAlign w:val="center"/>
+            <w:tcBorders>
+              <w:bottom w:val="single" w:color="BDD2DB" w:sz="6"/>
+              <w:right w:val="single" w:color="BDD2DB" w:sz="6"/>
+            </w:tcBorders>
+            <w:shd w:fill="FFFFFF"/>
           </w:tcPr>
-          <w:p>
+          <w:p wp14:textId="77777777">
             <w:r>
               <w:rPr>
-                <w:color w:val="526A76"/>
+                <w:i/>
+                <w:color w:val="5E7480"/>
               </w:rPr>
-              <w:t>Kurzer, eindeutiger Titel der Anleitung</w:t>
+              <w:t>z. B. „SIL-Verriegelung prüfen“</w:t>
+            </w:r>
+          </w:p>
+          <w:p wp14:textId="77777777"/>
+        </w:tc>
+      </w:tr>
+    </w:tbl>
+    <w:p xmlns:wp14="http://schemas.microsoft.com/office/word/2010/wordml" wp14:textId="77777777">
+      <w:pPr>
+        <w:spacing w:after="0"/>
+      </w:pPr>
+    </w:p>
+    <w:tbl>
+      <w:tblPr>
+        <w:tblW w:w="0" w:type="auto"/>
+        <w:jc w:val="center"/>
+        <w:tblLayout w:type="fixed"/>
+        <w:tblLook w:val="04A0" w:firstRow="1" w:lastRow="0" w:firstColumn="1" w:lastColumn="0" w:noHBand="0" w:noVBand="1"/>
+        <w:tblBorders>
+          <w:top w:val="nil"/>
+          <w:left w:val="nil"/>
+          <w:bottom w:val="nil"/>
+          <w:right w:val="nil"/>
+          <w:insideH w:val="nil"/>
+          <w:insideV w:val="nil"/>
+        </w:tblBorders>
+      </w:tblPr>
+      <w:tblGrid>
+        <w:gridCol w:w="792"/>
+        <w:gridCol w:w="8928"/>
+      </w:tblGrid>
+      <w:tr xmlns:wp14="http://schemas.microsoft.com/office/word/2010/wordml" wp14:textId="77777777">
+        <w:tc>
+          <w:tcPr>
+            <w:tcW w:w="5112" w:type="dxa"/>
+            <w:shd w:fill="89D329"/>
+            <w:tcMar>
+              <w:top w:w="105" w:type="dxa"/>
+              <w:start w:w="70" w:type="dxa"/>
+              <w:bottom w:w="105" w:type="dxa"/>
+              <w:end w:w="70" w:type="dxa"/>
+            </w:tcMar>
+          </w:tcPr>
+          <w:p wp14:textId="77777777">
+            <w:pPr>
+              <w:jc w:val="center"/>
+            </w:pPr>
+            <w:r>
+              <w:rPr>
+                <w:b/>
+                <w:color w:val="08253A"/>
+                <w:sz w:val="24"/>
+              </w:rPr>
+              <w:t>3</w:t>
+            </w:r>
+          </w:p>
+        </w:tc>
+        <w:tc>
+          <w:tcPr>
+            <w:tcW w:w="5112" w:type="dxa"/>
+            <w:shd w:fill="08253A"/>
+            <w:tcMar>
+              <w:top w:w="105" w:type="dxa"/>
+              <w:start w:w="165" w:type="dxa"/>
+              <w:bottom w:w="105" w:type="dxa"/>
+              <w:end w:w="165" w:type="dxa"/>
+            </w:tcMar>
+          </w:tcPr>
+          <w:p wp14:textId="77777777">
+            <w:r>
+              <w:rPr>
+                <w:b/>
+                <w:color w:val="FFFFFF"/>
+                <w:sz w:val="26"/>
+              </w:rPr>
+              <w:t>Voraussetzungen</w:t>
+            </w:r>
+          </w:p>
+          <w:p wp14:textId="77777777">
+            <w:pPr>
+              <w:spacing w:after="0"/>
+            </w:pPr>
+            <w:r>
+              <w:rPr>
+                <w:color w:val="D7E9EF"/>
+                <w:sz w:val="16"/>
+              </w:rPr>
+              <w:t>Was wird vor Beginn benötigt oder muss beachtet werden?</w:t>
             </w:r>
           </w:p>
         </w:tc>
       </w:tr>
     </w:tbl>
-    <w:p>
+    <w:p xmlns:wp14="http://schemas.microsoft.com/office/word/2010/wordml" wp14:textId="77777777">
       <w:pPr>
-        <w:pStyle w:val="Heading1"/>
+        <w:spacing w:after="0"/>
       </w:pPr>
-      <w:r>
-        <w:t>3. Voraussetzungen</w:t>
-      </w:r>
     </w:p>
     <w:tbl>
       <w:tblPr>
-        <w:tblW w:type="auto" w:w="0"/>
+        <w:tblW w:w="0" w:type="auto"/>
         <w:jc w:val="center"/>
         <w:tblLayout w:type="fixed"/>
-        <w:tblLook w:firstColumn="1" w:firstRow="1" w:lastColumn="0" w:lastRow="0" w:noHBand="0" w:noVBand="1" w:val="04A0"/>
+        <w:tblLook w:val="04A0" w:firstRow="1" w:lastRow="0" w:firstColumn="1" w:lastColumn="0" w:noHBand="0" w:noVBand="1"/>
       </w:tblPr>
       <w:tblGrid>
-        <w:gridCol w:w="2880"/>
-        <w:gridCol w:w="6840"/>
+        <w:gridCol w:w="2664"/>
+        <w:gridCol w:w="7056"/>
       </w:tblGrid>
-      <w:tr>
+      <w:tr xmlns:wp14="http://schemas.microsoft.com/office/word/2010/wordml" wp14:textId="77777777">
         <w:tc>
           <w:tcPr>
-            <w:tcW w:type="dxa" w:w="2880"/>
+            <w:tcW w:w="2664" w:type="dxa"/>
             <w:tcMar>
-              <w:top w:w="130" w:type="dxa"/>
-              <w:bottom w:w="130" w:type="dxa"/>
+              <w:top w:w="125" w:type="dxa"/>
               <w:start w:w="150" w:type="dxa"/>
+              <w:bottom w:w="125" w:type="dxa"/>
               <w:end w:w="150" w:type="dxa"/>
             </w:tcMar>
             <w:vAlign w:val="center"/>
-            <w:shd w:fill="EAF4F7"/>
+            <w:tcBorders>
+              <w:bottom w:val="single" w:color="BDD2DB" w:sz="6"/>
+              <w:right w:val="single" w:color="BDD2DB" w:sz="6"/>
+            </w:tcBorders>
+            <w:shd w:fill="EAF5F8"/>
           </w:tcPr>
-          <w:p>
+          <w:p wp14:textId="77777777">
             <w:r>
               <w:rPr>
                 <w:b/>
@@ -316,468 +856,648 @@
         </w:tc>
         <w:tc>
           <w:tcPr>
-            <w:tcW w:type="dxa" w:w="6840"/>
+            <w:tcW w:w="7056" w:type="dxa"/>
             <w:tcMar>
-              <w:top w:w="130" w:type="dxa"/>
-              <w:bottom w:w="130" w:type="dxa"/>
+              <w:top w:w="125" w:type="dxa"/>
               <w:start w:w="150" w:type="dxa"/>
+              <w:bottom w:w="125" w:type="dxa"/>
               <w:end w:w="150" w:type="dxa"/>
             </w:tcMar>
             <w:vAlign w:val="center"/>
+            <w:tcBorders>
+              <w:bottom w:val="single" w:color="BDD2DB" w:sz="6"/>
+              <w:right w:val="single" w:color="BDD2DB" w:sz="6"/>
+            </w:tcBorders>
+            <w:shd w:fill="FFFFFF"/>
           </w:tcPr>
-          <w:p>
+          <w:p wp14:textId="77777777">
             <w:r>
               <w:rPr>
-                <w:color w:val="526A76"/>
+                <w:i/>
+                <w:color w:val="5E7480"/>
               </w:rPr>
-              <w:t>Benötigte Unterlagen, Hilfsmittel, Software und wichtige Hinweise</w:t>
+              <w:t>Unterlagen, Software, Hilfsmittel und wichtige Vorbedingungen</w:t>
             </w:r>
           </w:p>
-          <w:p/>
-          <w:p/>
-          <w:p/>
-          <w:p/>
+          <w:p wp14:textId="77777777"/>
+          <w:p wp14:textId="77777777"/>
+          <w:p wp14:textId="77777777"/>
+          <w:p wp14:textId="77777777"/>
+          <w:p wp14:textId="77777777"/>
         </w:tc>
       </w:tr>
     </w:tbl>
-    <w:p>
-      <w:pPr>
-        <w:pStyle w:val="Heading1"/>
-      </w:pPr>
+    <w:p xmlns:wp14="http://schemas.microsoft.com/office/word/2010/wordml" wp14:textId="77777777">
       <w:r>
-        <w:t>4. Durchführung</w:t>
-      </w:r>
-    </w:p>
-    <w:p>
-      <w:pPr>
-        <w:spacing w:after="100"/>
-      </w:pPr>
-      <w:r>
-        <w:t>Bitte die Arbeitsschritte in der richtigen Reihenfolge eintragen. Weitere Zeilen können in Word ergänzt werden.</w:t>
+        <w:br w:type="page"/>
       </w:r>
     </w:p>
     <w:tbl>
       <w:tblPr>
-        <w:tblW w:type="auto" w:w="0"/>
+        <w:tblW w:w="0" w:type="auto"/>
         <w:jc w:val="center"/>
         <w:tblLayout w:type="fixed"/>
-        <w:tblLook w:firstColumn="1" w:firstRow="1" w:lastColumn="0" w:lastRow="0" w:noHBand="0" w:noVBand="1" w:val="04A0"/>
+        <w:tblLook w:val="04A0" w:firstRow="1" w:lastRow="0" w:firstColumn="1" w:lastColumn="0" w:noHBand="0" w:noVBand="1"/>
+        <w:tblBorders>
+          <w:top w:val="nil"/>
+          <w:left w:val="nil"/>
+          <w:bottom w:val="nil"/>
+          <w:right w:val="nil"/>
+          <w:insideH w:val="nil"/>
+          <w:insideV w:val="nil"/>
+        </w:tblBorders>
       </w:tblPr>
       <w:tblGrid>
-        <w:gridCol w:w="936"/>
-        <w:gridCol w:w="8784"/>
+        <w:gridCol w:w="792"/>
+        <w:gridCol w:w="8928"/>
       </w:tblGrid>
-      <w:tr>
+      <w:tr xmlns:wp14="http://schemas.microsoft.com/office/word/2010/wordml" wp14:textId="77777777">
         <w:tc>
           <w:tcPr>
-            <w:tcW w:type="dxa" w:w="5112"/>
-            <w:shd w:fill="00617F"/>
+            <w:tcW w:w="5112" w:type="dxa"/>
+            <w:shd w:fill="89D329"/>
             <w:tcMar>
-              <w:top w:w="130" w:type="dxa"/>
-              <w:bottom w:w="130" w:type="dxa"/>
-              <w:start w:w="150" w:type="dxa"/>
-              <w:end w:w="150" w:type="dxa"/>
+              <w:top w:w="105" w:type="dxa"/>
+              <w:start w:w="70" w:type="dxa"/>
+              <w:bottom w:w="105" w:type="dxa"/>
+              <w:end w:w="70" w:type="dxa"/>
             </w:tcMar>
           </w:tcPr>
-          <w:p>
-            <w:r>
-              <w:rPr>
-                <w:b/>
-                <w:color w:val="FFFFFF"/>
-              </w:rPr>
-              <w:t>Nr.</w:t>
-            </w:r>
-          </w:p>
-        </w:tc>
-        <w:tc>
-          <w:tcPr>
-            <w:tcW w:type="dxa" w:w="5112"/>
-            <w:shd w:fill="00617F"/>
-            <w:tcMar>
-              <w:top w:w="130" w:type="dxa"/>
-              <w:bottom w:w="130" w:type="dxa"/>
-              <w:start w:w="150" w:type="dxa"/>
-              <w:end w:w="150" w:type="dxa"/>
-            </w:tcMar>
-          </w:tcPr>
-          <w:p>
-            <w:r>
-              <w:rPr>
-                <w:b/>
-                <w:color w:val="FFFFFF"/>
-              </w:rPr>
-              <w:t>Arbeitsschritt *</w:t>
-            </w:r>
-          </w:p>
-        </w:tc>
-      </w:tr>
-      <w:tr>
-        <w:tc>
-          <w:tcPr>
-            <w:tcW w:type="dxa" w:w="936"/>
-            <w:tcMar>
-              <w:top w:w="150" w:type="dxa"/>
-              <w:bottom w:w="150" w:type="dxa"/>
-              <w:start w:w="130" w:type="dxa"/>
-              <w:end w:w="130" w:type="dxa"/>
-            </w:tcMar>
-            <w:vAlign w:val="top"/>
-          </w:tcPr>
-          <w:p>
+          <w:p wp14:textId="77777777">
             <w:pPr>
               <w:jc w:val="center"/>
             </w:pPr>
             <w:r>
-              <w:t>1</w:t>
-            </w:r>
-          </w:p>
-        </w:tc>
-        <w:tc>
-          <w:tcPr>
-            <w:tcW w:type="dxa" w:w="8784"/>
-            <w:tcMar>
-              <w:top w:w="150" w:type="dxa"/>
-              <w:bottom w:w="150" w:type="dxa"/>
-              <w:start w:w="130" w:type="dxa"/>
-              <w:end w:w="130" w:type="dxa"/>
-            </w:tcMar>
-            <w:vAlign w:val="top"/>
-          </w:tcPr>
-          <w:p>
-            <w:r>
-              <w:t>Arbeitsschritt beschreiben</w:t>
-            </w:r>
-          </w:p>
-          <w:p/>
-          <w:p/>
-        </w:tc>
-      </w:tr>
-      <w:tr>
-        <w:tc>
-          <w:tcPr>
-            <w:tcW w:type="dxa" w:w="936"/>
-            <w:tcMar>
-              <w:top w:w="150" w:type="dxa"/>
-              <w:bottom w:w="150" w:type="dxa"/>
-              <w:start w:w="130" w:type="dxa"/>
-              <w:end w:w="130" w:type="dxa"/>
-            </w:tcMar>
-            <w:vAlign w:val="top"/>
-          </w:tcPr>
-          <w:p>
-            <w:pPr>
-              <w:jc w:val="center"/>
-            </w:pPr>
-            <w:r>
-              <w:t>2</w:t>
-            </w:r>
-          </w:p>
-        </w:tc>
-        <w:tc>
-          <w:tcPr>
-            <w:tcW w:type="dxa" w:w="8784"/>
-            <w:tcMar>
-              <w:top w:w="150" w:type="dxa"/>
-              <w:bottom w:w="150" w:type="dxa"/>
-              <w:start w:w="130" w:type="dxa"/>
-              <w:end w:w="130" w:type="dxa"/>
-            </w:tcMar>
-            <w:vAlign w:val="top"/>
-          </w:tcPr>
-          <w:p>
-            <w:r>
-              <w:t>Arbeitsschritt beschreiben</w:t>
-            </w:r>
-          </w:p>
-          <w:p/>
-          <w:p/>
-        </w:tc>
-      </w:tr>
-      <w:tr>
-        <w:tc>
-          <w:tcPr>
-            <w:tcW w:type="dxa" w:w="936"/>
-            <w:tcMar>
-              <w:top w:w="150" w:type="dxa"/>
-              <w:bottom w:w="150" w:type="dxa"/>
-              <w:start w:w="130" w:type="dxa"/>
-              <w:end w:w="130" w:type="dxa"/>
-            </w:tcMar>
-            <w:vAlign w:val="top"/>
-          </w:tcPr>
-          <w:p>
-            <w:pPr>
-              <w:jc w:val="center"/>
-            </w:pPr>
-            <w:r>
-              <w:t>3</w:t>
-            </w:r>
-          </w:p>
-        </w:tc>
-        <w:tc>
-          <w:tcPr>
-            <w:tcW w:type="dxa" w:w="8784"/>
-            <w:tcMar>
-              <w:top w:w="150" w:type="dxa"/>
-              <w:bottom w:w="150" w:type="dxa"/>
-              <w:start w:w="130" w:type="dxa"/>
-              <w:end w:w="130" w:type="dxa"/>
-            </w:tcMar>
-            <w:vAlign w:val="top"/>
-          </w:tcPr>
-          <w:p>
-            <w:r>
-              <w:t>Arbeitsschritt beschreiben</w:t>
-            </w:r>
-          </w:p>
-          <w:p/>
-          <w:p/>
-        </w:tc>
-      </w:tr>
-      <w:tr>
-        <w:tc>
-          <w:tcPr>
-            <w:tcW w:type="dxa" w:w="936"/>
-            <w:tcMar>
-              <w:top w:w="150" w:type="dxa"/>
-              <w:bottom w:w="150" w:type="dxa"/>
-              <w:start w:w="130" w:type="dxa"/>
-              <w:end w:w="130" w:type="dxa"/>
-            </w:tcMar>
-            <w:vAlign w:val="top"/>
-          </w:tcPr>
-          <w:p>
-            <w:pPr>
-              <w:jc w:val="center"/>
-            </w:pPr>
-            <w:r>
+              <w:rPr>
+                <w:b/>
+                <w:color w:val="08253A"/>
+                <w:sz w:val="24"/>
+              </w:rPr>
               <w:t>4</w:t>
             </w:r>
           </w:p>
         </w:tc>
         <w:tc>
           <w:tcPr>
-            <w:tcW w:type="dxa" w:w="8784"/>
+            <w:tcW w:w="5112" w:type="dxa"/>
+            <w:shd w:fill="08253A"/>
             <w:tcMar>
-              <w:top w:w="150" w:type="dxa"/>
-              <w:bottom w:w="150" w:type="dxa"/>
-              <w:start w:w="130" w:type="dxa"/>
-              <w:end w:w="130" w:type="dxa"/>
+              <w:top w:w="105" w:type="dxa"/>
+              <w:start w:w="165" w:type="dxa"/>
+              <w:bottom w:w="105" w:type="dxa"/>
+              <w:end w:w="165" w:type="dxa"/>
+            </w:tcMar>
+          </w:tcPr>
+          <w:p wp14:textId="77777777">
+            <w:r>
+              <w:rPr>
+                <w:b/>
+                <w:color w:val="FFFFFF"/>
+                <w:sz w:val="26"/>
+              </w:rPr>
+              <w:t>Durchführung</w:t>
+            </w:r>
+          </w:p>
+          <w:p wp14:textId="77777777">
+            <w:pPr>
+              <w:spacing w:after="0"/>
+            </w:pPr>
+            <w:r>
+              <w:rPr>
+                <w:color w:val="D7E9EF"/>
+                <w:sz w:val="16"/>
+              </w:rPr>
+              <w:t>Arbeitsschritte klar und in der richtigen Reihenfolge beschreiben</w:t>
+            </w:r>
+          </w:p>
+        </w:tc>
+      </w:tr>
+    </w:tbl>
+    <w:p xmlns:wp14="http://schemas.microsoft.com/office/word/2010/wordml" wp14:textId="77777777">
+      <w:pPr>
+        <w:spacing w:after="0"/>
+      </w:pPr>
+    </w:p>
+    <w:tbl>
+      <w:tblPr>
+        <w:tblW w:w="0" w:type="auto"/>
+        <w:jc w:val="center"/>
+        <w:tblLayout w:type="fixed"/>
+        <w:tblLook w:val="04A0" w:firstRow="1" w:lastRow="0" w:firstColumn="1" w:lastColumn="0" w:noHBand="0" w:noVBand="1"/>
+      </w:tblPr>
+      <w:tblGrid>
+        <w:gridCol w:w="864"/>
+        <w:gridCol w:w="8856"/>
+      </w:tblGrid>
+      <w:tr xmlns:wp14="http://schemas.microsoft.com/office/word/2010/wordml" wp14:textId="77777777">
+        <w:tc>
+          <w:tcPr>
+            <w:tcW w:w="5112" w:type="dxa"/>
+            <w:shd w:fill="006A8E"/>
+            <w:tcMar>
+              <w:top w:w="95" w:type="dxa"/>
+              <w:start w:w="120" w:type="dxa"/>
+              <w:bottom w:w="95" w:type="dxa"/>
+              <w:end w:w="120" w:type="dxa"/>
+            </w:tcMar>
+          </w:tcPr>
+          <w:p wp14:textId="77777777">
+            <w:r>
+              <w:rPr>
+                <w:b/>
+                <w:color w:val="FFFFFF"/>
+                <w:sz w:val="17"/>
+              </w:rPr>
+              <w:t>NR.</w:t>
+            </w:r>
+          </w:p>
+        </w:tc>
+        <w:tc>
+          <w:tcPr>
+            <w:tcW w:w="5112" w:type="dxa"/>
+            <w:shd w:fill="006A8E"/>
+            <w:tcMar>
+              <w:top w:w="95" w:type="dxa"/>
+              <w:start w:w="120" w:type="dxa"/>
+              <w:bottom w:w="95" w:type="dxa"/>
+              <w:end w:w="120" w:type="dxa"/>
+            </w:tcMar>
+          </w:tcPr>
+          <w:p wp14:textId="77777777">
+            <w:r>
+              <w:rPr>
+                <w:b/>
+                <w:color w:val="FFFFFF"/>
+                <w:sz w:val="17"/>
+              </w:rPr>
+              <w:t>ARBEITSSCHRITT</w:t>
+            </w:r>
+          </w:p>
+        </w:tc>
+      </w:tr>
+      <w:tr xmlns:wp14="http://schemas.microsoft.com/office/word/2010/wordml" wp14:textId="77777777">
+        <w:tc>
+          <w:tcPr>
+            <w:tcW w:w="864" w:type="dxa"/>
+            <w:tcMar>
+              <w:top w:w="105" w:type="dxa"/>
+              <w:start w:w="125" w:type="dxa"/>
+              <w:bottom w:w="105" w:type="dxa"/>
+              <w:end w:w="125" w:type="dxa"/>
             </w:tcMar>
             <w:vAlign w:val="top"/>
+            <w:tcBorders>
+              <w:bottom w:val="single" w:color="BDD2DB" w:sz="6"/>
+              <w:right w:val="single" w:color="BDD2DB" w:sz="6"/>
+            </w:tcBorders>
+            <w:shd w:fill="EAF5F8"/>
           </w:tcPr>
-          <w:p>
-            <w:r>
-              <w:t>Arbeitsschritt beschreiben</w:t>
-            </w:r>
-          </w:p>
-          <w:p/>
-          <w:p/>
-        </w:tc>
-      </w:tr>
-      <w:tr>
-        <w:tc>
-          <w:tcPr>
-            <w:tcW w:type="dxa" w:w="936"/>
-            <w:tcMar>
-              <w:top w:w="150" w:type="dxa"/>
-              <w:bottom w:w="150" w:type="dxa"/>
-              <w:start w:w="130" w:type="dxa"/>
-              <w:end w:w="130" w:type="dxa"/>
-            </w:tcMar>
-            <w:vAlign w:val="top"/>
-          </w:tcPr>
-          <w:p>
+          <w:p wp14:textId="77777777">
             <w:pPr>
               <w:jc w:val="center"/>
             </w:pPr>
             <w:r>
+              <w:rPr>
+                <w:b/>
+                <w:color w:val="006A8E"/>
+              </w:rPr>
+              <w:t>01</w:t>
+            </w:r>
+          </w:p>
+        </w:tc>
+        <w:tc>
+          <w:tcPr>
+            <w:tcW w:w="8856" w:type="dxa"/>
+            <w:tcMar>
+              <w:top w:w="105" w:type="dxa"/>
+              <w:start w:w="125" w:type="dxa"/>
+              <w:bottom w:w="105" w:type="dxa"/>
+              <w:end w:w="125" w:type="dxa"/>
+            </w:tcMar>
+            <w:vAlign w:val="top"/>
+            <w:tcBorders>
+              <w:bottom w:val="single" w:color="BDD2DB" w:sz="6"/>
+              <w:right w:val="single" w:color="BDD2DB" w:sz="6"/>
+            </w:tcBorders>
+          </w:tcPr>
+          <w:p wp14:textId="77777777">
+            <w:r>
+              <w:rPr>
+                <w:i/>
+                <w:color w:val="5E7480"/>
+              </w:rPr>
+              <w:t>Arbeitsschritt beschreiben</w:t>
+            </w:r>
+          </w:p>
+          <w:p wp14:textId="77777777"/>
+        </w:tc>
+      </w:tr>
+      <w:tr xmlns:wp14="http://schemas.microsoft.com/office/word/2010/wordml" wp14:textId="77777777">
+        <w:tc>
+          <w:tcPr>
+            <w:tcW w:w="864" w:type="dxa"/>
+            <w:tcMar>
+              <w:top w:w="105" w:type="dxa"/>
+              <w:start w:w="125" w:type="dxa"/>
+              <w:bottom w:w="105" w:type="dxa"/>
+              <w:end w:w="125" w:type="dxa"/>
+            </w:tcMar>
+            <w:vAlign w:val="top"/>
+            <w:tcBorders>
+              <w:bottom w:val="single" w:color="BDD2DB" w:sz="6"/>
+              <w:right w:val="single" w:color="BDD2DB" w:sz="6"/>
+            </w:tcBorders>
+            <w:shd w:fill="EAF5F8"/>
+          </w:tcPr>
+          <w:p wp14:textId="77777777">
+            <w:pPr>
+              <w:jc w:val="center"/>
+            </w:pPr>
+            <w:r>
+              <w:rPr>
+                <w:b/>
+                <w:color w:val="006A8E"/>
+              </w:rPr>
+              <w:t>02</w:t>
+            </w:r>
+          </w:p>
+        </w:tc>
+        <w:tc>
+          <w:tcPr>
+            <w:tcW w:w="8856" w:type="dxa"/>
+            <w:tcMar>
+              <w:top w:w="105" w:type="dxa"/>
+              <w:start w:w="125" w:type="dxa"/>
+              <w:bottom w:w="105" w:type="dxa"/>
+              <w:end w:w="125" w:type="dxa"/>
+            </w:tcMar>
+            <w:vAlign w:val="top"/>
+            <w:tcBorders>
+              <w:bottom w:val="single" w:color="BDD2DB" w:sz="6"/>
+              <w:right w:val="single" w:color="BDD2DB" w:sz="6"/>
+            </w:tcBorders>
+          </w:tcPr>
+          <w:p wp14:textId="77777777">
+            <w:r>
+              <w:rPr>
+                <w:i/>
+                <w:color w:val="5E7480"/>
+              </w:rPr>
+              <w:t>Arbeitsschritt beschreiben</w:t>
+            </w:r>
+          </w:p>
+          <w:p wp14:textId="77777777"/>
+        </w:tc>
+      </w:tr>
+      <w:tr xmlns:wp14="http://schemas.microsoft.com/office/word/2010/wordml" wp14:textId="77777777">
+        <w:tc>
+          <w:tcPr>
+            <w:tcW w:w="864" w:type="dxa"/>
+            <w:tcMar>
+              <w:top w:w="105" w:type="dxa"/>
+              <w:start w:w="125" w:type="dxa"/>
+              <w:bottom w:w="105" w:type="dxa"/>
+              <w:end w:w="125" w:type="dxa"/>
+            </w:tcMar>
+            <w:vAlign w:val="top"/>
+            <w:tcBorders>
+              <w:bottom w:val="single" w:color="BDD2DB" w:sz="6"/>
+              <w:right w:val="single" w:color="BDD2DB" w:sz="6"/>
+            </w:tcBorders>
+            <w:shd w:fill="EAF5F8"/>
+          </w:tcPr>
+          <w:p wp14:textId="77777777">
+            <w:pPr>
+              <w:jc w:val="center"/>
+            </w:pPr>
+            <w:r>
+              <w:rPr>
+                <w:b/>
+                <w:color w:val="006A8E"/>
+              </w:rPr>
+              <w:t>03</w:t>
+            </w:r>
+          </w:p>
+        </w:tc>
+        <w:tc>
+          <w:tcPr>
+            <w:tcW w:w="8856" w:type="dxa"/>
+            <w:tcMar>
+              <w:top w:w="105" w:type="dxa"/>
+              <w:start w:w="125" w:type="dxa"/>
+              <w:bottom w:w="105" w:type="dxa"/>
+              <w:end w:w="125" w:type="dxa"/>
+            </w:tcMar>
+            <w:vAlign w:val="top"/>
+            <w:tcBorders>
+              <w:bottom w:val="single" w:color="BDD2DB" w:sz="6"/>
+              <w:right w:val="single" w:color="BDD2DB" w:sz="6"/>
+            </w:tcBorders>
+          </w:tcPr>
+          <w:p wp14:textId="77777777">
+            <w:r>
+              <w:rPr>
+                <w:i/>
+                <w:color w:val="5E7480"/>
+              </w:rPr>
+              <w:t>Arbeitsschritt beschreiben</w:t>
+            </w:r>
+          </w:p>
+          <w:p wp14:textId="77777777"/>
+        </w:tc>
+      </w:tr>
+      <w:tr xmlns:wp14="http://schemas.microsoft.com/office/word/2010/wordml" wp14:textId="77777777">
+        <w:tc>
+          <w:tcPr>
+            <w:tcW w:w="864" w:type="dxa"/>
+            <w:tcMar>
+              <w:top w:w="105" w:type="dxa"/>
+              <w:start w:w="125" w:type="dxa"/>
+              <w:bottom w:w="105" w:type="dxa"/>
+              <w:end w:w="125" w:type="dxa"/>
+            </w:tcMar>
+            <w:vAlign w:val="top"/>
+            <w:tcBorders>
+              <w:bottom w:val="single" w:color="BDD2DB" w:sz="6"/>
+              <w:right w:val="single" w:color="BDD2DB" w:sz="6"/>
+            </w:tcBorders>
+            <w:shd w:fill="EAF5F8"/>
+          </w:tcPr>
+          <w:p wp14:textId="77777777">
+            <w:pPr>
+              <w:jc w:val="center"/>
+            </w:pPr>
+            <w:r>
+              <w:rPr>
+                <w:b/>
+                <w:color w:val="006A8E"/>
+              </w:rPr>
+              <w:t>04</w:t>
+            </w:r>
+          </w:p>
+        </w:tc>
+        <w:tc>
+          <w:tcPr>
+            <w:tcW w:w="8856" w:type="dxa"/>
+            <w:tcMar>
+              <w:top w:w="105" w:type="dxa"/>
+              <w:start w:w="125" w:type="dxa"/>
+              <w:bottom w:w="105" w:type="dxa"/>
+              <w:end w:w="125" w:type="dxa"/>
+            </w:tcMar>
+            <w:vAlign w:val="top"/>
+            <w:tcBorders>
+              <w:bottom w:val="single" w:color="BDD2DB" w:sz="6"/>
+              <w:right w:val="single" w:color="BDD2DB" w:sz="6"/>
+            </w:tcBorders>
+          </w:tcPr>
+          <w:p wp14:textId="77777777">
+            <w:r>
+              <w:rPr>
+                <w:i/>
+                <w:color w:val="5E7480"/>
+              </w:rPr>
+              <w:t>Arbeitsschritt beschreiben</w:t>
+            </w:r>
+          </w:p>
+          <w:p wp14:textId="77777777"/>
+        </w:tc>
+      </w:tr>
+      <w:tr xmlns:wp14="http://schemas.microsoft.com/office/word/2010/wordml" wp14:textId="77777777">
+        <w:tc>
+          <w:tcPr>
+            <w:tcW w:w="864" w:type="dxa"/>
+            <w:tcMar>
+              <w:top w:w="105" w:type="dxa"/>
+              <w:start w:w="125" w:type="dxa"/>
+              <w:bottom w:w="105" w:type="dxa"/>
+              <w:end w:w="125" w:type="dxa"/>
+            </w:tcMar>
+            <w:vAlign w:val="top"/>
+            <w:tcBorders>
+              <w:bottom w:val="single" w:color="BDD2DB" w:sz="6"/>
+              <w:right w:val="single" w:color="BDD2DB" w:sz="6"/>
+            </w:tcBorders>
+            <w:shd w:fill="EAF5F8"/>
+          </w:tcPr>
+          <w:p wp14:textId="77777777">
+            <w:pPr>
+              <w:jc w:val="center"/>
+            </w:pPr>
+            <w:r>
+              <w:rPr>
+                <w:b/>
+                <w:color w:val="006A8E"/>
+              </w:rPr>
+              <w:t>05</w:t>
+            </w:r>
+          </w:p>
+        </w:tc>
+        <w:tc>
+          <w:tcPr>
+            <w:tcW w:w="8856" w:type="dxa"/>
+            <w:tcMar>
+              <w:top w:w="105" w:type="dxa"/>
+              <w:start w:w="125" w:type="dxa"/>
+              <w:bottom w:w="105" w:type="dxa"/>
+              <w:end w:w="125" w:type="dxa"/>
+            </w:tcMar>
+            <w:vAlign w:val="top"/>
+            <w:tcBorders>
+              <w:bottom w:val="single" w:color="BDD2DB" w:sz="6"/>
+              <w:right w:val="single" w:color="BDD2DB" w:sz="6"/>
+            </w:tcBorders>
+          </w:tcPr>
+          <w:p wp14:textId="77777777">
+            <w:r>
+              <w:rPr>
+                <w:i/>
+                <w:color w:val="5E7480"/>
+              </w:rPr>
+              <w:t>Arbeitsschritt beschreiben</w:t>
+            </w:r>
+          </w:p>
+          <w:p wp14:textId="77777777"/>
+        </w:tc>
+      </w:tr>
+      <w:tr xmlns:wp14="http://schemas.microsoft.com/office/word/2010/wordml" wp14:textId="77777777">
+        <w:tc>
+          <w:tcPr>
+            <w:tcW w:w="864" w:type="dxa"/>
+            <w:tcMar>
+              <w:top w:w="105" w:type="dxa"/>
+              <w:start w:w="125" w:type="dxa"/>
+              <w:bottom w:w="105" w:type="dxa"/>
+              <w:end w:w="125" w:type="dxa"/>
+            </w:tcMar>
+            <w:vAlign w:val="top"/>
+            <w:tcBorders>
+              <w:bottom w:val="single" w:color="BDD2DB" w:sz="6"/>
+              <w:right w:val="single" w:color="BDD2DB" w:sz="6"/>
+            </w:tcBorders>
+            <w:shd w:fill="EAF5F8"/>
+          </w:tcPr>
+          <w:p wp14:textId="77777777">
+            <w:pPr>
+              <w:jc w:val="center"/>
+            </w:pPr>
+            <w:r>
+              <w:rPr>
+                <w:b/>
+                <w:color w:val="006A8E"/>
+              </w:rPr>
+              <w:t>06</w:t>
+            </w:r>
+          </w:p>
+        </w:tc>
+        <w:tc>
+          <w:tcPr>
+            <w:tcW w:w="8856" w:type="dxa"/>
+            <w:tcMar>
+              <w:top w:w="105" w:type="dxa"/>
+              <w:start w:w="125" w:type="dxa"/>
+              <w:bottom w:w="105" w:type="dxa"/>
+              <w:end w:w="125" w:type="dxa"/>
+            </w:tcMar>
+            <w:vAlign w:val="top"/>
+            <w:tcBorders>
+              <w:bottom w:val="single" w:color="BDD2DB" w:sz="6"/>
+              <w:right w:val="single" w:color="BDD2DB" w:sz="6"/>
+            </w:tcBorders>
+          </w:tcPr>
+          <w:p wp14:textId="77777777">
+            <w:r>
+              <w:rPr>
+                <w:i/>
+                <w:color w:val="5E7480"/>
+              </w:rPr>
+              <w:t>Arbeitsschritt beschreiben</w:t>
+            </w:r>
+          </w:p>
+          <w:p wp14:textId="77777777"/>
+        </w:tc>
+      </w:tr>
+    </w:tbl>
+    <w:p xmlns:wp14="http://schemas.microsoft.com/office/word/2010/wordml" wp14:textId="77777777">
+      <w:pPr>
+        <w:spacing w:after="0"/>
+      </w:pPr>
+    </w:p>
+    <w:tbl>
+      <w:tblPr>
+        <w:tblW w:w="0" w:type="auto"/>
+        <w:jc w:val="center"/>
+        <w:tblLayout w:type="fixed"/>
+        <w:tblLook w:val="04A0" w:firstRow="1" w:lastRow="0" w:firstColumn="1" w:lastColumn="0" w:noHBand="0" w:noVBand="1"/>
+        <w:tblBorders>
+          <w:top w:val="nil"/>
+          <w:left w:val="nil"/>
+          <w:bottom w:val="nil"/>
+          <w:right w:val="nil"/>
+          <w:insideH w:val="nil"/>
+          <w:insideV w:val="nil"/>
+        </w:tblBorders>
+      </w:tblPr>
+      <w:tblGrid>
+        <w:gridCol w:w="792"/>
+        <w:gridCol w:w="8928"/>
+      </w:tblGrid>
+      <w:tr xmlns:wp14="http://schemas.microsoft.com/office/word/2010/wordml" wp14:textId="77777777">
+        <w:tc>
+          <w:tcPr>
+            <w:tcW w:w="5112" w:type="dxa"/>
+            <w:shd w:fill="89D329"/>
+            <w:tcMar>
+              <w:top w:w="105" w:type="dxa"/>
+              <w:start w:w="70" w:type="dxa"/>
+              <w:bottom w:w="105" w:type="dxa"/>
+              <w:end w:w="70" w:type="dxa"/>
+            </w:tcMar>
+          </w:tcPr>
+          <w:p wp14:textId="77777777">
+            <w:pPr>
+              <w:jc w:val="center"/>
+            </w:pPr>
+            <w:r>
+              <w:rPr>
+                <w:b/>
+                <w:color w:val="08253A"/>
+                <w:sz w:val="24"/>
+              </w:rPr>
               <w:t>5</w:t>
             </w:r>
           </w:p>
         </w:tc>
         <w:tc>
           <w:tcPr>
-            <w:tcW w:type="dxa" w:w="8784"/>
+            <w:tcW w:w="5112" w:type="dxa"/>
+            <w:shd w:fill="08253A"/>
             <w:tcMar>
-              <w:top w:w="150" w:type="dxa"/>
-              <w:bottom w:w="150" w:type="dxa"/>
-              <w:start w:w="130" w:type="dxa"/>
-              <w:end w:w="130" w:type="dxa"/>
+              <w:top w:w="105" w:type="dxa"/>
+              <w:start w:w="165" w:type="dxa"/>
+              <w:bottom w:w="105" w:type="dxa"/>
+              <w:end w:w="165" w:type="dxa"/>
             </w:tcMar>
-            <w:vAlign w:val="top"/>
           </w:tcPr>
-          <w:p>
+          <w:p wp14:textId="77777777">
             <w:r>
-              <w:t>Arbeitsschritt beschreiben</w:t>
+              <w:rPr>
+                <w:b/>
+                <w:color w:val="FFFFFF"/>
+                <w:sz w:val="26"/>
+              </w:rPr>
+              <w:t>Kontrolle</w:t>
             </w:r>
           </w:p>
-          <w:p/>
-          <w:p/>
-        </w:tc>
-      </w:tr>
-      <w:tr>
-        <w:tc>
-          <w:tcPr>
-            <w:tcW w:type="dxa" w:w="936"/>
-            <w:tcMar>
-              <w:top w:w="150" w:type="dxa"/>
-              <w:bottom w:w="150" w:type="dxa"/>
-              <w:start w:w="130" w:type="dxa"/>
-              <w:end w:w="130" w:type="dxa"/>
-            </w:tcMar>
-            <w:vAlign w:val="top"/>
-          </w:tcPr>
-          <w:p>
+          <w:p wp14:textId="77777777">
             <w:pPr>
-              <w:jc w:val="center"/>
+              <w:spacing w:after="0"/>
             </w:pPr>
             <w:r>
-              <w:t>6</w:t>
+              <w:rPr>
+                <w:color w:val="D7E9EF"/>
+                <w:sz w:val="16"/>
+              </w:rPr>
+              <w:t>Wie wird der erfolgreiche Abschluss nachgewiesen?</w:t>
             </w:r>
           </w:p>
         </w:tc>
-        <w:tc>
-          <w:tcPr>
-            <w:tcW w:type="dxa" w:w="8784"/>
-            <w:tcMar>
-              <w:top w:w="150" w:type="dxa"/>
-              <w:bottom w:w="150" w:type="dxa"/>
-              <w:start w:w="130" w:type="dxa"/>
-              <w:end w:w="130" w:type="dxa"/>
-            </w:tcMar>
-            <w:vAlign w:val="top"/>
-          </w:tcPr>
-          <w:p>
-            <w:r>
-              <w:t>Arbeitsschritt beschreiben</w:t>
-            </w:r>
-          </w:p>
-          <w:p/>
-          <w:p/>
-        </w:tc>
-      </w:tr>
-      <w:tr>
-        <w:tc>
-          <w:tcPr>
-            <w:tcW w:type="dxa" w:w="936"/>
-            <w:tcMar>
-              <w:top w:w="150" w:type="dxa"/>
-              <w:bottom w:w="150" w:type="dxa"/>
-              <w:start w:w="130" w:type="dxa"/>
-              <w:end w:w="130" w:type="dxa"/>
-            </w:tcMar>
-            <w:vAlign w:val="top"/>
-          </w:tcPr>
-          <w:p>
-            <w:pPr>
-              <w:jc w:val="center"/>
-            </w:pPr>
-            <w:r>
-              <w:t>7</w:t>
-            </w:r>
-          </w:p>
-        </w:tc>
-        <w:tc>
-          <w:tcPr>
-            <w:tcW w:type="dxa" w:w="8784"/>
-            <w:tcMar>
-              <w:top w:w="150" w:type="dxa"/>
-              <w:bottom w:w="150" w:type="dxa"/>
-              <w:start w:w="130" w:type="dxa"/>
-              <w:end w:w="130" w:type="dxa"/>
-            </w:tcMar>
-            <w:vAlign w:val="top"/>
-          </w:tcPr>
-          <w:p>
-            <w:r>
-              <w:t>Arbeitsschritt beschreiben</w:t>
-            </w:r>
-          </w:p>
-          <w:p/>
-          <w:p/>
-        </w:tc>
-      </w:tr>
-      <w:tr>
-        <w:tc>
-          <w:tcPr>
-            <w:tcW w:type="dxa" w:w="936"/>
-            <w:tcMar>
-              <w:top w:w="150" w:type="dxa"/>
-              <w:bottom w:w="150" w:type="dxa"/>
-              <w:start w:w="130" w:type="dxa"/>
-              <w:end w:w="130" w:type="dxa"/>
-            </w:tcMar>
-            <w:vAlign w:val="top"/>
-          </w:tcPr>
-          <w:p>
-            <w:pPr>
-              <w:jc w:val="center"/>
-            </w:pPr>
-            <w:r>
-              <w:t>8</w:t>
-            </w:r>
-          </w:p>
-        </w:tc>
-        <w:tc>
-          <w:tcPr>
-            <w:tcW w:type="dxa" w:w="8784"/>
-            <w:tcMar>
-              <w:top w:w="150" w:type="dxa"/>
-              <w:bottom w:w="150" w:type="dxa"/>
-              <w:start w:w="130" w:type="dxa"/>
-              <w:end w:w="130" w:type="dxa"/>
-            </w:tcMar>
-            <w:vAlign w:val="top"/>
-          </w:tcPr>
-          <w:p>
-            <w:r>
-              <w:t>Arbeitsschritt beschreiben</w:t>
-            </w:r>
-          </w:p>
-          <w:p/>
-          <w:p/>
-        </w:tc>
       </w:tr>
     </w:tbl>
-    <w:p>
-      <w:r>
-        <w:br w:type="page"/>
-      </w:r>
-    </w:p>
-    <w:p>
+    <w:p xmlns:wp14="http://schemas.microsoft.com/office/word/2010/wordml" wp14:textId="77777777">
       <w:pPr>
-        <w:pStyle w:val="Heading1"/>
+        <w:spacing w:after="0"/>
       </w:pPr>
-      <w:r>
-        <w:t>5. Kontrolle</w:t>
-      </w:r>
     </w:p>
     <w:tbl>
       <w:tblPr>
-        <w:tblW w:type="auto" w:w="0"/>
+        <w:tblW w:w="0" w:type="auto"/>
         <w:jc w:val="center"/>
         <w:tblLayout w:type="fixed"/>
-        <w:tblLook w:firstColumn="1" w:firstRow="1" w:lastColumn="0" w:lastRow="0" w:noHBand="0" w:noVBand="1" w:val="04A0"/>
+        <w:tblLook w:val="04A0" w:firstRow="1" w:lastRow="0" w:firstColumn="1" w:lastColumn="0" w:noHBand="0" w:noVBand="1"/>
       </w:tblPr>
       <w:tblGrid>
-        <w:gridCol w:w="2880"/>
-        <w:gridCol w:w="6840"/>
+        <w:gridCol w:w="2664"/>
+        <w:gridCol w:w="7056"/>
       </w:tblGrid>
-      <w:tr>
+      <w:tr xmlns:wp14="http://schemas.microsoft.com/office/word/2010/wordml" wp14:textId="77777777">
         <w:tc>
           <w:tcPr>
-            <w:tcW w:type="dxa" w:w="2880"/>
+            <w:tcW w:w="2664" w:type="dxa"/>
             <w:tcMar>
-              <w:top w:w="130" w:type="dxa"/>
-              <w:bottom w:w="130" w:type="dxa"/>
+              <w:top w:w="125" w:type="dxa"/>
               <w:start w:w="150" w:type="dxa"/>
+              <w:bottom w:w="125" w:type="dxa"/>
               <w:end w:w="150" w:type="dxa"/>
             </w:tcMar>
             <w:vAlign w:val="center"/>
-            <w:shd w:fill="EAF4F7"/>
+            <w:tcBorders>
+              <w:bottom w:val="single" w:color="BDD2DB" w:sz="6"/>
+              <w:right w:val="single" w:color="BDD2DB" w:sz="6"/>
+            </w:tcBorders>
+            <w:shd w:fill="EAF5F8"/>
           </w:tcPr>
-          <w:p>
+          <w:p wp14:textId="77777777">
             <w:r>
               <w:rPr>
                 <w:b/>
@@ -788,203 +1508,232 @@
         </w:tc>
         <w:tc>
           <w:tcPr>
-            <w:tcW w:type="dxa" w:w="6840"/>
+            <w:tcW w:w="7056" w:type="dxa"/>
             <w:tcMar>
-              <w:top w:w="130" w:type="dxa"/>
-              <w:bottom w:w="130" w:type="dxa"/>
+              <w:top w:w="125" w:type="dxa"/>
               <w:start w:w="150" w:type="dxa"/>
+              <w:bottom w:w="125" w:type="dxa"/>
               <w:end w:w="150" w:type="dxa"/>
             </w:tcMar>
             <w:vAlign w:val="center"/>
+            <w:tcBorders>
+              <w:bottom w:val="single" w:color="BDD2DB" w:sz="6"/>
+              <w:right w:val="single" w:color="BDD2DB" w:sz="6"/>
+            </w:tcBorders>
+            <w:shd w:fill="FFFFFF"/>
           </w:tcPr>
-          <w:p>
+          <w:p wp14:textId="77777777">
             <w:r>
               <w:rPr>
-                <w:color w:val="526A76"/>
+                <w:i/>
+                <w:color w:val="5E7480"/>
               </w:rPr>
-              <w:t>Woran erkennt man, dass die Durchführung erfolgreich war? Welche Werte oder Zustände sind zu prüfen?</w:t>
+              <w:t>Erwartete Werte, Anzeigen oder Gerätezustände</w:t>
             </w:r>
           </w:p>
-          <w:p/>
-          <w:p/>
-          <w:p/>
-          <w:p/>
-          <w:p/>
+          <w:p wp14:textId="77777777"/>
+          <w:p wp14:textId="77777777"/>
+          <w:p wp14:textId="77777777"/>
         </w:tc>
       </w:tr>
     </w:tbl>
-    <w:p>
+    <w:p xmlns:wp14="http://schemas.microsoft.com/office/word/2010/wordml" wp14:textId="77777777">
       <w:pPr>
-        <w:pStyle w:val="Heading1"/>
+        <w:spacing w:after="0"/>
       </w:pPr>
-      <w:r>
-        <w:t>6. Bilder</w:t>
-      </w:r>
     </w:p>
     <w:tbl>
       <w:tblPr>
-        <w:tblW w:type="auto" w:w="0"/>
+        <w:tblW w:w="0" w:type="auto"/>
         <w:jc w:val="center"/>
         <w:tblLayout w:type="fixed"/>
-        <w:tblLook w:firstColumn="1" w:firstRow="1" w:lastColumn="0" w:lastRow="0" w:noHBand="0" w:noVBand="1" w:val="04A0"/>
+        <w:tblLook w:val="04A0" w:firstRow="1" w:lastRow="0" w:firstColumn="1" w:lastColumn="0" w:noHBand="0" w:noVBand="1"/>
+        <w:tblBorders>
+          <w:top w:val="nil"/>
+          <w:left w:val="nil"/>
+          <w:bottom w:val="nil"/>
+          <w:right w:val="nil"/>
+          <w:insideH w:val="nil"/>
+          <w:insideV w:val="nil"/>
+        </w:tblBorders>
       </w:tblPr>
       <w:tblGrid>
-        <w:gridCol w:w="2880"/>
-        <w:gridCol w:w="6840"/>
+        <w:gridCol w:w="792"/>
+        <w:gridCol w:w="8928"/>
       </w:tblGrid>
-      <w:tr>
+      <w:tr xmlns:wp14="http://schemas.microsoft.com/office/word/2010/wordml" wp14:textId="77777777">
         <w:tc>
           <w:tcPr>
-            <w:tcW w:type="dxa" w:w="2880"/>
+            <w:tcW w:w="5112" w:type="dxa"/>
+            <w:shd w:fill="89D329"/>
             <w:tcMar>
-              <w:top w:w="130" w:type="dxa"/>
-              <w:bottom w:w="130" w:type="dxa"/>
-              <w:start w:w="150" w:type="dxa"/>
-              <w:end w:w="150" w:type="dxa"/>
+              <w:top w:w="105" w:type="dxa"/>
+              <w:start w:w="70" w:type="dxa"/>
+              <w:bottom w:w="105" w:type="dxa"/>
+              <w:end w:w="70" w:type="dxa"/>
             </w:tcMar>
-            <w:vAlign w:val="center"/>
-            <w:shd w:fill="EAF4F7"/>
           </w:tcPr>
-          <w:p>
+          <w:p wp14:textId="77777777">
+            <w:pPr>
+              <w:jc w:val="center"/>
+            </w:pPr>
             <w:r>
               <w:rPr>
                 <w:b/>
+                <w:color w:val="08253A"/>
+                <w:sz w:val="24"/>
               </w:rPr>
-              <w:t>Bild 1</w:t>
+              <w:t>6</w:t>
             </w:r>
           </w:p>
         </w:tc>
         <w:tc>
           <w:tcPr>
-            <w:tcW w:type="dxa" w:w="6840"/>
+            <w:tcW w:w="5112" w:type="dxa"/>
+            <w:shd w:fill="08253A"/>
             <w:tcMar>
-              <w:top w:w="130" w:type="dxa"/>
-              <w:bottom w:w="130" w:type="dxa"/>
+              <w:top w:w="105" w:type="dxa"/>
+              <w:start w:w="165" w:type="dxa"/>
+              <w:bottom w:w="105" w:type="dxa"/>
+              <w:end w:w="165" w:type="dxa"/>
+            </w:tcMar>
+          </w:tcPr>
+          <w:p wp14:textId="77777777">
+            <w:r>
+              <w:rPr>
+                <w:b/>
+                <w:color w:val="FFFFFF"/>
+                <w:sz w:val="26"/>
+              </w:rPr>
+              <w:t>Bilder</w:t>
+            </w:r>
+          </w:p>
+          <w:p wp14:textId="77777777">
+            <w:pPr>
+              <w:spacing w:after="0"/>
+            </w:pPr>
+            <w:r>
+              <w:rPr>
+                <w:color w:val="D7E9EF"/>
+                <w:sz w:val="16"/>
+              </w:rPr>
+              <w:t>Bilder separat mitsenden und hier benennen</w:t>
+            </w:r>
+          </w:p>
+        </w:tc>
+      </w:tr>
+    </w:tbl>
+    <w:p xmlns:wp14="http://schemas.microsoft.com/office/word/2010/wordml" wp14:textId="77777777">
+      <w:pPr>
+        <w:spacing w:after="0"/>
+      </w:pPr>
+    </w:p>
+    <w:tbl>
+      <w:tblPr>
+        <w:tblW w:w="0" w:type="auto"/>
+        <w:jc w:val="center"/>
+        <w:tblLayout w:type="fixed"/>
+        <w:tblLook w:val="04A0" w:firstRow="1" w:lastRow="0" w:firstColumn="1" w:lastColumn="0" w:noHBand="0" w:noVBand="1"/>
+      </w:tblPr>
+      <w:tblGrid>
+        <w:gridCol w:w="2664"/>
+        <w:gridCol w:w="7056"/>
+      </w:tblGrid>
+      <w:tr xmlns:wp14="http://schemas.microsoft.com/office/word/2010/wordml" wp14:textId="77777777">
+        <w:tc>
+          <w:tcPr>
+            <w:tcW w:w="2664" w:type="dxa"/>
+            <w:tcMar>
+              <w:top w:w="125" w:type="dxa"/>
               <w:start w:w="150" w:type="dxa"/>
+              <w:bottom w:w="125" w:type="dxa"/>
               <w:end w:w="150" w:type="dxa"/>
             </w:tcMar>
             <w:vAlign w:val="center"/>
+            <w:tcBorders>
+              <w:bottom w:val="single" w:color="BDD2DB" w:sz="6"/>
+              <w:right w:val="single" w:color="BDD2DB" w:sz="6"/>
+            </w:tcBorders>
+            <w:shd w:fill="EAF5F8"/>
           </w:tcPr>
-          <w:p>
-            <w:r>
-              <w:rPr>
-                <w:color w:val="526A76"/>
-              </w:rPr>
-              <w:t>Dateiname und gewünschte Bildunterschrift</w:t>
-            </w:r>
-          </w:p>
-          <w:p/>
-        </w:tc>
-      </w:tr>
-      <w:tr>
-        <w:tc>
-          <w:tcPr>
-            <w:tcW w:type="dxa" w:w="2880"/>
-            <w:tcMar>
-              <w:top w:w="130" w:type="dxa"/>
-              <w:bottom w:w="130" w:type="dxa"/>
-              <w:start w:w="150" w:type="dxa"/>
-              <w:end w:w="150" w:type="dxa"/>
-            </w:tcMar>
-            <w:vAlign w:val="center"/>
-            <w:shd w:fill="EAF4F7"/>
-          </w:tcPr>
-          <w:p>
+          <w:p wp14:textId="77777777">
             <w:r>
               <w:rPr>
                 <w:b/>
               </w:rPr>
-              <w:t>Bild 2</w:t>
+              <w:t>Bilder</w:t>
             </w:r>
           </w:p>
         </w:tc>
         <w:tc>
           <w:tcPr>
-            <w:tcW w:type="dxa" w:w="6840"/>
+            <w:tcW w:w="7056" w:type="dxa"/>
             <w:tcMar>
-              <w:top w:w="130" w:type="dxa"/>
-              <w:bottom w:w="130" w:type="dxa"/>
+              <w:top w:w="125" w:type="dxa"/>
               <w:start w:w="150" w:type="dxa"/>
+              <w:bottom w:w="125" w:type="dxa"/>
               <w:end w:w="150" w:type="dxa"/>
             </w:tcMar>
             <w:vAlign w:val="center"/>
+            <w:tcBorders>
+              <w:bottom w:val="single" w:color="BDD2DB" w:sz="6"/>
+              <w:right w:val="single" w:color="BDD2DB" w:sz="6"/>
+            </w:tcBorders>
+            <w:shd w:fill="FFFFFF"/>
           </w:tcPr>
-          <w:p>
+          <w:p wp14:textId="77777777">
             <w:r>
               <w:rPr>
-                <w:color w:val="526A76"/>
+                <w:i/>
+                <w:color w:val="5E7480"/>
               </w:rPr>
-              <w:t>Dateiname und gewünschte Bildunterschrift</w:t>
+              <w:t>Dateinamen und gewünschte Bildunterschriften auflisten</w:t>
             </w:r>
           </w:p>
-          <w:p/>
+          <w:p wp14:textId="77777777"/>
+          <w:p wp14:textId="77777777"/>
+          <w:p wp14:textId="77777777"/>
         </w:tc>
       </w:tr>
-      <w:tr>
+    </w:tbl>
+    <w:tbl>
+      <w:tblPr>
+        <w:tblW w:w="0" w:type="auto"/>
+        <w:jc w:val="center"/>
+        <w:tblLook w:val="04A0" w:firstRow="1" w:lastRow="0" w:firstColumn="1" w:lastColumn="0" w:noHBand="0" w:noVBand="1"/>
+      </w:tblPr>
+      <w:tblGrid>
+        <w:gridCol w:w="10224"/>
+      </w:tblGrid>
+      <w:tr xmlns:wp14="http://schemas.microsoft.com/office/word/2010/wordml" wp14:textId="77777777">
         <w:tc>
           <w:tcPr>
-            <w:tcW w:type="dxa" w:w="2880"/>
+            <w:tcW w:w="10224" w:type="dxa"/>
+            <w:shd w:fill="08253A"/>
             <w:tcMar>
-              <w:top w:w="130" w:type="dxa"/>
-              <w:bottom w:w="130" w:type="dxa"/>
-              <w:start w:w="150" w:type="dxa"/>
-              <w:end w:w="150" w:type="dxa"/>
+              <w:top w:w="120" w:type="dxa"/>
+              <w:start w:w="180" w:type="dxa"/>
+              <w:bottom w:w="120" w:type="dxa"/>
+              <w:end w:w="180" w:type="dxa"/>
             </w:tcMar>
-            <w:vAlign w:val="center"/>
-            <w:shd w:fill="EAF4F7"/>
           </w:tcPr>
-          <w:p>
+          <w:p wp14:textId="77777777">
             <w:r>
               <w:rPr>
                 <w:b/>
+                <w:color w:val="FFFFFF"/>
               </w:rPr>
-              <w:t>Weitere Bilder</w:t>
+              <w:t>Word-Datei und benannte Bilder an Simon Kiesler senden.</w:t>
             </w:r>
           </w:p>
         </w:tc>
-        <w:tc>
-          <w:tcPr>
-            <w:tcW w:type="dxa" w:w="6840"/>
-            <w:tcMar>
-              <w:top w:w="130" w:type="dxa"/>
-              <w:bottom w:w="130" w:type="dxa"/>
-              <w:start w:w="150" w:type="dxa"/>
-              <w:end w:w="150" w:type="dxa"/>
-            </w:tcMar>
-            <w:vAlign w:val="center"/>
-          </w:tcPr>
-          <w:p>
-            <w:r>
-              <w:rPr>
-                <w:color w:val="526A76"/>
-              </w:rPr>
-              <w:t>Dateinamen und Bildunterschriften auflisten</w:t>
-            </w:r>
-          </w:p>
-          <w:p/>
-          <w:p/>
-          <w:p/>
-        </w:tc>
       </w:tr>
     </w:tbl>
-    <w:p>
-      <w:pPr>
-        <w:spacing w:before="160"/>
-      </w:pPr>
-      <w:r>
-        <w:rPr>
-          <w:b/>
-        </w:rPr>
-        <w:t xml:space="preserve">Versand: </w:t>
-      </w:r>
-      <w:r>
-        <w:t>Ausgefüllte Word-Datei zusammen mit den benannten Bilddateien an Simon Kiesler senden.</w:t>
-      </w:r>
-    </w:p>
     <w:sectPr>
-      <w:footerReference w:type="default" r:id="rId9"/>
-      <w:pgSz w:w="12240" w:h="15840"/>
-      <w:pgMar w:top="835" w:right="1008" w:bottom="792" w:left="1008" w:header="720" w:footer="720" w:gutter="0"/>
+      <w:headerReference w:type="default" r:id="rId9"/>
+      <w:footerReference w:type="default" r:id="rId10"/>
+      <w:pgSz w:w="12240" w:h="15840" w:orient="portrait"/>
+      <w:pgMar w:top="691" w:right="1008" w:bottom="691" w:left="1008" w:header="720" w:footer="720" w:gutter="0"/>
       <w:cols w:space="720"/>
       <w:docGrid w:linePitch="360"/>
     </w:sectPr>
@@ -994,20 +1743,38 @@
 
 <file path=word/footer1.xml><?xml version="1.0" encoding="utf-8"?>
 <w:ftr xmlns:m="http://schemas.openxmlformats.org/officeDocument/2006/math" xmlns:mc="http://schemas.openxmlformats.org/markup-compatibility/2006" xmlns:mo="http://schemas.microsoft.com/office/mac/office/2008/main" xmlns:mv="urn:schemas-microsoft-com:mac:vml" xmlns:o="urn:schemas-microsoft-com:office:office" xmlns:r="http://schemas.openxmlformats.org/officeDocument/2006/relationships" xmlns:v="urn:schemas-microsoft-com:vml" xmlns:w10="urn:schemas-microsoft-com:office:word" xmlns:w14="http://schemas.microsoft.com/office/word/2010/wordml" xmlns:w="http://schemas.openxmlformats.org/wordprocessingml/2006/main" xmlns:wne="http://schemas.microsoft.com/office/word/2006/wordml" xmlns:wp14="http://schemas.microsoft.com/office/word/2010/wordprocessingDrawing" xmlns:wp="http://schemas.openxmlformats.org/drawingml/2006/wordprocessingDrawing" xmlns:wpc="http://schemas.microsoft.com/office/word/2010/wordprocessingCanvas" xmlns:wpg="http://schemas.microsoft.com/office/word/2010/wordprocessingGroup" xmlns:wpi="http://schemas.microsoft.com/office/word/2010/wordprocessingInk" xmlns:wps="http://schemas.microsoft.com/office/word/2010/wordprocessingShape" mc:Ignorable="w14 wp14">
-  <w:p>
+  <w:p xmlns:wp14="http://schemas.microsoft.com/office/word/2010/wordml" wp14:textId="77777777">
     <w:pPr>
       <w:pStyle w:val="Footer"/>
       <w:jc w:val="center"/>
     </w:pPr>
     <w:r>
       <w:rPr>
-        <w:color w:val="526A76"/>
+        <w:color w:val="5E7480"/>
         <w:sz w:val="16"/>
       </w:rPr>
-      <w:t>Bayer PLT Tools | Wissensdatenbank-Beitragsvorlage | Version 1.1.0</w:t>
+      <w:t>Bayer PLT Tools  |  Version 1.1.0  |  Entwickelt von Simon Kiesler</w:t>
     </w:r>
   </w:p>
 </w:ftr>
+</file>
+
+<file path=word/header1.xml><?xml version="1.0" encoding="utf-8"?>
+<w:hdr xmlns:m="http://schemas.openxmlformats.org/officeDocument/2006/math" xmlns:mc="http://schemas.openxmlformats.org/markup-compatibility/2006" xmlns:mo="http://schemas.microsoft.com/office/mac/office/2008/main" xmlns:mv="urn:schemas-microsoft-com:mac:vml" xmlns:o="urn:schemas-microsoft-com:office:office" xmlns:r="http://schemas.openxmlformats.org/officeDocument/2006/relationships" xmlns:v="urn:schemas-microsoft-com:vml" xmlns:w10="urn:schemas-microsoft-com:office:word" xmlns:w14="http://schemas.microsoft.com/office/word/2010/wordml" xmlns:w="http://schemas.openxmlformats.org/wordprocessingml/2006/main" xmlns:wne="http://schemas.microsoft.com/office/word/2006/wordml" xmlns:wp14="http://schemas.microsoft.com/office/word/2010/wordprocessingDrawing" xmlns:wp="http://schemas.openxmlformats.org/drawingml/2006/wordprocessingDrawing" xmlns:wpc="http://schemas.microsoft.com/office/word/2010/wordprocessingCanvas" xmlns:wpg="http://schemas.microsoft.com/office/word/2010/wordprocessingGroup" xmlns:wpi="http://schemas.microsoft.com/office/word/2010/wordprocessingInk" xmlns:wps="http://schemas.microsoft.com/office/word/2010/wordprocessingShape" mc:Ignorable="w14 wp14">
+  <w:p xmlns:wp14="http://schemas.microsoft.com/office/word/2010/wordml" wp14:textId="77777777">
+    <w:pPr>
+      <w:pStyle w:val="Header"/>
+      <w:jc w:val="right"/>
+    </w:pPr>
+    <w:r>
+      <w:rPr>
+        <w:color w:val="5E7480"/>
+        <w:sz w:val="16"/>
+      </w:rPr>
+      <w:t>Wissensdatenbank-Beitragsvorlage</w:t>
+    </w:r>
+  </w:p>
+</w:hdr>
 </file>
 
 <file path=word/numbering.xml><?xml version="1.0" encoding="utf-8"?>
@@ -1098,7 +1865,7 @@
         <w:ind w:left="1440" w:hanging="360"/>
       </w:pPr>
       <w:rPr>
-        <w:rFonts w:ascii="Symbol" w:hAnsi="Symbol" w:hint="default"/>
+        <w:rFonts w:hint="default" w:ascii="Symbol" w:hAnsi="Symbol"/>
       </w:rPr>
     </w:lvl>
   </w:abstractNum>
@@ -1119,7 +1886,7 @@
         <w:ind w:left="1080" w:hanging="360"/>
       </w:pPr>
       <w:rPr>
-        <w:rFonts w:ascii="Symbol" w:hAnsi="Symbol" w:hint="default"/>
+        <w:rFonts w:hint="default" w:ascii="Symbol" w:hAnsi="Symbol"/>
       </w:rPr>
     </w:lvl>
   </w:abstractNum>
@@ -1140,7 +1907,7 @@
         <w:ind w:left="720" w:hanging="360"/>
       </w:pPr>
       <w:rPr>
-        <w:rFonts w:ascii="Symbol" w:hAnsi="Symbol" w:hint="default"/>
+        <w:rFonts w:hint="default" w:ascii="Symbol" w:hAnsi="Symbol"/>
       </w:rPr>
     </w:lvl>
   </w:abstractNum>
@@ -1179,7 +1946,7 @@
         <w:ind w:left="360" w:hanging="360"/>
       </w:pPr>
       <w:rPr>
-        <w:rFonts w:ascii="Symbol" w:hAnsi="Symbol" w:hint="default"/>
+        <w:rFonts w:hint="default" w:ascii="Symbol" w:hAnsi="Symbol"/>
       </w:rPr>
     </w:lvl>
   </w:abstractNum>
@@ -1214,11 +1981,11 @@
 </file>
 
 <file path=word/styles.xml><?xml version="1.0" encoding="utf-8"?>
-<w:styles xmlns:mc="http://schemas.openxmlformats.org/markup-compatibility/2006" xmlns:r="http://schemas.openxmlformats.org/officeDocument/2006/relationships" xmlns:w="http://schemas.openxmlformats.org/wordprocessingml/2006/main" xmlns:w14="http://schemas.microsoft.com/office/word/2010/wordml" mc:Ignorable="w14">
+<w:styles xmlns:wp14="http://schemas.microsoft.com/office/word/2010/wordprocessingDrawing" xmlns:mc="http://schemas.openxmlformats.org/markup-compatibility/2006" xmlns:r="http://schemas.openxmlformats.org/officeDocument/2006/relationships" xmlns:w="http://schemas.openxmlformats.org/wordprocessingml/2006/main" xmlns:w14="http://schemas.microsoft.com/office/word/2010/wordml" mc:Ignorable="w14 wp14">
   <w:docDefaults>
     <w:rPrDefault>
       <w:rPr>
-        <w:rFonts w:asciiTheme="minorHAnsi" w:eastAsiaTheme="minorEastAsia" w:hAnsiTheme="minorHAnsi" w:cstheme="minorBidi"/>
+        <w:rFonts w:asciiTheme="minorHAnsi" w:hAnsiTheme="minorHAnsi" w:eastAsiaTheme="minorEastAsia" w:cstheme="minorBidi"/>
         <w:sz w:val="22"/>
         <w:szCs w:val="22"/>
         <w:lang w:val="en-US" w:eastAsia="en-US" w:bidi="ar-SA"/>
@@ -1231,8 +1998,8 @@
     </w:pPrDefault>
   </w:docDefaults>
   <w:latentStyles w:defLockedState="0" w:defUIPriority="99" w:defSemiHidden="1" w:defUnhideWhenUsed="1" w:defQFormat="0" w:count="276">
-    <w:lsdException w:name="Normal" w:semiHidden="0" w:uiPriority="0" w:unhideWhenUsed="0" w:qFormat="1"/>
-    <w:lsdException w:name="heading 1" w:semiHidden="0" w:uiPriority="9" w:unhideWhenUsed="0" w:qFormat="1"/>
+    <w:lsdException w:name="Normal" w:uiPriority="0" w:semiHidden="0" w:unhideWhenUsed="0" w:qFormat="1"/>
+    <w:lsdException w:name="heading 1" w:uiPriority="9" w:semiHidden="0" w:unhideWhenUsed="0" w:qFormat="1"/>
     <w:lsdException w:name="heading 2" w:uiPriority="9" w:qFormat="1"/>
     <w:lsdException w:name="heading 3" w:uiPriority="9" w:qFormat="1"/>
     <w:lsdException w:name="heading 4" w:uiPriority="9" w:qFormat="1"/>
@@ -1251,132 +2018,135 @@
     <w:lsdException w:name="toc 8" w:uiPriority="39"/>
     <w:lsdException w:name="toc 9" w:uiPriority="39"/>
     <w:lsdException w:name="caption" w:uiPriority="35" w:qFormat="1"/>
-    <w:lsdException w:name="Title" w:semiHidden="0" w:uiPriority="10" w:unhideWhenUsed="0" w:qFormat="1"/>
+    <w:lsdException w:name="Title" w:uiPriority="10" w:semiHidden="0" w:unhideWhenUsed="0" w:qFormat="1"/>
     <w:lsdException w:name="Default Paragraph Font" w:uiPriority="1"/>
-    <w:lsdException w:name="Subtitle" w:semiHidden="0" w:uiPriority="11" w:unhideWhenUsed="0" w:qFormat="1"/>
-    <w:lsdException w:name="Strong" w:semiHidden="0" w:uiPriority="22" w:unhideWhenUsed="0" w:qFormat="1"/>
-    <w:lsdException w:name="Emphasis" w:semiHidden="0" w:uiPriority="20" w:unhideWhenUsed="0" w:qFormat="1"/>
-    <w:lsdException w:name="Table Grid" w:semiHidden="0" w:uiPriority="59" w:unhideWhenUsed="0"/>
+    <w:lsdException w:name="Subtitle" w:uiPriority="11" w:semiHidden="0" w:unhideWhenUsed="0" w:qFormat="1"/>
+    <w:lsdException w:name="Strong" w:uiPriority="22" w:semiHidden="0" w:unhideWhenUsed="0" w:qFormat="1"/>
+    <w:lsdException w:name="Emphasis" w:uiPriority="20" w:semiHidden="0" w:unhideWhenUsed="0" w:qFormat="1"/>
+    <w:lsdException w:name="Table Grid" w:uiPriority="59" w:semiHidden="0" w:unhideWhenUsed="0"/>
     <w:lsdException w:name="Placeholder Text" w:unhideWhenUsed="0"/>
-    <w:lsdException w:name="No Spacing" w:semiHidden="0" w:uiPriority="1" w:unhideWhenUsed="0" w:qFormat="1"/>
-    <w:lsdException w:name="Light Shading" w:semiHidden="0" w:uiPriority="60" w:unhideWhenUsed="0"/>
-    <w:lsdException w:name="Light List" w:semiHidden="0" w:uiPriority="61" w:unhideWhenUsed="0"/>
-    <w:lsdException w:name="Light Grid" w:semiHidden="0" w:uiPriority="62" w:unhideWhenUsed="0"/>
-    <w:lsdException w:name="Medium Shading 1" w:semiHidden="0" w:uiPriority="63" w:unhideWhenUsed="0"/>
-    <w:lsdException w:name="Medium Shading 2" w:semiHidden="0" w:uiPriority="64" w:unhideWhenUsed="0"/>
-    <w:lsdException w:name="Medium List 1" w:semiHidden="0" w:uiPriority="65" w:unhideWhenUsed="0"/>
-    <w:lsdException w:name="Medium List 2" w:semiHidden="0" w:uiPriority="66" w:unhideWhenUsed="0"/>
-    <w:lsdException w:name="Medium Grid 1" w:semiHidden="0" w:uiPriority="67" w:unhideWhenUsed="0"/>
-    <w:lsdException w:name="Medium Grid 2" w:semiHidden="0" w:uiPriority="68" w:unhideWhenUsed="0"/>
-    <w:lsdException w:name="Medium Grid 3" w:semiHidden="0" w:uiPriority="69" w:unhideWhenUsed="0"/>
-    <w:lsdException w:name="Dark List" w:semiHidden="0" w:uiPriority="70" w:unhideWhenUsed="0"/>
-    <w:lsdException w:name="Colorful Shading" w:semiHidden="0" w:uiPriority="71" w:unhideWhenUsed="0"/>
-    <w:lsdException w:name="Colorful List" w:semiHidden="0" w:uiPriority="72" w:unhideWhenUsed="0"/>
-    <w:lsdException w:name="Colorful Grid" w:semiHidden="0" w:uiPriority="73" w:unhideWhenUsed="0"/>
-    <w:lsdException w:name="Light Shading Accent 1" w:semiHidden="0" w:uiPriority="60" w:unhideWhenUsed="0"/>
-    <w:lsdException w:name="Light List Accent 1" w:semiHidden="0" w:uiPriority="61" w:unhideWhenUsed="0"/>
-    <w:lsdException w:name="Light Grid Accent 1" w:semiHidden="0" w:uiPriority="62" w:unhideWhenUsed="0"/>
-    <w:lsdException w:name="Medium Shading 1 Accent 1" w:semiHidden="0" w:uiPriority="63" w:unhideWhenUsed="0"/>
-    <w:lsdException w:name="Medium Shading 2 Accent 1" w:semiHidden="0" w:uiPriority="64" w:unhideWhenUsed="0"/>
-    <w:lsdException w:name="Medium List 1 Accent 1" w:semiHidden="0" w:uiPriority="65" w:unhideWhenUsed="0"/>
+    <w:lsdException w:name="No Spacing" w:uiPriority="1" w:semiHidden="0" w:unhideWhenUsed="0" w:qFormat="1"/>
+    <w:lsdException w:name="Light Shading" w:uiPriority="60" w:semiHidden="0" w:unhideWhenUsed="0"/>
+    <w:lsdException w:name="Light List" w:uiPriority="61" w:semiHidden="0" w:unhideWhenUsed="0"/>
+    <w:lsdException w:name="Light Grid" w:uiPriority="62" w:semiHidden="0" w:unhideWhenUsed="0"/>
+    <w:lsdException w:name="Medium Shading 1" w:uiPriority="63" w:semiHidden="0" w:unhideWhenUsed="0"/>
+    <w:lsdException w:name="Medium Shading 2" w:uiPriority="64" w:semiHidden="0" w:unhideWhenUsed="0"/>
+    <w:lsdException w:name="Medium List 1" w:uiPriority="65" w:semiHidden="0" w:unhideWhenUsed="0"/>
+    <w:lsdException w:name="Medium List 2" w:uiPriority="66" w:semiHidden="0" w:unhideWhenUsed="0"/>
+    <w:lsdException w:name="Medium Grid 1" w:uiPriority="67" w:semiHidden="0" w:unhideWhenUsed="0"/>
+    <w:lsdException w:name="Medium Grid 2" w:uiPriority="68" w:semiHidden="0" w:unhideWhenUsed="0"/>
+    <w:lsdException w:name="Medium Grid 3" w:uiPriority="69" w:semiHidden="0" w:unhideWhenUsed="0"/>
+    <w:lsdException w:name="Dark List" w:uiPriority="70" w:semiHidden="0" w:unhideWhenUsed="0"/>
+    <w:lsdException w:name="Colorful Shading" w:uiPriority="71" w:semiHidden="0" w:unhideWhenUsed="0"/>
+    <w:lsdException w:name="Colorful List" w:uiPriority="72" w:semiHidden="0" w:unhideWhenUsed="0"/>
+    <w:lsdException w:name="Colorful Grid" w:uiPriority="73" w:semiHidden="0" w:unhideWhenUsed="0"/>
+    <w:lsdException w:name="Light Shading Accent 1" w:uiPriority="60" w:semiHidden="0" w:unhideWhenUsed="0"/>
+    <w:lsdException w:name="Light List Accent 1" w:uiPriority="61" w:semiHidden="0" w:unhideWhenUsed="0"/>
+    <w:lsdException w:name="Light Grid Accent 1" w:uiPriority="62" w:semiHidden="0" w:unhideWhenUsed="0"/>
+    <w:lsdException w:name="Medium Shading 1 Accent 1" w:uiPriority="63" w:semiHidden="0" w:unhideWhenUsed="0"/>
+    <w:lsdException w:name="Medium Shading 2 Accent 1" w:uiPriority="64" w:semiHidden="0" w:unhideWhenUsed="0"/>
+    <w:lsdException w:name="Medium List 1 Accent 1" w:uiPriority="65" w:semiHidden="0" w:unhideWhenUsed="0"/>
     <w:lsdException w:name="Revision" w:unhideWhenUsed="0"/>
-    <w:lsdException w:name="List Paragraph" w:semiHidden="0" w:uiPriority="34" w:unhideWhenUsed="0" w:qFormat="1"/>
-    <w:lsdException w:name="Quote" w:semiHidden="0" w:uiPriority="29" w:unhideWhenUsed="0" w:qFormat="1"/>
-    <w:lsdException w:name="Intense Quote" w:semiHidden="0" w:uiPriority="30" w:unhideWhenUsed="0" w:qFormat="1"/>
-    <w:lsdException w:name="Medium List 2 Accent 1" w:semiHidden="0" w:uiPriority="66" w:unhideWhenUsed="0"/>
-    <w:lsdException w:name="Medium Grid 1 Accent 1" w:semiHidden="0" w:uiPriority="67" w:unhideWhenUsed="0"/>
-    <w:lsdException w:name="Medium Grid 2 Accent 1" w:semiHidden="0" w:uiPriority="68" w:unhideWhenUsed="0"/>
-    <w:lsdException w:name="Medium Grid 3 Accent 1" w:semiHidden="0" w:uiPriority="69" w:unhideWhenUsed="0"/>
-    <w:lsdException w:name="Dark List Accent 1" w:semiHidden="0" w:uiPriority="70" w:unhideWhenUsed="0"/>
-    <w:lsdException w:name="Colorful Shading Accent 1" w:semiHidden="0" w:uiPriority="71" w:unhideWhenUsed="0"/>
-    <w:lsdException w:name="Colorful List Accent 1" w:semiHidden="0" w:uiPriority="72" w:unhideWhenUsed="0"/>
-    <w:lsdException w:name="Colorful Grid Accent 1" w:semiHidden="0" w:uiPriority="73" w:unhideWhenUsed="0"/>
-    <w:lsdException w:name="Light Shading Accent 2" w:semiHidden="0" w:uiPriority="60" w:unhideWhenUsed="0"/>
-    <w:lsdException w:name="Light List Accent 2" w:semiHidden="0" w:uiPriority="61" w:unhideWhenUsed="0"/>
-    <w:lsdException w:name="Light Grid Accent 2" w:semiHidden="0" w:uiPriority="62" w:unhideWhenUsed="0"/>
-    <w:lsdException w:name="Medium Shading 1 Accent 2" w:semiHidden="0" w:uiPriority="63" w:unhideWhenUsed="0"/>
-    <w:lsdException w:name="Medium Shading 2 Accent 2" w:semiHidden="0" w:uiPriority="64" w:unhideWhenUsed="0"/>
-    <w:lsdException w:name="Medium List 1 Accent 2" w:semiHidden="0" w:uiPriority="65" w:unhideWhenUsed="0"/>
-    <w:lsdException w:name="Medium List 2 Accent 2" w:semiHidden="0" w:uiPriority="66" w:unhideWhenUsed="0"/>
-    <w:lsdException w:name="Medium Grid 1 Accent 2" w:semiHidden="0" w:uiPriority="67" w:unhideWhenUsed="0"/>
-    <w:lsdException w:name="Medium Grid 2 Accent 2" w:semiHidden="0" w:uiPriority="68" w:unhideWhenUsed="0"/>
-    <w:lsdException w:name="Medium Grid 3 Accent 2" w:semiHidden="0" w:uiPriority="69" w:unhideWhenUsed="0"/>
-    <w:lsdException w:name="Dark List Accent 2" w:semiHidden="0" w:uiPriority="70" w:unhideWhenUsed="0"/>
-    <w:lsdException w:name="Colorful Shading Accent 2" w:semiHidden="0" w:uiPriority="71" w:unhideWhenUsed="0"/>
-    <w:lsdException w:name="Colorful List Accent 2" w:semiHidden="0" w:uiPriority="72" w:unhideWhenUsed="0"/>
-    <w:lsdException w:name="Colorful Grid Accent 2" w:semiHidden="0" w:uiPriority="73" w:unhideWhenUsed="0"/>
-    <w:lsdException w:name="Light Shading Accent 3" w:semiHidden="0" w:uiPriority="60" w:unhideWhenUsed="0"/>
-    <w:lsdException w:name="Light List Accent 3" w:semiHidden="0" w:uiPriority="61" w:unhideWhenUsed="0"/>
-    <w:lsdException w:name="Light Grid Accent 3" w:semiHidden="0" w:uiPriority="62" w:unhideWhenUsed="0"/>
-    <w:lsdException w:name="Medium Shading 1 Accent 3" w:semiHidden="0" w:uiPriority="63" w:unhideWhenUsed="0"/>
-    <w:lsdException w:name="Medium Shading 2 Accent 3" w:semiHidden="0" w:uiPriority="64" w:unhideWhenUsed="0"/>
-    <w:lsdException w:name="Medium List 1 Accent 3" w:semiHidden="0" w:uiPriority="65" w:unhideWhenUsed="0"/>
-    <w:lsdException w:name="Medium List 2 Accent 3" w:semiHidden="0" w:uiPriority="66" w:unhideWhenUsed="0"/>
-    <w:lsdException w:name="Medium Grid 1 Accent 3" w:semiHidden="0" w:uiPriority="67" w:unhideWhenUsed="0"/>
-    <w:lsdException w:name="Medium Grid 2 Accent 3" w:semiHidden="0" w:uiPriority="68" w:unhideWhenUsed="0"/>
-    <w:lsdException w:name="Medium Grid 3 Accent 3" w:semiHidden="0" w:uiPriority="69" w:unhideWhenUsed="0"/>
-    <w:lsdException w:name="Dark List Accent 3" w:semiHidden="0" w:uiPriority="70" w:unhideWhenUsed="0"/>
-    <w:lsdException w:name="Colorful Shading Accent 3" w:semiHidden="0" w:uiPriority="71" w:unhideWhenUsed="0"/>
-    <w:lsdException w:name="Colorful List Accent 3" w:semiHidden="0" w:uiPriority="72" w:unhideWhenUsed="0"/>
-    <w:lsdException w:name="Colorful Grid Accent 3" w:semiHidden="0" w:uiPriority="73" w:unhideWhenUsed="0"/>
-    <w:lsdException w:name="Light Shading Accent 4" w:semiHidden="0" w:uiPriority="60" w:unhideWhenUsed="0"/>
-    <w:lsdException w:name="Light List Accent 4" w:semiHidden="0" w:uiPriority="61" w:unhideWhenUsed="0"/>
-    <w:lsdException w:name="Light Grid Accent 4" w:semiHidden="0" w:uiPriority="62" w:unhideWhenUsed="0"/>
-    <w:lsdException w:name="Medium Shading 1 Accent 4" w:semiHidden="0" w:uiPriority="63" w:unhideWhenUsed="0"/>
-    <w:lsdException w:name="Medium Shading 2 Accent 4" w:semiHidden="0" w:uiPriority="64" w:unhideWhenUsed="0"/>
-    <w:lsdException w:name="Medium List 1 Accent 4" w:semiHidden="0" w:uiPriority="65" w:unhideWhenUsed="0"/>
-    <w:lsdException w:name="Medium List 2 Accent 4" w:semiHidden="0" w:uiPriority="66" w:unhideWhenUsed="0"/>
-    <w:lsdException w:name="Medium Grid 1 Accent 4" w:semiHidden="0" w:uiPriority="67" w:unhideWhenUsed="0"/>
-    <w:lsdException w:name="Medium Grid 2 Accent 4" w:semiHidden="0" w:uiPriority="68" w:unhideWhenUsed="0"/>
-    <w:lsdException w:name="Medium Grid 3 Accent 4" w:semiHidden="0" w:uiPriority="69" w:unhideWhenUsed="0"/>
-    <w:lsdException w:name="Dark List Accent 4" w:semiHidden="0" w:uiPriority="70" w:unhideWhenUsed="0"/>
-    <w:lsdException w:name="Colorful Shading Accent 4" w:semiHidden="0" w:uiPriority="71" w:unhideWhenUsed="0"/>
-    <w:lsdException w:name="Colorful List Accent 4" w:semiHidden="0" w:uiPriority="72" w:unhideWhenUsed="0"/>
-    <w:lsdException w:name="Colorful Grid Accent 4" w:semiHidden="0" w:uiPriority="73" w:unhideWhenUsed="0"/>
-    <w:lsdException w:name="Light Shading Accent 5" w:semiHidden="0" w:uiPriority="60" w:unhideWhenUsed="0"/>
-    <w:lsdException w:name="Light List Accent 5" w:semiHidden="0" w:uiPriority="61" w:unhideWhenUsed="0"/>
-    <w:lsdException w:name="Light Grid Accent 5" w:semiHidden="0" w:uiPriority="62" w:unhideWhenUsed="0"/>
-    <w:lsdException w:name="Medium Shading 1 Accent 5" w:semiHidden="0" w:uiPriority="63" w:unhideWhenUsed="0"/>
-    <w:lsdException w:name="Medium Shading 2 Accent 5" w:semiHidden="0" w:uiPriority="64" w:unhideWhenUsed="0"/>
-    <w:lsdException w:name="Medium List 1 Accent 5" w:semiHidden="0" w:uiPriority="65" w:unhideWhenUsed="0"/>
-    <w:lsdException w:name="Medium List 2 Accent 5" w:semiHidden="0" w:uiPriority="66" w:unhideWhenUsed="0"/>
-    <w:lsdException w:name="Medium Grid 1 Accent 5" w:semiHidden="0" w:uiPriority="67" w:unhideWhenUsed="0"/>
-    <w:lsdException w:name="Medium Grid 2 Accent 5" w:semiHidden="0" w:uiPriority="68" w:unhideWhenUsed="0"/>
-    <w:lsdException w:name="Medium Grid 3 Accent 5" w:semiHidden="0" w:uiPriority="69" w:unhideWhenUsed="0"/>
-    <w:lsdException w:name="Dark List Accent 5" w:semiHidden="0" w:uiPriority="70" w:unhideWhenUsed="0"/>
-    <w:lsdException w:name="Colorful Shading Accent 5" w:semiHidden="0" w:uiPriority="71" w:unhideWhenUsed="0"/>
-    <w:lsdException w:name="Colorful List Accent 5" w:semiHidden="0" w:uiPriority="72" w:unhideWhenUsed="0"/>
-    <w:lsdException w:name="Colorful Grid Accent 5" w:semiHidden="0" w:uiPriority="73" w:unhideWhenUsed="0"/>
-    <w:lsdException w:name="Light Shading Accent 6" w:semiHidden="0" w:uiPriority="60" w:unhideWhenUsed="0"/>
-    <w:lsdException w:name="Light List Accent 6" w:semiHidden="0" w:uiPriority="61" w:unhideWhenUsed="0"/>
-    <w:lsdException w:name="Light Grid Accent 6" w:semiHidden="0" w:uiPriority="62" w:unhideWhenUsed="0"/>
-    <w:lsdException w:name="Medium Shading 1 Accent 6" w:semiHidden="0" w:uiPriority="63" w:unhideWhenUsed="0"/>
-    <w:lsdException w:name="Medium Shading 2 Accent 6" w:semiHidden="0" w:uiPriority="64" w:unhideWhenUsed="0"/>
-    <w:lsdException w:name="Medium List 1 Accent 6" w:semiHidden="0" w:uiPriority="65" w:unhideWhenUsed="0"/>
-    <w:lsdException w:name="Medium List 2 Accent 6" w:semiHidden="0" w:uiPriority="66" w:unhideWhenUsed="0"/>
-    <w:lsdException w:name="Medium Grid 1 Accent 6" w:semiHidden="0" w:uiPriority="67" w:unhideWhenUsed="0"/>
-    <w:lsdException w:name="Medium Grid 2 Accent 6" w:semiHidden="0" w:uiPriority="68" w:unhideWhenUsed="0"/>
-    <w:lsdException w:name="Medium Grid 3 Accent 6" w:semiHidden="0" w:uiPriority="69" w:unhideWhenUsed="0"/>
-    <w:lsdException w:name="Dark List Accent 6" w:semiHidden="0" w:uiPriority="70" w:unhideWhenUsed="0"/>
-    <w:lsdException w:name="Colorful Shading Accent 6" w:semiHidden="0" w:uiPriority="71" w:unhideWhenUsed="0"/>
-    <w:lsdException w:name="Colorful List Accent 6" w:semiHidden="0" w:uiPriority="72" w:unhideWhenUsed="0"/>
-    <w:lsdException w:name="Colorful Grid Accent 6" w:semiHidden="0" w:uiPriority="73" w:unhideWhenUsed="0"/>
-    <w:lsdException w:name="Subtle Emphasis" w:semiHidden="0" w:uiPriority="19" w:unhideWhenUsed="0" w:qFormat="1"/>
-    <w:lsdException w:name="Intense Emphasis" w:semiHidden="0" w:uiPriority="21" w:unhideWhenUsed="0" w:qFormat="1"/>
-    <w:lsdException w:name="Subtle Reference" w:semiHidden="0" w:uiPriority="31" w:unhideWhenUsed="0" w:qFormat="1"/>
-    <w:lsdException w:name="Intense Reference" w:semiHidden="0" w:uiPriority="32" w:unhideWhenUsed="0" w:qFormat="1"/>
-    <w:lsdException w:name="Book Title" w:semiHidden="0" w:uiPriority="33" w:unhideWhenUsed="0" w:qFormat="1"/>
+    <w:lsdException w:name="List Paragraph" w:uiPriority="34" w:semiHidden="0" w:unhideWhenUsed="0" w:qFormat="1"/>
+    <w:lsdException w:name="Quote" w:uiPriority="29" w:semiHidden="0" w:unhideWhenUsed="0" w:qFormat="1"/>
+    <w:lsdException w:name="Intense Quote" w:uiPriority="30" w:semiHidden="0" w:unhideWhenUsed="0" w:qFormat="1"/>
+    <w:lsdException w:name="Medium List 2 Accent 1" w:uiPriority="66" w:semiHidden="0" w:unhideWhenUsed="0"/>
+    <w:lsdException w:name="Medium Grid 1 Accent 1" w:uiPriority="67" w:semiHidden="0" w:unhideWhenUsed="0"/>
+    <w:lsdException w:name="Medium Grid 2 Accent 1" w:uiPriority="68" w:semiHidden="0" w:unhideWhenUsed="0"/>
+    <w:lsdException w:name="Medium Grid 3 Accent 1" w:uiPriority="69" w:semiHidden="0" w:unhideWhenUsed="0"/>
+    <w:lsdException w:name="Dark List Accent 1" w:uiPriority="70" w:semiHidden="0" w:unhideWhenUsed="0"/>
+    <w:lsdException w:name="Colorful Shading Accent 1" w:uiPriority="71" w:semiHidden="0" w:unhideWhenUsed="0"/>
+    <w:lsdException w:name="Colorful List Accent 1" w:uiPriority="72" w:semiHidden="0" w:unhideWhenUsed="0"/>
+    <w:lsdException w:name="Colorful Grid Accent 1" w:uiPriority="73" w:semiHidden="0" w:unhideWhenUsed="0"/>
+    <w:lsdException w:name="Light Shading Accent 2" w:uiPriority="60" w:semiHidden="0" w:unhideWhenUsed="0"/>
+    <w:lsdException w:name="Light List Accent 2" w:uiPriority="61" w:semiHidden="0" w:unhideWhenUsed="0"/>
+    <w:lsdException w:name="Light Grid Accent 2" w:uiPriority="62" w:semiHidden="0" w:unhideWhenUsed="0"/>
+    <w:lsdException w:name="Medium Shading 1 Accent 2" w:uiPriority="63" w:semiHidden="0" w:unhideWhenUsed="0"/>
+    <w:lsdException w:name="Medium Shading 2 Accent 2" w:uiPriority="64" w:semiHidden="0" w:unhideWhenUsed="0"/>
+    <w:lsdException w:name="Medium List 1 Accent 2" w:uiPriority="65" w:semiHidden="0" w:unhideWhenUsed="0"/>
+    <w:lsdException w:name="Medium List 2 Accent 2" w:uiPriority="66" w:semiHidden="0" w:unhideWhenUsed="0"/>
+    <w:lsdException w:name="Medium Grid 1 Accent 2" w:uiPriority="67" w:semiHidden="0" w:unhideWhenUsed="0"/>
+    <w:lsdException w:name="Medium Grid 2 Accent 2" w:uiPriority="68" w:semiHidden="0" w:unhideWhenUsed="0"/>
+    <w:lsdException w:name="Medium Grid 3 Accent 2" w:uiPriority="69" w:semiHidden="0" w:unhideWhenUsed="0"/>
+    <w:lsdException w:name="Dark List Accent 2" w:uiPriority="70" w:semiHidden="0" w:unhideWhenUsed="0"/>
+    <w:lsdException w:name="Colorful Shading Accent 2" w:uiPriority="71" w:semiHidden="0" w:unhideWhenUsed="0"/>
+    <w:lsdException w:name="Colorful List Accent 2" w:uiPriority="72" w:semiHidden="0" w:unhideWhenUsed="0"/>
+    <w:lsdException w:name="Colorful Grid Accent 2" w:uiPriority="73" w:semiHidden="0" w:unhideWhenUsed="0"/>
+    <w:lsdException w:name="Light Shading Accent 3" w:uiPriority="60" w:semiHidden="0" w:unhideWhenUsed="0"/>
+    <w:lsdException w:name="Light List Accent 3" w:uiPriority="61" w:semiHidden="0" w:unhideWhenUsed="0"/>
+    <w:lsdException w:name="Light Grid Accent 3" w:uiPriority="62" w:semiHidden="0" w:unhideWhenUsed="0"/>
+    <w:lsdException w:name="Medium Shading 1 Accent 3" w:uiPriority="63" w:semiHidden="0" w:unhideWhenUsed="0"/>
+    <w:lsdException w:name="Medium Shading 2 Accent 3" w:uiPriority="64" w:semiHidden="0" w:unhideWhenUsed="0"/>
+    <w:lsdException w:name="Medium List 1 Accent 3" w:uiPriority="65" w:semiHidden="0" w:unhideWhenUsed="0"/>
+    <w:lsdException w:name="Medium List 2 Accent 3" w:uiPriority="66" w:semiHidden="0" w:unhideWhenUsed="0"/>
+    <w:lsdException w:name="Medium Grid 1 Accent 3" w:uiPriority="67" w:semiHidden="0" w:unhideWhenUsed="0"/>
+    <w:lsdException w:name="Medium Grid 2 Accent 3" w:uiPriority="68" w:semiHidden="0" w:unhideWhenUsed="0"/>
+    <w:lsdException w:name="Medium Grid 3 Accent 3" w:uiPriority="69" w:semiHidden="0" w:unhideWhenUsed="0"/>
+    <w:lsdException w:name="Dark List Accent 3" w:uiPriority="70" w:semiHidden="0" w:unhideWhenUsed="0"/>
+    <w:lsdException w:name="Colorful Shading Accent 3" w:uiPriority="71" w:semiHidden="0" w:unhideWhenUsed="0"/>
+    <w:lsdException w:name="Colorful List Accent 3" w:uiPriority="72" w:semiHidden="0" w:unhideWhenUsed="0"/>
+    <w:lsdException w:name="Colorful Grid Accent 3" w:uiPriority="73" w:semiHidden="0" w:unhideWhenUsed="0"/>
+    <w:lsdException w:name="Light Shading Accent 4" w:uiPriority="60" w:semiHidden="0" w:unhideWhenUsed="0"/>
+    <w:lsdException w:name="Light List Accent 4" w:uiPriority="61" w:semiHidden="0" w:unhideWhenUsed="0"/>
+    <w:lsdException w:name="Light Grid Accent 4" w:uiPriority="62" w:semiHidden="0" w:unhideWhenUsed="0"/>
+    <w:lsdException w:name="Medium Shading 1 Accent 4" w:uiPriority="63" w:semiHidden="0" w:unhideWhenUsed="0"/>
+    <w:lsdException w:name="Medium Shading 2 Accent 4" w:uiPriority="64" w:semiHidden="0" w:unhideWhenUsed="0"/>
+    <w:lsdException w:name="Medium List 1 Accent 4" w:uiPriority="65" w:semiHidden="0" w:unhideWhenUsed="0"/>
+    <w:lsdException w:name="Medium List 2 Accent 4" w:uiPriority="66" w:semiHidden="0" w:unhideWhenUsed="0"/>
+    <w:lsdException w:name="Medium Grid 1 Accent 4" w:uiPriority="67" w:semiHidden="0" w:unhideWhenUsed="0"/>
+    <w:lsdException w:name="Medium Grid 2 Accent 4" w:uiPriority="68" w:semiHidden="0" w:unhideWhenUsed="0"/>
+    <w:lsdException w:name="Medium Grid 3 Accent 4" w:uiPriority="69" w:semiHidden="0" w:unhideWhenUsed="0"/>
+    <w:lsdException w:name="Dark List Accent 4" w:uiPriority="70" w:semiHidden="0" w:unhideWhenUsed="0"/>
+    <w:lsdException w:name="Colorful Shading Accent 4" w:uiPriority="71" w:semiHidden="0" w:unhideWhenUsed="0"/>
+    <w:lsdException w:name="Colorful List Accent 4" w:uiPriority="72" w:semiHidden="0" w:unhideWhenUsed="0"/>
+    <w:lsdException w:name="Colorful Grid Accent 4" w:uiPriority="73" w:semiHidden="0" w:unhideWhenUsed="0"/>
+    <w:lsdException w:name="Light Shading Accent 5" w:uiPriority="60" w:semiHidden="0" w:unhideWhenUsed="0"/>
+    <w:lsdException w:name="Light List Accent 5" w:uiPriority="61" w:semiHidden="0" w:unhideWhenUsed="0"/>
+    <w:lsdException w:name="Light Grid Accent 5" w:uiPriority="62" w:semiHidden="0" w:unhideWhenUsed="0"/>
+    <w:lsdException w:name="Medium Shading 1 Accent 5" w:uiPriority="63" w:semiHidden="0" w:unhideWhenUsed="0"/>
+    <w:lsdException w:name="Medium Shading 2 Accent 5" w:uiPriority="64" w:semiHidden="0" w:unhideWhenUsed="0"/>
+    <w:lsdException w:name="Medium List 1 Accent 5" w:uiPriority="65" w:semiHidden="0" w:unhideWhenUsed="0"/>
+    <w:lsdException w:name="Medium List 2 Accent 5" w:uiPriority="66" w:semiHidden="0" w:unhideWhenUsed="0"/>
+    <w:lsdException w:name="Medium Grid 1 Accent 5" w:uiPriority="67" w:semiHidden="0" w:unhideWhenUsed="0"/>
+    <w:lsdException w:name="Medium Grid 2 Accent 5" w:uiPriority="68" w:semiHidden="0" w:unhideWhenUsed="0"/>
+    <w:lsdException w:name="Medium Grid 3 Accent 5" w:uiPriority="69" w:semiHidden="0" w:unhideWhenUsed="0"/>
+    <w:lsdException w:name="Dark List Accent 5" w:uiPriority="70" w:semiHidden="0" w:unhideWhenUsed="0"/>
+    <w:lsdException w:name="Colorful Shading Accent 5" w:uiPriority="71" w:semiHidden="0" w:unhideWhenUsed="0"/>
+    <w:lsdException w:name="Colorful List Accent 5" w:uiPriority="72" w:semiHidden="0" w:unhideWhenUsed="0"/>
+    <w:lsdException w:name="Colorful Grid Accent 5" w:uiPriority="73" w:semiHidden="0" w:unhideWhenUsed="0"/>
+    <w:lsdException w:name="Light Shading Accent 6" w:uiPriority="60" w:semiHidden="0" w:unhideWhenUsed="0"/>
+    <w:lsdException w:name="Light List Accent 6" w:uiPriority="61" w:semiHidden="0" w:unhideWhenUsed="0"/>
+    <w:lsdException w:name="Light Grid Accent 6" w:uiPriority="62" w:semiHidden="0" w:unhideWhenUsed="0"/>
+    <w:lsdException w:name="Medium Shading 1 Accent 6" w:uiPriority="63" w:semiHidden="0" w:unhideWhenUsed="0"/>
+    <w:lsdException w:name="Medium Shading 2 Accent 6" w:uiPriority="64" w:semiHidden="0" w:unhideWhenUsed="0"/>
+    <w:lsdException w:name="Medium List 1 Accent 6" w:uiPriority="65" w:semiHidden="0" w:unhideWhenUsed="0"/>
+    <w:lsdException w:name="Medium List 2 Accent 6" w:uiPriority="66" w:semiHidden="0" w:unhideWhenUsed="0"/>
+    <w:lsdException w:name="Medium Grid 1 Accent 6" w:uiPriority="67" w:semiHidden="0" w:unhideWhenUsed="0"/>
+    <w:lsdException w:name="Medium Grid 2 Accent 6" w:uiPriority="68" w:semiHidden="0" w:unhideWhenUsed="0"/>
+    <w:lsdException w:name="Medium Grid 3 Accent 6" w:uiPriority="69" w:semiHidden="0" w:unhideWhenUsed="0"/>
+    <w:lsdException w:name="Dark List Accent 6" w:uiPriority="70" w:semiHidden="0" w:unhideWhenUsed="0"/>
+    <w:lsdException w:name="Colorful Shading Accent 6" w:uiPriority="71" w:semiHidden="0" w:unhideWhenUsed="0"/>
+    <w:lsdException w:name="Colorful List Accent 6" w:uiPriority="72" w:semiHidden="0" w:unhideWhenUsed="0"/>
+    <w:lsdException w:name="Colorful Grid Accent 6" w:uiPriority="73" w:semiHidden="0" w:unhideWhenUsed="0"/>
+    <w:lsdException w:name="Subtle Emphasis" w:uiPriority="19" w:semiHidden="0" w:unhideWhenUsed="0" w:qFormat="1"/>
+    <w:lsdException w:name="Intense Emphasis" w:uiPriority="21" w:semiHidden="0" w:unhideWhenUsed="0" w:qFormat="1"/>
+    <w:lsdException w:name="Subtle Reference" w:uiPriority="31" w:semiHidden="0" w:unhideWhenUsed="0" w:qFormat="1"/>
+    <w:lsdException w:name="Intense Reference" w:uiPriority="32" w:semiHidden="0" w:unhideWhenUsed="0" w:qFormat="1"/>
+    <w:lsdException w:name="Book Title" w:uiPriority="33" w:semiHidden="0" w:unhideWhenUsed="0" w:qFormat="1"/>
     <w:lsdException w:name="Bibliography" w:uiPriority="37"/>
     <w:lsdException w:name="TOC Heading" w:uiPriority="39" w:qFormat="1"/>
   </w:latentStyles>
-  <w:style w:type="paragraph" w:default="1" w:styleId="Normal">
+  <w:style w:type="paragraph" w:styleId="Normal" w:default="1">
     <w:name w:val="Normal"/>
     <w:qFormat/>
     <w:rsid w:val="00FC693F"/>
+    <w:pPr>
+      <w:spacing w:after="80"/>
+    </w:pPr>
     <w:rPr>
       <w:rFonts w:ascii="Aptos" w:hAnsi="Aptos"/>
-      <w:color w:val="10384F"/>
-      <w:sz w:val="21"/>
+      <w:color w:val="08253A"/>
+      <w:sz w:val="19"/>
     </w:rPr>
   </w:style>
   <w:style w:type="paragraph" w:styleId="Header">
@@ -1394,7 +2164,7 @@
       <w:spacing w:after="0" w:line="240" w:lineRule="auto"/>
     </w:pPr>
   </w:style>
-  <w:style w:type="character" w:customStyle="1" w:styleId="HeaderChar">
+  <w:style w:type="character" w:styleId="HeaderChar" w:customStyle="1">
     <w:name w:val="Header Char"/>
     <w:basedOn w:val="DefaultParagraphFont"/>
     <w:link w:val="Header"/>
@@ -1416,7 +2186,7 @@
       <w:spacing w:after="0" w:line="240" w:lineRule="auto"/>
     </w:pPr>
   </w:style>
-  <w:style w:type="character" w:customStyle="1" w:styleId="FooterChar">
+  <w:style w:type="character" w:styleId="FooterChar" w:customStyle="1">
     <w:name w:val="Footer Char"/>
     <w:basedOn w:val="DefaultParagraphFont"/>
     <w:link w:val="Footer"/>
@@ -1438,11 +2208,11 @@
       <w:outlineLvl w:val="0"/>
     </w:pPr>
     <w:rPr>
-      <w:rFonts w:asciiTheme="majorHAnsi" w:eastAsiaTheme="majorEastAsia" w:hAnsiTheme="majorHAnsi" w:cstheme="majorBidi" w:ascii="Aptos Display" w:hAnsi="Aptos Display"/>
+      <w:rFonts w:asciiTheme="majorHAnsi" w:hAnsiTheme="majorHAnsi" w:eastAsiaTheme="majorEastAsia" w:cstheme="majorBidi"/>
       <w:b/>
       <w:bCs/>
-      <w:color w:val="10384F"/>
-      <w:sz w:val="32"/>
+      <w:color w:val="365F91" w:themeColor="accent1" w:themeShade="BF"/>
+      <w:sz w:val="28"/>
       <w:szCs w:val="28"/>
     </w:rPr>
   </w:style>
@@ -1462,11 +2232,11 @@
       <w:outlineLvl w:val="1"/>
     </w:pPr>
     <w:rPr>
-      <w:rFonts w:asciiTheme="majorHAnsi" w:eastAsiaTheme="majorEastAsia" w:hAnsiTheme="majorHAnsi" w:cstheme="majorBidi" w:ascii="Aptos Display" w:hAnsi="Aptos Display"/>
+      <w:rFonts w:asciiTheme="majorHAnsi" w:hAnsiTheme="majorHAnsi" w:eastAsiaTheme="majorEastAsia" w:cstheme="majorBidi"/>
       <w:b/>
       <w:bCs/>
-      <w:color w:val="00617F"/>
-      <w:sz w:val="24"/>
+      <w:color w:val="4F81BD" w:themeColor="accent1"/>
+      <w:sz w:val="26"/>
       <w:szCs w:val="26"/>
     </w:rPr>
   </w:style>
@@ -1486,7 +2256,7 @@
       <w:outlineLvl w:val="2"/>
     </w:pPr>
     <w:rPr>
-      <w:rFonts w:asciiTheme="majorHAnsi" w:eastAsiaTheme="majorEastAsia" w:hAnsiTheme="majorHAnsi" w:cstheme="majorBidi"/>
+      <w:rFonts w:asciiTheme="majorHAnsi" w:hAnsiTheme="majorHAnsi" w:eastAsiaTheme="majorEastAsia" w:cstheme="majorBidi"/>
       <w:b/>
       <w:bCs/>
       <w:color w:val="4F81BD" w:themeColor="accent1"/>
@@ -1509,7 +2279,7 @@
       <w:outlineLvl w:val="3"/>
     </w:pPr>
     <w:rPr>
-      <w:rFonts w:asciiTheme="majorHAnsi" w:eastAsiaTheme="majorEastAsia" w:hAnsiTheme="majorHAnsi" w:cstheme="majorBidi"/>
+      <w:rFonts w:asciiTheme="majorHAnsi" w:hAnsiTheme="majorHAnsi" w:eastAsiaTheme="majorEastAsia" w:cstheme="majorBidi"/>
       <w:b/>
       <w:bCs/>
       <w:i/>
@@ -1534,7 +2304,7 @@
       <w:outlineLvl w:val="4"/>
     </w:pPr>
     <w:rPr>
-      <w:rFonts w:asciiTheme="majorHAnsi" w:eastAsiaTheme="majorEastAsia" w:hAnsiTheme="majorHAnsi" w:cstheme="majorBidi"/>
+      <w:rFonts w:asciiTheme="majorHAnsi" w:hAnsiTheme="majorHAnsi" w:eastAsiaTheme="majorEastAsia" w:cstheme="majorBidi"/>
       <w:color w:val="243F60" w:themeColor="accent1" w:themeShade="7F"/>
     </w:rPr>
   </w:style>
@@ -1555,7 +2325,7 @@
       <w:outlineLvl w:val="5"/>
     </w:pPr>
     <w:rPr>
-      <w:rFonts w:asciiTheme="majorHAnsi" w:eastAsiaTheme="majorEastAsia" w:hAnsiTheme="majorHAnsi" w:cstheme="majorBidi"/>
+      <w:rFonts w:asciiTheme="majorHAnsi" w:hAnsiTheme="majorHAnsi" w:eastAsiaTheme="majorEastAsia" w:cstheme="majorBidi"/>
       <w:i/>
       <w:iCs/>
       <w:color w:val="243F60" w:themeColor="accent1" w:themeShade="7F"/>
@@ -1578,7 +2348,7 @@
       <w:outlineLvl w:val="6"/>
     </w:pPr>
     <w:rPr>
-      <w:rFonts w:asciiTheme="majorHAnsi" w:eastAsiaTheme="majorEastAsia" w:hAnsiTheme="majorHAnsi" w:cstheme="majorBidi"/>
+      <w:rFonts w:asciiTheme="majorHAnsi" w:hAnsiTheme="majorHAnsi" w:eastAsiaTheme="majorEastAsia" w:cstheme="majorBidi"/>
       <w:i/>
       <w:iCs/>
       <w:color w:val="404040" w:themeColor="text1" w:themeTint="BF"/>
@@ -1601,7 +2371,7 @@
       <w:outlineLvl w:val="7"/>
     </w:pPr>
     <w:rPr>
-      <w:rFonts w:asciiTheme="majorHAnsi" w:eastAsiaTheme="majorEastAsia" w:hAnsiTheme="majorHAnsi" w:cstheme="majorBidi"/>
+      <w:rFonts w:asciiTheme="majorHAnsi" w:hAnsiTheme="majorHAnsi" w:eastAsiaTheme="majorEastAsia" w:cstheme="majorBidi"/>
       <w:color w:val="4F81BD" w:themeColor="accent1"/>
       <w:sz w:val="20"/>
       <w:szCs w:val="20"/>
@@ -1624,7 +2394,7 @@
       <w:outlineLvl w:val="8"/>
     </w:pPr>
     <w:rPr>
-      <w:rFonts w:asciiTheme="majorHAnsi" w:eastAsiaTheme="majorEastAsia" w:hAnsiTheme="majorHAnsi" w:cstheme="majorBidi"/>
+      <w:rFonts w:asciiTheme="majorHAnsi" w:hAnsiTheme="majorHAnsi" w:eastAsiaTheme="majorEastAsia" w:cstheme="majorBidi"/>
       <w:i/>
       <w:iCs/>
       <w:color w:val="404040" w:themeColor="text1" w:themeTint="BF"/>
@@ -1632,13 +2402,13 @@
       <w:szCs w:val="20"/>
     </w:rPr>
   </w:style>
-  <w:style w:type="character" w:default="1" w:styleId="DefaultParagraphFont">
+  <w:style w:type="character" w:styleId="DefaultParagraphFont" w:default="1">
     <w:name w:val="Default Paragraph Font"/>
     <w:uiPriority w:val="1"/>
     <w:semiHidden/>
     <w:unhideWhenUsed/>
   </w:style>
-  <w:style w:type="table" w:default="1" w:styleId="TableNormal">
+  <w:style w:type="table" w:styleId="TableNormal" w:default="1">
     <w:name w:val="Normal Table"/>
     <w:uiPriority w:val="99"/>
     <w:semiHidden/>
@@ -1653,7 +2423,7 @@
       </w:tblCellMar>
     </w:tblPr>
   </w:style>
-  <w:style w:type="numbering" w:default="1" w:styleId="NoList">
+  <w:style w:type="numbering" w:styleId="NoList" w:default="1">
     <w:name w:val="No List"/>
     <w:uiPriority w:val="99"/>
     <w:semiHidden/>
@@ -1668,14 +2438,14 @@
       <w:spacing w:after="0" w:line="240" w:lineRule="auto"/>
     </w:pPr>
   </w:style>
-  <w:style w:type="character" w:customStyle="1" w:styleId="Heading1Char">
+  <w:style w:type="character" w:styleId="Heading1Char" w:customStyle="1">
     <w:name w:val="Heading 1 Char"/>
     <w:basedOn w:val="DefaultParagraphFont"/>
     <w:link w:val="Heading1"/>
     <w:uiPriority w:val="9"/>
     <w:rsid w:val="00FC693F"/>
     <w:rPr>
-      <w:rFonts w:asciiTheme="majorHAnsi" w:eastAsiaTheme="majorEastAsia" w:hAnsiTheme="majorHAnsi" w:cstheme="majorBidi"/>
+      <w:rFonts w:asciiTheme="majorHAnsi" w:hAnsiTheme="majorHAnsi" w:eastAsiaTheme="majorEastAsia" w:cstheme="majorBidi"/>
       <w:b/>
       <w:bCs/>
       <w:color w:val="365F91" w:themeColor="accent1" w:themeShade="BF"/>
@@ -1683,14 +2453,14 @@
       <w:szCs w:val="28"/>
     </w:rPr>
   </w:style>
-  <w:style w:type="character" w:customStyle="1" w:styleId="Heading2Char">
+  <w:style w:type="character" w:styleId="Heading2Char" w:customStyle="1">
     <w:name w:val="Heading 2 Char"/>
     <w:basedOn w:val="DefaultParagraphFont"/>
     <w:link w:val="Heading2"/>
     <w:uiPriority w:val="9"/>
     <w:rsid w:val="00FC693F"/>
     <w:rPr>
-      <w:rFonts w:asciiTheme="majorHAnsi" w:eastAsiaTheme="majorEastAsia" w:hAnsiTheme="majorHAnsi" w:cstheme="majorBidi"/>
+      <w:rFonts w:asciiTheme="majorHAnsi" w:hAnsiTheme="majorHAnsi" w:eastAsiaTheme="majorEastAsia" w:cstheme="majorBidi"/>
       <w:b/>
       <w:bCs/>
       <w:color w:val="4F81BD" w:themeColor="accent1"/>
@@ -1698,14 +2468,14 @@
       <w:szCs w:val="26"/>
     </w:rPr>
   </w:style>
-  <w:style w:type="character" w:customStyle="1" w:styleId="Heading3Char">
+  <w:style w:type="character" w:styleId="Heading3Char" w:customStyle="1">
     <w:name w:val="Heading 3 Char"/>
     <w:basedOn w:val="DefaultParagraphFont"/>
     <w:link w:val="Heading3"/>
     <w:uiPriority w:val="9"/>
     <w:rsid w:val="00FC693F"/>
     <w:rPr>
-      <w:rFonts w:asciiTheme="majorHAnsi" w:eastAsiaTheme="majorEastAsia" w:hAnsiTheme="majorHAnsi" w:cstheme="majorBidi"/>
+      <w:rFonts w:asciiTheme="majorHAnsi" w:hAnsiTheme="majorHAnsi" w:eastAsiaTheme="majorEastAsia" w:cstheme="majorBidi"/>
       <w:b/>
       <w:bCs/>
       <w:color w:val="4F81BD" w:themeColor="accent1"/>
@@ -1721,29 +2491,28 @@
     <w:rsid w:val="00FC693F"/>
     <w:pPr>
       <w:pBdr>
-        <w:bottom w:val="single" w:sz="8" w:space="4" w:color="4F81BD" w:themeColor="accent1"/>
+        <w:bottom w:val="single" w:color="4F81BD" w:themeColor="accent1" w:sz="8" w:space="4"/>
       </w:pBdr>
       <w:spacing w:after="300" w:line="240" w:lineRule="auto"/>
       <w:contextualSpacing/>
     </w:pPr>
     <w:rPr>
-      <w:rFonts w:asciiTheme="majorHAnsi" w:eastAsiaTheme="majorEastAsia" w:hAnsiTheme="majorHAnsi" w:cstheme="majorBidi" w:ascii="Aptos Display" w:hAnsi="Aptos Display"/>
-      <w:b/>
-      <w:color w:val="10384F"/>
+      <w:rFonts w:asciiTheme="majorHAnsi" w:hAnsiTheme="majorHAnsi" w:eastAsiaTheme="majorEastAsia" w:cstheme="majorBidi"/>
+      <w:color w:val="17365D" w:themeColor="text2" w:themeShade="BF"/>
       <w:spacing w:val="5"/>
       <w:kern w:val="28"/>
-      <w:sz w:val="48"/>
+      <w:sz w:val="52"/>
       <w:szCs w:val="52"/>
     </w:rPr>
   </w:style>
-  <w:style w:type="character" w:customStyle="1" w:styleId="TitleChar">
+  <w:style w:type="character" w:styleId="TitleChar" w:customStyle="1">
     <w:name w:val="Title Char"/>
     <w:basedOn w:val="DefaultParagraphFont"/>
     <w:link w:val="Title"/>
     <w:uiPriority w:val="10"/>
     <w:rsid w:val="00FC693F"/>
     <w:rPr>
-      <w:rFonts w:asciiTheme="majorHAnsi" w:eastAsiaTheme="majorEastAsia" w:hAnsiTheme="majorHAnsi" w:cstheme="majorBidi"/>
+      <w:rFonts w:asciiTheme="majorHAnsi" w:hAnsiTheme="majorHAnsi" w:eastAsiaTheme="majorEastAsia" w:cstheme="majorBidi"/>
       <w:color w:val="17365D" w:themeColor="text2" w:themeShade="BF"/>
       <w:spacing w:val="5"/>
       <w:kern w:val="28"/>
@@ -1765,7 +2534,7 @@
       </w:numPr>
     </w:pPr>
     <w:rPr>
-      <w:rFonts w:asciiTheme="majorHAnsi" w:eastAsiaTheme="majorEastAsia" w:hAnsiTheme="majorHAnsi" w:cstheme="majorBidi"/>
+      <w:rFonts w:asciiTheme="majorHAnsi" w:hAnsiTheme="majorHAnsi" w:eastAsiaTheme="majorEastAsia" w:cstheme="majorBidi"/>
       <w:i/>
       <w:iCs/>
       <w:color w:val="4F81BD" w:themeColor="accent1"/>
@@ -1774,14 +2543,14 @@
       <w:szCs w:val="24"/>
     </w:rPr>
   </w:style>
-  <w:style w:type="character" w:customStyle="1" w:styleId="SubtitleChar">
+  <w:style w:type="character" w:styleId="SubtitleChar" w:customStyle="1">
     <w:name w:val="Subtitle Char"/>
     <w:basedOn w:val="DefaultParagraphFont"/>
     <w:link w:val="Subtitle"/>
     <w:uiPriority w:val="11"/>
     <w:rsid w:val="00FC693F"/>
     <w:rPr>
-      <w:rFonts w:asciiTheme="majorHAnsi" w:eastAsiaTheme="majorEastAsia" w:hAnsiTheme="majorHAnsi" w:cstheme="majorBidi"/>
+      <w:rFonts w:asciiTheme="majorHAnsi" w:hAnsiTheme="majorHAnsi" w:eastAsiaTheme="majorEastAsia" w:cstheme="majorBidi"/>
       <w:i/>
       <w:iCs/>
       <w:color w:val="4F81BD" w:themeColor="accent1"/>
@@ -1812,7 +2581,7 @@
       <w:spacing w:after="120"/>
     </w:pPr>
   </w:style>
-  <w:style w:type="character" w:customStyle="1" w:styleId="BodyTextChar">
+  <w:style w:type="character" w:styleId="BodyTextChar" w:customStyle="1">
     <w:name w:val="Body Text Char"/>
     <w:basedOn w:val="DefaultParagraphFont"/>
     <w:link w:val="BodyText"/>
@@ -1830,7 +2599,7 @@
       <w:spacing w:after="120" w:line="480" w:lineRule="auto"/>
     </w:pPr>
   </w:style>
-  <w:style w:type="character" w:customStyle="1" w:styleId="BodyText2Char">
+  <w:style w:type="character" w:styleId="BodyText2Char" w:customStyle="1">
     <w:name w:val="Body Text 2 Char"/>
     <w:basedOn w:val="DefaultParagraphFont"/>
     <w:link w:val="BodyText2"/>
@@ -1852,7 +2621,7 @@
       <w:szCs w:val="16"/>
     </w:rPr>
   </w:style>
-  <w:style w:type="character" w:customStyle="1" w:styleId="BodyText3Char">
+  <w:style w:type="character" w:styleId="BodyText3Char" w:customStyle="1">
     <w:name w:val="Body Text 3 Char"/>
     <w:basedOn w:val="DefaultParagraphFont"/>
     <w:link w:val="BodyText3"/>
@@ -2033,7 +2802,7 @@
       <w:szCs w:val="20"/>
     </w:rPr>
   </w:style>
-  <w:style w:type="character" w:customStyle="1" w:styleId="MacroTextChar">
+  <w:style w:type="character" w:styleId="MacroTextChar" w:customStyle="1">
     <w:name w:val="Macro Text Char"/>
     <w:basedOn w:val="DefaultParagraphFont"/>
     <w:link w:val="MacroText"/>
@@ -2059,7 +2828,7 @@
       <w:color w:val="000000" w:themeColor="text1"/>
     </w:rPr>
   </w:style>
-  <w:style w:type="character" w:customStyle="1" w:styleId="QuoteChar">
+  <w:style w:type="character" w:styleId="QuoteChar" w:customStyle="1">
     <w:name w:val="Quote Char"/>
     <w:basedOn w:val="DefaultParagraphFont"/>
     <w:link w:val="Quote"/>
@@ -2071,7 +2840,7 @@
       <w:color w:val="000000" w:themeColor="text1"/>
     </w:rPr>
   </w:style>
-  <w:style w:type="character" w:customStyle="1" w:styleId="Heading4Char">
+  <w:style w:type="character" w:styleId="Heading4Char" w:customStyle="1">
     <w:name w:val="Heading 4 Char"/>
     <w:basedOn w:val="DefaultParagraphFont"/>
     <w:link w:val="Heading4"/>
@@ -2079,7 +2848,7 @@
     <w:semiHidden/>
     <w:rsid w:val="00FC693F"/>
     <w:rPr>
-      <w:rFonts w:asciiTheme="majorHAnsi" w:eastAsiaTheme="majorEastAsia" w:hAnsiTheme="majorHAnsi" w:cstheme="majorBidi"/>
+      <w:rFonts w:asciiTheme="majorHAnsi" w:hAnsiTheme="majorHAnsi" w:eastAsiaTheme="majorEastAsia" w:cstheme="majorBidi"/>
       <w:b/>
       <w:bCs/>
       <w:i/>
@@ -2087,7 +2856,7 @@
       <w:color w:val="4F81BD" w:themeColor="accent1"/>
     </w:rPr>
   </w:style>
-  <w:style w:type="character" w:customStyle="1" w:styleId="Heading5Char">
+  <w:style w:type="character" w:styleId="Heading5Char" w:customStyle="1">
     <w:name w:val="Heading 5 Char"/>
     <w:basedOn w:val="DefaultParagraphFont"/>
     <w:link w:val="Heading5"/>
@@ -2095,11 +2864,11 @@
     <w:semiHidden/>
     <w:rsid w:val="00FC693F"/>
     <w:rPr>
-      <w:rFonts w:asciiTheme="majorHAnsi" w:eastAsiaTheme="majorEastAsia" w:hAnsiTheme="majorHAnsi" w:cstheme="majorBidi"/>
+      <w:rFonts w:asciiTheme="majorHAnsi" w:hAnsiTheme="majorHAnsi" w:eastAsiaTheme="majorEastAsia" w:cstheme="majorBidi"/>
       <w:color w:val="243F60" w:themeColor="accent1" w:themeShade="7F"/>
     </w:rPr>
   </w:style>
-  <w:style w:type="character" w:customStyle="1" w:styleId="Heading6Char">
+  <w:style w:type="character" w:styleId="Heading6Char" w:customStyle="1">
     <w:name w:val="Heading 6 Char"/>
     <w:basedOn w:val="DefaultParagraphFont"/>
     <w:link w:val="Heading6"/>
@@ -2107,13 +2876,13 @@
     <w:semiHidden/>
     <w:rsid w:val="00FC693F"/>
     <w:rPr>
-      <w:rFonts w:asciiTheme="majorHAnsi" w:eastAsiaTheme="majorEastAsia" w:hAnsiTheme="majorHAnsi" w:cstheme="majorBidi"/>
+      <w:rFonts w:asciiTheme="majorHAnsi" w:hAnsiTheme="majorHAnsi" w:eastAsiaTheme="majorEastAsia" w:cstheme="majorBidi"/>
       <w:i/>
       <w:iCs/>
       <w:color w:val="243F60" w:themeColor="accent1" w:themeShade="7F"/>
     </w:rPr>
   </w:style>
-  <w:style w:type="character" w:customStyle="1" w:styleId="Heading7Char">
+  <w:style w:type="character" w:styleId="Heading7Char" w:customStyle="1">
     <w:name w:val="Heading 7 Char"/>
     <w:basedOn w:val="DefaultParagraphFont"/>
     <w:link w:val="Heading7"/>
@@ -2121,13 +2890,13 @@
     <w:semiHidden/>
     <w:rsid w:val="00FC693F"/>
     <w:rPr>
-      <w:rFonts w:asciiTheme="majorHAnsi" w:eastAsiaTheme="majorEastAsia" w:hAnsiTheme="majorHAnsi" w:cstheme="majorBidi"/>
+      <w:rFonts w:asciiTheme="majorHAnsi" w:hAnsiTheme="majorHAnsi" w:eastAsiaTheme="majorEastAsia" w:cstheme="majorBidi"/>
       <w:i/>
       <w:iCs/>
       <w:color w:val="404040" w:themeColor="text1" w:themeTint="BF"/>
     </w:rPr>
   </w:style>
-  <w:style w:type="character" w:customStyle="1" w:styleId="Heading8Char">
+  <w:style w:type="character" w:styleId="Heading8Char" w:customStyle="1">
     <w:name w:val="Heading 8 Char"/>
     <w:basedOn w:val="DefaultParagraphFont"/>
     <w:link w:val="Heading8"/>
@@ -2135,13 +2904,13 @@
     <w:semiHidden/>
     <w:rsid w:val="00FC693F"/>
     <w:rPr>
-      <w:rFonts w:asciiTheme="majorHAnsi" w:eastAsiaTheme="majorEastAsia" w:hAnsiTheme="majorHAnsi" w:cstheme="majorBidi"/>
+      <w:rFonts w:asciiTheme="majorHAnsi" w:hAnsiTheme="majorHAnsi" w:eastAsiaTheme="majorEastAsia" w:cstheme="majorBidi"/>
       <w:color w:val="4F81BD" w:themeColor="accent1"/>
       <w:sz w:val="20"/>
       <w:szCs w:val="20"/>
     </w:rPr>
   </w:style>
-  <w:style w:type="character" w:customStyle="1" w:styleId="Heading9Char">
+  <w:style w:type="character" w:styleId="Heading9Char" w:customStyle="1">
     <w:name w:val="Heading 9 Char"/>
     <w:basedOn w:val="DefaultParagraphFont"/>
     <w:link w:val="Heading9"/>
@@ -2149,7 +2918,7 @@
     <w:semiHidden/>
     <w:rsid w:val="00FC693F"/>
     <w:rPr>
-      <w:rFonts w:asciiTheme="majorHAnsi" w:eastAsiaTheme="majorEastAsia" w:hAnsiTheme="majorHAnsi" w:cstheme="majorBidi"/>
+      <w:rFonts w:asciiTheme="majorHAnsi" w:hAnsiTheme="majorHAnsi" w:eastAsiaTheme="majorEastAsia" w:cstheme="majorBidi"/>
       <w:i/>
       <w:iCs/>
       <w:color w:val="404040" w:themeColor="text1" w:themeTint="BF"/>
@@ -2209,7 +2978,7 @@
     <w:rsid w:val="00FC693F"/>
     <w:pPr>
       <w:pBdr>
-        <w:bottom w:val="single" w:sz="4" w:space="4" w:color="4F81BD" w:themeColor="accent1"/>
+        <w:bottom w:val="single" w:color="4F81BD" w:themeColor="accent1" w:sz="4" w:space="4"/>
       </w:pBdr>
       <w:spacing w:before="200" w:after="280"/>
       <w:ind w:left="936" w:right="936"/>
@@ -2222,7 +2991,7 @@
       <w:color w:val="4F81BD" w:themeColor="accent1"/>
     </w:rPr>
   </w:style>
-  <w:style w:type="character" w:customStyle="1" w:styleId="IntenseQuoteChar">
+  <w:style w:type="character" w:styleId="IntenseQuoteChar" w:customStyle="1">
     <w:name w:val="Intense Quote Char"/>
     <w:basedOn w:val="DefaultParagraphFont"/>
     <w:link w:val="IntenseQuote"/>
@@ -2326,12 +3095,12 @@
     <w:tblPr>
       <w:tblInd w:w="0" w:type="dxa"/>
       <w:tblBorders>
-        <w:top w:val="single" w:sz="4" w:space="0" w:color="auto"/>
-        <w:left w:val="single" w:sz="4" w:space="0" w:color="auto"/>
-        <w:bottom w:val="single" w:sz="4" w:space="0" w:color="auto"/>
-        <w:right w:val="single" w:sz="4" w:space="0" w:color="auto"/>
-        <w:insideH w:val="single" w:sz="4" w:space="0" w:color="auto"/>
-        <w:insideV w:val="single" w:sz="4" w:space="0" w:color="auto"/>
+        <w:top w:val="single" w:color="auto" w:sz="4" w:space="0"/>
+        <w:left w:val="single" w:color="auto" w:sz="4" w:space="0"/>
+        <w:bottom w:val="single" w:color="auto" w:sz="4" w:space="0"/>
+        <w:right w:val="single" w:color="auto" w:sz="4" w:space="0"/>
+        <w:insideH w:val="single" w:color="auto" w:sz="4" w:space="0"/>
+        <w:insideV w:val="single" w:color="auto" w:sz="4" w:space="0"/>
       </w:tblBorders>
       <w:tblCellMar>
         <w:top w:w="0" w:type="dxa"/>
@@ -2357,8 +3126,8 @@
       <w:tblStyleColBandSize w:val="1"/>
       <w:tblInd w:w="0" w:type="dxa"/>
       <w:tblBorders>
-        <w:top w:val="single" w:sz="8" w:space="0" w:color="000000" w:themeColor="text1"/>
-        <w:bottom w:val="single" w:sz="8" w:space="0" w:color="000000" w:themeColor="text1"/>
+        <w:top w:val="single" w:color="000000" w:themeColor="text1" w:sz="8" w:space="0"/>
+        <w:bottom w:val="single" w:color="000000" w:themeColor="text1" w:sz="8" w:space="0"/>
       </w:tblBorders>
       <w:tblCellMar>
         <w:top w:w="0" w:type="dxa"/>
@@ -2378,9 +3147,9 @@
       <w:tblPr/>
       <w:tcPr>
         <w:tcBorders>
-          <w:top w:val="single" w:sz="8" w:space="0" w:color="000000" w:themeColor="text1"/>
-          <w:left w:val="nil"/>
-          <w:bottom w:val="single" w:sz="8" w:space="0" w:color="000000" w:themeColor="text1"/>
+          <w:top w:val="single" w:color="000000" w:themeColor="text1" w:sz="8" w:space="0"/>
+          <w:left w:val="nil"/>
+          <w:bottom w:val="single" w:color="000000" w:themeColor="text1" w:sz="8" w:space="0"/>
           <w:right w:val="nil"/>
           <w:insideH w:val="nil"/>
           <w:insideV w:val="nil"/>
@@ -2398,9 +3167,9 @@
       <w:tblPr/>
       <w:tcPr>
         <w:tcBorders>
-          <w:top w:val="single" w:sz="8" w:space="0" w:color="000000" w:themeColor="text1"/>
-          <w:left w:val="nil"/>
-          <w:bottom w:val="single" w:sz="8" w:space="0" w:color="000000" w:themeColor="text1"/>
+          <w:top w:val="single" w:color="000000" w:themeColor="text1" w:sz="8" w:space="0"/>
+          <w:left w:val="nil"/>
+          <w:bottom w:val="single" w:color="000000" w:themeColor="text1" w:sz="8" w:space="0"/>
           <w:right w:val="nil"/>
           <w:insideH w:val="nil"/>
           <w:insideV w:val="nil"/>
@@ -2460,8 +3229,8 @@
       <w:tblStyleColBandSize w:val="1"/>
       <w:tblInd w:w="0" w:type="dxa"/>
       <w:tblBorders>
-        <w:top w:val="single" w:sz="8" w:space="0" w:color="4F81BD" w:themeColor="accent1"/>
-        <w:bottom w:val="single" w:sz="8" w:space="0" w:color="4F81BD" w:themeColor="accent1"/>
+        <w:top w:val="single" w:color="4F81BD" w:themeColor="accent1" w:sz="8" w:space="0"/>
+        <w:bottom w:val="single" w:color="4F81BD" w:themeColor="accent1" w:sz="8" w:space="0"/>
       </w:tblBorders>
       <w:tblCellMar>
         <w:top w:w="0" w:type="dxa"/>
@@ -2481,9 +3250,9 @@
       <w:tblPr/>
       <w:tcPr>
         <w:tcBorders>
-          <w:top w:val="single" w:sz="8" w:space="0" w:color="4F81BD" w:themeColor="accent1"/>
-          <w:left w:val="nil"/>
-          <w:bottom w:val="single" w:sz="8" w:space="0" w:color="4F81BD" w:themeColor="accent1"/>
+          <w:top w:val="single" w:color="4F81BD" w:themeColor="accent1" w:sz="8" w:space="0"/>
+          <w:left w:val="nil"/>
+          <w:bottom w:val="single" w:color="4F81BD" w:themeColor="accent1" w:sz="8" w:space="0"/>
           <w:right w:val="nil"/>
           <w:insideH w:val="nil"/>
           <w:insideV w:val="nil"/>
@@ -2501,9 +3270,9 @@
       <w:tblPr/>
       <w:tcPr>
         <w:tcBorders>
-          <w:top w:val="single" w:sz="8" w:space="0" w:color="4F81BD" w:themeColor="accent1"/>
-          <w:left w:val="nil"/>
-          <w:bottom w:val="single" w:sz="8" w:space="0" w:color="4F81BD" w:themeColor="accent1"/>
+          <w:top w:val="single" w:color="4F81BD" w:themeColor="accent1" w:sz="8" w:space="0"/>
+          <w:left w:val="nil"/>
+          <w:bottom w:val="single" w:color="4F81BD" w:themeColor="accent1" w:sz="8" w:space="0"/>
           <w:right w:val="nil"/>
           <w:insideH w:val="nil"/>
           <w:insideV w:val="nil"/>
@@ -2563,8 +3332,8 @@
       <w:tblStyleColBandSize w:val="1"/>
       <w:tblInd w:w="0" w:type="dxa"/>
       <w:tblBorders>
-        <w:top w:val="single" w:sz="8" w:space="0" w:color="C0504D" w:themeColor="accent2"/>
-        <w:bottom w:val="single" w:sz="8" w:space="0" w:color="C0504D" w:themeColor="accent2"/>
+        <w:top w:val="single" w:color="C0504D" w:themeColor="accent2" w:sz="8" w:space="0"/>
+        <w:bottom w:val="single" w:color="C0504D" w:themeColor="accent2" w:sz="8" w:space="0"/>
       </w:tblBorders>
       <w:tblCellMar>
         <w:top w:w="0" w:type="dxa"/>
@@ -2584,9 +3353,9 @@
       <w:tblPr/>
       <w:tcPr>
         <w:tcBorders>
-          <w:top w:val="single" w:sz="8" w:space="0" w:color="C0504D" w:themeColor="accent2"/>
-          <w:left w:val="nil"/>
-          <w:bottom w:val="single" w:sz="8" w:space="0" w:color="C0504D" w:themeColor="accent2"/>
+          <w:top w:val="single" w:color="C0504D" w:themeColor="accent2" w:sz="8" w:space="0"/>
+          <w:left w:val="nil"/>
+          <w:bottom w:val="single" w:color="C0504D" w:themeColor="accent2" w:sz="8" w:space="0"/>
           <w:right w:val="nil"/>
           <w:insideH w:val="nil"/>
           <w:insideV w:val="nil"/>
@@ -2604,9 +3373,9 @@
       <w:tblPr/>
       <w:tcPr>
         <w:tcBorders>
-          <w:top w:val="single" w:sz="8" w:space="0" w:color="C0504D" w:themeColor="accent2"/>
-          <w:left w:val="nil"/>
-          <w:bottom w:val="single" w:sz="8" w:space="0" w:color="C0504D" w:themeColor="accent2"/>
+          <w:top w:val="single" w:color="C0504D" w:themeColor="accent2" w:sz="8" w:space="0"/>
+          <w:left w:val="nil"/>
+          <w:bottom w:val="single" w:color="C0504D" w:themeColor="accent2" w:sz="8" w:space="0"/>
           <w:right w:val="nil"/>
           <w:insideH w:val="nil"/>
           <w:insideV w:val="nil"/>
@@ -2666,8 +3435,8 @@
       <w:tblStyleColBandSize w:val="1"/>
       <w:tblInd w:w="0" w:type="dxa"/>
       <w:tblBorders>
-        <w:top w:val="single" w:sz="8" w:space="0" w:color="9BBB59" w:themeColor="accent3"/>
-        <w:bottom w:val="single" w:sz="8" w:space="0" w:color="9BBB59" w:themeColor="accent3"/>
+        <w:top w:val="single" w:color="9BBB59" w:themeColor="accent3" w:sz="8" w:space="0"/>
+        <w:bottom w:val="single" w:color="9BBB59" w:themeColor="accent3" w:sz="8" w:space="0"/>
       </w:tblBorders>
       <w:tblCellMar>
         <w:top w:w="0" w:type="dxa"/>
@@ -2687,9 +3456,9 @@
       <w:tblPr/>
       <w:tcPr>
         <w:tcBorders>
-          <w:top w:val="single" w:sz="8" w:space="0" w:color="9BBB59" w:themeColor="accent3"/>
-          <w:left w:val="nil"/>
-          <w:bottom w:val="single" w:sz="8" w:space="0" w:color="9BBB59" w:themeColor="accent3"/>
+          <w:top w:val="single" w:color="9BBB59" w:themeColor="accent3" w:sz="8" w:space="0"/>
+          <w:left w:val="nil"/>
+          <w:bottom w:val="single" w:color="9BBB59" w:themeColor="accent3" w:sz="8" w:space="0"/>
           <w:right w:val="nil"/>
           <w:insideH w:val="nil"/>
           <w:insideV w:val="nil"/>
@@ -2707,9 +3476,9 @@
       <w:tblPr/>
       <w:tcPr>
         <w:tcBorders>
-          <w:top w:val="single" w:sz="8" w:space="0" w:color="9BBB59" w:themeColor="accent3"/>
-          <w:left w:val="nil"/>
-          <w:bottom w:val="single" w:sz="8" w:space="0" w:color="9BBB59" w:themeColor="accent3"/>
+          <w:top w:val="single" w:color="9BBB59" w:themeColor="accent3" w:sz="8" w:space="0"/>
+          <w:left w:val="nil"/>
+          <w:bottom w:val="single" w:color="9BBB59" w:themeColor="accent3" w:sz="8" w:space="0"/>
           <w:right w:val="nil"/>
           <w:insideH w:val="nil"/>
           <w:insideV w:val="nil"/>
@@ -2769,8 +3538,8 @@
       <w:tblStyleColBandSize w:val="1"/>
       <w:tblInd w:w="0" w:type="dxa"/>
       <w:tblBorders>
-        <w:top w:val="single" w:sz="8" w:space="0" w:color="8064A2" w:themeColor="accent4"/>
-        <w:bottom w:val="single" w:sz="8" w:space="0" w:color="8064A2" w:themeColor="accent4"/>
+        <w:top w:val="single" w:color="8064A2" w:themeColor="accent4" w:sz="8" w:space="0"/>
+        <w:bottom w:val="single" w:color="8064A2" w:themeColor="accent4" w:sz="8" w:space="0"/>
       </w:tblBorders>
       <w:tblCellMar>
         <w:top w:w="0" w:type="dxa"/>
@@ -2790,9 +3559,9 @@
       <w:tblPr/>
       <w:tcPr>
         <w:tcBorders>
-          <w:top w:val="single" w:sz="8" w:space="0" w:color="8064A2" w:themeColor="accent4"/>
-          <w:left w:val="nil"/>
-          <w:bottom w:val="single" w:sz="8" w:space="0" w:color="8064A2" w:themeColor="accent4"/>
+          <w:top w:val="single" w:color="8064A2" w:themeColor="accent4" w:sz="8" w:space="0"/>
+          <w:left w:val="nil"/>
+          <w:bottom w:val="single" w:color="8064A2" w:themeColor="accent4" w:sz="8" w:space="0"/>
           <w:right w:val="nil"/>
           <w:insideH w:val="nil"/>
           <w:insideV w:val="nil"/>
@@ -2810,9 +3579,9 @@
       <w:tblPr/>
       <w:tcPr>
         <w:tcBorders>
-          <w:top w:val="single" w:sz="8" w:space="0" w:color="8064A2" w:themeColor="accent4"/>
-          <w:left w:val="nil"/>
-          <w:bottom w:val="single" w:sz="8" w:space="0" w:color="8064A2" w:themeColor="accent4"/>
+          <w:top w:val="single" w:color="8064A2" w:themeColor="accent4" w:sz="8" w:space="0"/>
+          <w:left w:val="nil"/>
+          <w:bottom w:val="single" w:color="8064A2" w:themeColor="accent4" w:sz="8" w:space="0"/>
           <w:right w:val="nil"/>
           <w:insideH w:val="nil"/>
           <w:insideV w:val="nil"/>
@@ -2872,8 +3641,8 @@
       <w:tblStyleColBandSize w:val="1"/>
       <w:tblInd w:w="0" w:type="dxa"/>
       <w:tblBorders>
-        <w:top w:val="single" w:sz="8" w:space="0" w:color="4BACC6" w:themeColor="accent5"/>
-        <w:bottom w:val="single" w:sz="8" w:space="0" w:color="4BACC6" w:themeColor="accent5"/>
+        <w:top w:val="single" w:color="4BACC6" w:themeColor="accent5" w:sz="8" w:space="0"/>
+        <w:bottom w:val="single" w:color="4BACC6" w:themeColor="accent5" w:sz="8" w:space="0"/>
       </w:tblBorders>
       <w:tblCellMar>
         <w:top w:w="0" w:type="dxa"/>
@@ -2893,9 +3662,9 @@
       <w:tblPr/>
       <w:tcPr>
         <w:tcBorders>
-          <w:top w:val="single" w:sz="8" w:space="0" w:color="4BACC6" w:themeColor="accent5"/>
-          <w:left w:val="nil"/>
-          <w:bottom w:val="single" w:sz="8" w:space="0" w:color="4BACC6" w:themeColor="accent5"/>
+          <w:top w:val="single" w:color="4BACC6" w:themeColor="accent5" w:sz="8" w:space="0"/>
+          <w:left w:val="nil"/>
+          <w:bottom w:val="single" w:color="4BACC6" w:themeColor="accent5" w:sz="8" w:space="0"/>
           <w:right w:val="nil"/>
           <w:insideH w:val="nil"/>
           <w:insideV w:val="nil"/>
@@ -2913,9 +3682,9 @@
       <w:tblPr/>
       <w:tcPr>
         <w:tcBorders>
-          <w:top w:val="single" w:sz="8" w:space="0" w:color="4BACC6" w:themeColor="accent5"/>
-          <w:left w:val="nil"/>
-          <w:bottom w:val="single" w:sz="8" w:space="0" w:color="4BACC6" w:themeColor="accent5"/>
+          <w:top w:val="single" w:color="4BACC6" w:themeColor="accent5" w:sz="8" w:space="0"/>
+          <w:left w:val="nil"/>
+          <w:bottom w:val="single" w:color="4BACC6" w:themeColor="accent5" w:sz="8" w:space="0"/>
           <w:right w:val="nil"/>
           <w:insideH w:val="nil"/>
           <w:insideV w:val="nil"/>
@@ -2975,8 +3744,8 @@
       <w:tblStyleColBandSize w:val="1"/>
       <w:tblInd w:w="0" w:type="dxa"/>
       <w:tblBorders>
-        <w:top w:val="single" w:sz="8" w:space="0" w:color="F79646" w:themeColor="accent6"/>
-        <w:bottom w:val="single" w:sz="8" w:space="0" w:color="F79646" w:themeColor="accent6"/>
+        <w:top w:val="single" w:color="F79646" w:themeColor="accent6" w:sz="8" w:space="0"/>
+        <w:bottom w:val="single" w:color="F79646" w:themeColor="accent6" w:sz="8" w:space="0"/>
       </w:tblBorders>
       <w:tblCellMar>
         <w:top w:w="0" w:type="dxa"/>
@@ -2996,9 +3765,9 @@
       <w:tblPr/>
       <w:tcPr>
         <w:tcBorders>
-          <w:top w:val="single" w:sz="8" w:space="0" w:color="F79646" w:themeColor="accent6"/>
-          <w:left w:val="nil"/>
-          <w:bottom w:val="single" w:sz="8" w:space="0" w:color="F79646" w:themeColor="accent6"/>
+          <w:top w:val="single" w:color="F79646" w:themeColor="accent6" w:sz="8" w:space="0"/>
+          <w:left w:val="nil"/>
+          <w:bottom w:val="single" w:color="F79646" w:themeColor="accent6" w:sz="8" w:space="0"/>
           <w:right w:val="nil"/>
           <w:insideH w:val="nil"/>
           <w:insideV w:val="nil"/>
@@ -3016,9 +3785,9 @@
       <w:tblPr/>
       <w:tcPr>
         <w:tcBorders>
-          <w:top w:val="single" w:sz="8" w:space="0" w:color="F79646" w:themeColor="accent6"/>
-          <w:left w:val="nil"/>
-          <w:bottom w:val="single" w:sz="8" w:space="0" w:color="F79646" w:themeColor="accent6"/>
+          <w:top w:val="single" w:color="F79646" w:themeColor="accent6" w:sz="8" w:space="0"/>
+          <w:left w:val="nil"/>
+          <w:bottom w:val="single" w:color="F79646" w:themeColor="accent6" w:sz="8" w:space="0"/>
           <w:right w:val="nil"/>
           <w:insideH w:val="nil"/>
           <w:insideV w:val="nil"/>
@@ -3075,10 +3844,10 @@
       <w:tblStyleColBandSize w:val="1"/>
       <w:tblInd w:w="0" w:type="dxa"/>
       <w:tblBorders>
-        <w:top w:val="single" w:sz="8" w:space="0" w:color="000000" w:themeColor="text1"/>
-        <w:left w:val="single" w:sz="8" w:space="0" w:color="000000" w:themeColor="text1"/>
-        <w:bottom w:val="single" w:sz="8" w:space="0" w:color="000000" w:themeColor="text1"/>
-        <w:right w:val="single" w:sz="8" w:space="0" w:color="000000" w:themeColor="text1"/>
+        <w:top w:val="single" w:color="000000" w:themeColor="text1" w:sz="8" w:space="0"/>
+        <w:left w:val="single" w:color="000000" w:themeColor="text1" w:sz="8" w:space="0"/>
+        <w:bottom w:val="single" w:color="000000" w:themeColor="text1" w:sz="8" w:space="0"/>
+        <w:right w:val="single" w:color="000000" w:themeColor="text1" w:sz="8" w:space="0"/>
       </w:tblBorders>
       <w:tblCellMar>
         <w:top w:w="0" w:type="dxa"/>
@@ -3112,10 +3881,10 @@
       <w:tblPr/>
       <w:tcPr>
         <w:tcBorders>
-          <w:top w:val="double" w:sz="6" w:space="0" w:color="000000" w:themeColor="text1"/>
-          <w:left w:val="single" w:sz="8" w:space="0" w:color="000000" w:themeColor="text1"/>
-          <w:bottom w:val="single" w:sz="8" w:space="0" w:color="000000" w:themeColor="text1"/>
-          <w:right w:val="single" w:sz="8" w:space="0" w:color="000000" w:themeColor="text1"/>
+          <w:top w:val="double" w:color="000000" w:themeColor="text1" w:sz="6" w:space="0"/>
+          <w:left w:val="single" w:color="000000" w:themeColor="text1" w:sz="8" w:space="0"/>
+          <w:bottom w:val="single" w:color="000000" w:themeColor="text1" w:sz="8" w:space="0"/>
+          <w:right w:val="single" w:color="000000" w:themeColor="text1" w:sz="8" w:space="0"/>
         </w:tcBorders>
       </w:tcPr>
     </w:tblStylePr>
@@ -3135,10 +3904,10 @@
       <w:tblPr/>
       <w:tcPr>
         <w:tcBorders>
-          <w:top w:val="single" w:sz="8" w:space="0" w:color="000000" w:themeColor="text1"/>
-          <w:left w:val="single" w:sz="8" w:space="0" w:color="000000" w:themeColor="text1"/>
-          <w:bottom w:val="single" w:sz="8" w:space="0" w:color="000000" w:themeColor="text1"/>
-          <w:right w:val="single" w:sz="8" w:space="0" w:color="000000" w:themeColor="text1"/>
+          <w:top w:val="single" w:color="000000" w:themeColor="text1" w:sz="8" w:space="0"/>
+          <w:left w:val="single" w:color="000000" w:themeColor="text1" w:sz="8" w:space="0"/>
+          <w:bottom w:val="single" w:color="000000" w:themeColor="text1" w:sz="8" w:space="0"/>
+          <w:right w:val="single" w:color="000000" w:themeColor="text1" w:sz="8" w:space="0"/>
         </w:tcBorders>
       </w:tcPr>
     </w:tblStylePr>
@@ -3146,10 +3915,10 @@
       <w:tblPr/>
       <w:tcPr>
         <w:tcBorders>
-          <w:top w:val="single" w:sz="8" w:space="0" w:color="000000" w:themeColor="text1"/>
-          <w:left w:val="single" w:sz="8" w:space="0" w:color="000000" w:themeColor="text1"/>
-          <w:bottom w:val="single" w:sz="8" w:space="0" w:color="000000" w:themeColor="text1"/>
-          <w:right w:val="single" w:sz="8" w:space="0" w:color="000000" w:themeColor="text1"/>
+          <w:top w:val="single" w:color="000000" w:themeColor="text1" w:sz="8" w:space="0"/>
+          <w:left w:val="single" w:color="000000" w:themeColor="text1" w:sz="8" w:space="0"/>
+          <w:bottom w:val="single" w:color="000000" w:themeColor="text1" w:sz="8" w:space="0"/>
+          <w:right w:val="single" w:color="000000" w:themeColor="text1" w:sz="8" w:space="0"/>
         </w:tcBorders>
       </w:tcPr>
     </w:tblStylePr>
@@ -3167,10 +3936,10 @@
       <w:tblStyleColBandSize w:val="1"/>
       <w:tblInd w:w="0" w:type="dxa"/>
       <w:tblBorders>
-        <w:top w:val="single" w:sz="8" w:space="0" w:color="4F81BD" w:themeColor="accent1"/>
-        <w:left w:val="single" w:sz="8" w:space="0" w:color="4F81BD" w:themeColor="accent1"/>
-        <w:bottom w:val="single" w:sz="8" w:space="0" w:color="4F81BD" w:themeColor="accent1"/>
-        <w:right w:val="single" w:sz="8" w:space="0" w:color="4F81BD" w:themeColor="accent1"/>
+        <w:top w:val="single" w:color="4F81BD" w:themeColor="accent1" w:sz="8" w:space="0"/>
+        <w:left w:val="single" w:color="4F81BD" w:themeColor="accent1" w:sz="8" w:space="0"/>
+        <w:bottom w:val="single" w:color="4F81BD" w:themeColor="accent1" w:sz="8" w:space="0"/>
+        <w:right w:val="single" w:color="4F81BD" w:themeColor="accent1" w:sz="8" w:space="0"/>
       </w:tblBorders>
       <w:tblCellMar>
         <w:top w:w="0" w:type="dxa"/>
@@ -3204,10 +3973,10 @@
       <w:tblPr/>
       <w:tcPr>
         <w:tcBorders>
-          <w:top w:val="double" w:sz="6" w:space="0" w:color="4F81BD" w:themeColor="accent1"/>
-          <w:left w:val="single" w:sz="8" w:space="0" w:color="4F81BD" w:themeColor="accent1"/>
-          <w:bottom w:val="single" w:sz="8" w:space="0" w:color="4F81BD" w:themeColor="accent1"/>
-          <w:right w:val="single" w:sz="8" w:space="0" w:color="4F81BD" w:themeColor="accent1"/>
+          <w:top w:val="double" w:color="4F81BD" w:themeColor="accent1" w:sz="6" w:space="0"/>
+          <w:left w:val="single" w:color="4F81BD" w:themeColor="accent1" w:sz="8" w:space="0"/>
+          <w:bottom w:val="single" w:color="4F81BD" w:themeColor="accent1" w:sz="8" w:space="0"/>
+          <w:right w:val="single" w:color="4F81BD" w:themeColor="accent1" w:sz="8" w:space="0"/>
         </w:tcBorders>
       </w:tcPr>
     </w:tblStylePr>
@@ -3227,10 +3996,10 @@
       <w:tblPr/>
       <w:tcPr>
         <w:tcBorders>
-          <w:top w:val="single" w:sz="8" w:space="0" w:color="4F81BD" w:themeColor="accent1"/>
-          <w:left w:val="single" w:sz="8" w:space="0" w:color="4F81BD" w:themeColor="accent1"/>
-          <w:bottom w:val="single" w:sz="8" w:space="0" w:color="4F81BD" w:themeColor="accent1"/>
-          <w:right w:val="single" w:sz="8" w:space="0" w:color="4F81BD" w:themeColor="accent1"/>
+          <w:top w:val="single" w:color="4F81BD" w:themeColor="accent1" w:sz="8" w:space="0"/>
+          <w:left w:val="single" w:color="4F81BD" w:themeColor="accent1" w:sz="8" w:space="0"/>
+          <w:bottom w:val="single" w:color="4F81BD" w:themeColor="accent1" w:sz="8" w:space="0"/>
+          <w:right w:val="single" w:color="4F81BD" w:themeColor="accent1" w:sz="8" w:space="0"/>
         </w:tcBorders>
       </w:tcPr>
     </w:tblStylePr>
@@ -3238,10 +4007,10 @@
       <w:tblPr/>
       <w:tcPr>
         <w:tcBorders>
-          <w:top w:val="single" w:sz="8" w:space="0" w:color="4F81BD" w:themeColor="accent1"/>
-          <w:left w:val="single" w:sz="8" w:space="0" w:color="4F81BD" w:themeColor="accent1"/>
-          <w:bottom w:val="single" w:sz="8" w:space="0" w:color="4F81BD" w:themeColor="accent1"/>
-          <w:right w:val="single" w:sz="8" w:space="0" w:color="4F81BD" w:themeColor="accent1"/>
+          <w:top w:val="single" w:color="4F81BD" w:themeColor="accent1" w:sz="8" w:space="0"/>
+          <w:left w:val="single" w:color="4F81BD" w:themeColor="accent1" w:sz="8" w:space="0"/>
+          <w:bottom w:val="single" w:color="4F81BD" w:themeColor="accent1" w:sz="8" w:space="0"/>
+          <w:right w:val="single" w:color="4F81BD" w:themeColor="accent1" w:sz="8" w:space="0"/>
         </w:tcBorders>
       </w:tcPr>
     </w:tblStylePr>
@@ -3259,10 +4028,10 @@
       <w:tblStyleColBandSize w:val="1"/>
       <w:tblInd w:w="0" w:type="dxa"/>
       <w:tblBorders>
-        <w:top w:val="single" w:sz="8" w:space="0" w:color="C0504D" w:themeColor="accent2"/>
-        <w:left w:val="single" w:sz="8" w:space="0" w:color="C0504D" w:themeColor="accent2"/>
-        <w:bottom w:val="single" w:sz="8" w:space="0" w:color="C0504D" w:themeColor="accent2"/>
-        <w:right w:val="single" w:sz="8" w:space="0" w:color="C0504D" w:themeColor="accent2"/>
+        <w:top w:val="single" w:color="C0504D" w:themeColor="accent2" w:sz="8" w:space="0"/>
+        <w:left w:val="single" w:color="C0504D" w:themeColor="accent2" w:sz="8" w:space="0"/>
+        <w:bottom w:val="single" w:color="C0504D" w:themeColor="accent2" w:sz="8" w:space="0"/>
+        <w:right w:val="single" w:color="C0504D" w:themeColor="accent2" w:sz="8" w:space="0"/>
       </w:tblBorders>
       <w:tblCellMar>
         <w:top w:w="0" w:type="dxa"/>
@@ -3296,10 +4065,10 @@
       <w:tblPr/>
       <w:tcPr>
         <w:tcBorders>
-          <w:top w:val="double" w:sz="6" w:space="0" w:color="C0504D" w:themeColor="accent2"/>
-          <w:left w:val="single" w:sz="8" w:space="0" w:color="C0504D" w:themeColor="accent2"/>
-          <w:bottom w:val="single" w:sz="8" w:space="0" w:color="C0504D" w:themeColor="accent2"/>
-          <w:right w:val="single" w:sz="8" w:space="0" w:color="C0504D" w:themeColor="accent2"/>
+          <w:top w:val="double" w:color="C0504D" w:themeColor="accent2" w:sz="6" w:space="0"/>
+          <w:left w:val="single" w:color="C0504D" w:themeColor="accent2" w:sz="8" w:space="0"/>
+          <w:bottom w:val="single" w:color="C0504D" w:themeColor="accent2" w:sz="8" w:space="0"/>
+          <w:right w:val="single" w:color="C0504D" w:themeColor="accent2" w:sz="8" w:space="0"/>
         </w:tcBorders>
       </w:tcPr>
     </w:tblStylePr>
@@ -3319,10 +4088,10 @@
       <w:tblPr/>
       <w:tcPr>
         <w:tcBorders>
-          <w:top w:val="single" w:sz="8" w:space="0" w:color="C0504D" w:themeColor="accent2"/>
-          <w:left w:val="single" w:sz="8" w:space="0" w:color="C0504D" w:themeColor="accent2"/>
-          <w:bottom w:val="single" w:sz="8" w:space="0" w:color="C0504D" w:themeColor="accent2"/>
-          <w:right w:val="single" w:sz="8" w:space="0" w:color="C0504D" w:themeColor="accent2"/>
+          <w:top w:val="single" w:color="C0504D" w:themeColor="accent2" w:sz="8" w:space="0"/>
+          <w:left w:val="single" w:color="C0504D" w:themeColor="accent2" w:sz="8" w:space="0"/>
+          <w:bottom w:val="single" w:color="C0504D" w:themeColor="accent2" w:sz="8" w:space="0"/>
+          <w:right w:val="single" w:color="C0504D" w:themeColor="accent2" w:sz="8" w:space="0"/>
         </w:tcBorders>
       </w:tcPr>
     </w:tblStylePr>
@@ -3330,10 +4099,10 @@
       <w:tblPr/>
       <w:tcPr>
         <w:tcBorders>
-          <w:top w:val="single" w:sz="8" w:space="0" w:color="C0504D" w:themeColor="accent2"/>
-          <w:left w:val="single" w:sz="8" w:space="0" w:color="C0504D" w:themeColor="accent2"/>
-          <w:bottom w:val="single" w:sz="8" w:space="0" w:color="C0504D" w:themeColor="accent2"/>
-          <w:right w:val="single" w:sz="8" w:space="0" w:color="C0504D" w:themeColor="accent2"/>
+          <w:top w:val="single" w:color="C0504D" w:themeColor="accent2" w:sz="8" w:space="0"/>
+          <w:left w:val="single" w:color="C0504D" w:themeColor="accent2" w:sz="8" w:space="0"/>
+          <w:bottom w:val="single" w:color="C0504D" w:themeColor="accent2" w:sz="8" w:space="0"/>
+          <w:right w:val="single" w:color="C0504D" w:themeColor="accent2" w:sz="8" w:space="0"/>
         </w:tcBorders>
       </w:tcPr>
     </w:tblStylePr>
@@ -3351,10 +4120,10 @@
       <w:tblStyleColBandSize w:val="1"/>
       <w:tblInd w:w="0" w:type="dxa"/>
       <w:tblBorders>
-        <w:top w:val="single" w:sz="8" w:space="0" w:color="9BBB59" w:themeColor="accent3"/>
-        <w:left w:val="single" w:sz="8" w:space="0" w:color="9BBB59" w:themeColor="accent3"/>
-        <w:bottom w:val="single" w:sz="8" w:space="0" w:color="9BBB59" w:themeColor="accent3"/>
-        <w:right w:val="single" w:sz="8" w:space="0" w:color="9BBB59" w:themeColor="accent3"/>
+        <w:top w:val="single" w:color="9BBB59" w:themeColor="accent3" w:sz="8" w:space="0"/>
+        <w:left w:val="single" w:color="9BBB59" w:themeColor="accent3" w:sz="8" w:space="0"/>
+        <w:bottom w:val="single" w:color="9BBB59" w:themeColor="accent3" w:sz="8" w:space="0"/>
+        <w:right w:val="single" w:color="9BBB59" w:themeColor="accent3" w:sz="8" w:space="0"/>
       </w:tblBorders>
       <w:tblCellMar>
         <w:top w:w="0" w:type="dxa"/>
@@ -3388,10 +4157,10 @@
       <w:tblPr/>
       <w:tcPr>
         <w:tcBorders>
-          <w:top w:val="double" w:sz="6" w:space="0" w:color="9BBB59" w:themeColor="accent3"/>
-          <w:left w:val="single" w:sz="8" w:space="0" w:color="9BBB59" w:themeColor="accent3"/>
-          <w:bottom w:val="single" w:sz="8" w:space="0" w:color="9BBB59" w:themeColor="accent3"/>
-          <w:right w:val="single" w:sz="8" w:space="0" w:color="9BBB59" w:themeColor="accent3"/>
+          <w:top w:val="double" w:color="9BBB59" w:themeColor="accent3" w:sz="6" w:space="0"/>
+          <w:left w:val="single" w:color="9BBB59" w:themeColor="accent3" w:sz="8" w:space="0"/>
+          <w:bottom w:val="single" w:color="9BBB59" w:themeColor="accent3" w:sz="8" w:space="0"/>
+          <w:right w:val="single" w:color="9BBB59" w:themeColor="accent3" w:sz="8" w:space="0"/>
         </w:tcBorders>
       </w:tcPr>
     </w:tblStylePr>
@@ -3411,10 +4180,10 @@
       <w:tblPr/>
       <w:tcPr>
         <w:tcBorders>
-          <w:top w:val="single" w:sz="8" w:space="0" w:color="9BBB59" w:themeColor="accent3"/>
-          <w:left w:val="single" w:sz="8" w:space="0" w:color="9BBB59" w:themeColor="accent3"/>
-          <w:bottom w:val="single" w:sz="8" w:space="0" w:color="9BBB59" w:themeColor="accent3"/>
-          <w:right w:val="single" w:sz="8" w:space="0" w:color="9BBB59" w:themeColor="accent3"/>
+          <w:top w:val="single" w:color="9BBB59" w:themeColor="accent3" w:sz="8" w:space="0"/>
+          <w:left w:val="single" w:color="9BBB59" w:themeColor="accent3" w:sz="8" w:space="0"/>
+          <w:bottom w:val="single" w:color="9BBB59" w:themeColor="accent3" w:sz="8" w:space="0"/>
+          <w:right w:val="single" w:color="9BBB59" w:themeColor="accent3" w:sz="8" w:space="0"/>
         </w:tcBorders>
       </w:tcPr>
     </w:tblStylePr>
@@ -3422,10 +4191,10 @@
       <w:tblPr/>
       <w:tcPr>
         <w:tcBorders>
-          <w:top w:val="single" w:sz="8" w:space="0" w:color="9BBB59" w:themeColor="accent3"/>
-          <w:left w:val="single" w:sz="8" w:space="0" w:color="9BBB59" w:themeColor="accent3"/>
-          <w:bottom w:val="single" w:sz="8" w:space="0" w:color="9BBB59" w:themeColor="accent3"/>
-          <w:right w:val="single" w:sz="8" w:space="0" w:color="9BBB59" w:themeColor="accent3"/>
+          <w:top w:val="single" w:color="9BBB59" w:themeColor="accent3" w:sz="8" w:space="0"/>
+          <w:left w:val="single" w:color="9BBB59" w:themeColor="accent3" w:sz="8" w:space="0"/>
+          <w:bottom w:val="single" w:color="9BBB59" w:themeColor="accent3" w:sz="8" w:space="0"/>
+          <w:right w:val="single" w:color="9BBB59" w:themeColor="accent3" w:sz="8" w:space="0"/>
         </w:tcBorders>
       </w:tcPr>
     </w:tblStylePr>
@@ -3443,10 +4212,10 @@
       <w:tblStyleColBandSize w:val="1"/>
       <w:tblInd w:w="0" w:type="dxa"/>
       <w:tblBorders>
-        <w:top w:val="single" w:sz="8" w:space="0" w:color="8064A2" w:themeColor="accent4"/>
-        <w:left w:val="single" w:sz="8" w:space="0" w:color="8064A2" w:themeColor="accent4"/>
-        <w:bottom w:val="single" w:sz="8" w:space="0" w:color="8064A2" w:themeColor="accent4"/>
-        <w:right w:val="single" w:sz="8" w:space="0" w:color="8064A2" w:themeColor="accent4"/>
+        <w:top w:val="single" w:color="8064A2" w:themeColor="accent4" w:sz="8" w:space="0"/>
+        <w:left w:val="single" w:color="8064A2" w:themeColor="accent4" w:sz="8" w:space="0"/>
+        <w:bottom w:val="single" w:color="8064A2" w:themeColor="accent4" w:sz="8" w:space="0"/>
+        <w:right w:val="single" w:color="8064A2" w:themeColor="accent4" w:sz="8" w:space="0"/>
       </w:tblBorders>
       <w:tblCellMar>
         <w:top w:w="0" w:type="dxa"/>
@@ -3480,10 +4249,10 @@
       <w:tblPr/>
       <w:tcPr>
         <w:tcBorders>
-          <w:top w:val="double" w:sz="6" w:space="0" w:color="8064A2" w:themeColor="accent4"/>
-          <w:left w:val="single" w:sz="8" w:space="0" w:color="8064A2" w:themeColor="accent4"/>
-          <w:bottom w:val="single" w:sz="8" w:space="0" w:color="8064A2" w:themeColor="accent4"/>
-          <w:right w:val="single" w:sz="8" w:space="0" w:color="8064A2" w:themeColor="accent4"/>
+          <w:top w:val="double" w:color="8064A2" w:themeColor="accent4" w:sz="6" w:space="0"/>
+          <w:left w:val="single" w:color="8064A2" w:themeColor="accent4" w:sz="8" w:space="0"/>
+          <w:bottom w:val="single" w:color="8064A2" w:themeColor="accent4" w:sz="8" w:space="0"/>
+          <w:right w:val="single" w:color="8064A2" w:themeColor="accent4" w:sz="8" w:space="0"/>
         </w:tcBorders>
       </w:tcPr>
     </w:tblStylePr>
@@ -3503,10 +4272,10 @@
       <w:tblPr/>
       <w:tcPr>
         <w:tcBorders>
-          <w:top w:val="single" w:sz="8" w:space="0" w:color="8064A2" w:themeColor="accent4"/>
-          <w:left w:val="single" w:sz="8" w:space="0" w:color="8064A2" w:themeColor="accent4"/>
-          <w:bottom w:val="single" w:sz="8" w:space="0" w:color="8064A2" w:themeColor="accent4"/>
-          <w:right w:val="single" w:sz="8" w:space="0" w:color="8064A2" w:themeColor="accent4"/>
+          <w:top w:val="single" w:color="8064A2" w:themeColor="accent4" w:sz="8" w:space="0"/>
+          <w:left w:val="single" w:color="8064A2" w:themeColor="accent4" w:sz="8" w:space="0"/>
+          <w:bottom w:val="single" w:color="8064A2" w:themeColor="accent4" w:sz="8" w:space="0"/>
+          <w:right w:val="single" w:color="8064A2" w:themeColor="accent4" w:sz="8" w:space="0"/>
         </w:tcBorders>
       </w:tcPr>
     </w:tblStylePr>
@@ -3514,10 +4283,10 @@
       <w:tblPr/>
       <w:tcPr>
         <w:tcBorders>
-          <w:top w:val="single" w:sz="8" w:space="0" w:color="8064A2" w:themeColor="accent4"/>
-          <w:left w:val="single" w:sz="8" w:space="0" w:color="8064A2" w:themeColor="accent4"/>
-          <w:bottom w:val="single" w:sz="8" w:space="0" w:color="8064A2" w:themeColor="accent4"/>
-          <w:right w:val="single" w:sz="8" w:space="0" w:color="8064A2" w:themeColor="accent4"/>
+          <w:top w:val="single" w:color="8064A2" w:themeColor="accent4" w:sz="8" w:space="0"/>
+          <w:left w:val="single" w:color="8064A2" w:themeColor="accent4" w:sz="8" w:space="0"/>
+          <w:bottom w:val="single" w:color="8064A2" w:themeColor="accent4" w:sz="8" w:space="0"/>
+          <w:right w:val="single" w:color="8064A2" w:themeColor="accent4" w:sz="8" w:space="0"/>
         </w:tcBorders>
       </w:tcPr>
     </w:tblStylePr>
@@ -3535,10 +4304,10 @@
       <w:tblStyleColBandSize w:val="1"/>
       <w:tblInd w:w="0" w:type="dxa"/>
       <w:tblBorders>
-        <w:top w:val="single" w:sz="8" w:space="0" w:color="4BACC6" w:themeColor="accent5"/>
-        <w:left w:val="single" w:sz="8" w:space="0" w:color="4BACC6" w:themeColor="accent5"/>
-        <w:bottom w:val="single" w:sz="8" w:space="0" w:color="4BACC6" w:themeColor="accent5"/>
-        <w:right w:val="single" w:sz="8" w:space="0" w:color="4BACC6" w:themeColor="accent5"/>
+        <w:top w:val="single" w:color="4BACC6" w:themeColor="accent5" w:sz="8" w:space="0"/>
+        <w:left w:val="single" w:color="4BACC6" w:themeColor="accent5" w:sz="8" w:space="0"/>
+        <w:bottom w:val="single" w:color="4BACC6" w:themeColor="accent5" w:sz="8" w:space="0"/>
+        <w:right w:val="single" w:color="4BACC6" w:themeColor="accent5" w:sz="8" w:space="0"/>
       </w:tblBorders>
       <w:tblCellMar>
         <w:top w:w="0" w:type="dxa"/>
@@ -3572,10 +4341,10 @@
       <w:tblPr/>
       <w:tcPr>
         <w:tcBorders>
-          <w:top w:val="double" w:sz="6" w:space="0" w:color="4BACC6" w:themeColor="accent5"/>
-          <w:left w:val="single" w:sz="8" w:space="0" w:color="4BACC6" w:themeColor="accent5"/>
-          <w:bottom w:val="single" w:sz="8" w:space="0" w:color="4BACC6" w:themeColor="accent5"/>
-          <w:right w:val="single" w:sz="8" w:space="0" w:color="4BACC6" w:themeColor="accent5"/>
+          <w:top w:val="double" w:color="4BACC6" w:themeColor="accent5" w:sz="6" w:space="0"/>
+          <w:left w:val="single" w:color="4BACC6" w:themeColor="accent5" w:sz="8" w:space="0"/>
+          <w:bottom w:val="single" w:color="4BACC6" w:themeColor="accent5" w:sz="8" w:space="0"/>
+          <w:right w:val="single" w:color="4BACC6" w:themeColor="accent5" w:sz="8" w:space="0"/>
         </w:tcBorders>
       </w:tcPr>
     </w:tblStylePr>
@@ -3595,10 +4364,10 @@
       <w:tblPr/>
       <w:tcPr>
         <w:tcBorders>
-          <w:top w:val="single" w:sz="8" w:space="0" w:color="4BACC6" w:themeColor="accent5"/>
-          <w:left w:val="single" w:sz="8" w:space="0" w:color="4BACC6" w:themeColor="accent5"/>
-          <w:bottom w:val="single" w:sz="8" w:space="0" w:color="4BACC6" w:themeColor="accent5"/>
-          <w:right w:val="single" w:sz="8" w:space="0" w:color="4BACC6" w:themeColor="accent5"/>
+          <w:top w:val="single" w:color="4BACC6" w:themeColor="accent5" w:sz="8" w:space="0"/>
+          <w:left w:val="single" w:color="4BACC6" w:themeColor="accent5" w:sz="8" w:space="0"/>
+          <w:bottom w:val="single" w:color="4BACC6" w:themeColor="accent5" w:sz="8" w:space="0"/>
+          <w:right w:val="single" w:color="4BACC6" w:themeColor="accent5" w:sz="8" w:space="0"/>
         </w:tcBorders>
       </w:tcPr>
     </w:tblStylePr>
@@ -3606,10 +4375,10 @@
       <w:tblPr/>
       <w:tcPr>
         <w:tcBorders>
-          <w:top w:val="single" w:sz="8" w:space="0" w:color="4BACC6" w:themeColor="accent5"/>
-          <w:left w:val="single" w:sz="8" w:space="0" w:color="4BACC6" w:themeColor="accent5"/>
-          <w:bottom w:val="single" w:sz="8" w:space="0" w:color="4BACC6" w:themeColor="accent5"/>
-          <w:right w:val="single" w:sz="8" w:space="0" w:color="4BACC6" w:themeColor="accent5"/>
+          <w:top w:val="single" w:color="4BACC6" w:themeColor="accent5" w:sz="8" w:space="0"/>
+          <w:left w:val="single" w:color="4BACC6" w:themeColor="accent5" w:sz="8" w:space="0"/>
+          <w:bottom w:val="single" w:color="4BACC6" w:themeColor="accent5" w:sz="8" w:space="0"/>
+          <w:right w:val="single" w:color="4BACC6" w:themeColor="accent5" w:sz="8" w:space="0"/>
         </w:tcBorders>
       </w:tcPr>
     </w:tblStylePr>
@@ -3627,10 +4396,10 @@
       <w:tblStyleColBandSize w:val="1"/>
       <w:tblInd w:w="0" w:type="dxa"/>
       <w:tblBorders>
-        <w:top w:val="single" w:sz="8" w:space="0" w:color="F79646" w:themeColor="accent6"/>
-        <w:left w:val="single" w:sz="8" w:space="0" w:color="F79646" w:themeColor="accent6"/>
-        <w:bottom w:val="single" w:sz="8" w:space="0" w:color="F79646" w:themeColor="accent6"/>
-        <w:right w:val="single" w:sz="8" w:space="0" w:color="F79646" w:themeColor="accent6"/>
+        <w:top w:val="single" w:color="F79646" w:themeColor="accent6" w:sz="8" w:space="0"/>
+        <w:left w:val="single" w:color="F79646" w:themeColor="accent6" w:sz="8" w:space="0"/>
+        <w:bottom w:val="single" w:color="F79646" w:themeColor="accent6" w:sz="8" w:space="0"/>
+        <w:right w:val="single" w:color="F79646" w:themeColor="accent6" w:sz="8" w:space="0"/>
       </w:tblBorders>
       <w:tblCellMar>
         <w:top w:w="0" w:type="dxa"/>
@@ -3664,10 +4433,10 @@
       <w:tblPr/>
       <w:tcPr>
         <w:tcBorders>
-          <w:top w:val="double" w:sz="6" w:space="0" w:color="F79646" w:themeColor="accent6"/>
-          <w:left w:val="single" w:sz="8" w:space="0" w:color="F79646" w:themeColor="accent6"/>
-          <w:bottom w:val="single" w:sz="8" w:space="0" w:color="F79646" w:themeColor="accent6"/>
-          <w:right w:val="single" w:sz="8" w:space="0" w:color="F79646" w:themeColor="accent6"/>
+          <w:top w:val="double" w:color="F79646" w:themeColor="accent6" w:sz="6" w:space="0"/>
+          <w:left w:val="single" w:color="F79646" w:themeColor="accent6" w:sz="8" w:space="0"/>
+          <w:bottom w:val="single" w:color="F79646" w:themeColor="accent6" w:sz="8" w:space="0"/>
+          <w:right w:val="single" w:color="F79646" w:themeColor="accent6" w:sz="8" w:space="0"/>
         </w:tcBorders>
       </w:tcPr>
     </w:tblStylePr>
@@ -3687,10 +4456,10 @@
       <w:tblPr/>
       <w:tcPr>
         <w:tcBorders>
-          <w:top w:val="single" w:sz="8" w:space="0" w:color="F79646" w:themeColor="accent6"/>
-          <w:left w:val="single" w:sz="8" w:space="0" w:color="F79646" w:themeColor="accent6"/>
-          <w:bottom w:val="single" w:sz="8" w:space="0" w:color="F79646" w:themeColor="accent6"/>
-          <w:right w:val="single" w:sz="8" w:space="0" w:color="F79646" w:themeColor="accent6"/>
+          <w:top w:val="single" w:color="F79646" w:themeColor="accent6" w:sz="8" w:space="0"/>
+          <w:left w:val="single" w:color="F79646" w:themeColor="accent6" w:sz="8" w:space="0"/>
+          <w:bottom w:val="single" w:color="F79646" w:themeColor="accent6" w:sz="8" w:space="0"/>
+          <w:right w:val="single" w:color="F79646" w:themeColor="accent6" w:sz="8" w:space="0"/>
         </w:tcBorders>
       </w:tcPr>
     </w:tblStylePr>
@@ -3698,10 +4467,10 @@
       <w:tblPr/>
       <w:tcPr>
         <w:tcBorders>
-          <w:top w:val="single" w:sz="8" w:space="0" w:color="F79646" w:themeColor="accent6"/>
-          <w:left w:val="single" w:sz="8" w:space="0" w:color="F79646" w:themeColor="accent6"/>
-          <w:bottom w:val="single" w:sz="8" w:space="0" w:color="F79646" w:themeColor="accent6"/>
-          <w:right w:val="single" w:sz="8" w:space="0" w:color="F79646" w:themeColor="accent6"/>
+          <w:top w:val="single" w:color="F79646" w:themeColor="accent6" w:sz="8" w:space="0"/>
+          <w:left w:val="single" w:color="F79646" w:themeColor="accent6" w:sz="8" w:space="0"/>
+          <w:bottom w:val="single" w:color="F79646" w:themeColor="accent6" w:sz="8" w:space="0"/>
+          <w:right w:val="single" w:color="F79646" w:themeColor="accent6" w:sz="8" w:space="0"/>
         </w:tcBorders>
       </w:tcPr>
     </w:tblStylePr>
@@ -3719,12 +4488,12 @@
       <w:tblStyleColBandSize w:val="1"/>
       <w:tblInd w:w="0" w:type="dxa"/>
       <w:tblBorders>
-        <w:top w:val="single" w:sz="8" w:space="0" w:color="000000" w:themeColor="text1"/>
-        <w:left w:val="single" w:sz="8" w:space="0" w:color="000000" w:themeColor="text1"/>
-        <w:bottom w:val="single" w:sz="8" w:space="0" w:color="000000" w:themeColor="text1"/>
-        <w:right w:val="single" w:sz="8" w:space="0" w:color="000000" w:themeColor="text1"/>
-        <w:insideH w:val="single" w:sz="8" w:space="0" w:color="000000" w:themeColor="text1"/>
-        <w:insideV w:val="single" w:sz="8" w:space="0" w:color="000000" w:themeColor="text1"/>
+        <w:top w:val="single" w:color="000000" w:themeColor="text1" w:sz="8" w:space="0"/>
+        <w:left w:val="single" w:color="000000" w:themeColor="text1" w:sz="8" w:space="0"/>
+        <w:bottom w:val="single" w:color="000000" w:themeColor="text1" w:sz="8" w:space="0"/>
+        <w:right w:val="single" w:color="000000" w:themeColor="text1" w:sz="8" w:space="0"/>
+        <w:insideH w:val="single" w:color="000000" w:themeColor="text1" w:sz="8" w:space="0"/>
+        <w:insideV w:val="single" w:color="000000" w:themeColor="text1" w:sz="8" w:space="0"/>
       </w:tblBorders>
       <w:tblCellMar>
         <w:top w:w="0" w:type="dxa"/>
@@ -3738,19 +4507,19 @@
         <w:spacing w:before="0" w:after="0" w:line="240" w:lineRule="auto"/>
       </w:pPr>
       <w:rPr>
-        <w:rFonts w:asciiTheme="majorHAnsi" w:eastAsiaTheme="majorEastAsia" w:hAnsiTheme="majorHAnsi" w:cstheme="majorBidi"/>
-        <w:b/>
-        <w:bCs/>
-      </w:rPr>
-      <w:tblPr/>
-      <w:tcPr>
-        <w:tcBorders>
-          <w:top w:val="single" w:sz="8" w:space="0" w:color="000000" w:themeColor="text1"/>
-          <w:left w:val="single" w:sz="8" w:space="0" w:color="000000" w:themeColor="text1"/>
-          <w:bottom w:val="single" w:sz="18" w:space="0" w:color="000000" w:themeColor="text1"/>
-          <w:right w:val="single" w:sz="8" w:space="0" w:color="000000" w:themeColor="text1"/>
-          <w:insideH w:val="nil"/>
-          <w:insideV w:val="single" w:sz="8" w:space="0" w:color="000000" w:themeColor="text1"/>
+        <w:rFonts w:asciiTheme="majorHAnsi" w:hAnsiTheme="majorHAnsi" w:eastAsiaTheme="majorEastAsia" w:cstheme="majorBidi"/>
+        <w:b/>
+        <w:bCs/>
+      </w:rPr>
+      <w:tblPr/>
+      <w:tcPr>
+        <w:tcBorders>
+          <w:top w:val="single" w:color="000000" w:themeColor="text1" w:sz="8" w:space="0"/>
+          <w:left w:val="single" w:color="000000" w:themeColor="text1" w:sz="8" w:space="0"/>
+          <w:bottom w:val="single" w:color="000000" w:themeColor="text1" w:sz="18" w:space="0"/>
+          <w:right w:val="single" w:color="000000" w:themeColor="text1" w:sz="8" w:space="0"/>
+          <w:insideH w:val="nil"/>
+          <w:insideV w:val="single" w:color="000000" w:themeColor="text1" w:sz="8" w:space="0"/>
         </w:tcBorders>
       </w:tcPr>
     </w:tblStylePr>
@@ -3759,42 +4528,42 @@
         <w:spacing w:before="0" w:after="0" w:line="240" w:lineRule="auto"/>
       </w:pPr>
       <w:rPr>
-        <w:rFonts w:asciiTheme="majorHAnsi" w:eastAsiaTheme="majorEastAsia" w:hAnsiTheme="majorHAnsi" w:cstheme="majorBidi"/>
-        <w:b/>
-        <w:bCs/>
-      </w:rPr>
-      <w:tblPr/>
-      <w:tcPr>
-        <w:tcBorders>
-          <w:top w:val="double" w:sz="6" w:space="0" w:color="000000" w:themeColor="text1"/>
-          <w:left w:val="single" w:sz="8" w:space="0" w:color="000000" w:themeColor="text1"/>
-          <w:bottom w:val="single" w:sz="8" w:space="0" w:color="000000" w:themeColor="text1"/>
-          <w:right w:val="single" w:sz="8" w:space="0" w:color="000000" w:themeColor="text1"/>
-          <w:insideH w:val="nil"/>
-          <w:insideV w:val="single" w:sz="8" w:space="0" w:color="000000" w:themeColor="text1"/>
+        <w:rFonts w:asciiTheme="majorHAnsi" w:hAnsiTheme="majorHAnsi" w:eastAsiaTheme="majorEastAsia" w:cstheme="majorBidi"/>
+        <w:b/>
+        <w:bCs/>
+      </w:rPr>
+      <w:tblPr/>
+      <w:tcPr>
+        <w:tcBorders>
+          <w:top w:val="double" w:color="000000" w:themeColor="text1" w:sz="6" w:space="0"/>
+          <w:left w:val="single" w:color="000000" w:themeColor="text1" w:sz="8" w:space="0"/>
+          <w:bottom w:val="single" w:color="000000" w:themeColor="text1" w:sz="8" w:space="0"/>
+          <w:right w:val="single" w:color="000000" w:themeColor="text1" w:sz="8" w:space="0"/>
+          <w:insideH w:val="nil"/>
+          <w:insideV w:val="single" w:color="000000" w:themeColor="text1" w:sz="8" w:space="0"/>
         </w:tcBorders>
       </w:tcPr>
     </w:tblStylePr>
     <w:tblStylePr w:type="firstCol">
       <w:rPr>
-        <w:rFonts w:asciiTheme="majorHAnsi" w:eastAsiaTheme="majorEastAsia" w:hAnsiTheme="majorHAnsi" w:cstheme="majorBidi"/>
+        <w:rFonts w:asciiTheme="majorHAnsi" w:hAnsiTheme="majorHAnsi" w:eastAsiaTheme="majorEastAsia" w:cstheme="majorBidi"/>
         <w:b/>
         <w:bCs/>
       </w:rPr>
     </w:tblStylePr>
     <w:tblStylePr w:type="lastCol">
       <w:rPr>
-        <w:rFonts w:asciiTheme="majorHAnsi" w:eastAsiaTheme="majorEastAsia" w:hAnsiTheme="majorHAnsi" w:cstheme="majorBidi"/>
-        <w:b/>
-        <w:bCs/>
-      </w:rPr>
-      <w:tblPr/>
-      <w:tcPr>
-        <w:tcBorders>
-          <w:top w:val="single" w:sz="8" w:space="0" w:color="000000" w:themeColor="text1"/>
-          <w:left w:val="single" w:sz="8" w:space="0" w:color="000000" w:themeColor="text1"/>
-          <w:bottom w:val="single" w:sz="8" w:space="0" w:color="000000" w:themeColor="text1"/>
-          <w:right w:val="single" w:sz="8" w:space="0" w:color="000000" w:themeColor="text1"/>
+        <w:rFonts w:asciiTheme="majorHAnsi" w:hAnsiTheme="majorHAnsi" w:eastAsiaTheme="majorEastAsia" w:cstheme="majorBidi"/>
+        <w:b/>
+        <w:bCs/>
+      </w:rPr>
+      <w:tblPr/>
+      <w:tcPr>
+        <w:tcBorders>
+          <w:top w:val="single" w:color="000000" w:themeColor="text1" w:sz="8" w:space="0"/>
+          <w:left w:val="single" w:color="000000" w:themeColor="text1" w:sz="8" w:space="0"/>
+          <w:bottom w:val="single" w:color="000000" w:themeColor="text1" w:sz="8" w:space="0"/>
+          <w:right w:val="single" w:color="000000" w:themeColor="text1" w:sz="8" w:space="0"/>
         </w:tcBorders>
       </w:tcPr>
     </w:tblStylePr>
@@ -3802,10 +4571,10 @@
       <w:tblPr/>
       <w:tcPr>
         <w:tcBorders>
-          <w:top w:val="single" w:sz="8" w:space="0" w:color="000000" w:themeColor="text1"/>
-          <w:left w:val="single" w:sz="8" w:space="0" w:color="000000" w:themeColor="text1"/>
-          <w:bottom w:val="single" w:sz="8" w:space="0" w:color="000000" w:themeColor="text1"/>
-          <w:right w:val="single" w:sz="8" w:space="0" w:color="000000" w:themeColor="text1"/>
+          <w:top w:val="single" w:color="000000" w:themeColor="text1" w:sz="8" w:space="0"/>
+          <w:left w:val="single" w:color="000000" w:themeColor="text1" w:sz="8" w:space="0"/>
+          <w:bottom w:val="single" w:color="000000" w:themeColor="text1" w:sz="8" w:space="0"/>
+          <w:right w:val="single" w:color="000000" w:themeColor="text1" w:sz="8" w:space="0"/>
         </w:tcBorders>
         <w:shd w:val="clear" w:color="auto" w:fill="C0C0C0" w:themeFill="text1" w:themeFillTint="3F"/>
       </w:tcPr>
@@ -3814,11 +4583,11 @@
       <w:tblPr/>
       <w:tcPr>
         <w:tcBorders>
-          <w:top w:val="single" w:sz="8" w:space="0" w:color="000000" w:themeColor="text1"/>
-          <w:left w:val="single" w:sz="8" w:space="0" w:color="000000" w:themeColor="text1"/>
-          <w:bottom w:val="single" w:sz="8" w:space="0" w:color="000000" w:themeColor="text1"/>
-          <w:right w:val="single" w:sz="8" w:space="0" w:color="000000" w:themeColor="text1"/>
-          <w:insideV w:val="single" w:sz="8" w:space="0" w:color="000000" w:themeColor="text1"/>
+          <w:top w:val="single" w:color="000000" w:themeColor="text1" w:sz="8" w:space="0"/>
+          <w:left w:val="single" w:color="000000" w:themeColor="text1" w:sz="8" w:space="0"/>
+          <w:bottom w:val="single" w:color="000000" w:themeColor="text1" w:sz="8" w:space="0"/>
+          <w:right w:val="single" w:color="000000" w:themeColor="text1" w:sz="8" w:space="0"/>
+          <w:insideV w:val="single" w:color="000000" w:themeColor="text1" w:sz="8" w:space="0"/>
         </w:tcBorders>
         <w:shd w:val="clear" w:color="auto" w:fill="C0C0C0" w:themeFill="text1" w:themeFillTint="3F"/>
       </w:tcPr>
@@ -3827,11 +4596,11 @@
       <w:tblPr/>
       <w:tcPr>
         <w:tcBorders>
-          <w:top w:val="single" w:sz="8" w:space="0" w:color="000000" w:themeColor="text1"/>
-          <w:left w:val="single" w:sz="8" w:space="0" w:color="000000" w:themeColor="text1"/>
-          <w:bottom w:val="single" w:sz="8" w:space="0" w:color="000000" w:themeColor="text1"/>
-          <w:right w:val="single" w:sz="8" w:space="0" w:color="000000" w:themeColor="text1"/>
-          <w:insideV w:val="single" w:sz="8" w:space="0" w:color="000000" w:themeColor="text1"/>
+          <w:top w:val="single" w:color="000000" w:themeColor="text1" w:sz="8" w:space="0"/>
+          <w:left w:val="single" w:color="000000" w:themeColor="text1" w:sz="8" w:space="0"/>
+          <w:bottom w:val="single" w:color="000000" w:themeColor="text1" w:sz="8" w:space="0"/>
+          <w:right w:val="single" w:color="000000" w:themeColor="text1" w:sz="8" w:space="0"/>
+          <w:insideV w:val="single" w:color="000000" w:themeColor="text1" w:sz="8" w:space="0"/>
         </w:tcBorders>
       </w:tcPr>
     </w:tblStylePr>
@@ -3849,12 +4618,12 @@
       <w:tblStyleColBandSize w:val="1"/>
       <w:tblInd w:w="0" w:type="dxa"/>
       <w:tblBorders>
-        <w:top w:val="single" w:sz="8" w:space="0" w:color="4F81BD" w:themeColor="accent1"/>
-        <w:left w:val="single" w:sz="8" w:space="0" w:color="4F81BD" w:themeColor="accent1"/>
-        <w:bottom w:val="single" w:sz="8" w:space="0" w:color="4F81BD" w:themeColor="accent1"/>
-        <w:right w:val="single" w:sz="8" w:space="0" w:color="4F81BD" w:themeColor="accent1"/>
-        <w:insideH w:val="single" w:sz="8" w:space="0" w:color="4F81BD" w:themeColor="accent1"/>
-        <w:insideV w:val="single" w:sz="8" w:space="0" w:color="4F81BD" w:themeColor="accent1"/>
+        <w:top w:val="single" w:color="4F81BD" w:themeColor="accent1" w:sz="8" w:space="0"/>
+        <w:left w:val="single" w:color="4F81BD" w:themeColor="accent1" w:sz="8" w:space="0"/>
+        <w:bottom w:val="single" w:color="4F81BD" w:themeColor="accent1" w:sz="8" w:space="0"/>
+        <w:right w:val="single" w:color="4F81BD" w:themeColor="accent1" w:sz="8" w:space="0"/>
+        <w:insideH w:val="single" w:color="4F81BD" w:themeColor="accent1" w:sz="8" w:space="0"/>
+        <w:insideV w:val="single" w:color="4F81BD" w:themeColor="accent1" w:sz="8" w:space="0"/>
       </w:tblBorders>
       <w:tblCellMar>
         <w:top w:w="0" w:type="dxa"/>
@@ -3868,19 +4637,19 @@
         <w:spacing w:before="0" w:after="0" w:line="240" w:lineRule="auto"/>
       </w:pPr>
       <w:rPr>
-        <w:rFonts w:asciiTheme="majorHAnsi" w:eastAsiaTheme="majorEastAsia" w:hAnsiTheme="majorHAnsi" w:cstheme="majorBidi"/>
-        <w:b/>
-        <w:bCs/>
-      </w:rPr>
-      <w:tblPr/>
-      <w:tcPr>
-        <w:tcBorders>
-          <w:top w:val="single" w:sz="8" w:space="0" w:color="4F81BD" w:themeColor="accent1"/>
-          <w:left w:val="single" w:sz="8" w:space="0" w:color="4F81BD" w:themeColor="accent1"/>
-          <w:bottom w:val="single" w:sz="18" w:space="0" w:color="4F81BD" w:themeColor="accent1"/>
-          <w:right w:val="single" w:sz="8" w:space="0" w:color="4F81BD" w:themeColor="accent1"/>
-          <w:insideH w:val="nil"/>
-          <w:insideV w:val="single" w:sz="8" w:space="0" w:color="4F81BD" w:themeColor="accent1"/>
+        <w:rFonts w:asciiTheme="majorHAnsi" w:hAnsiTheme="majorHAnsi" w:eastAsiaTheme="majorEastAsia" w:cstheme="majorBidi"/>
+        <w:b/>
+        <w:bCs/>
+      </w:rPr>
+      <w:tblPr/>
+      <w:tcPr>
+        <w:tcBorders>
+          <w:top w:val="single" w:color="4F81BD" w:themeColor="accent1" w:sz="8" w:space="0"/>
+          <w:left w:val="single" w:color="4F81BD" w:themeColor="accent1" w:sz="8" w:space="0"/>
+          <w:bottom w:val="single" w:color="4F81BD" w:themeColor="accent1" w:sz="18" w:space="0"/>
+          <w:right w:val="single" w:color="4F81BD" w:themeColor="accent1" w:sz="8" w:space="0"/>
+          <w:insideH w:val="nil"/>
+          <w:insideV w:val="single" w:color="4F81BD" w:themeColor="accent1" w:sz="8" w:space="0"/>
         </w:tcBorders>
       </w:tcPr>
     </w:tblStylePr>
@@ -3889,42 +4658,42 @@
         <w:spacing w:before="0" w:after="0" w:line="240" w:lineRule="auto"/>
       </w:pPr>
       <w:rPr>
-        <w:rFonts w:asciiTheme="majorHAnsi" w:eastAsiaTheme="majorEastAsia" w:hAnsiTheme="majorHAnsi" w:cstheme="majorBidi"/>
-        <w:b/>
-        <w:bCs/>
-      </w:rPr>
-      <w:tblPr/>
-      <w:tcPr>
-        <w:tcBorders>
-          <w:top w:val="double" w:sz="6" w:space="0" w:color="4F81BD" w:themeColor="accent1"/>
-          <w:left w:val="single" w:sz="8" w:space="0" w:color="4F81BD" w:themeColor="accent1"/>
-          <w:bottom w:val="single" w:sz="8" w:space="0" w:color="4F81BD" w:themeColor="accent1"/>
-          <w:right w:val="single" w:sz="8" w:space="0" w:color="4F81BD" w:themeColor="accent1"/>
-          <w:insideH w:val="nil"/>
-          <w:insideV w:val="single" w:sz="8" w:space="0" w:color="4F81BD" w:themeColor="accent1"/>
+        <w:rFonts w:asciiTheme="majorHAnsi" w:hAnsiTheme="majorHAnsi" w:eastAsiaTheme="majorEastAsia" w:cstheme="majorBidi"/>
+        <w:b/>
+        <w:bCs/>
+      </w:rPr>
+      <w:tblPr/>
+      <w:tcPr>
+        <w:tcBorders>
+          <w:top w:val="double" w:color="4F81BD" w:themeColor="accent1" w:sz="6" w:space="0"/>
+          <w:left w:val="single" w:color="4F81BD" w:themeColor="accent1" w:sz="8" w:space="0"/>
+          <w:bottom w:val="single" w:color="4F81BD" w:themeColor="accent1" w:sz="8" w:space="0"/>
+          <w:right w:val="single" w:color="4F81BD" w:themeColor="accent1" w:sz="8" w:space="0"/>
+          <w:insideH w:val="nil"/>
+          <w:insideV w:val="single" w:color="4F81BD" w:themeColor="accent1" w:sz="8" w:space="0"/>
         </w:tcBorders>
       </w:tcPr>
     </w:tblStylePr>
     <w:tblStylePr w:type="firstCol">
       <w:rPr>
-        <w:rFonts w:asciiTheme="majorHAnsi" w:eastAsiaTheme="majorEastAsia" w:hAnsiTheme="majorHAnsi" w:cstheme="majorBidi"/>
+        <w:rFonts w:asciiTheme="majorHAnsi" w:hAnsiTheme="majorHAnsi" w:eastAsiaTheme="majorEastAsia" w:cstheme="majorBidi"/>
         <w:b/>
         <w:bCs/>
       </w:rPr>
     </w:tblStylePr>
     <w:tblStylePr w:type="lastCol">
       <w:rPr>
-        <w:rFonts w:asciiTheme="majorHAnsi" w:eastAsiaTheme="majorEastAsia" w:hAnsiTheme="majorHAnsi" w:cstheme="majorBidi"/>
-        <w:b/>
-        <w:bCs/>
-      </w:rPr>
-      <w:tblPr/>
-      <w:tcPr>
-        <w:tcBorders>
-          <w:top w:val="single" w:sz="8" w:space="0" w:color="4F81BD" w:themeColor="accent1"/>
-          <w:left w:val="single" w:sz="8" w:space="0" w:color="4F81BD" w:themeColor="accent1"/>
-          <w:bottom w:val="single" w:sz="8" w:space="0" w:color="4F81BD" w:themeColor="accent1"/>
-          <w:right w:val="single" w:sz="8" w:space="0" w:color="4F81BD" w:themeColor="accent1"/>
+        <w:rFonts w:asciiTheme="majorHAnsi" w:hAnsiTheme="majorHAnsi" w:eastAsiaTheme="majorEastAsia" w:cstheme="majorBidi"/>
+        <w:b/>
+        <w:bCs/>
+      </w:rPr>
+      <w:tblPr/>
+      <w:tcPr>
+        <w:tcBorders>
+          <w:top w:val="single" w:color="4F81BD" w:themeColor="accent1" w:sz="8" w:space="0"/>
+          <w:left w:val="single" w:color="4F81BD" w:themeColor="accent1" w:sz="8" w:space="0"/>
+          <w:bottom w:val="single" w:color="4F81BD" w:themeColor="accent1" w:sz="8" w:space="0"/>
+          <w:right w:val="single" w:color="4F81BD" w:themeColor="accent1" w:sz="8" w:space="0"/>
         </w:tcBorders>
       </w:tcPr>
     </w:tblStylePr>
@@ -3932,10 +4701,10 @@
       <w:tblPr/>
       <w:tcPr>
         <w:tcBorders>
-          <w:top w:val="single" w:sz="8" w:space="0" w:color="4F81BD" w:themeColor="accent1"/>
-          <w:left w:val="single" w:sz="8" w:space="0" w:color="4F81BD" w:themeColor="accent1"/>
-          <w:bottom w:val="single" w:sz="8" w:space="0" w:color="4F81BD" w:themeColor="accent1"/>
-          <w:right w:val="single" w:sz="8" w:space="0" w:color="4F81BD" w:themeColor="accent1"/>
+          <w:top w:val="single" w:color="4F81BD" w:themeColor="accent1" w:sz="8" w:space="0"/>
+          <w:left w:val="single" w:color="4F81BD" w:themeColor="accent1" w:sz="8" w:space="0"/>
+          <w:bottom w:val="single" w:color="4F81BD" w:themeColor="accent1" w:sz="8" w:space="0"/>
+          <w:right w:val="single" w:color="4F81BD" w:themeColor="accent1" w:sz="8" w:space="0"/>
         </w:tcBorders>
         <w:shd w:val="clear" w:color="auto" w:fill="D3DFEE" w:themeFill="accent1" w:themeFillTint="3F"/>
       </w:tcPr>
@@ -3944,11 +4713,11 @@
       <w:tblPr/>
       <w:tcPr>
         <w:tcBorders>
-          <w:top w:val="single" w:sz="8" w:space="0" w:color="4F81BD" w:themeColor="accent1"/>
-          <w:left w:val="single" w:sz="8" w:space="0" w:color="4F81BD" w:themeColor="accent1"/>
-          <w:bottom w:val="single" w:sz="8" w:space="0" w:color="4F81BD" w:themeColor="accent1"/>
-          <w:right w:val="single" w:sz="8" w:space="0" w:color="4F81BD" w:themeColor="accent1"/>
-          <w:insideV w:val="single" w:sz="8" w:space="0" w:color="4F81BD" w:themeColor="accent1"/>
+          <w:top w:val="single" w:color="4F81BD" w:themeColor="accent1" w:sz="8" w:space="0"/>
+          <w:left w:val="single" w:color="4F81BD" w:themeColor="accent1" w:sz="8" w:space="0"/>
+          <w:bottom w:val="single" w:color="4F81BD" w:themeColor="accent1" w:sz="8" w:space="0"/>
+          <w:right w:val="single" w:color="4F81BD" w:themeColor="accent1" w:sz="8" w:space="0"/>
+          <w:insideV w:val="single" w:color="4F81BD" w:themeColor="accent1" w:sz="8" w:space="0"/>
         </w:tcBorders>
         <w:shd w:val="clear" w:color="auto" w:fill="D3DFEE" w:themeFill="accent1" w:themeFillTint="3F"/>
       </w:tcPr>
@@ -3957,11 +4726,11 @@
       <w:tblPr/>
       <w:tcPr>
         <w:tcBorders>
-          <w:top w:val="single" w:sz="8" w:space="0" w:color="4F81BD" w:themeColor="accent1"/>
-          <w:left w:val="single" w:sz="8" w:space="0" w:color="4F81BD" w:themeColor="accent1"/>
-          <w:bottom w:val="single" w:sz="8" w:space="0" w:color="4F81BD" w:themeColor="accent1"/>
-          <w:right w:val="single" w:sz="8" w:space="0" w:color="4F81BD" w:themeColor="accent1"/>
-          <w:insideV w:val="single" w:sz="8" w:space="0" w:color="4F81BD" w:themeColor="accent1"/>
+          <w:top w:val="single" w:color="4F81BD" w:themeColor="accent1" w:sz="8" w:space="0"/>
+          <w:left w:val="single" w:color="4F81BD" w:themeColor="accent1" w:sz="8" w:space="0"/>
+          <w:bottom w:val="single" w:color="4F81BD" w:themeColor="accent1" w:sz="8" w:space="0"/>
+          <w:right w:val="single" w:color="4F81BD" w:themeColor="accent1" w:sz="8" w:space="0"/>
+          <w:insideV w:val="single" w:color="4F81BD" w:themeColor="accent1" w:sz="8" w:space="0"/>
         </w:tcBorders>
       </w:tcPr>
     </w:tblStylePr>
@@ -3979,12 +4748,12 @@
       <w:tblStyleColBandSize w:val="1"/>
       <w:tblInd w:w="0" w:type="dxa"/>
       <w:tblBorders>
-        <w:top w:val="single" w:sz="8" w:space="0" w:color="C0504D" w:themeColor="accent2"/>
-        <w:left w:val="single" w:sz="8" w:space="0" w:color="C0504D" w:themeColor="accent2"/>
-        <w:bottom w:val="single" w:sz="8" w:space="0" w:color="C0504D" w:themeColor="accent2"/>
-        <w:right w:val="single" w:sz="8" w:space="0" w:color="C0504D" w:themeColor="accent2"/>
-        <w:insideH w:val="single" w:sz="8" w:space="0" w:color="C0504D" w:themeColor="accent2"/>
-        <w:insideV w:val="single" w:sz="8" w:space="0" w:color="C0504D" w:themeColor="accent2"/>
+        <w:top w:val="single" w:color="C0504D" w:themeColor="accent2" w:sz="8" w:space="0"/>
+        <w:left w:val="single" w:color="C0504D" w:themeColor="accent2" w:sz="8" w:space="0"/>
+        <w:bottom w:val="single" w:color="C0504D" w:themeColor="accent2" w:sz="8" w:space="0"/>
+        <w:right w:val="single" w:color="C0504D" w:themeColor="accent2" w:sz="8" w:space="0"/>
+        <w:insideH w:val="single" w:color="C0504D" w:themeColor="accent2" w:sz="8" w:space="0"/>
+        <w:insideV w:val="single" w:color="C0504D" w:themeColor="accent2" w:sz="8" w:space="0"/>
       </w:tblBorders>
       <w:tblCellMar>
         <w:top w:w="0" w:type="dxa"/>
@@ -3998,19 +4767,19 @@
         <w:spacing w:before="0" w:after="0" w:line="240" w:lineRule="auto"/>
       </w:pPr>
       <w:rPr>
-        <w:rFonts w:asciiTheme="majorHAnsi" w:eastAsiaTheme="majorEastAsia" w:hAnsiTheme="majorHAnsi" w:cstheme="majorBidi"/>
-        <w:b/>
-        <w:bCs/>
-      </w:rPr>
-      <w:tblPr/>
-      <w:tcPr>
-        <w:tcBorders>
-          <w:top w:val="single" w:sz="8" w:space="0" w:color="C0504D" w:themeColor="accent2"/>
-          <w:left w:val="single" w:sz="8" w:space="0" w:color="C0504D" w:themeColor="accent2"/>
-          <w:bottom w:val="single" w:sz="18" w:space="0" w:color="C0504D" w:themeColor="accent2"/>
-          <w:right w:val="single" w:sz="8" w:space="0" w:color="C0504D" w:themeColor="accent2"/>
-          <w:insideH w:val="nil"/>
-          <w:insideV w:val="single" w:sz="8" w:space="0" w:color="C0504D" w:themeColor="accent2"/>
+        <w:rFonts w:asciiTheme="majorHAnsi" w:hAnsiTheme="majorHAnsi" w:eastAsiaTheme="majorEastAsia" w:cstheme="majorBidi"/>
+        <w:b/>
+        <w:bCs/>
+      </w:rPr>
+      <w:tblPr/>
+      <w:tcPr>
+        <w:tcBorders>
+          <w:top w:val="single" w:color="C0504D" w:themeColor="accent2" w:sz="8" w:space="0"/>
+          <w:left w:val="single" w:color="C0504D" w:themeColor="accent2" w:sz="8" w:space="0"/>
+          <w:bottom w:val="single" w:color="C0504D" w:themeColor="accent2" w:sz="18" w:space="0"/>
+          <w:right w:val="single" w:color="C0504D" w:themeColor="accent2" w:sz="8" w:space="0"/>
+          <w:insideH w:val="nil"/>
+          <w:insideV w:val="single" w:color="C0504D" w:themeColor="accent2" w:sz="8" w:space="0"/>
         </w:tcBorders>
       </w:tcPr>
     </w:tblStylePr>
@@ -4019,42 +4788,42 @@
         <w:spacing w:before="0" w:after="0" w:line="240" w:lineRule="auto"/>
       </w:pPr>
       <w:rPr>
-        <w:rFonts w:asciiTheme="majorHAnsi" w:eastAsiaTheme="majorEastAsia" w:hAnsiTheme="majorHAnsi" w:cstheme="majorBidi"/>
-        <w:b/>
-        <w:bCs/>
-      </w:rPr>
-      <w:tblPr/>
-      <w:tcPr>
-        <w:tcBorders>
-          <w:top w:val="double" w:sz="6" w:space="0" w:color="C0504D" w:themeColor="accent2"/>
-          <w:left w:val="single" w:sz="8" w:space="0" w:color="C0504D" w:themeColor="accent2"/>
-          <w:bottom w:val="single" w:sz="8" w:space="0" w:color="C0504D" w:themeColor="accent2"/>
-          <w:right w:val="single" w:sz="8" w:space="0" w:color="C0504D" w:themeColor="accent2"/>
-          <w:insideH w:val="nil"/>
-          <w:insideV w:val="single" w:sz="8" w:space="0" w:color="C0504D" w:themeColor="accent2"/>
+        <w:rFonts w:asciiTheme="majorHAnsi" w:hAnsiTheme="majorHAnsi" w:eastAsiaTheme="majorEastAsia" w:cstheme="majorBidi"/>
+        <w:b/>
+        <w:bCs/>
+      </w:rPr>
+      <w:tblPr/>
+      <w:tcPr>
+        <w:tcBorders>
+          <w:top w:val="double" w:color="C0504D" w:themeColor="accent2" w:sz="6" w:space="0"/>
+          <w:left w:val="single" w:color="C0504D" w:themeColor="accent2" w:sz="8" w:space="0"/>
+          <w:bottom w:val="single" w:color="C0504D" w:themeColor="accent2" w:sz="8" w:space="0"/>
+          <w:right w:val="single" w:color="C0504D" w:themeColor="accent2" w:sz="8" w:space="0"/>
+          <w:insideH w:val="nil"/>
+          <w:insideV w:val="single" w:color="C0504D" w:themeColor="accent2" w:sz="8" w:space="0"/>
         </w:tcBorders>
       </w:tcPr>
     </w:tblStylePr>
     <w:tblStylePr w:type="firstCol">
       <w:rPr>
-        <w:rFonts w:asciiTheme="majorHAnsi" w:eastAsiaTheme="majorEastAsia" w:hAnsiTheme="majorHAnsi" w:cstheme="majorBidi"/>
+        <w:rFonts w:asciiTheme="majorHAnsi" w:hAnsiTheme="majorHAnsi" w:eastAsiaTheme="majorEastAsia" w:cstheme="majorBidi"/>
         <w:b/>
         <w:bCs/>
       </w:rPr>
     </w:tblStylePr>
     <w:tblStylePr w:type="lastCol">
       <w:rPr>
-        <w:rFonts w:asciiTheme="majorHAnsi" w:eastAsiaTheme="majorEastAsia" w:hAnsiTheme="majorHAnsi" w:cstheme="majorBidi"/>
-        <w:b/>
-        <w:bCs/>
-      </w:rPr>
-      <w:tblPr/>
-      <w:tcPr>
-        <w:tcBorders>
-          <w:top w:val="single" w:sz="8" w:space="0" w:color="C0504D" w:themeColor="accent2"/>
-          <w:left w:val="single" w:sz="8" w:space="0" w:color="C0504D" w:themeColor="accent2"/>
-          <w:bottom w:val="single" w:sz="8" w:space="0" w:color="C0504D" w:themeColor="accent2"/>
-          <w:right w:val="single" w:sz="8" w:space="0" w:color="C0504D" w:themeColor="accent2"/>
+        <w:rFonts w:asciiTheme="majorHAnsi" w:hAnsiTheme="majorHAnsi" w:eastAsiaTheme="majorEastAsia" w:cstheme="majorBidi"/>
+        <w:b/>
+        <w:bCs/>
+      </w:rPr>
+      <w:tblPr/>
+      <w:tcPr>
+        <w:tcBorders>
+          <w:top w:val="single" w:color="C0504D" w:themeColor="accent2" w:sz="8" w:space="0"/>
+          <w:left w:val="single" w:color="C0504D" w:themeColor="accent2" w:sz="8" w:space="0"/>
+          <w:bottom w:val="single" w:color="C0504D" w:themeColor="accent2" w:sz="8" w:space="0"/>
+          <w:right w:val="single" w:color="C0504D" w:themeColor="accent2" w:sz="8" w:space="0"/>
         </w:tcBorders>
       </w:tcPr>
     </w:tblStylePr>
@@ -4062,10 +4831,10 @@
       <w:tblPr/>
       <w:tcPr>
         <w:tcBorders>
-          <w:top w:val="single" w:sz="8" w:space="0" w:color="C0504D" w:themeColor="accent2"/>
-          <w:left w:val="single" w:sz="8" w:space="0" w:color="C0504D" w:themeColor="accent2"/>
-          <w:bottom w:val="single" w:sz="8" w:space="0" w:color="C0504D" w:themeColor="accent2"/>
-          <w:right w:val="single" w:sz="8" w:space="0" w:color="C0504D" w:themeColor="accent2"/>
+          <w:top w:val="single" w:color="C0504D" w:themeColor="accent2" w:sz="8" w:space="0"/>
+          <w:left w:val="single" w:color="C0504D" w:themeColor="accent2" w:sz="8" w:space="0"/>
+          <w:bottom w:val="single" w:color="C0504D" w:themeColor="accent2" w:sz="8" w:space="0"/>
+          <w:right w:val="single" w:color="C0504D" w:themeColor="accent2" w:sz="8" w:space="0"/>
         </w:tcBorders>
         <w:shd w:val="clear" w:color="auto" w:fill="EFD3D2" w:themeFill="accent2" w:themeFillTint="3F"/>
       </w:tcPr>
@@ -4074,11 +4843,11 @@
       <w:tblPr/>
       <w:tcPr>
         <w:tcBorders>
-          <w:top w:val="single" w:sz="8" w:space="0" w:color="C0504D" w:themeColor="accent2"/>
-          <w:left w:val="single" w:sz="8" w:space="0" w:color="C0504D" w:themeColor="accent2"/>
-          <w:bottom w:val="single" w:sz="8" w:space="0" w:color="C0504D" w:themeColor="accent2"/>
-          <w:right w:val="single" w:sz="8" w:space="0" w:color="C0504D" w:themeColor="accent2"/>
-          <w:insideV w:val="single" w:sz="8" w:space="0" w:color="C0504D" w:themeColor="accent2"/>
+          <w:top w:val="single" w:color="C0504D" w:themeColor="accent2" w:sz="8" w:space="0"/>
+          <w:left w:val="single" w:color="C0504D" w:themeColor="accent2" w:sz="8" w:space="0"/>
+          <w:bottom w:val="single" w:color="C0504D" w:themeColor="accent2" w:sz="8" w:space="0"/>
+          <w:right w:val="single" w:color="C0504D" w:themeColor="accent2" w:sz="8" w:space="0"/>
+          <w:insideV w:val="single" w:color="C0504D" w:themeColor="accent2" w:sz="8" w:space="0"/>
         </w:tcBorders>
         <w:shd w:val="clear" w:color="auto" w:fill="EFD3D2" w:themeFill="accent2" w:themeFillTint="3F"/>
       </w:tcPr>
@@ -4087,11 +4856,11 @@
       <w:tblPr/>
       <w:tcPr>
         <w:tcBorders>
-          <w:top w:val="single" w:sz="8" w:space="0" w:color="C0504D" w:themeColor="accent2"/>
-          <w:left w:val="single" w:sz="8" w:space="0" w:color="C0504D" w:themeColor="accent2"/>
-          <w:bottom w:val="single" w:sz="8" w:space="0" w:color="C0504D" w:themeColor="accent2"/>
-          <w:right w:val="single" w:sz="8" w:space="0" w:color="C0504D" w:themeColor="accent2"/>
-          <w:insideV w:val="single" w:sz="8" w:space="0" w:color="C0504D" w:themeColor="accent2"/>
+          <w:top w:val="single" w:color="C0504D" w:themeColor="accent2" w:sz="8" w:space="0"/>
+          <w:left w:val="single" w:color="C0504D" w:themeColor="accent2" w:sz="8" w:space="0"/>
+          <w:bottom w:val="single" w:color="C0504D" w:themeColor="accent2" w:sz="8" w:space="0"/>
+          <w:right w:val="single" w:color="C0504D" w:themeColor="accent2" w:sz="8" w:space="0"/>
+          <w:insideV w:val="single" w:color="C0504D" w:themeColor="accent2" w:sz="8" w:space="0"/>
         </w:tcBorders>
       </w:tcPr>
     </w:tblStylePr>
@@ -4109,12 +4878,12 @@
       <w:tblStyleColBandSize w:val="1"/>
       <w:tblInd w:w="0" w:type="dxa"/>
       <w:tblBorders>
-        <w:top w:val="single" w:sz="8" w:space="0" w:color="9BBB59" w:themeColor="accent3"/>
-        <w:left w:val="single" w:sz="8" w:space="0" w:color="9BBB59" w:themeColor="accent3"/>
-        <w:bottom w:val="single" w:sz="8" w:space="0" w:color="9BBB59" w:themeColor="accent3"/>
-        <w:right w:val="single" w:sz="8" w:space="0" w:color="9BBB59" w:themeColor="accent3"/>
-        <w:insideH w:val="single" w:sz="8" w:space="0" w:color="9BBB59" w:themeColor="accent3"/>
-        <w:insideV w:val="single" w:sz="8" w:space="0" w:color="9BBB59" w:themeColor="accent3"/>
+        <w:top w:val="single" w:color="9BBB59" w:themeColor="accent3" w:sz="8" w:space="0"/>
+        <w:left w:val="single" w:color="9BBB59" w:themeColor="accent3" w:sz="8" w:space="0"/>
+        <w:bottom w:val="single" w:color="9BBB59" w:themeColor="accent3" w:sz="8" w:space="0"/>
+        <w:right w:val="single" w:color="9BBB59" w:themeColor="accent3" w:sz="8" w:space="0"/>
+        <w:insideH w:val="single" w:color="9BBB59" w:themeColor="accent3" w:sz="8" w:space="0"/>
+        <w:insideV w:val="single" w:color="9BBB59" w:themeColor="accent3" w:sz="8" w:space="0"/>
       </w:tblBorders>
       <w:tblCellMar>
         <w:top w:w="0" w:type="dxa"/>
@@ -4128,19 +4897,19 @@
         <w:spacing w:before="0" w:after="0" w:line="240" w:lineRule="auto"/>
       </w:pPr>
       <w:rPr>
-        <w:rFonts w:asciiTheme="majorHAnsi" w:eastAsiaTheme="majorEastAsia" w:hAnsiTheme="majorHAnsi" w:cstheme="majorBidi"/>
-        <w:b/>
-        <w:bCs/>
-      </w:rPr>
-      <w:tblPr/>
-      <w:tcPr>
-        <w:tcBorders>
-          <w:top w:val="single" w:sz="8" w:space="0" w:color="9BBB59" w:themeColor="accent3"/>
-          <w:left w:val="single" w:sz="8" w:space="0" w:color="9BBB59" w:themeColor="accent3"/>
-          <w:bottom w:val="single" w:sz="18" w:space="0" w:color="9BBB59" w:themeColor="accent3"/>
-          <w:right w:val="single" w:sz="8" w:space="0" w:color="9BBB59" w:themeColor="accent3"/>
-          <w:insideH w:val="nil"/>
-          <w:insideV w:val="single" w:sz="8" w:space="0" w:color="9BBB59" w:themeColor="accent3"/>
+        <w:rFonts w:asciiTheme="majorHAnsi" w:hAnsiTheme="majorHAnsi" w:eastAsiaTheme="majorEastAsia" w:cstheme="majorBidi"/>
+        <w:b/>
+        <w:bCs/>
+      </w:rPr>
+      <w:tblPr/>
+      <w:tcPr>
+        <w:tcBorders>
+          <w:top w:val="single" w:color="9BBB59" w:themeColor="accent3" w:sz="8" w:space="0"/>
+          <w:left w:val="single" w:color="9BBB59" w:themeColor="accent3" w:sz="8" w:space="0"/>
+          <w:bottom w:val="single" w:color="9BBB59" w:themeColor="accent3" w:sz="18" w:space="0"/>
+          <w:right w:val="single" w:color="9BBB59" w:themeColor="accent3" w:sz="8" w:space="0"/>
+          <w:insideH w:val="nil"/>
+          <w:insideV w:val="single" w:color="9BBB59" w:themeColor="accent3" w:sz="8" w:space="0"/>
         </w:tcBorders>
       </w:tcPr>
     </w:tblStylePr>
@@ -4149,42 +4918,42 @@
         <w:spacing w:before="0" w:after="0" w:line="240" w:lineRule="auto"/>
       </w:pPr>
       <w:rPr>
-        <w:rFonts w:asciiTheme="majorHAnsi" w:eastAsiaTheme="majorEastAsia" w:hAnsiTheme="majorHAnsi" w:cstheme="majorBidi"/>
-        <w:b/>
-        <w:bCs/>
-      </w:rPr>
-      <w:tblPr/>
-      <w:tcPr>
-        <w:tcBorders>
-          <w:top w:val="double" w:sz="6" w:space="0" w:color="9BBB59" w:themeColor="accent3"/>
-          <w:left w:val="single" w:sz="8" w:space="0" w:color="9BBB59" w:themeColor="accent3"/>
-          <w:bottom w:val="single" w:sz="8" w:space="0" w:color="9BBB59" w:themeColor="accent3"/>
-          <w:right w:val="single" w:sz="8" w:space="0" w:color="9BBB59" w:themeColor="accent3"/>
-          <w:insideH w:val="nil"/>
-          <w:insideV w:val="single" w:sz="8" w:space="0" w:color="9BBB59" w:themeColor="accent3"/>
+        <w:rFonts w:asciiTheme="majorHAnsi" w:hAnsiTheme="majorHAnsi" w:eastAsiaTheme="majorEastAsia" w:cstheme="majorBidi"/>
+        <w:b/>
+        <w:bCs/>
+      </w:rPr>
+      <w:tblPr/>
+      <w:tcPr>
+        <w:tcBorders>
+          <w:top w:val="double" w:color="9BBB59" w:themeColor="accent3" w:sz="6" w:space="0"/>
+          <w:left w:val="single" w:color="9BBB59" w:themeColor="accent3" w:sz="8" w:space="0"/>
+          <w:bottom w:val="single" w:color="9BBB59" w:themeColor="accent3" w:sz="8" w:space="0"/>
+          <w:right w:val="single" w:color="9BBB59" w:themeColor="accent3" w:sz="8" w:space="0"/>
+          <w:insideH w:val="nil"/>
+          <w:insideV w:val="single" w:color="9BBB59" w:themeColor="accent3" w:sz="8" w:space="0"/>
         </w:tcBorders>
       </w:tcPr>
     </w:tblStylePr>
     <w:tblStylePr w:type="firstCol">
       <w:rPr>
-        <w:rFonts w:asciiTheme="majorHAnsi" w:eastAsiaTheme="majorEastAsia" w:hAnsiTheme="majorHAnsi" w:cstheme="majorBidi"/>
+        <w:rFonts w:asciiTheme="majorHAnsi" w:hAnsiTheme="majorHAnsi" w:eastAsiaTheme="majorEastAsia" w:cstheme="majorBidi"/>
         <w:b/>
         <w:bCs/>
       </w:rPr>
     </w:tblStylePr>
     <w:tblStylePr w:type="lastCol">
       <w:rPr>
-        <w:rFonts w:asciiTheme="majorHAnsi" w:eastAsiaTheme="majorEastAsia" w:hAnsiTheme="majorHAnsi" w:cstheme="majorBidi"/>
-        <w:b/>
-        <w:bCs/>
-      </w:rPr>
-      <w:tblPr/>
-      <w:tcPr>
-        <w:tcBorders>
-          <w:top w:val="single" w:sz="8" w:space="0" w:color="9BBB59" w:themeColor="accent3"/>
-          <w:left w:val="single" w:sz="8" w:space="0" w:color="9BBB59" w:themeColor="accent3"/>
-          <w:bottom w:val="single" w:sz="8" w:space="0" w:color="9BBB59" w:themeColor="accent3"/>
-          <w:right w:val="single" w:sz="8" w:space="0" w:color="9BBB59" w:themeColor="accent3"/>
+        <w:rFonts w:asciiTheme="majorHAnsi" w:hAnsiTheme="majorHAnsi" w:eastAsiaTheme="majorEastAsia" w:cstheme="majorBidi"/>
+        <w:b/>
+        <w:bCs/>
+      </w:rPr>
+      <w:tblPr/>
+      <w:tcPr>
+        <w:tcBorders>
+          <w:top w:val="single" w:color="9BBB59" w:themeColor="accent3" w:sz="8" w:space="0"/>
+          <w:left w:val="single" w:color="9BBB59" w:themeColor="accent3" w:sz="8" w:space="0"/>
+          <w:bottom w:val="single" w:color="9BBB59" w:themeColor="accent3" w:sz="8" w:space="0"/>
+          <w:right w:val="single" w:color="9BBB59" w:themeColor="accent3" w:sz="8" w:space="0"/>
         </w:tcBorders>
       </w:tcPr>
     </w:tblStylePr>
@@ -4192,10 +4961,10 @@
       <w:tblPr/>
       <w:tcPr>
         <w:tcBorders>
-          <w:top w:val="single" w:sz="8" w:space="0" w:color="9BBB59" w:themeColor="accent3"/>
-          <w:left w:val="single" w:sz="8" w:space="0" w:color="9BBB59" w:themeColor="accent3"/>
-          <w:bottom w:val="single" w:sz="8" w:space="0" w:color="9BBB59" w:themeColor="accent3"/>
-          <w:right w:val="single" w:sz="8" w:space="0" w:color="9BBB59" w:themeColor="accent3"/>
+          <w:top w:val="single" w:color="9BBB59" w:themeColor="accent3" w:sz="8" w:space="0"/>
+          <w:left w:val="single" w:color="9BBB59" w:themeColor="accent3" w:sz="8" w:space="0"/>
+          <w:bottom w:val="single" w:color="9BBB59" w:themeColor="accent3" w:sz="8" w:space="0"/>
+          <w:right w:val="single" w:color="9BBB59" w:themeColor="accent3" w:sz="8" w:space="0"/>
         </w:tcBorders>
         <w:shd w:val="clear" w:color="auto" w:fill="E6EED5" w:themeFill="accent3" w:themeFillTint="3F"/>
       </w:tcPr>
@@ -4204,11 +4973,11 @@
       <w:tblPr/>
       <w:tcPr>
         <w:tcBorders>
-          <w:top w:val="single" w:sz="8" w:space="0" w:color="9BBB59" w:themeColor="accent3"/>
-          <w:left w:val="single" w:sz="8" w:space="0" w:color="9BBB59" w:themeColor="accent3"/>
-          <w:bottom w:val="single" w:sz="8" w:space="0" w:color="9BBB59" w:themeColor="accent3"/>
-          <w:right w:val="single" w:sz="8" w:space="0" w:color="9BBB59" w:themeColor="accent3"/>
-          <w:insideV w:val="single" w:sz="8" w:space="0" w:color="9BBB59" w:themeColor="accent3"/>
+          <w:top w:val="single" w:color="9BBB59" w:themeColor="accent3" w:sz="8" w:space="0"/>
+          <w:left w:val="single" w:color="9BBB59" w:themeColor="accent3" w:sz="8" w:space="0"/>
+          <w:bottom w:val="single" w:color="9BBB59" w:themeColor="accent3" w:sz="8" w:space="0"/>
+          <w:right w:val="single" w:color="9BBB59" w:themeColor="accent3" w:sz="8" w:space="0"/>
+          <w:insideV w:val="single" w:color="9BBB59" w:themeColor="accent3" w:sz="8" w:space="0"/>
         </w:tcBorders>
         <w:shd w:val="clear" w:color="auto" w:fill="E6EED5" w:themeFill="accent3" w:themeFillTint="3F"/>
       </w:tcPr>
@@ -4217,11 +4986,11 @@
       <w:tblPr/>
       <w:tcPr>
         <w:tcBorders>
-          <w:top w:val="single" w:sz="8" w:space="0" w:color="9BBB59" w:themeColor="accent3"/>
-          <w:left w:val="single" w:sz="8" w:space="0" w:color="9BBB59" w:themeColor="accent3"/>
-          <w:bottom w:val="single" w:sz="8" w:space="0" w:color="9BBB59" w:themeColor="accent3"/>
-          <w:right w:val="single" w:sz="8" w:space="0" w:color="9BBB59" w:themeColor="accent3"/>
-          <w:insideV w:val="single" w:sz="8" w:space="0" w:color="9BBB59" w:themeColor="accent3"/>
+          <w:top w:val="single" w:color="9BBB59" w:themeColor="accent3" w:sz="8" w:space="0"/>
+          <w:left w:val="single" w:color="9BBB59" w:themeColor="accent3" w:sz="8" w:space="0"/>
+          <w:bottom w:val="single" w:color="9BBB59" w:themeColor="accent3" w:sz="8" w:space="0"/>
+          <w:right w:val="single" w:color="9BBB59" w:themeColor="accent3" w:sz="8" w:space="0"/>
+          <w:insideV w:val="single" w:color="9BBB59" w:themeColor="accent3" w:sz="8" w:space="0"/>
         </w:tcBorders>
       </w:tcPr>
     </w:tblStylePr>
@@ -4239,12 +5008,12 @@
       <w:tblStyleColBandSize w:val="1"/>
       <w:tblInd w:w="0" w:type="dxa"/>
       <w:tblBorders>
-        <w:top w:val="single" w:sz="8" w:space="0" w:color="8064A2" w:themeColor="accent4"/>
-        <w:left w:val="single" w:sz="8" w:space="0" w:color="8064A2" w:themeColor="accent4"/>
-        <w:bottom w:val="single" w:sz="8" w:space="0" w:color="8064A2" w:themeColor="accent4"/>
-        <w:right w:val="single" w:sz="8" w:space="0" w:color="8064A2" w:themeColor="accent4"/>
-        <w:insideH w:val="single" w:sz="8" w:space="0" w:color="8064A2" w:themeColor="accent4"/>
-        <w:insideV w:val="single" w:sz="8" w:space="0" w:color="8064A2" w:themeColor="accent4"/>
+        <w:top w:val="single" w:color="8064A2" w:themeColor="accent4" w:sz="8" w:space="0"/>
+        <w:left w:val="single" w:color="8064A2" w:themeColor="accent4" w:sz="8" w:space="0"/>
+        <w:bottom w:val="single" w:color="8064A2" w:themeColor="accent4" w:sz="8" w:space="0"/>
+        <w:right w:val="single" w:color="8064A2" w:themeColor="accent4" w:sz="8" w:space="0"/>
+        <w:insideH w:val="single" w:color="8064A2" w:themeColor="accent4" w:sz="8" w:space="0"/>
+        <w:insideV w:val="single" w:color="8064A2" w:themeColor="accent4" w:sz="8" w:space="0"/>
       </w:tblBorders>
       <w:tblCellMar>
         <w:top w:w="0" w:type="dxa"/>
@@ -4258,19 +5027,19 @@
         <w:spacing w:before="0" w:after="0" w:line="240" w:lineRule="auto"/>
       </w:pPr>
       <w:rPr>
-        <w:rFonts w:asciiTheme="majorHAnsi" w:eastAsiaTheme="majorEastAsia" w:hAnsiTheme="majorHAnsi" w:cstheme="majorBidi"/>
-        <w:b/>
-        <w:bCs/>
-      </w:rPr>
-      <w:tblPr/>
-      <w:tcPr>
-        <w:tcBorders>
-          <w:top w:val="single" w:sz="8" w:space="0" w:color="8064A2" w:themeColor="accent4"/>
-          <w:left w:val="single" w:sz="8" w:space="0" w:color="8064A2" w:themeColor="accent4"/>
-          <w:bottom w:val="single" w:sz="18" w:space="0" w:color="8064A2" w:themeColor="accent4"/>
-          <w:right w:val="single" w:sz="8" w:space="0" w:color="8064A2" w:themeColor="accent4"/>
-          <w:insideH w:val="nil"/>
-          <w:insideV w:val="single" w:sz="8" w:space="0" w:color="8064A2" w:themeColor="accent4"/>
+        <w:rFonts w:asciiTheme="majorHAnsi" w:hAnsiTheme="majorHAnsi" w:eastAsiaTheme="majorEastAsia" w:cstheme="majorBidi"/>
+        <w:b/>
+        <w:bCs/>
+      </w:rPr>
+      <w:tblPr/>
+      <w:tcPr>
+        <w:tcBorders>
+          <w:top w:val="single" w:color="8064A2" w:themeColor="accent4" w:sz="8" w:space="0"/>
+          <w:left w:val="single" w:color="8064A2" w:themeColor="accent4" w:sz="8" w:space="0"/>
+          <w:bottom w:val="single" w:color="8064A2" w:themeColor="accent4" w:sz="18" w:space="0"/>
+          <w:right w:val="single" w:color="8064A2" w:themeColor="accent4" w:sz="8" w:space="0"/>
+          <w:insideH w:val="nil"/>
+          <w:insideV w:val="single" w:color="8064A2" w:themeColor="accent4" w:sz="8" w:space="0"/>
         </w:tcBorders>
       </w:tcPr>
     </w:tblStylePr>
@@ -4279,42 +5048,42 @@
         <w:spacing w:before="0" w:after="0" w:line="240" w:lineRule="auto"/>
       </w:pPr>
       <w:rPr>
-        <w:rFonts w:asciiTheme="majorHAnsi" w:eastAsiaTheme="majorEastAsia" w:hAnsiTheme="majorHAnsi" w:cstheme="majorBidi"/>
-        <w:b/>
-        <w:bCs/>
-      </w:rPr>
-      <w:tblPr/>
-      <w:tcPr>
-        <w:tcBorders>
-          <w:top w:val="double" w:sz="6" w:space="0" w:color="8064A2" w:themeColor="accent4"/>
-          <w:left w:val="single" w:sz="8" w:space="0" w:color="8064A2" w:themeColor="accent4"/>
-          <w:bottom w:val="single" w:sz="8" w:space="0" w:color="8064A2" w:themeColor="accent4"/>
-          <w:right w:val="single" w:sz="8" w:space="0" w:color="8064A2" w:themeColor="accent4"/>
-          <w:insideH w:val="nil"/>
-          <w:insideV w:val="single" w:sz="8" w:space="0" w:color="8064A2" w:themeColor="accent4"/>
+        <w:rFonts w:asciiTheme="majorHAnsi" w:hAnsiTheme="majorHAnsi" w:eastAsiaTheme="majorEastAsia" w:cstheme="majorBidi"/>
+        <w:b/>
+        <w:bCs/>
+      </w:rPr>
+      <w:tblPr/>
+      <w:tcPr>
+        <w:tcBorders>
+          <w:top w:val="double" w:color="8064A2" w:themeColor="accent4" w:sz="6" w:space="0"/>
+          <w:left w:val="single" w:color="8064A2" w:themeColor="accent4" w:sz="8" w:space="0"/>
+          <w:bottom w:val="single" w:color="8064A2" w:themeColor="accent4" w:sz="8" w:space="0"/>
+          <w:right w:val="single" w:color="8064A2" w:themeColor="accent4" w:sz="8" w:space="0"/>
+          <w:insideH w:val="nil"/>
+          <w:insideV w:val="single" w:color="8064A2" w:themeColor="accent4" w:sz="8" w:space="0"/>
         </w:tcBorders>
       </w:tcPr>
     </w:tblStylePr>
     <w:tblStylePr w:type="firstCol">
       <w:rPr>
-        <w:rFonts w:asciiTheme="majorHAnsi" w:eastAsiaTheme="majorEastAsia" w:hAnsiTheme="majorHAnsi" w:cstheme="majorBidi"/>
+        <w:rFonts w:asciiTheme="majorHAnsi" w:hAnsiTheme="majorHAnsi" w:eastAsiaTheme="majorEastAsia" w:cstheme="majorBidi"/>
         <w:b/>
         <w:bCs/>
       </w:rPr>
     </w:tblStylePr>
     <w:tblStylePr w:type="lastCol">
       <w:rPr>
-        <w:rFonts w:asciiTheme="majorHAnsi" w:eastAsiaTheme="majorEastAsia" w:hAnsiTheme="majorHAnsi" w:cstheme="majorBidi"/>
-        <w:b/>
-        <w:bCs/>
-      </w:rPr>
-      <w:tblPr/>
-      <w:tcPr>
-        <w:tcBorders>
-          <w:top w:val="single" w:sz="8" w:space="0" w:color="8064A2" w:themeColor="accent4"/>
-          <w:left w:val="single" w:sz="8" w:space="0" w:color="8064A2" w:themeColor="accent4"/>
-          <w:bottom w:val="single" w:sz="8" w:space="0" w:color="8064A2" w:themeColor="accent4"/>
-          <w:right w:val="single" w:sz="8" w:space="0" w:color="8064A2" w:themeColor="accent4"/>
+        <w:rFonts w:asciiTheme="majorHAnsi" w:hAnsiTheme="majorHAnsi" w:eastAsiaTheme="majorEastAsia" w:cstheme="majorBidi"/>
+        <w:b/>
+        <w:bCs/>
+      </w:rPr>
+      <w:tblPr/>
+      <w:tcPr>
+        <w:tcBorders>
+          <w:top w:val="single" w:color="8064A2" w:themeColor="accent4" w:sz="8" w:space="0"/>
+          <w:left w:val="single" w:color="8064A2" w:themeColor="accent4" w:sz="8" w:space="0"/>
+          <w:bottom w:val="single" w:color="8064A2" w:themeColor="accent4" w:sz="8" w:space="0"/>
+          <w:right w:val="single" w:color="8064A2" w:themeColor="accent4" w:sz="8" w:space="0"/>
         </w:tcBorders>
       </w:tcPr>
     </w:tblStylePr>
@@ -4322,10 +5091,10 @@
       <w:tblPr/>
       <w:tcPr>
         <w:tcBorders>
-          <w:top w:val="single" w:sz="8" w:space="0" w:color="8064A2" w:themeColor="accent4"/>
-          <w:left w:val="single" w:sz="8" w:space="0" w:color="8064A2" w:themeColor="accent4"/>
-          <w:bottom w:val="single" w:sz="8" w:space="0" w:color="8064A2" w:themeColor="accent4"/>
-          <w:right w:val="single" w:sz="8" w:space="0" w:color="8064A2" w:themeColor="accent4"/>
+          <w:top w:val="single" w:color="8064A2" w:themeColor="accent4" w:sz="8" w:space="0"/>
+          <w:left w:val="single" w:color="8064A2" w:themeColor="accent4" w:sz="8" w:space="0"/>
+          <w:bottom w:val="single" w:color="8064A2" w:themeColor="accent4" w:sz="8" w:space="0"/>
+          <w:right w:val="single" w:color="8064A2" w:themeColor="accent4" w:sz="8" w:space="0"/>
         </w:tcBorders>
         <w:shd w:val="clear" w:color="auto" w:fill="DFD8E8" w:themeFill="accent4" w:themeFillTint="3F"/>
       </w:tcPr>
@@ -4334,11 +5103,11 @@
       <w:tblPr/>
       <w:tcPr>
         <w:tcBorders>
-          <w:top w:val="single" w:sz="8" w:space="0" w:color="8064A2" w:themeColor="accent4"/>
-          <w:left w:val="single" w:sz="8" w:space="0" w:color="8064A2" w:themeColor="accent4"/>
-          <w:bottom w:val="single" w:sz="8" w:space="0" w:color="8064A2" w:themeColor="accent4"/>
-          <w:right w:val="single" w:sz="8" w:space="0" w:color="8064A2" w:themeColor="accent4"/>
-          <w:insideV w:val="single" w:sz="8" w:space="0" w:color="8064A2" w:themeColor="accent4"/>
+          <w:top w:val="single" w:color="8064A2" w:themeColor="accent4" w:sz="8" w:space="0"/>
+          <w:left w:val="single" w:color="8064A2" w:themeColor="accent4" w:sz="8" w:space="0"/>
+          <w:bottom w:val="single" w:color="8064A2" w:themeColor="accent4" w:sz="8" w:space="0"/>
+          <w:right w:val="single" w:color="8064A2" w:themeColor="accent4" w:sz="8" w:space="0"/>
+          <w:insideV w:val="single" w:color="8064A2" w:themeColor="accent4" w:sz="8" w:space="0"/>
         </w:tcBorders>
         <w:shd w:val="clear" w:color="auto" w:fill="DFD8E8" w:themeFill="accent4" w:themeFillTint="3F"/>
       </w:tcPr>
@@ -4347,11 +5116,11 @@
       <w:tblPr/>
       <w:tcPr>
         <w:tcBorders>
-          <w:top w:val="single" w:sz="8" w:space="0" w:color="8064A2" w:themeColor="accent4"/>
-          <w:left w:val="single" w:sz="8" w:space="0" w:color="8064A2" w:themeColor="accent4"/>
-          <w:bottom w:val="single" w:sz="8" w:space="0" w:color="8064A2" w:themeColor="accent4"/>
-          <w:right w:val="single" w:sz="8" w:space="0" w:color="8064A2" w:themeColor="accent4"/>
-          <w:insideV w:val="single" w:sz="8" w:space="0" w:color="8064A2" w:themeColor="accent4"/>
+          <w:top w:val="single" w:color="8064A2" w:themeColor="accent4" w:sz="8" w:space="0"/>
+          <w:left w:val="single" w:color="8064A2" w:themeColor="accent4" w:sz="8" w:space="0"/>
+          <w:bottom w:val="single" w:color="8064A2" w:themeColor="accent4" w:sz="8" w:space="0"/>
+          <w:right w:val="single" w:color="8064A2" w:themeColor="accent4" w:sz="8" w:space="0"/>
+          <w:insideV w:val="single" w:color="8064A2" w:themeColor="accent4" w:sz="8" w:space="0"/>
         </w:tcBorders>
       </w:tcPr>
     </w:tblStylePr>
@@ -4369,12 +5138,12 @@
       <w:tblStyleColBandSize w:val="1"/>
       <w:tblInd w:w="0" w:type="dxa"/>
       <w:tblBorders>
-        <w:top w:val="single" w:sz="8" w:space="0" w:color="4BACC6" w:themeColor="accent5"/>
-        <w:left w:val="single" w:sz="8" w:space="0" w:color="4BACC6" w:themeColor="accent5"/>
-        <w:bottom w:val="single" w:sz="8" w:space="0" w:color="4BACC6" w:themeColor="accent5"/>
-        <w:right w:val="single" w:sz="8" w:space="0" w:color="4BACC6" w:themeColor="accent5"/>
-        <w:insideH w:val="single" w:sz="8" w:space="0" w:color="4BACC6" w:themeColor="accent5"/>
-        <w:insideV w:val="single" w:sz="8" w:space="0" w:color="4BACC6" w:themeColor="accent5"/>
+        <w:top w:val="single" w:color="4BACC6" w:themeColor="accent5" w:sz="8" w:space="0"/>
+        <w:left w:val="single" w:color="4BACC6" w:themeColor="accent5" w:sz="8" w:space="0"/>
+        <w:bottom w:val="single" w:color="4BACC6" w:themeColor="accent5" w:sz="8" w:space="0"/>
+        <w:right w:val="single" w:color="4BACC6" w:themeColor="accent5" w:sz="8" w:space="0"/>
+        <w:insideH w:val="single" w:color="4BACC6" w:themeColor="accent5" w:sz="8" w:space="0"/>
+        <w:insideV w:val="single" w:color="4BACC6" w:themeColor="accent5" w:sz="8" w:space="0"/>
       </w:tblBorders>
       <w:tblCellMar>
         <w:top w:w="0" w:type="dxa"/>
@@ -4388,19 +5157,19 @@
         <w:spacing w:before="0" w:after="0" w:line="240" w:lineRule="auto"/>
       </w:pPr>
       <w:rPr>
-        <w:rFonts w:asciiTheme="majorHAnsi" w:eastAsiaTheme="majorEastAsia" w:hAnsiTheme="majorHAnsi" w:cstheme="majorBidi"/>
-        <w:b/>
-        <w:bCs/>
-      </w:rPr>
-      <w:tblPr/>
-      <w:tcPr>
-        <w:tcBorders>
-          <w:top w:val="single" w:sz="8" w:space="0" w:color="4BACC6" w:themeColor="accent5"/>
-          <w:left w:val="single" w:sz="8" w:space="0" w:color="4BACC6" w:themeColor="accent5"/>
-          <w:bottom w:val="single" w:sz="18" w:space="0" w:color="4BACC6" w:themeColor="accent5"/>
-          <w:right w:val="single" w:sz="8" w:space="0" w:color="4BACC6" w:themeColor="accent5"/>
-          <w:insideH w:val="nil"/>
-          <w:insideV w:val="single" w:sz="8" w:space="0" w:color="4BACC6" w:themeColor="accent5"/>
+        <w:rFonts w:asciiTheme="majorHAnsi" w:hAnsiTheme="majorHAnsi" w:eastAsiaTheme="majorEastAsia" w:cstheme="majorBidi"/>
+        <w:b/>
+        <w:bCs/>
+      </w:rPr>
+      <w:tblPr/>
+      <w:tcPr>
+        <w:tcBorders>
+          <w:top w:val="single" w:color="4BACC6" w:themeColor="accent5" w:sz="8" w:space="0"/>
+          <w:left w:val="single" w:color="4BACC6" w:themeColor="accent5" w:sz="8" w:space="0"/>
+          <w:bottom w:val="single" w:color="4BACC6" w:themeColor="accent5" w:sz="18" w:space="0"/>
+          <w:right w:val="single" w:color="4BACC6" w:themeColor="accent5" w:sz="8" w:space="0"/>
+          <w:insideH w:val="nil"/>
+          <w:insideV w:val="single" w:color="4BACC6" w:themeColor="accent5" w:sz="8" w:space="0"/>
         </w:tcBorders>
       </w:tcPr>
     </w:tblStylePr>
@@ -4409,42 +5178,42 @@
         <w:spacing w:before="0" w:after="0" w:line="240" w:lineRule="auto"/>
       </w:pPr>
       <w:rPr>
-        <w:rFonts w:asciiTheme="majorHAnsi" w:eastAsiaTheme="majorEastAsia" w:hAnsiTheme="majorHAnsi" w:cstheme="majorBidi"/>
-        <w:b/>
-        <w:bCs/>
-      </w:rPr>
-      <w:tblPr/>
-      <w:tcPr>
-        <w:tcBorders>
-          <w:top w:val="double" w:sz="6" w:space="0" w:color="4BACC6" w:themeColor="accent5"/>
-          <w:left w:val="single" w:sz="8" w:space="0" w:color="4BACC6" w:themeColor="accent5"/>
-          <w:bottom w:val="single" w:sz="8" w:space="0" w:color="4BACC6" w:themeColor="accent5"/>
-          <w:right w:val="single" w:sz="8" w:space="0" w:color="4BACC6" w:themeColor="accent5"/>
-          <w:insideH w:val="nil"/>
-          <w:insideV w:val="single" w:sz="8" w:space="0" w:color="4BACC6" w:themeColor="accent5"/>
+        <w:rFonts w:asciiTheme="majorHAnsi" w:hAnsiTheme="majorHAnsi" w:eastAsiaTheme="majorEastAsia" w:cstheme="majorBidi"/>
+        <w:b/>
+        <w:bCs/>
+      </w:rPr>
+      <w:tblPr/>
+      <w:tcPr>
+        <w:tcBorders>
+          <w:top w:val="double" w:color="4BACC6" w:themeColor="accent5" w:sz="6" w:space="0"/>
+          <w:left w:val="single" w:color="4BACC6" w:themeColor="accent5" w:sz="8" w:space="0"/>
+          <w:bottom w:val="single" w:color="4BACC6" w:themeColor="accent5" w:sz="8" w:space="0"/>
+          <w:right w:val="single" w:color="4BACC6" w:themeColor="accent5" w:sz="8" w:space="0"/>
+          <w:insideH w:val="nil"/>
+          <w:insideV w:val="single" w:color="4BACC6" w:themeColor="accent5" w:sz="8" w:space="0"/>
         </w:tcBorders>
       </w:tcPr>
     </w:tblStylePr>
     <w:tblStylePr w:type="firstCol">
       <w:rPr>
-        <w:rFonts w:asciiTheme="majorHAnsi" w:eastAsiaTheme="majorEastAsia" w:hAnsiTheme="majorHAnsi" w:cstheme="majorBidi"/>
+        <w:rFonts w:asciiTheme="majorHAnsi" w:hAnsiTheme="majorHAnsi" w:eastAsiaTheme="majorEastAsia" w:cstheme="majorBidi"/>
         <w:b/>
         <w:bCs/>
       </w:rPr>
     </w:tblStylePr>
     <w:tblStylePr w:type="lastCol">
       <w:rPr>
-        <w:rFonts w:asciiTheme="majorHAnsi" w:eastAsiaTheme="majorEastAsia" w:hAnsiTheme="majorHAnsi" w:cstheme="majorBidi"/>
-        <w:b/>
-        <w:bCs/>
-      </w:rPr>
-      <w:tblPr/>
-      <w:tcPr>
-        <w:tcBorders>
-          <w:top w:val="single" w:sz="8" w:space="0" w:color="4BACC6" w:themeColor="accent5"/>
-          <w:left w:val="single" w:sz="8" w:space="0" w:color="4BACC6" w:themeColor="accent5"/>
-          <w:bottom w:val="single" w:sz="8" w:space="0" w:color="4BACC6" w:themeColor="accent5"/>
-          <w:right w:val="single" w:sz="8" w:space="0" w:color="4BACC6" w:themeColor="accent5"/>
+        <w:rFonts w:asciiTheme="majorHAnsi" w:hAnsiTheme="majorHAnsi" w:eastAsiaTheme="majorEastAsia" w:cstheme="majorBidi"/>
+        <w:b/>
+        <w:bCs/>
+      </w:rPr>
+      <w:tblPr/>
+      <w:tcPr>
+        <w:tcBorders>
+          <w:top w:val="single" w:color="4BACC6" w:themeColor="accent5" w:sz="8" w:space="0"/>
+          <w:left w:val="single" w:color="4BACC6" w:themeColor="accent5" w:sz="8" w:space="0"/>
+          <w:bottom w:val="single" w:color="4BACC6" w:themeColor="accent5" w:sz="8" w:space="0"/>
+          <w:right w:val="single" w:color="4BACC6" w:themeColor="accent5" w:sz="8" w:space="0"/>
         </w:tcBorders>
       </w:tcPr>
     </w:tblStylePr>
@@ -4452,10 +5221,10 @@
       <w:tblPr/>
       <w:tcPr>
         <w:tcBorders>
-          <w:top w:val="single" w:sz="8" w:space="0" w:color="4BACC6" w:themeColor="accent5"/>
-          <w:left w:val="single" w:sz="8" w:space="0" w:color="4BACC6" w:themeColor="accent5"/>
-          <w:bottom w:val="single" w:sz="8" w:space="0" w:color="4BACC6" w:themeColor="accent5"/>
-          <w:right w:val="single" w:sz="8" w:space="0" w:color="4BACC6" w:themeColor="accent5"/>
+          <w:top w:val="single" w:color="4BACC6" w:themeColor="accent5" w:sz="8" w:space="0"/>
+          <w:left w:val="single" w:color="4BACC6" w:themeColor="accent5" w:sz="8" w:space="0"/>
+          <w:bottom w:val="single" w:color="4BACC6" w:themeColor="accent5" w:sz="8" w:space="0"/>
+          <w:right w:val="single" w:color="4BACC6" w:themeColor="accent5" w:sz="8" w:space="0"/>
         </w:tcBorders>
         <w:shd w:val="clear" w:color="auto" w:fill="D2EAF1" w:themeFill="accent5" w:themeFillTint="3F"/>
       </w:tcPr>
@@ -4464,11 +5233,11 @@
       <w:tblPr/>
       <w:tcPr>
         <w:tcBorders>
-          <w:top w:val="single" w:sz="8" w:space="0" w:color="4BACC6" w:themeColor="accent5"/>
-          <w:left w:val="single" w:sz="8" w:space="0" w:color="4BACC6" w:themeColor="accent5"/>
-          <w:bottom w:val="single" w:sz="8" w:space="0" w:color="4BACC6" w:themeColor="accent5"/>
-          <w:right w:val="single" w:sz="8" w:space="0" w:color="4BACC6" w:themeColor="accent5"/>
-          <w:insideV w:val="single" w:sz="8" w:space="0" w:color="4BACC6" w:themeColor="accent5"/>
+          <w:top w:val="single" w:color="4BACC6" w:themeColor="accent5" w:sz="8" w:space="0"/>
+          <w:left w:val="single" w:color="4BACC6" w:themeColor="accent5" w:sz="8" w:space="0"/>
+          <w:bottom w:val="single" w:color="4BACC6" w:themeColor="accent5" w:sz="8" w:space="0"/>
+          <w:right w:val="single" w:color="4BACC6" w:themeColor="accent5" w:sz="8" w:space="0"/>
+          <w:insideV w:val="single" w:color="4BACC6" w:themeColor="accent5" w:sz="8" w:space="0"/>
         </w:tcBorders>
         <w:shd w:val="clear" w:color="auto" w:fill="D2EAF1" w:themeFill="accent5" w:themeFillTint="3F"/>
       </w:tcPr>
@@ -4477,11 +5246,11 @@
       <w:tblPr/>
       <w:tcPr>
         <w:tcBorders>
-          <w:top w:val="single" w:sz="8" w:space="0" w:color="4BACC6" w:themeColor="accent5"/>
-          <w:left w:val="single" w:sz="8" w:space="0" w:color="4BACC6" w:themeColor="accent5"/>
-          <w:bottom w:val="single" w:sz="8" w:space="0" w:color="4BACC6" w:themeColor="accent5"/>
-          <w:right w:val="single" w:sz="8" w:space="0" w:color="4BACC6" w:themeColor="accent5"/>
-          <w:insideV w:val="single" w:sz="8" w:space="0" w:color="4BACC6" w:themeColor="accent5"/>
+          <w:top w:val="single" w:color="4BACC6" w:themeColor="accent5" w:sz="8" w:space="0"/>
+          <w:left w:val="single" w:color="4BACC6" w:themeColor="accent5" w:sz="8" w:space="0"/>
+          <w:bottom w:val="single" w:color="4BACC6" w:themeColor="accent5" w:sz="8" w:space="0"/>
+          <w:right w:val="single" w:color="4BACC6" w:themeColor="accent5" w:sz="8" w:space="0"/>
+          <w:insideV w:val="single" w:color="4BACC6" w:themeColor="accent5" w:sz="8" w:space="0"/>
         </w:tcBorders>
       </w:tcPr>
     </w:tblStylePr>
@@ -4499,12 +5268,12 @@
       <w:tblStyleColBandSize w:val="1"/>
       <w:tblInd w:w="0" w:type="dxa"/>
       <w:tblBorders>
-        <w:top w:val="single" w:sz="8" w:space="0" w:color="F79646" w:themeColor="accent6"/>
-        <w:left w:val="single" w:sz="8" w:space="0" w:color="F79646" w:themeColor="accent6"/>
-        <w:bottom w:val="single" w:sz="8" w:space="0" w:color="F79646" w:themeColor="accent6"/>
-        <w:right w:val="single" w:sz="8" w:space="0" w:color="F79646" w:themeColor="accent6"/>
-        <w:insideH w:val="single" w:sz="8" w:space="0" w:color="F79646" w:themeColor="accent6"/>
-        <w:insideV w:val="single" w:sz="8" w:space="0" w:color="F79646" w:themeColor="accent6"/>
+        <w:top w:val="single" w:color="F79646" w:themeColor="accent6" w:sz="8" w:space="0"/>
+        <w:left w:val="single" w:color="F79646" w:themeColor="accent6" w:sz="8" w:space="0"/>
+        <w:bottom w:val="single" w:color="F79646" w:themeColor="accent6" w:sz="8" w:space="0"/>
+        <w:right w:val="single" w:color="F79646" w:themeColor="accent6" w:sz="8" w:space="0"/>
+        <w:insideH w:val="single" w:color="F79646" w:themeColor="accent6" w:sz="8" w:space="0"/>
+        <w:insideV w:val="single" w:color="F79646" w:themeColor="accent6" w:sz="8" w:space="0"/>
       </w:tblBorders>
       <w:tblCellMar>
         <w:top w:w="0" w:type="dxa"/>
@@ -4518,19 +5287,19 @@
         <w:spacing w:before="0" w:after="0" w:line="240" w:lineRule="auto"/>
       </w:pPr>
       <w:rPr>
-        <w:rFonts w:asciiTheme="majorHAnsi" w:eastAsiaTheme="majorEastAsia" w:hAnsiTheme="majorHAnsi" w:cstheme="majorBidi"/>
-        <w:b/>
-        <w:bCs/>
-      </w:rPr>
-      <w:tblPr/>
-      <w:tcPr>
-        <w:tcBorders>
-          <w:top w:val="single" w:sz="8" w:space="0" w:color="F79646" w:themeColor="accent6"/>
-          <w:left w:val="single" w:sz="8" w:space="0" w:color="F79646" w:themeColor="accent6"/>
-          <w:bottom w:val="single" w:sz="18" w:space="0" w:color="F79646" w:themeColor="accent6"/>
-          <w:right w:val="single" w:sz="8" w:space="0" w:color="F79646" w:themeColor="accent6"/>
-          <w:insideH w:val="nil"/>
-          <w:insideV w:val="single" w:sz="8" w:space="0" w:color="F79646" w:themeColor="accent6"/>
+        <w:rFonts w:asciiTheme="majorHAnsi" w:hAnsiTheme="majorHAnsi" w:eastAsiaTheme="majorEastAsia" w:cstheme="majorBidi"/>
+        <w:b/>
+        <w:bCs/>
+      </w:rPr>
+      <w:tblPr/>
+      <w:tcPr>
+        <w:tcBorders>
+          <w:top w:val="single" w:color="F79646" w:themeColor="accent6" w:sz="8" w:space="0"/>
+          <w:left w:val="single" w:color="F79646" w:themeColor="accent6" w:sz="8" w:space="0"/>
+          <w:bottom w:val="single" w:color="F79646" w:themeColor="accent6" w:sz="18" w:space="0"/>
+          <w:right w:val="single" w:color="F79646" w:themeColor="accent6" w:sz="8" w:space="0"/>
+          <w:insideH w:val="nil"/>
+          <w:insideV w:val="single" w:color="F79646" w:themeColor="accent6" w:sz="8" w:space="0"/>
         </w:tcBorders>
       </w:tcPr>
     </w:tblStylePr>
@@ -4539,42 +5308,42 @@
         <w:spacing w:before="0" w:after="0" w:line="240" w:lineRule="auto"/>
       </w:pPr>
       <w:rPr>
-        <w:rFonts w:asciiTheme="majorHAnsi" w:eastAsiaTheme="majorEastAsia" w:hAnsiTheme="majorHAnsi" w:cstheme="majorBidi"/>
-        <w:b/>
-        <w:bCs/>
-      </w:rPr>
-      <w:tblPr/>
-      <w:tcPr>
-        <w:tcBorders>
-          <w:top w:val="double" w:sz="6" w:space="0" w:color="F79646" w:themeColor="accent6"/>
-          <w:left w:val="single" w:sz="8" w:space="0" w:color="F79646" w:themeColor="accent6"/>
-          <w:bottom w:val="single" w:sz="8" w:space="0" w:color="F79646" w:themeColor="accent6"/>
-          <w:right w:val="single" w:sz="8" w:space="0" w:color="F79646" w:themeColor="accent6"/>
-          <w:insideH w:val="nil"/>
-          <w:insideV w:val="single" w:sz="8" w:space="0" w:color="F79646" w:themeColor="accent6"/>
+        <w:rFonts w:asciiTheme="majorHAnsi" w:hAnsiTheme="majorHAnsi" w:eastAsiaTheme="majorEastAsia" w:cstheme="majorBidi"/>
+        <w:b/>
+        <w:bCs/>
+      </w:rPr>
+      <w:tblPr/>
+      <w:tcPr>
+        <w:tcBorders>
+          <w:top w:val="double" w:color="F79646" w:themeColor="accent6" w:sz="6" w:space="0"/>
+          <w:left w:val="single" w:color="F79646" w:themeColor="accent6" w:sz="8" w:space="0"/>
+          <w:bottom w:val="single" w:color="F79646" w:themeColor="accent6" w:sz="8" w:space="0"/>
+          <w:right w:val="single" w:color="F79646" w:themeColor="accent6" w:sz="8" w:space="0"/>
+          <w:insideH w:val="nil"/>
+          <w:insideV w:val="single" w:color="F79646" w:themeColor="accent6" w:sz="8" w:space="0"/>
         </w:tcBorders>
       </w:tcPr>
     </w:tblStylePr>
     <w:tblStylePr w:type="firstCol">
       <w:rPr>
-        <w:rFonts w:asciiTheme="majorHAnsi" w:eastAsiaTheme="majorEastAsia" w:hAnsiTheme="majorHAnsi" w:cstheme="majorBidi"/>
+        <w:rFonts w:asciiTheme="majorHAnsi" w:hAnsiTheme="majorHAnsi" w:eastAsiaTheme="majorEastAsia" w:cstheme="majorBidi"/>
         <w:b/>
         <w:bCs/>
       </w:rPr>
     </w:tblStylePr>
     <w:tblStylePr w:type="lastCol">
       <w:rPr>
-        <w:rFonts w:asciiTheme="majorHAnsi" w:eastAsiaTheme="majorEastAsia" w:hAnsiTheme="majorHAnsi" w:cstheme="majorBidi"/>
-        <w:b/>
-        <w:bCs/>
-      </w:rPr>
-      <w:tblPr/>
-      <w:tcPr>
-        <w:tcBorders>
-          <w:top w:val="single" w:sz="8" w:space="0" w:color="F79646" w:themeColor="accent6"/>
-          <w:left w:val="single" w:sz="8" w:space="0" w:color="F79646" w:themeColor="accent6"/>
-          <w:bottom w:val="single" w:sz="8" w:space="0" w:color="F79646" w:themeColor="accent6"/>
-          <w:right w:val="single" w:sz="8" w:space="0" w:color="F79646" w:themeColor="accent6"/>
+        <w:rFonts w:asciiTheme="majorHAnsi" w:hAnsiTheme="majorHAnsi" w:eastAsiaTheme="majorEastAsia" w:cstheme="majorBidi"/>
+        <w:b/>
+        <w:bCs/>
+      </w:rPr>
+      <w:tblPr/>
+      <w:tcPr>
+        <w:tcBorders>
+          <w:top w:val="single" w:color="F79646" w:themeColor="accent6" w:sz="8" w:space="0"/>
+          <w:left w:val="single" w:color="F79646" w:themeColor="accent6" w:sz="8" w:space="0"/>
+          <w:bottom w:val="single" w:color="F79646" w:themeColor="accent6" w:sz="8" w:space="0"/>
+          <w:right w:val="single" w:color="F79646" w:themeColor="accent6" w:sz="8" w:space="0"/>
         </w:tcBorders>
       </w:tcPr>
     </w:tblStylePr>
@@ -4582,10 +5351,10 @@
       <w:tblPr/>
       <w:tcPr>
         <w:tcBorders>
-          <w:top w:val="single" w:sz="8" w:space="0" w:color="F79646" w:themeColor="accent6"/>
-          <w:left w:val="single" w:sz="8" w:space="0" w:color="F79646" w:themeColor="accent6"/>
-          <w:bottom w:val="single" w:sz="8" w:space="0" w:color="F79646" w:themeColor="accent6"/>
-          <w:right w:val="single" w:sz="8" w:space="0" w:color="F79646" w:themeColor="accent6"/>
+          <w:top w:val="single" w:color="F79646" w:themeColor="accent6" w:sz="8" w:space="0"/>
+          <w:left w:val="single" w:color="F79646" w:themeColor="accent6" w:sz="8" w:space="0"/>
+          <w:bottom w:val="single" w:color="F79646" w:themeColor="accent6" w:sz="8" w:space="0"/>
+          <w:right w:val="single" w:color="F79646" w:themeColor="accent6" w:sz="8" w:space="0"/>
         </w:tcBorders>
         <w:shd w:val="clear" w:color="auto" w:fill="FDE4D0" w:themeFill="accent6" w:themeFillTint="3F"/>
       </w:tcPr>
@@ -4594,11 +5363,11 @@
       <w:tblPr/>
       <w:tcPr>
         <w:tcBorders>
-          <w:top w:val="single" w:sz="8" w:space="0" w:color="F79646" w:themeColor="accent6"/>
-          <w:left w:val="single" w:sz="8" w:space="0" w:color="F79646" w:themeColor="accent6"/>
-          <w:bottom w:val="single" w:sz="8" w:space="0" w:color="F79646" w:themeColor="accent6"/>
-          <w:right w:val="single" w:sz="8" w:space="0" w:color="F79646" w:themeColor="accent6"/>
-          <w:insideV w:val="single" w:sz="8" w:space="0" w:color="F79646" w:themeColor="accent6"/>
+          <w:top w:val="single" w:color="F79646" w:themeColor="accent6" w:sz="8" w:space="0"/>
+          <w:left w:val="single" w:color="F79646" w:themeColor="accent6" w:sz="8" w:space="0"/>
+          <w:bottom w:val="single" w:color="F79646" w:themeColor="accent6" w:sz="8" w:space="0"/>
+          <w:right w:val="single" w:color="F79646" w:themeColor="accent6" w:sz="8" w:space="0"/>
+          <w:insideV w:val="single" w:color="F79646" w:themeColor="accent6" w:sz="8" w:space="0"/>
         </w:tcBorders>
         <w:shd w:val="clear" w:color="auto" w:fill="FDE4D0" w:themeFill="accent6" w:themeFillTint="3F"/>
       </w:tcPr>
@@ -4607,11 +5376,11 @@
       <w:tblPr/>
       <w:tcPr>
         <w:tcBorders>
-          <w:top w:val="single" w:sz="8" w:space="0" w:color="F79646" w:themeColor="accent6"/>
-          <w:left w:val="single" w:sz="8" w:space="0" w:color="F79646" w:themeColor="accent6"/>
-          <w:bottom w:val="single" w:sz="8" w:space="0" w:color="F79646" w:themeColor="accent6"/>
-          <w:right w:val="single" w:sz="8" w:space="0" w:color="F79646" w:themeColor="accent6"/>
-          <w:insideV w:val="single" w:sz="8" w:space="0" w:color="F79646" w:themeColor="accent6"/>
+          <w:top w:val="single" w:color="F79646" w:themeColor="accent6" w:sz="8" w:space="0"/>
+          <w:left w:val="single" w:color="F79646" w:themeColor="accent6" w:sz="8" w:space="0"/>
+          <w:bottom w:val="single" w:color="F79646" w:themeColor="accent6" w:sz="8" w:space="0"/>
+          <w:right w:val="single" w:color="F79646" w:themeColor="accent6" w:sz="8" w:space="0"/>
+          <w:insideV w:val="single" w:color="F79646" w:themeColor="accent6" w:sz="8" w:space="0"/>
         </w:tcBorders>
       </w:tcPr>
     </w:tblStylePr>
@@ -4629,11 +5398,11 @@
       <w:tblStyleColBandSize w:val="1"/>
       <w:tblInd w:w="0" w:type="dxa"/>
       <w:tblBorders>
-        <w:top w:val="single" w:sz="8" w:space="0" w:color="404040" w:themeColor="text1" w:themeTint="BF"/>
-        <w:left w:val="single" w:sz="8" w:space="0" w:color="404040" w:themeColor="text1" w:themeTint="BF"/>
-        <w:bottom w:val="single" w:sz="8" w:space="0" w:color="404040" w:themeColor="text1" w:themeTint="BF"/>
-        <w:right w:val="single" w:sz="8" w:space="0" w:color="404040" w:themeColor="text1" w:themeTint="BF"/>
-        <w:insideH w:val="single" w:sz="8" w:space="0" w:color="404040" w:themeColor="text1" w:themeTint="BF"/>
+        <w:top w:val="single" w:color="404040" w:themeColor="text1" w:themeTint="BF" w:sz="8" w:space="0"/>
+        <w:left w:val="single" w:color="404040" w:themeColor="text1" w:themeTint="BF" w:sz="8" w:space="0"/>
+        <w:bottom w:val="single" w:color="404040" w:themeColor="text1" w:themeTint="BF" w:sz="8" w:space="0"/>
+        <w:right w:val="single" w:color="404040" w:themeColor="text1" w:themeTint="BF" w:sz="8" w:space="0"/>
+        <w:insideH w:val="single" w:color="404040" w:themeColor="text1" w:themeTint="BF" w:sz="8" w:space="0"/>
       </w:tblBorders>
       <w:tblCellMar>
         <w:top w:w="0" w:type="dxa"/>
@@ -4654,10 +5423,10 @@
       <w:tblPr/>
       <w:tcPr>
         <w:tcBorders>
-          <w:top w:val="single" w:sz="8" w:space="0" w:color="404040" w:themeColor="text1" w:themeTint="BF"/>
-          <w:left w:val="single" w:sz="8" w:space="0" w:color="404040" w:themeColor="text1" w:themeTint="BF"/>
-          <w:bottom w:val="single" w:sz="8" w:space="0" w:color="404040" w:themeColor="text1" w:themeTint="BF"/>
-          <w:right w:val="single" w:sz="8" w:space="0" w:color="404040" w:themeColor="text1" w:themeTint="BF"/>
+          <w:top w:val="single" w:color="404040" w:themeColor="text1" w:themeTint="BF" w:sz="8" w:space="0"/>
+          <w:left w:val="single" w:color="404040" w:themeColor="text1" w:themeTint="BF" w:sz="8" w:space="0"/>
+          <w:bottom w:val="single" w:color="404040" w:themeColor="text1" w:themeTint="BF" w:sz="8" w:space="0"/>
+          <w:right w:val="single" w:color="404040" w:themeColor="text1" w:themeTint="BF" w:sz="8" w:space="0"/>
           <w:insideH w:val="nil"/>
           <w:insideV w:val="nil"/>
         </w:tcBorders>
@@ -4675,10 +5444,10 @@
       <w:tblPr/>
       <w:tcPr>
         <w:tcBorders>
-          <w:top w:val="double" w:sz="6" w:space="0" w:color="404040" w:themeColor="text1" w:themeTint="BF"/>
-          <w:left w:val="single" w:sz="8" w:space="0" w:color="404040" w:themeColor="text1" w:themeTint="BF"/>
-          <w:bottom w:val="single" w:sz="8" w:space="0" w:color="404040" w:themeColor="text1" w:themeTint="BF"/>
-          <w:right w:val="single" w:sz="8" w:space="0" w:color="404040" w:themeColor="text1" w:themeTint="BF"/>
+          <w:top w:val="double" w:color="404040" w:themeColor="text1" w:themeTint="BF" w:sz="6" w:space="0"/>
+          <w:left w:val="single" w:color="404040" w:themeColor="text1" w:themeTint="BF" w:sz="8" w:space="0"/>
+          <w:bottom w:val="single" w:color="404040" w:themeColor="text1" w:themeTint="BF" w:sz="8" w:space="0"/>
+          <w:right w:val="single" w:color="404040" w:themeColor="text1" w:themeTint="BF" w:sz="8" w:space="0"/>
           <w:insideH w:val="nil"/>
           <w:insideV w:val="nil"/>
         </w:tcBorders>
@@ -4735,11 +5504,11 @@
       <w:tblStyleColBandSize w:val="1"/>
       <w:tblInd w:w="0" w:type="dxa"/>
       <w:tblBorders>
-        <w:top w:val="single" w:sz="8" w:space="0" w:color="7BA0CD" w:themeColor="accent1" w:themeTint="BF"/>
-        <w:left w:val="single" w:sz="8" w:space="0" w:color="7BA0CD" w:themeColor="accent1" w:themeTint="BF"/>
-        <w:bottom w:val="single" w:sz="8" w:space="0" w:color="7BA0CD" w:themeColor="accent1" w:themeTint="BF"/>
-        <w:right w:val="single" w:sz="8" w:space="0" w:color="7BA0CD" w:themeColor="accent1" w:themeTint="BF"/>
-        <w:insideH w:val="single" w:sz="8" w:space="0" w:color="7BA0CD" w:themeColor="accent1" w:themeTint="BF"/>
+        <w:top w:val="single" w:color="7BA0CD" w:themeColor="accent1" w:themeTint="BF" w:sz="8" w:space="0"/>
+        <w:left w:val="single" w:color="7BA0CD" w:themeColor="accent1" w:themeTint="BF" w:sz="8" w:space="0"/>
+        <w:bottom w:val="single" w:color="7BA0CD" w:themeColor="accent1" w:themeTint="BF" w:sz="8" w:space="0"/>
+        <w:right w:val="single" w:color="7BA0CD" w:themeColor="accent1" w:themeTint="BF" w:sz="8" w:space="0"/>
+        <w:insideH w:val="single" w:color="7BA0CD" w:themeColor="accent1" w:themeTint="BF" w:sz="8" w:space="0"/>
       </w:tblBorders>
       <w:tblCellMar>
         <w:top w:w="0" w:type="dxa"/>
@@ -4760,10 +5529,10 @@
       <w:tblPr/>
       <w:tcPr>
         <w:tcBorders>
-          <w:top w:val="single" w:sz="8" w:space="0" w:color="7BA0CD" w:themeColor="accent1" w:themeTint="BF"/>
-          <w:left w:val="single" w:sz="8" w:space="0" w:color="7BA0CD" w:themeColor="accent1" w:themeTint="BF"/>
-          <w:bottom w:val="single" w:sz="8" w:space="0" w:color="7BA0CD" w:themeColor="accent1" w:themeTint="BF"/>
-          <w:right w:val="single" w:sz="8" w:space="0" w:color="7BA0CD" w:themeColor="accent1" w:themeTint="BF"/>
+          <w:top w:val="single" w:color="7BA0CD" w:themeColor="accent1" w:themeTint="BF" w:sz="8" w:space="0"/>
+          <w:left w:val="single" w:color="7BA0CD" w:themeColor="accent1" w:themeTint="BF" w:sz="8" w:space="0"/>
+          <w:bottom w:val="single" w:color="7BA0CD" w:themeColor="accent1" w:themeTint="BF" w:sz="8" w:space="0"/>
+          <w:right w:val="single" w:color="7BA0CD" w:themeColor="accent1" w:themeTint="BF" w:sz="8" w:space="0"/>
           <w:insideH w:val="nil"/>
           <w:insideV w:val="nil"/>
         </w:tcBorders>
@@ -4781,10 +5550,10 @@
       <w:tblPr/>
       <w:tcPr>
         <w:tcBorders>
-          <w:top w:val="double" w:sz="6" w:space="0" w:color="7BA0CD" w:themeColor="accent1" w:themeTint="BF"/>
-          <w:left w:val="single" w:sz="8" w:space="0" w:color="7BA0CD" w:themeColor="accent1" w:themeTint="BF"/>
-          <w:bottom w:val="single" w:sz="8" w:space="0" w:color="7BA0CD" w:themeColor="accent1" w:themeTint="BF"/>
-          <w:right w:val="single" w:sz="8" w:space="0" w:color="7BA0CD" w:themeColor="accent1" w:themeTint="BF"/>
+          <w:top w:val="double" w:color="7BA0CD" w:themeColor="accent1" w:themeTint="BF" w:sz="6" w:space="0"/>
+          <w:left w:val="single" w:color="7BA0CD" w:themeColor="accent1" w:themeTint="BF" w:sz="8" w:space="0"/>
+          <w:bottom w:val="single" w:color="7BA0CD" w:themeColor="accent1" w:themeTint="BF" w:sz="8" w:space="0"/>
+          <w:right w:val="single" w:color="7BA0CD" w:themeColor="accent1" w:themeTint="BF" w:sz="8" w:space="0"/>
           <w:insideH w:val="nil"/>
           <w:insideV w:val="nil"/>
         </w:tcBorders>
@@ -4841,11 +5610,11 @@
       <w:tblStyleColBandSize w:val="1"/>
       <w:tblInd w:w="0" w:type="dxa"/>
       <w:tblBorders>
-        <w:top w:val="single" w:sz="8" w:space="0" w:color="CF7B79" w:themeColor="accent2" w:themeTint="BF"/>
-        <w:left w:val="single" w:sz="8" w:space="0" w:color="CF7B79" w:themeColor="accent2" w:themeTint="BF"/>
-        <w:bottom w:val="single" w:sz="8" w:space="0" w:color="CF7B79" w:themeColor="accent2" w:themeTint="BF"/>
-        <w:right w:val="single" w:sz="8" w:space="0" w:color="CF7B79" w:themeColor="accent2" w:themeTint="BF"/>
-        <w:insideH w:val="single" w:sz="8" w:space="0" w:color="CF7B79" w:themeColor="accent2" w:themeTint="BF"/>
+        <w:top w:val="single" w:color="CF7B79" w:themeColor="accent2" w:themeTint="BF" w:sz="8" w:space="0"/>
+        <w:left w:val="single" w:color="CF7B79" w:themeColor="accent2" w:themeTint="BF" w:sz="8" w:space="0"/>
+        <w:bottom w:val="single" w:color="CF7B79" w:themeColor="accent2" w:themeTint="BF" w:sz="8" w:space="0"/>
+        <w:right w:val="single" w:color="CF7B79" w:themeColor="accent2" w:themeTint="BF" w:sz="8" w:space="0"/>
+        <w:insideH w:val="single" w:color="CF7B79" w:themeColor="accent2" w:themeTint="BF" w:sz="8" w:space="0"/>
       </w:tblBorders>
       <w:tblCellMar>
         <w:top w:w="0" w:type="dxa"/>
@@ -4866,10 +5635,10 @@
       <w:tblPr/>
       <w:tcPr>
         <w:tcBorders>
-          <w:top w:val="single" w:sz="8" w:space="0" w:color="CF7B79" w:themeColor="accent2" w:themeTint="BF"/>
-          <w:left w:val="single" w:sz="8" w:space="0" w:color="CF7B79" w:themeColor="accent2" w:themeTint="BF"/>
-          <w:bottom w:val="single" w:sz="8" w:space="0" w:color="CF7B79" w:themeColor="accent2" w:themeTint="BF"/>
-          <w:right w:val="single" w:sz="8" w:space="0" w:color="CF7B79" w:themeColor="accent2" w:themeTint="BF"/>
+          <w:top w:val="single" w:color="CF7B79" w:themeColor="accent2" w:themeTint="BF" w:sz="8" w:space="0"/>
+          <w:left w:val="single" w:color="CF7B79" w:themeColor="accent2" w:themeTint="BF" w:sz="8" w:space="0"/>
+          <w:bottom w:val="single" w:color="CF7B79" w:themeColor="accent2" w:themeTint="BF" w:sz="8" w:space="0"/>
+          <w:right w:val="single" w:color="CF7B79" w:themeColor="accent2" w:themeTint="BF" w:sz="8" w:space="0"/>
           <w:insideH w:val="nil"/>
           <w:insideV w:val="nil"/>
         </w:tcBorders>
@@ -4887,10 +5656,10 @@
       <w:tblPr/>
       <w:tcPr>
         <w:tcBorders>
-          <w:top w:val="double" w:sz="6" w:space="0" w:color="CF7B79" w:themeColor="accent2" w:themeTint="BF"/>
-          <w:left w:val="single" w:sz="8" w:space="0" w:color="CF7B79" w:themeColor="accent2" w:themeTint="BF"/>
-          <w:bottom w:val="single" w:sz="8" w:space="0" w:color="CF7B79" w:themeColor="accent2" w:themeTint="BF"/>
-          <w:right w:val="single" w:sz="8" w:space="0" w:color="CF7B79" w:themeColor="accent2" w:themeTint="BF"/>
+          <w:top w:val="double" w:color="CF7B79" w:themeColor="accent2" w:themeTint="BF" w:sz="6" w:space="0"/>
+          <w:left w:val="single" w:color="CF7B79" w:themeColor="accent2" w:themeTint="BF" w:sz="8" w:space="0"/>
+          <w:bottom w:val="single" w:color="CF7B79" w:themeColor="accent2" w:themeTint="BF" w:sz="8" w:space="0"/>
+          <w:right w:val="single" w:color="CF7B79" w:themeColor="accent2" w:themeTint="BF" w:sz="8" w:space="0"/>
           <w:insideH w:val="nil"/>
           <w:insideV w:val="nil"/>
         </w:tcBorders>
@@ -4947,11 +5716,11 @@
       <w:tblStyleColBandSize w:val="1"/>
       <w:tblInd w:w="0" w:type="dxa"/>
       <w:tblBorders>
-        <w:top w:val="single" w:sz="8" w:space="0" w:color="B3CC82" w:themeColor="accent3" w:themeTint="BF"/>
-        <w:left w:val="single" w:sz="8" w:space="0" w:color="B3CC82" w:themeColor="accent3" w:themeTint="BF"/>
-        <w:bottom w:val="single" w:sz="8" w:space="0" w:color="B3CC82" w:themeColor="accent3" w:themeTint="BF"/>
-        <w:right w:val="single" w:sz="8" w:space="0" w:color="B3CC82" w:themeColor="accent3" w:themeTint="BF"/>
-        <w:insideH w:val="single" w:sz="8" w:space="0" w:color="B3CC82" w:themeColor="accent3" w:themeTint="BF"/>
+        <w:top w:val="single" w:color="B3CC82" w:themeColor="accent3" w:themeTint="BF" w:sz="8" w:space="0"/>
+        <w:left w:val="single" w:color="B3CC82" w:themeColor="accent3" w:themeTint="BF" w:sz="8" w:space="0"/>
+        <w:bottom w:val="single" w:color="B3CC82" w:themeColor="accent3" w:themeTint="BF" w:sz="8" w:space="0"/>
+        <w:right w:val="single" w:color="B3CC82" w:themeColor="accent3" w:themeTint="BF" w:sz="8" w:space="0"/>
+        <w:insideH w:val="single" w:color="B3CC82" w:themeColor="accent3" w:themeTint="BF" w:sz="8" w:space="0"/>
       </w:tblBorders>
       <w:tblCellMar>
         <w:top w:w="0" w:type="dxa"/>
@@ -4972,10 +5741,10 @@
       <w:tblPr/>
       <w:tcPr>
         <w:tcBorders>
-          <w:top w:val="single" w:sz="8" w:space="0" w:color="B3CC82" w:themeColor="accent3" w:themeTint="BF"/>
-          <w:left w:val="single" w:sz="8" w:space="0" w:color="B3CC82" w:themeColor="accent3" w:themeTint="BF"/>
-          <w:bottom w:val="single" w:sz="8" w:space="0" w:color="B3CC82" w:themeColor="accent3" w:themeTint="BF"/>
-          <w:right w:val="single" w:sz="8" w:space="0" w:color="B3CC82" w:themeColor="accent3" w:themeTint="BF"/>
+          <w:top w:val="single" w:color="B3CC82" w:themeColor="accent3" w:themeTint="BF" w:sz="8" w:space="0"/>
+          <w:left w:val="single" w:color="B3CC82" w:themeColor="accent3" w:themeTint="BF" w:sz="8" w:space="0"/>
+          <w:bottom w:val="single" w:color="B3CC82" w:themeColor="accent3" w:themeTint="BF" w:sz="8" w:space="0"/>
+          <w:right w:val="single" w:color="B3CC82" w:themeColor="accent3" w:themeTint="BF" w:sz="8" w:space="0"/>
           <w:insideH w:val="nil"/>
           <w:insideV w:val="nil"/>
         </w:tcBorders>
@@ -4993,10 +5762,10 @@
       <w:tblPr/>
       <w:tcPr>
         <w:tcBorders>
-          <w:top w:val="double" w:sz="6" w:space="0" w:color="B3CC82" w:themeColor="accent3" w:themeTint="BF"/>
-          <w:left w:val="single" w:sz="8" w:space="0" w:color="B3CC82" w:themeColor="accent3" w:themeTint="BF"/>
-          <w:bottom w:val="single" w:sz="8" w:space="0" w:color="B3CC82" w:themeColor="accent3" w:themeTint="BF"/>
-          <w:right w:val="single" w:sz="8" w:space="0" w:color="B3CC82" w:themeColor="accent3" w:themeTint="BF"/>
+          <w:top w:val="double" w:color="B3CC82" w:themeColor="accent3" w:themeTint="BF" w:sz="6" w:space="0"/>
+          <w:left w:val="single" w:color="B3CC82" w:themeColor="accent3" w:themeTint="BF" w:sz="8" w:space="0"/>
+          <w:bottom w:val="single" w:color="B3CC82" w:themeColor="accent3" w:themeTint="BF" w:sz="8" w:space="0"/>
+          <w:right w:val="single" w:color="B3CC82" w:themeColor="accent3" w:themeTint="BF" w:sz="8" w:space="0"/>
           <w:insideH w:val="nil"/>
           <w:insideV w:val="nil"/>
         </w:tcBorders>
@@ -5053,11 +5822,11 @@
       <w:tblStyleColBandSize w:val="1"/>
       <w:tblInd w:w="0" w:type="dxa"/>
       <w:tblBorders>
-        <w:top w:val="single" w:sz="8" w:space="0" w:color="9F8AB9" w:themeColor="accent4" w:themeTint="BF"/>
-        <w:left w:val="single" w:sz="8" w:space="0" w:color="9F8AB9" w:themeColor="accent4" w:themeTint="BF"/>
-        <w:bottom w:val="single" w:sz="8" w:space="0" w:color="9F8AB9" w:themeColor="accent4" w:themeTint="BF"/>
-        <w:right w:val="single" w:sz="8" w:space="0" w:color="9F8AB9" w:themeColor="accent4" w:themeTint="BF"/>
-        <w:insideH w:val="single" w:sz="8" w:space="0" w:color="9F8AB9" w:themeColor="accent4" w:themeTint="BF"/>
+        <w:top w:val="single" w:color="9F8AB9" w:themeColor="accent4" w:themeTint="BF" w:sz="8" w:space="0"/>
+        <w:left w:val="single" w:color="9F8AB9" w:themeColor="accent4" w:themeTint="BF" w:sz="8" w:space="0"/>
+        <w:bottom w:val="single" w:color="9F8AB9" w:themeColor="accent4" w:themeTint="BF" w:sz="8" w:space="0"/>
+        <w:right w:val="single" w:color="9F8AB9" w:themeColor="accent4" w:themeTint="BF" w:sz="8" w:space="0"/>
+        <w:insideH w:val="single" w:color="9F8AB9" w:themeColor="accent4" w:themeTint="BF" w:sz="8" w:space="0"/>
       </w:tblBorders>
       <w:tblCellMar>
         <w:top w:w="0" w:type="dxa"/>
@@ -5078,10 +5847,10 @@
       <w:tblPr/>
       <w:tcPr>
         <w:tcBorders>
-          <w:top w:val="single" w:sz="8" w:space="0" w:color="9F8AB9" w:themeColor="accent4" w:themeTint="BF"/>
-          <w:left w:val="single" w:sz="8" w:space="0" w:color="9F8AB9" w:themeColor="accent4" w:themeTint="BF"/>
-          <w:bottom w:val="single" w:sz="8" w:space="0" w:color="9F8AB9" w:themeColor="accent4" w:themeTint="BF"/>
-          <w:right w:val="single" w:sz="8" w:space="0" w:color="9F8AB9" w:themeColor="accent4" w:themeTint="BF"/>
+          <w:top w:val="single" w:color="9F8AB9" w:themeColor="accent4" w:themeTint="BF" w:sz="8" w:space="0"/>
+          <w:left w:val="single" w:color="9F8AB9" w:themeColor="accent4" w:themeTint="BF" w:sz="8" w:space="0"/>
+          <w:bottom w:val="single" w:color="9F8AB9" w:themeColor="accent4" w:themeTint="BF" w:sz="8" w:space="0"/>
+          <w:right w:val="single" w:color="9F8AB9" w:themeColor="accent4" w:themeTint="BF" w:sz="8" w:space="0"/>
           <w:insideH w:val="nil"/>
           <w:insideV w:val="nil"/>
         </w:tcBorders>
@@ -5099,10 +5868,10 @@
       <w:tblPr/>
       <w:tcPr>
         <w:tcBorders>
-          <w:top w:val="double" w:sz="6" w:space="0" w:color="9F8AB9" w:themeColor="accent4" w:themeTint="BF"/>
-          <w:left w:val="single" w:sz="8" w:space="0" w:color="9F8AB9" w:themeColor="accent4" w:themeTint="BF"/>
-          <w:bottom w:val="single" w:sz="8" w:space="0" w:color="9F8AB9" w:themeColor="accent4" w:themeTint="BF"/>
-          <w:right w:val="single" w:sz="8" w:space="0" w:color="9F8AB9" w:themeColor="accent4" w:themeTint="BF"/>
+          <w:top w:val="double" w:color="9F8AB9" w:themeColor="accent4" w:themeTint="BF" w:sz="6" w:space="0"/>
+          <w:left w:val="single" w:color="9F8AB9" w:themeColor="accent4" w:themeTint="BF" w:sz="8" w:space="0"/>
+          <w:bottom w:val="single" w:color="9F8AB9" w:themeColor="accent4" w:themeTint="BF" w:sz="8" w:space="0"/>
+          <w:right w:val="single" w:color="9F8AB9" w:themeColor="accent4" w:themeTint="BF" w:sz="8" w:space="0"/>
           <w:insideH w:val="nil"/>
           <w:insideV w:val="nil"/>
         </w:tcBorders>
@@ -5159,11 +5928,11 @@
       <w:tblStyleColBandSize w:val="1"/>
       <w:tblInd w:w="0" w:type="dxa"/>
       <w:tblBorders>
-        <w:top w:val="single" w:sz="8" w:space="0" w:color="78C0D4" w:themeColor="accent5" w:themeTint="BF"/>
-        <w:left w:val="single" w:sz="8" w:space="0" w:color="78C0D4" w:themeColor="accent5" w:themeTint="BF"/>
-        <w:bottom w:val="single" w:sz="8" w:space="0" w:color="78C0D4" w:themeColor="accent5" w:themeTint="BF"/>
-        <w:right w:val="single" w:sz="8" w:space="0" w:color="78C0D4" w:themeColor="accent5" w:themeTint="BF"/>
-        <w:insideH w:val="single" w:sz="8" w:space="0" w:color="78C0D4" w:themeColor="accent5" w:themeTint="BF"/>
+        <w:top w:val="single" w:color="78C0D4" w:themeColor="accent5" w:themeTint="BF" w:sz="8" w:space="0"/>
+        <w:left w:val="single" w:color="78C0D4" w:themeColor="accent5" w:themeTint="BF" w:sz="8" w:space="0"/>
+        <w:bottom w:val="single" w:color="78C0D4" w:themeColor="accent5" w:themeTint="BF" w:sz="8" w:space="0"/>
+        <w:right w:val="single" w:color="78C0D4" w:themeColor="accent5" w:themeTint="BF" w:sz="8" w:space="0"/>
+        <w:insideH w:val="single" w:color="78C0D4" w:themeColor="accent5" w:themeTint="BF" w:sz="8" w:space="0"/>
       </w:tblBorders>
       <w:tblCellMar>
         <w:top w:w="0" w:type="dxa"/>
@@ -5184,10 +5953,10 @@
       <w:tblPr/>
       <w:tcPr>
         <w:tcBorders>
-          <w:top w:val="single" w:sz="8" w:space="0" w:color="78C0D4" w:themeColor="accent5" w:themeTint="BF"/>
-          <w:left w:val="single" w:sz="8" w:space="0" w:color="78C0D4" w:themeColor="accent5" w:themeTint="BF"/>
-          <w:bottom w:val="single" w:sz="8" w:space="0" w:color="78C0D4" w:themeColor="accent5" w:themeTint="BF"/>
-          <w:right w:val="single" w:sz="8" w:space="0" w:color="78C0D4" w:themeColor="accent5" w:themeTint="BF"/>
+          <w:top w:val="single" w:color="78C0D4" w:themeColor="accent5" w:themeTint="BF" w:sz="8" w:space="0"/>
+          <w:left w:val="single" w:color="78C0D4" w:themeColor="accent5" w:themeTint="BF" w:sz="8" w:space="0"/>
+          <w:bottom w:val="single" w:color="78C0D4" w:themeColor="accent5" w:themeTint="BF" w:sz="8" w:space="0"/>
+          <w:right w:val="single" w:color="78C0D4" w:themeColor="accent5" w:themeTint="BF" w:sz="8" w:space="0"/>
           <w:insideH w:val="nil"/>
           <w:insideV w:val="nil"/>
         </w:tcBorders>
@@ -5205,10 +5974,10 @@
       <w:tblPr/>
       <w:tcPr>
         <w:tcBorders>
-          <w:top w:val="double" w:sz="6" w:space="0" w:color="78C0D4" w:themeColor="accent5" w:themeTint="BF"/>
-          <w:left w:val="single" w:sz="8" w:space="0" w:color="78C0D4" w:themeColor="accent5" w:themeTint="BF"/>
-          <w:bottom w:val="single" w:sz="8" w:space="0" w:color="78C0D4" w:themeColor="accent5" w:themeTint="BF"/>
-          <w:right w:val="single" w:sz="8" w:space="0" w:color="78C0D4" w:themeColor="accent5" w:themeTint="BF"/>
+          <w:top w:val="double" w:color="78C0D4" w:themeColor="accent5" w:themeTint="BF" w:sz="6" w:space="0"/>
+          <w:left w:val="single" w:color="78C0D4" w:themeColor="accent5" w:themeTint="BF" w:sz="8" w:space="0"/>
+          <w:bottom w:val="single" w:color="78C0D4" w:themeColor="accent5" w:themeTint="BF" w:sz="8" w:space="0"/>
+          <w:right w:val="single" w:color="78C0D4" w:themeColor="accent5" w:themeTint="BF" w:sz="8" w:space="0"/>
           <w:insideH w:val="nil"/>
           <w:insideV w:val="nil"/>
         </w:tcBorders>
@@ -5265,11 +6034,11 @@
       <w:tblStyleColBandSize w:val="1"/>
       <w:tblInd w:w="0" w:type="dxa"/>
       <w:tblBorders>
-        <w:top w:val="single" w:sz="8" w:space="0" w:color="F9B074" w:themeColor="accent6" w:themeTint="BF"/>
-        <w:left w:val="single" w:sz="8" w:space="0" w:color="F9B074" w:themeColor="accent6" w:themeTint="BF"/>
-        <w:bottom w:val="single" w:sz="8" w:space="0" w:color="F9B074" w:themeColor="accent6" w:themeTint="BF"/>
-        <w:right w:val="single" w:sz="8" w:space="0" w:color="F9B074" w:themeColor="accent6" w:themeTint="BF"/>
-        <w:insideH w:val="single" w:sz="8" w:space="0" w:color="F9B074" w:themeColor="accent6" w:themeTint="BF"/>
+        <w:top w:val="single" w:color="F9B074" w:themeColor="accent6" w:themeTint="BF" w:sz="8" w:space="0"/>
+        <w:left w:val="single" w:color="F9B074" w:themeColor="accent6" w:themeTint="BF" w:sz="8" w:space="0"/>
+        <w:bottom w:val="single" w:color="F9B074" w:themeColor="accent6" w:themeTint="BF" w:sz="8" w:space="0"/>
+        <w:right w:val="single" w:color="F9B074" w:themeColor="accent6" w:themeTint="BF" w:sz="8" w:space="0"/>
+        <w:insideH w:val="single" w:color="F9B074" w:themeColor="accent6" w:themeTint="BF" w:sz="8" w:space="0"/>
       </w:tblBorders>
       <w:tblCellMar>
         <w:top w:w="0" w:type="dxa"/>
@@ -5290,10 +6059,10 @@
       <w:tblPr/>
       <w:tcPr>
         <w:tcBorders>
-          <w:top w:val="single" w:sz="8" w:space="0" w:color="F9B074" w:themeColor="accent6" w:themeTint="BF"/>
-          <w:left w:val="single" w:sz="8" w:space="0" w:color="F9B074" w:themeColor="accent6" w:themeTint="BF"/>
-          <w:bottom w:val="single" w:sz="8" w:space="0" w:color="F9B074" w:themeColor="accent6" w:themeTint="BF"/>
-          <w:right w:val="single" w:sz="8" w:space="0" w:color="F9B074" w:themeColor="accent6" w:themeTint="BF"/>
+          <w:top w:val="single" w:color="F9B074" w:themeColor="accent6" w:themeTint="BF" w:sz="8" w:space="0"/>
+          <w:left w:val="single" w:color="F9B074" w:themeColor="accent6" w:themeTint="BF" w:sz="8" w:space="0"/>
+          <w:bottom w:val="single" w:color="F9B074" w:themeColor="accent6" w:themeTint="BF" w:sz="8" w:space="0"/>
+          <w:right w:val="single" w:color="F9B074" w:themeColor="accent6" w:themeTint="BF" w:sz="8" w:space="0"/>
           <w:insideH w:val="nil"/>
           <w:insideV w:val="nil"/>
         </w:tcBorders>
@@ -5311,10 +6080,10 @@
       <w:tblPr/>
       <w:tcPr>
         <w:tcBorders>
-          <w:top w:val="double" w:sz="6" w:space="0" w:color="F9B074" w:themeColor="accent6" w:themeTint="BF"/>
-          <w:left w:val="single" w:sz="8" w:space="0" w:color="F9B074" w:themeColor="accent6" w:themeTint="BF"/>
-          <w:bottom w:val="single" w:sz="8" w:space="0" w:color="F9B074" w:themeColor="accent6" w:themeTint="BF"/>
-          <w:right w:val="single" w:sz="8" w:space="0" w:color="F9B074" w:themeColor="accent6" w:themeTint="BF"/>
+          <w:top w:val="double" w:color="F9B074" w:themeColor="accent6" w:themeTint="BF" w:sz="6" w:space="0"/>
+          <w:left w:val="single" w:color="F9B074" w:themeColor="accent6" w:themeTint="BF" w:sz="8" w:space="0"/>
+          <w:bottom w:val="single" w:color="F9B074" w:themeColor="accent6" w:themeTint="BF" w:sz="8" w:space="0"/>
+          <w:right w:val="single" w:color="F9B074" w:themeColor="accent6" w:themeTint="BF" w:sz="8" w:space="0"/>
           <w:insideH w:val="nil"/>
           <w:insideV w:val="nil"/>
         </w:tcBorders>
@@ -5371,8 +6140,8 @@
       <w:tblStyleColBandSize w:val="1"/>
       <w:tblInd w:w="0" w:type="dxa"/>
       <w:tblBorders>
-        <w:top w:val="single" w:sz="18" w:space="0" w:color="auto"/>
-        <w:bottom w:val="single" w:sz="18" w:space="0" w:color="auto"/>
+        <w:top w:val="single" w:color="auto" w:sz="18" w:space="0"/>
+        <w:bottom w:val="single" w:color="auto" w:sz="18" w:space="0"/>
       </w:tblBorders>
       <w:tblCellMar>
         <w:top w:w="0" w:type="dxa"/>
@@ -5393,9 +6162,9 @@
       <w:tblPr/>
       <w:tcPr>
         <w:tcBorders>
-          <w:top w:val="single" w:sz="18" w:space="0" w:color="auto"/>
-          <w:left w:val="nil"/>
-          <w:bottom w:val="single" w:sz="18" w:space="0" w:color="auto"/>
+          <w:top w:val="single" w:color="auto" w:sz="18" w:space="0"/>
+          <w:left w:val="nil"/>
+          <w:bottom w:val="single" w:color="auto" w:sz="18" w:space="0"/>
           <w:right w:val="nil"/>
           <w:insideH w:val="nil"/>
           <w:insideV w:val="nil"/>
@@ -5413,9 +6182,9 @@
       <w:tblPr/>
       <w:tcPr>
         <w:tcBorders>
-          <w:top w:val="double" w:sz="6" w:space="0" w:color="auto"/>
-          <w:left w:val="nil"/>
-          <w:bottom w:val="single" w:sz="18" w:space="0" w:color="auto"/>
+          <w:top w:val="double" w:color="auto" w:sz="6" w:space="0"/>
+          <w:left w:val="nil"/>
+          <w:bottom w:val="single" w:color="auto" w:sz="18" w:space="0"/>
           <w:right w:val="nil"/>
           <w:insideH w:val="nil"/>
           <w:insideV w:val="nil"/>
@@ -5434,7 +6203,7 @@
         <w:tcBorders>
           <w:top w:val="nil"/>
           <w:left w:val="nil"/>
-          <w:bottom w:val="single" w:sz="18" w:space="0" w:color="auto"/>
+          <w:bottom w:val="single" w:color="auto" w:sz="18" w:space="0"/>
           <w:right w:val="nil"/>
           <w:insideH w:val="nil"/>
           <w:insideV w:val="nil"/>
@@ -5481,9 +6250,9 @@
       <w:tblPr/>
       <w:tcPr>
         <w:tcBorders>
-          <w:top w:val="single" w:sz="18" w:space="0" w:color="auto"/>
-          <w:left w:val="nil"/>
-          <w:bottom w:val="single" w:sz="18" w:space="0" w:color="auto"/>
+          <w:top w:val="single" w:color="auto" w:sz="18" w:space="0"/>
+          <w:left w:val="nil"/>
+          <w:bottom w:val="single" w:color="auto" w:sz="18" w:space="0"/>
           <w:right w:val="nil"/>
           <w:insideH w:val="nil"/>
           <w:insideV w:val="nil"/>
@@ -5497,9 +6266,9 @@
       <w:tblPr/>
       <w:tcPr>
         <w:tcBorders>
-          <w:top w:val="single" w:sz="18" w:space="0" w:color="auto"/>
-          <w:left w:val="nil"/>
-          <w:bottom w:val="single" w:sz="18" w:space="0" w:color="auto"/>
+          <w:top w:val="single" w:color="auto" w:sz="18" w:space="0"/>
+          <w:left w:val="nil"/>
+          <w:bottom w:val="single" w:color="auto" w:sz="18" w:space="0"/>
           <w:right w:val="nil"/>
           <w:insideH w:val="nil"/>
           <w:insideV w:val="nil"/>
@@ -5520,8 +6289,8 @@
       <w:tblStyleColBandSize w:val="1"/>
       <w:tblInd w:w="0" w:type="dxa"/>
       <w:tblBorders>
-        <w:top w:val="single" w:sz="18" w:space="0" w:color="auto"/>
-        <w:bottom w:val="single" w:sz="18" w:space="0" w:color="auto"/>
+        <w:top w:val="single" w:color="auto" w:sz="18" w:space="0"/>
+        <w:bottom w:val="single" w:color="auto" w:sz="18" w:space="0"/>
       </w:tblBorders>
       <w:tblCellMar>
         <w:top w:w="0" w:type="dxa"/>
@@ -5542,9 +6311,9 @@
       <w:tblPr/>
       <w:tcPr>
         <w:tcBorders>
-          <w:top w:val="single" w:sz="18" w:space="0" w:color="auto"/>
-          <w:left w:val="nil"/>
-          <w:bottom w:val="single" w:sz="18" w:space="0" w:color="auto"/>
+          <w:top w:val="single" w:color="auto" w:sz="18" w:space="0"/>
+          <w:left w:val="nil"/>
+          <w:bottom w:val="single" w:color="auto" w:sz="18" w:space="0"/>
           <w:right w:val="nil"/>
           <w:insideH w:val="nil"/>
           <w:insideV w:val="nil"/>
@@ -5562,9 +6331,9 @@
       <w:tblPr/>
       <w:tcPr>
         <w:tcBorders>
-          <w:top w:val="double" w:sz="6" w:space="0" w:color="auto"/>
-          <w:left w:val="nil"/>
-          <w:bottom w:val="single" w:sz="18" w:space="0" w:color="auto"/>
+          <w:top w:val="double" w:color="auto" w:sz="6" w:space="0"/>
+          <w:left w:val="nil"/>
+          <w:bottom w:val="single" w:color="auto" w:sz="18" w:space="0"/>
           <w:right w:val="nil"/>
           <w:insideH w:val="nil"/>
           <w:insideV w:val="nil"/>
@@ -5583,7 +6352,7 @@
         <w:tcBorders>
           <w:top w:val="nil"/>
           <w:left w:val="nil"/>
-          <w:bottom w:val="single" w:sz="18" w:space="0" w:color="auto"/>
+          <w:bottom w:val="single" w:color="auto" w:sz="18" w:space="0"/>
           <w:right w:val="nil"/>
           <w:insideH w:val="nil"/>
           <w:insideV w:val="nil"/>
@@ -5630,9 +6399,9 @@
       <w:tblPr/>
       <w:tcPr>
         <w:tcBorders>
-          <w:top w:val="single" w:sz="18" w:space="0" w:color="auto"/>
-          <w:left w:val="nil"/>
-          <w:bottom w:val="single" w:sz="18" w:space="0" w:color="auto"/>
+          <w:top w:val="single" w:color="auto" w:sz="18" w:space="0"/>
+          <w:left w:val="nil"/>
+          <w:bottom w:val="single" w:color="auto" w:sz="18" w:space="0"/>
           <w:right w:val="nil"/>
           <w:insideH w:val="nil"/>
           <w:insideV w:val="nil"/>
@@ -5646,9 +6415,9 @@
       <w:tblPr/>
       <w:tcPr>
         <w:tcBorders>
-          <w:top w:val="single" w:sz="18" w:space="0" w:color="auto"/>
-          <w:left w:val="nil"/>
-          <w:bottom w:val="single" w:sz="18" w:space="0" w:color="auto"/>
+          <w:top w:val="single" w:color="auto" w:sz="18" w:space="0"/>
+          <w:left w:val="nil"/>
+          <w:bottom w:val="single" w:color="auto" w:sz="18" w:space="0"/>
           <w:right w:val="nil"/>
           <w:insideH w:val="nil"/>
           <w:insideV w:val="nil"/>
@@ -5669,8 +6438,8 @@
       <w:tblStyleColBandSize w:val="1"/>
       <w:tblInd w:w="0" w:type="dxa"/>
       <w:tblBorders>
-        <w:top w:val="single" w:sz="18" w:space="0" w:color="auto"/>
-        <w:bottom w:val="single" w:sz="18" w:space="0" w:color="auto"/>
+        <w:top w:val="single" w:color="auto" w:sz="18" w:space="0"/>
+        <w:bottom w:val="single" w:color="auto" w:sz="18" w:space="0"/>
       </w:tblBorders>
       <w:tblCellMar>
         <w:top w:w="0" w:type="dxa"/>
@@ -5691,9 +6460,9 @@
       <w:tblPr/>
       <w:tcPr>
         <w:tcBorders>
-          <w:top w:val="single" w:sz="18" w:space="0" w:color="auto"/>
-          <w:left w:val="nil"/>
-          <w:bottom w:val="single" w:sz="18" w:space="0" w:color="auto"/>
+          <w:top w:val="single" w:color="auto" w:sz="18" w:space="0"/>
+          <w:left w:val="nil"/>
+          <w:bottom w:val="single" w:color="auto" w:sz="18" w:space="0"/>
           <w:right w:val="nil"/>
           <w:insideH w:val="nil"/>
           <w:insideV w:val="nil"/>
@@ -5711,9 +6480,9 @@
       <w:tblPr/>
       <w:tcPr>
         <w:tcBorders>
-          <w:top w:val="double" w:sz="6" w:space="0" w:color="auto"/>
-          <w:left w:val="nil"/>
-          <w:bottom w:val="single" w:sz="18" w:space="0" w:color="auto"/>
+          <w:top w:val="double" w:color="auto" w:sz="6" w:space="0"/>
+          <w:left w:val="nil"/>
+          <w:bottom w:val="single" w:color="auto" w:sz="18" w:space="0"/>
           <w:right w:val="nil"/>
           <w:insideH w:val="nil"/>
           <w:insideV w:val="nil"/>
@@ -5732,7 +6501,7 @@
         <w:tcBorders>
           <w:top w:val="nil"/>
           <w:left w:val="nil"/>
-          <w:bottom w:val="single" w:sz="18" w:space="0" w:color="auto"/>
+          <w:bottom w:val="single" w:color="auto" w:sz="18" w:space="0"/>
           <w:right w:val="nil"/>
           <w:insideH w:val="nil"/>
           <w:insideV w:val="nil"/>
@@ -5779,9 +6548,9 @@
       <w:tblPr/>
       <w:tcPr>
         <w:tcBorders>
-          <w:top w:val="single" w:sz="18" w:space="0" w:color="auto"/>
-          <w:left w:val="nil"/>
-          <w:bottom w:val="single" w:sz="18" w:space="0" w:color="auto"/>
+          <w:top w:val="single" w:color="auto" w:sz="18" w:space="0"/>
+          <w:left w:val="nil"/>
+          <w:bottom w:val="single" w:color="auto" w:sz="18" w:space="0"/>
           <w:right w:val="nil"/>
           <w:insideH w:val="nil"/>
           <w:insideV w:val="nil"/>
@@ -5795,9 +6564,9 @@
       <w:tblPr/>
       <w:tcPr>
         <w:tcBorders>
-          <w:top w:val="single" w:sz="18" w:space="0" w:color="auto"/>
-          <w:left w:val="nil"/>
-          <w:bottom w:val="single" w:sz="18" w:space="0" w:color="auto"/>
+          <w:top w:val="single" w:color="auto" w:sz="18" w:space="0"/>
+          <w:left w:val="nil"/>
+          <w:bottom w:val="single" w:color="auto" w:sz="18" w:space="0"/>
           <w:right w:val="nil"/>
           <w:insideH w:val="nil"/>
           <w:insideV w:val="nil"/>
@@ -5818,8 +6587,8 @@
       <w:tblStyleColBandSize w:val="1"/>
       <w:tblInd w:w="0" w:type="dxa"/>
       <w:tblBorders>
-        <w:top w:val="single" w:sz="18" w:space="0" w:color="auto"/>
-        <w:bottom w:val="single" w:sz="18" w:space="0" w:color="auto"/>
+        <w:top w:val="single" w:color="auto" w:sz="18" w:space="0"/>
+        <w:bottom w:val="single" w:color="auto" w:sz="18" w:space="0"/>
       </w:tblBorders>
       <w:tblCellMar>
         <w:top w:w="0" w:type="dxa"/>
@@ -5840,9 +6609,9 @@
       <w:tblPr/>
       <w:tcPr>
         <w:tcBorders>
-          <w:top w:val="single" w:sz="18" w:space="0" w:color="auto"/>
-          <w:left w:val="nil"/>
-          <w:bottom w:val="single" w:sz="18" w:space="0" w:color="auto"/>
+          <w:top w:val="single" w:color="auto" w:sz="18" w:space="0"/>
+          <w:left w:val="nil"/>
+          <w:bottom w:val="single" w:color="auto" w:sz="18" w:space="0"/>
           <w:right w:val="nil"/>
           <w:insideH w:val="nil"/>
           <w:insideV w:val="nil"/>
@@ -5860,9 +6629,9 @@
       <w:tblPr/>
       <w:tcPr>
         <w:tcBorders>
-          <w:top w:val="double" w:sz="6" w:space="0" w:color="auto"/>
-          <w:left w:val="nil"/>
-          <w:bottom w:val="single" w:sz="18" w:space="0" w:color="auto"/>
+          <w:top w:val="double" w:color="auto" w:sz="6" w:space="0"/>
+          <w:left w:val="nil"/>
+          <w:bottom w:val="single" w:color="auto" w:sz="18" w:space="0"/>
           <w:right w:val="nil"/>
           <w:insideH w:val="nil"/>
           <w:insideV w:val="nil"/>
@@ -5881,7 +6650,7 @@
         <w:tcBorders>
           <w:top w:val="nil"/>
           <w:left w:val="nil"/>
-          <w:bottom w:val="single" w:sz="18" w:space="0" w:color="auto"/>
+          <w:bottom w:val="single" w:color="auto" w:sz="18" w:space="0"/>
           <w:right w:val="nil"/>
           <w:insideH w:val="nil"/>
           <w:insideV w:val="nil"/>
@@ -5928,9 +6697,9 @@
       <w:tblPr/>
       <w:tcPr>
         <w:tcBorders>
-          <w:top w:val="single" w:sz="18" w:space="0" w:color="auto"/>
-          <w:left w:val="nil"/>
-          <w:bottom w:val="single" w:sz="18" w:space="0" w:color="auto"/>
+          <w:top w:val="single" w:color="auto" w:sz="18" w:space="0"/>
+          <w:left w:val="nil"/>
+          <w:bottom w:val="single" w:color="auto" w:sz="18" w:space="0"/>
           <w:right w:val="nil"/>
           <w:insideH w:val="nil"/>
           <w:insideV w:val="nil"/>
@@ -5944,9 +6713,9 @@
       <w:tblPr/>
       <w:tcPr>
         <w:tcBorders>
-          <w:top w:val="single" w:sz="18" w:space="0" w:color="auto"/>
-          <w:left w:val="nil"/>
-          <w:bottom w:val="single" w:sz="18" w:space="0" w:color="auto"/>
+          <w:top w:val="single" w:color="auto" w:sz="18" w:space="0"/>
+          <w:left w:val="nil"/>
+          <w:bottom w:val="single" w:color="auto" w:sz="18" w:space="0"/>
           <w:right w:val="nil"/>
           <w:insideH w:val="nil"/>
           <w:insideV w:val="nil"/>
@@ -5967,8 +6736,8 @@
       <w:tblStyleColBandSize w:val="1"/>
       <w:tblInd w:w="0" w:type="dxa"/>
       <w:tblBorders>
-        <w:top w:val="single" w:sz="18" w:space="0" w:color="auto"/>
-        <w:bottom w:val="single" w:sz="18" w:space="0" w:color="auto"/>
+        <w:top w:val="single" w:color="auto" w:sz="18" w:space="0"/>
+        <w:bottom w:val="single" w:color="auto" w:sz="18" w:space="0"/>
       </w:tblBorders>
       <w:tblCellMar>
         <w:top w:w="0" w:type="dxa"/>
@@ -5989,9 +6758,9 @@
       <w:tblPr/>
       <w:tcPr>
         <w:tcBorders>
-          <w:top w:val="single" w:sz="18" w:space="0" w:color="auto"/>
-          <w:left w:val="nil"/>
-          <w:bottom w:val="single" w:sz="18" w:space="0" w:color="auto"/>
+          <w:top w:val="single" w:color="auto" w:sz="18" w:space="0"/>
+          <w:left w:val="nil"/>
+          <w:bottom w:val="single" w:color="auto" w:sz="18" w:space="0"/>
           <w:right w:val="nil"/>
           <w:insideH w:val="nil"/>
           <w:insideV w:val="nil"/>
@@ -6009,9 +6778,9 @@
       <w:tblPr/>
       <w:tcPr>
         <w:tcBorders>
-          <w:top w:val="double" w:sz="6" w:space="0" w:color="auto"/>
-          <w:left w:val="nil"/>
-          <w:bottom w:val="single" w:sz="18" w:space="0" w:color="auto"/>
+          <w:top w:val="double" w:color="auto" w:sz="6" w:space="0"/>
+          <w:left w:val="nil"/>
+          <w:bottom w:val="single" w:color="auto" w:sz="18" w:space="0"/>
           <w:right w:val="nil"/>
           <w:insideH w:val="nil"/>
           <w:insideV w:val="nil"/>
@@ -6030,7 +6799,7 @@
         <w:tcBorders>
           <w:top w:val="nil"/>
           <w:left w:val="nil"/>
-          <w:bottom w:val="single" w:sz="18" w:space="0" w:color="auto"/>
+          <w:bottom w:val="single" w:color="auto" w:sz="18" w:space="0"/>
           <w:right w:val="nil"/>
           <w:insideH w:val="nil"/>
           <w:insideV w:val="nil"/>
@@ -6077,9 +6846,9 @@
       <w:tblPr/>
       <w:tcPr>
         <w:tcBorders>
-          <w:top w:val="single" w:sz="18" w:space="0" w:color="auto"/>
-          <w:left w:val="nil"/>
-          <w:bottom w:val="single" w:sz="18" w:space="0" w:color="auto"/>
+          <w:top w:val="single" w:color="auto" w:sz="18" w:space="0"/>
+          <w:left w:val="nil"/>
+          <w:bottom w:val="single" w:color="auto" w:sz="18" w:space="0"/>
           <w:right w:val="nil"/>
           <w:insideH w:val="nil"/>
           <w:insideV w:val="nil"/>
@@ -6093,9 +6862,9 @@
       <w:tblPr/>
       <w:tcPr>
         <w:tcBorders>
-          <w:top w:val="single" w:sz="18" w:space="0" w:color="auto"/>
-          <w:left w:val="nil"/>
-          <w:bottom w:val="single" w:sz="18" w:space="0" w:color="auto"/>
+          <w:top w:val="single" w:color="auto" w:sz="18" w:space="0"/>
+          <w:left w:val="nil"/>
+          <w:bottom w:val="single" w:color="auto" w:sz="18" w:space="0"/>
           <w:right w:val="nil"/>
           <w:insideH w:val="nil"/>
           <w:insideV w:val="nil"/>
@@ -6116,8 +6885,8 @@
       <w:tblStyleColBandSize w:val="1"/>
       <w:tblInd w:w="0" w:type="dxa"/>
       <w:tblBorders>
-        <w:top w:val="single" w:sz="18" w:space="0" w:color="auto"/>
-        <w:bottom w:val="single" w:sz="18" w:space="0" w:color="auto"/>
+        <w:top w:val="single" w:color="auto" w:sz="18" w:space="0"/>
+        <w:bottom w:val="single" w:color="auto" w:sz="18" w:space="0"/>
       </w:tblBorders>
       <w:tblCellMar>
         <w:top w:w="0" w:type="dxa"/>
@@ -6138,9 +6907,9 @@
       <w:tblPr/>
       <w:tcPr>
         <w:tcBorders>
-          <w:top w:val="single" w:sz="18" w:space="0" w:color="auto"/>
-          <w:left w:val="nil"/>
-          <w:bottom w:val="single" w:sz="18" w:space="0" w:color="auto"/>
+          <w:top w:val="single" w:color="auto" w:sz="18" w:space="0"/>
+          <w:left w:val="nil"/>
+          <w:bottom w:val="single" w:color="auto" w:sz="18" w:space="0"/>
           <w:right w:val="nil"/>
           <w:insideH w:val="nil"/>
           <w:insideV w:val="nil"/>
@@ -6158,9 +6927,9 @@
       <w:tblPr/>
       <w:tcPr>
         <w:tcBorders>
-          <w:top w:val="double" w:sz="6" w:space="0" w:color="auto"/>
-          <w:left w:val="nil"/>
-          <w:bottom w:val="single" w:sz="18" w:space="0" w:color="auto"/>
+          <w:top w:val="double" w:color="auto" w:sz="6" w:space="0"/>
+          <w:left w:val="nil"/>
+          <w:bottom w:val="single" w:color="auto" w:sz="18" w:space="0"/>
           <w:right w:val="nil"/>
           <w:insideH w:val="nil"/>
           <w:insideV w:val="nil"/>
@@ -6179,7 +6948,7 @@
         <w:tcBorders>
           <w:top w:val="nil"/>
           <w:left w:val="nil"/>
-          <w:bottom w:val="single" w:sz="18" w:space="0" w:color="auto"/>
+          <w:bottom w:val="single" w:color="auto" w:sz="18" w:space="0"/>
           <w:right w:val="nil"/>
           <w:insideH w:val="nil"/>
           <w:insideV w:val="nil"/>
@@ -6226,9 +6995,9 @@
       <w:tblPr/>
       <w:tcPr>
         <w:tcBorders>
-          <w:top w:val="single" w:sz="18" w:space="0" w:color="auto"/>
-          <w:left w:val="nil"/>
-          <w:bottom w:val="single" w:sz="18" w:space="0" w:color="auto"/>
+          <w:top w:val="single" w:color="auto" w:sz="18" w:space="0"/>
+          <w:left w:val="nil"/>
+          <w:bottom w:val="single" w:color="auto" w:sz="18" w:space="0"/>
           <w:right w:val="nil"/>
           <w:insideH w:val="nil"/>
           <w:insideV w:val="nil"/>
@@ -6242,9 +7011,9 @@
       <w:tblPr/>
       <w:tcPr>
         <w:tcBorders>
-          <w:top w:val="single" w:sz="18" w:space="0" w:color="auto"/>
-          <w:left w:val="nil"/>
-          <w:bottom w:val="single" w:sz="18" w:space="0" w:color="auto"/>
+          <w:top w:val="single" w:color="auto" w:sz="18" w:space="0"/>
+          <w:left w:val="nil"/>
+          <w:bottom w:val="single" w:color="auto" w:sz="18" w:space="0"/>
           <w:right w:val="nil"/>
           <w:insideH w:val="nil"/>
           <w:insideV w:val="nil"/>
@@ -6265,8 +7034,8 @@
       <w:tblStyleColBandSize w:val="1"/>
       <w:tblInd w:w="0" w:type="dxa"/>
       <w:tblBorders>
-        <w:top w:val="single" w:sz="18" w:space="0" w:color="auto"/>
-        <w:bottom w:val="single" w:sz="18" w:space="0" w:color="auto"/>
+        <w:top w:val="single" w:color="auto" w:sz="18" w:space="0"/>
+        <w:bottom w:val="single" w:color="auto" w:sz="18" w:space="0"/>
       </w:tblBorders>
       <w:tblCellMar>
         <w:top w:w="0" w:type="dxa"/>
@@ -6287,9 +7056,9 @@
       <w:tblPr/>
       <w:tcPr>
         <w:tcBorders>
-          <w:top w:val="single" w:sz="18" w:space="0" w:color="auto"/>
-          <w:left w:val="nil"/>
-          <w:bottom w:val="single" w:sz="18" w:space="0" w:color="auto"/>
+          <w:top w:val="single" w:color="auto" w:sz="18" w:space="0"/>
+          <w:left w:val="nil"/>
+          <w:bottom w:val="single" w:color="auto" w:sz="18" w:space="0"/>
           <w:right w:val="nil"/>
           <w:insideH w:val="nil"/>
           <w:insideV w:val="nil"/>
@@ -6307,9 +7076,9 @@
       <w:tblPr/>
       <w:tcPr>
         <w:tcBorders>
-          <w:top w:val="double" w:sz="6" w:space="0" w:color="auto"/>
-          <w:left w:val="nil"/>
-          <w:bottom w:val="single" w:sz="18" w:space="0" w:color="auto"/>
+          <w:top w:val="double" w:color="auto" w:sz="6" w:space="0"/>
+          <w:left w:val="nil"/>
+          <w:bottom w:val="single" w:color="auto" w:sz="18" w:space="0"/>
           <w:right w:val="nil"/>
           <w:insideH w:val="nil"/>
           <w:insideV w:val="nil"/>
@@ -6328,7 +7097,7 @@
         <w:tcBorders>
           <w:top w:val="nil"/>
           <w:left w:val="nil"/>
-          <w:bottom w:val="single" w:sz="18" w:space="0" w:color="auto"/>
+          <w:bottom w:val="single" w:color="auto" w:sz="18" w:space="0"/>
           <w:right w:val="nil"/>
           <w:insideH w:val="nil"/>
           <w:insideV w:val="nil"/>
@@ -6375,9 +7144,9 @@
       <w:tblPr/>
       <w:tcPr>
         <w:tcBorders>
-          <w:top w:val="single" w:sz="18" w:space="0" w:color="auto"/>
-          <w:left w:val="nil"/>
-          <w:bottom w:val="single" w:sz="18" w:space="0" w:color="auto"/>
+          <w:top w:val="single" w:color="auto" w:sz="18" w:space="0"/>
+          <w:left w:val="nil"/>
+          <w:bottom w:val="single" w:color="auto" w:sz="18" w:space="0"/>
           <w:right w:val="nil"/>
           <w:insideH w:val="nil"/>
           <w:insideV w:val="nil"/>
@@ -6391,9 +7160,9 @@
       <w:tblPr/>
       <w:tcPr>
         <w:tcBorders>
-          <w:top w:val="single" w:sz="18" w:space="0" w:color="auto"/>
-          <w:left w:val="nil"/>
-          <w:bottom w:val="single" w:sz="18" w:space="0" w:color="auto"/>
+          <w:top w:val="single" w:color="auto" w:sz="18" w:space="0"/>
+          <w:left w:val="nil"/>
+          <w:bottom w:val="single" w:color="auto" w:sz="18" w:space="0"/>
           <w:right w:val="nil"/>
           <w:insideH w:val="nil"/>
           <w:insideV w:val="nil"/>
@@ -6417,8 +7186,8 @@
       <w:tblStyleColBandSize w:val="1"/>
       <w:tblInd w:w="0" w:type="dxa"/>
       <w:tblBorders>
-        <w:top w:val="single" w:sz="8" w:space="0" w:color="000000" w:themeColor="text1"/>
-        <w:bottom w:val="single" w:sz="8" w:space="0" w:color="000000" w:themeColor="text1"/>
+        <w:top w:val="single" w:color="000000" w:themeColor="text1" w:sz="8" w:space="0"/>
+        <w:bottom w:val="single" w:color="000000" w:themeColor="text1" w:sz="8" w:space="0"/>
       </w:tblBorders>
       <w:tblCellMar>
         <w:top w:w="0" w:type="dxa"/>
@@ -6429,13 +7198,13 @@
     </w:tblPr>
     <w:tblStylePr w:type="firstRow">
       <w:rPr>
-        <w:rFonts w:asciiTheme="majorHAnsi" w:eastAsiaTheme="majorEastAsia" w:hAnsiTheme="majorHAnsi" w:cstheme="majorBidi"/>
-      </w:rPr>
-      <w:tblPr/>
-      <w:tcPr>
-        <w:tcBorders>
-          <w:top w:val="nil"/>
-          <w:bottom w:val="single" w:sz="8" w:space="0" w:color="000000" w:themeColor="text1"/>
+        <w:rFonts w:asciiTheme="majorHAnsi" w:hAnsiTheme="majorHAnsi" w:eastAsiaTheme="majorEastAsia" w:cstheme="majorBidi"/>
+      </w:rPr>
+      <w:tblPr/>
+      <w:tcPr>
+        <w:tcBorders>
+          <w:top w:val="nil"/>
+          <w:bottom w:val="single" w:color="000000" w:themeColor="text1" w:sz="8" w:space="0"/>
         </w:tcBorders>
       </w:tcPr>
     </w:tblStylePr>
@@ -6448,8 +7217,8 @@
       <w:tblPr/>
       <w:tcPr>
         <w:tcBorders>
-          <w:top w:val="single" w:sz="8" w:space="0" w:color="000000" w:themeColor="text1"/>
-          <w:bottom w:val="single" w:sz="8" w:space="0" w:color="000000" w:themeColor="text1"/>
+          <w:top w:val="single" w:color="000000" w:themeColor="text1" w:sz="8" w:space="0"/>
+          <w:bottom w:val="single" w:color="000000" w:themeColor="text1" w:sz="8" w:space="0"/>
         </w:tcBorders>
       </w:tcPr>
     </w:tblStylePr>
@@ -6467,8 +7236,8 @@
       <w:tblPr/>
       <w:tcPr>
         <w:tcBorders>
-          <w:top w:val="single" w:sz="8" w:space="0" w:color="000000" w:themeColor="text1"/>
-          <w:bottom w:val="single" w:sz="8" w:space="0" w:color="000000" w:themeColor="text1"/>
+          <w:top w:val="single" w:color="000000" w:themeColor="text1" w:sz="8" w:space="0"/>
+          <w:bottom w:val="single" w:color="000000" w:themeColor="text1" w:sz="8" w:space="0"/>
         </w:tcBorders>
       </w:tcPr>
     </w:tblStylePr>
@@ -6501,8 +7270,8 @@
       <w:tblStyleColBandSize w:val="1"/>
       <w:tblInd w:w="0" w:type="dxa"/>
       <w:tblBorders>
-        <w:top w:val="single" w:sz="8" w:space="0" w:color="4F81BD" w:themeColor="accent1"/>
-        <w:bottom w:val="single" w:sz="8" w:space="0" w:color="4F81BD" w:themeColor="accent1"/>
+        <w:top w:val="single" w:color="4F81BD" w:themeColor="accent1" w:sz="8" w:space="0"/>
+        <w:bottom w:val="single" w:color="4F81BD" w:themeColor="accent1" w:sz="8" w:space="0"/>
       </w:tblBorders>
       <w:tblCellMar>
         <w:top w:w="0" w:type="dxa"/>
@@ -6513,13 +7282,13 @@
     </w:tblPr>
     <w:tblStylePr w:type="firstRow">
       <w:rPr>
-        <w:rFonts w:asciiTheme="majorHAnsi" w:eastAsiaTheme="majorEastAsia" w:hAnsiTheme="majorHAnsi" w:cstheme="majorBidi"/>
-      </w:rPr>
-      <w:tblPr/>
-      <w:tcPr>
-        <w:tcBorders>
-          <w:top w:val="nil"/>
-          <w:bottom w:val="single" w:sz="8" w:space="0" w:color="4F81BD" w:themeColor="accent1"/>
+        <w:rFonts w:asciiTheme="majorHAnsi" w:hAnsiTheme="majorHAnsi" w:eastAsiaTheme="majorEastAsia" w:cstheme="majorBidi"/>
+      </w:rPr>
+      <w:tblPr/>
+      <w:tcPr>
+        <w:tcBorders>
+          <w:top w:val="nil"/>
+          <w:bottom w:val="single" w:color="4F81BD" w:themeColor="accent1" w:sz="8" w:space="0"/>
         </w:tcBorders>
       </w:tcPr>
     </w:tblStylePr>
@@ -6532,8 +7301,8 @@
       <w:tblPr/>
       <w:tcPr>
         <w:tcBorders>
-          <w:top w:val="single" w:sz="8" w:space="0" w:color="4F81BD" w:themeColor="accent1"/>
-          <w:bottom w:val="single" w:sz="8" w:space="0" w:color="4F81BD" w:themeColor="accent1"/>
+          <w:top w:val="single" w:color="4F81BD" w:themeColor="accent1" w:sz="8" w:space="0"/>
+          <w:bottom w:val="single" w:color="4F81BD" w:themeColor="accent1" w:sz="8" w:space="0"/>
         </w:tcBorders>
       </w:tcPr>
     </w:tblStylePr>
@@ -6551,8 +7320,8 @@
       <w:tblPr/>
       <w:tcPr>
         <w:tcBorders>
-          <w:top w:val="single" w:sz="8" w:space="0" w:color="4F81BD" w:themeColor="accent1"/>
-          <w:bottom w:val="single" w:sz="8" w:space="0" w:color="4F81BD" w:themeColor="accent1"/>
+          <w:top w:val="single" w:color="4F81BD" w:themeColor="accent1" w:sz="8" w:space="0"/>
+          <w:bottom w:val="single" w:color="4F81BD" w:themeColor="accent1" w:sz="8" w:space="0"/>
         </w:tcBorders>
       </w:tcPr>
     </w:tblStylePr>
@@ -6585,8 +7354,8 @@
       <w:tblStyleColBandSize w:val="1"/>
       <w:tblInd w:w="0" w:type="dxa"/>
       <w:tblBorders>
-        <w:top w:val="single" w:sz="8" w:space="0" w:color="C0504D" w:themeColor="accent2"/>
-        <w:bottom w:val="single" w:sz="8" w:space="0" w:color="C0504D" w:themeColor="accent2"/>
+        <w:top w:val="single" w:color="C0504D" w:themeColor="accent2" w:sz="8" w:space="0"/>
+        <w:bottom w:val="single" w:color="C0504D" w:themeColor="accent2" w:sz="8" w:space="0"/>
       </w:tblBorders>
       <w:tblCellMar>
         <w:top w:w="0" w:type="dxa"/>
@@ -6597,13 +7366,13 @@
     </w:tblPr>
     <w:tblStylePr w:type="firstRow">
       <w:rPr>
-        <w:rFonts w:asciiTheme="majorHAnsi" w:eastAsiaTheme="majorEastAsia" w:hAnsiTheme="majorHAnsi" w:cstheme="majorBidi"/>
-      </w:rPr>
-      <w:tblPr/>
-      <w:tcPr>
-        <w:tcBorders>
-          <w:top w:val="nil"/>
-          <w:bottom w:val="single" w:sz="8" w:space="0" w:color="C0504D" w:themeColor="accent2"/>
+        <w:rFonts w:asciiTheme="majorHAnsi" w:hAnsiTheme="majorHAnsi" w:eastAsiaTheme="majorEastAsia" w:cstheme="majorBidi"/>
+      </w:rPr>
+      <w:tblPr/>
+      <w:tcPr>
+        <w:tcBorders>
+          <w:top w:val="nil"/>
+          <w:bottom w:val="single" w:color="C0504D" w:themeColor="accent2" w:sz="8" w:space="0"/>
         </w:tcBorders>
       </w:tcPr>
     </w:tblStylePr>
@@ -6616,8 +7385,8 @@
       <w:tblPr/>
       <w:tcPr>
         <w:tcBorders>
-          <w:top w:val="single" w:sz="8" w:space="0" w:color="C0504D" w:themeColor="accent2"/>
-          <w:bottom w:val="single" w:sz="8" w:space="0" w:color="C0504D" w:themeColor="accent2"/>
+          <w:top w:val="single" w:color="C0504D" w:themeColor="accent2" w:sz="8" w:space="0"/>
+          <w:bottom w:val="single" w:color="C0504D" w:themeColor="accent2" w:sz="8" w:space="0"/>
         </w:tcBorders>
       </w:tcPr>
     </w:tblStylePr>
@@ -6635,8 +7404,8 @@
       <w:tblPr/>
       <w:tcPr>
         <w:tcBorders>
-          <w:top w:val="single" w:sz="8" w:space="0" w:color="C0504D" w:themeColor="accent2"/>
-          <w:bottom w:val="single" w:sz="8" w:space="0" w:color="C0504D" w:themeColor="accent2"/>
+          <w:top w:val="single" w:color="C0504D" w:themeColor="accent2" w:sz="8" w:space="0"/>
+          <w:bottom w:val="single" w:color="C0504D" w:themeColor="accent2" w:sz="8" w:space="0"/>
         </w:tcBorders>
       </w:tcPr>
     </w:tblStylePr>
@@ -6669,8 +7438,8 @@
       <w:tblStyleColBandSize w:val="1"/>
       <w:tblInd w:w="0" w:type="dxa"/>
       <w:tblBorders>
-        <w:top w:val="single" w:sz="8" w:space="0" w:color="9BBB59" w:themeColor="accent3"/>
-        <w:bottom w:val="single" w:sz="8" w:space="0" w:color="9BBB59" w:themeColor="accent3"/>
+        <w:top w:val="single" w:color="9BBB59" w:themeColor="accent3" w:sz="8" w:space="0"/>
+        <w:bottom w:val="single" w:color="9BBB59" w:themeColor="accent3" w:sz="8" w:space="0"/>
       </w:tblBorders>
       <w:tblCellMar>
         <w:top w:w="0" w:type="dxa"/>
@@ -6681,13 +7450,13 @@
     </w:tblPr>
     <w:tblStylePr w:type="firstRow">
       <w:rPr>
-        <w:rFonts w:asciiTheme="majorHAnsi" w:eastAsiaTheme="majorEastAsia" w:hAnsiTheme="majorHAnsi" w:cstheme="majorBidi"/>
-      </w:rPr>
-      <w:tblPr/>
-      <w:tcPr>
-        <w:tcBorders>
-          <w:top w:val="nil"/>
-          <w:bottom w:val="single" w:sz="8" w:space="0" w:color="9BBB59" w:themeColor="accent3"/>
+        <w:rFonts w:asciiTheme="majorHAnsi" w:hAnsiTheme="majorHAnsi" w:eastAsiaTheme="majorEastAsia" w:cstheme="majorBidi"/>
+      </w:rPr>
+      <w:tblPr/>
+      <w:tcPr>
+        <w:tcBorders>
+          <w:top w:val="nil"/>
+          <w:bottom w:val="single" w:color="9BBB59" w:themeColor="accent3" w:sz="8" w:space="0"/>
         </w:tcBorders>
       </w:tcPr>
     </w:tblStylePr>
@@ -6700,8 +7469,8 @@
       <w:tblPr/>
       <w:tcPr>
         <w:tcBorders>
-          <w:top w:val="single" w:sz="8" w:space="0" w:color="9BBB59" w:themeColor="accent3"/>
-          <w:bottom w:val="single" w:sz="8" w:space="0" w:color="9BBB59" w:themeColor="accent3"/>
+          <w:top w:val="single" w:color="9BBB59" w:themeColor="accent3" w:sz="8" w:space="0"/>
+          <w:bottom w:val="single" w:color="9BBB59" w:themeColor="accent3" w:sz="8" w:space="0"/>
         </w:tcBorders>
       </w:tcPr>
     </w:tblStylePr>
@@ -6719,8 +7488,8 @@
       <w:tblPr/>
       <w:tcPr>
         <w:tcBorders>
-          <w:top w:val="single" w:sz="8" w:space="0" w:color="9BBB59" w:themeColor="accent3"/>
-          <w:bottom w:val="single" w:sz="8" w:space="0" w:color="9BBB59" w:themeColor="accent3"/>
+          <w:top w:val="single" w:color="9BBB59" w:themeColor="accent3" w:sz="8" w:space="0"/>
+          <w:bottom w:val="single" w:color="9BBB59" w:themeColor="accent3" w:sz="8" w:space="0"/>
         </w:tcBorders>
       </w:tcPr>
     </w:tblStylePr>
@@ -6753,8 +7522,8 @@
       <w:tblStyleColBandSize w:val="1"/>
       <w:tblInd w:w="0" w:type="dxa"/>
       <w:tblBorders>
-        <w:top w:val="single" w:sz="8" w:space="0" w:color="8064A2" w:themeColor="accent4"/>
-        <w:bottom w:val="single" w:sz="8" w:space="0" w:color="8064A2" w:themeColor="accent4"/>
+        <w:top w:val="single" w:color="8064A2" w:themeColor="accent4" w:sz="8" w:space="0"/>
+        <w:bottom w:val="single" w:color="8064A2" w:themeColor="accent4" w:sz="8" w:space="0"/>
       </w:tblBorders>
       <w:tblCellMar>
         <w:top w:w="0" w:type="dxa"/>
@@ -6765,13 +7534,13 @@
     </w:tblPr>
     <w:tblStylePr w:type="firstRow">
       <w:rPr>
-        <w:rFonts w:asciiTheme="majorHAnsi" w:eastAsiaTheme="majorEastAsia" w:hAnsiTheme="majorHAnsi" w:cstheme="majorBidi"/>
-      </w:rPr>
-      <w:tblPr/>
-      <w:tcPr>
-        <w:tcBorders>
-          <w:top w:val="nil"/>
-          <w:bottom w:val="single" w:sz="8" w:space="0" w:color="8064A2" w:themeColor="accent4"/>
+        <w:rFonts w:asciiTheme="majorHAnsi" w:hAnsiTheme="majorHAnsi" w:eastAsiaTheme="majorEastAsia" w:cstheme="majorBidi"/>
+      </w:rPr>
+      <w:tblPr/>
+      <w:tcPr>
+        <w:tcBorders>
+          <w:top w:val="nil"/>
+          <w:bottom w:val="single" w:color="8064A2" w:themeColor="accent4" w:sz="8" w:space="0"/>
         </w:tcBorders>
       </w:tcPr>
     </w:tblStylePr>
@@ -6784,8 +7553,8 @@
       <w:tblPr/>
       <w:tcPr>
         <w:tcBorders>
-          <w:top w:val="single" w:sz="8" w:space="0" w:color="8064A2" w:themeColor="accent4"/>
-          <w:bottom w:val="single" w:sz="8" w:space="0" w:color="8064A2" w:themeColor="accent4"/>
+          <w:top w:val="single" w:color="8064A2" w:themeColor="accent4" w:sz="8" w:space="0"/>
+          <w:bottom w:val="single" w:color="8064A2" w:themeColor="accent4" w:sz="8" w:space="0"/>
         </w:tcBorders>
       </w:tcPr>
     </w:tblStylePr>
@@ -6803,8 +7572,8 @@
       <w:tblPr/>
       <w:tcPr>
         <w:tcBorders>
-          <w:top w:val="single" w:sz="8" w:space="0" w:color="8064A2" w:themeColor="accent4"/>
-          <w:bottom w:val="single" w:sz="8" w:space="0" w:color="8064A2" w:themeColor="accent4"/>
+          <w:top w:val="single" w:color="8064A2" w:themeColor="accent4" w:sz="8" w:space="0"/>
+          <w:bottom w:val="single" w:color="8064A2" w:themeColor="accent4" w:sz="8" w:space="0"/>
         </w:tcBorders>
       </w:tcPr>
     </w:tblStylePr>
@@ -6837,8 +7606,8 @@
       <w:tblStyleColBandSize w:val="1"/>
       <w:tblInd w:w="0" w:type="dxa"/>
       <w:tblBorders>
-        <w:top w:val="single" w:sz="8" w:space="0" w:color="4BACC6" w:themeColor="accent5"/>
-        <w:bottom w:val="single" w:sz="8" w:space="0" w:color="4BACC6" w:themeColor="accent5"/>
+        <w:top w:val="single" w:color="4BACC6" w:themeColor="accent5" w:sz="8" w:space="0"/>
+        <w:bottom w:val="single" w:color="4BACC6" w:themeColor="accent5" w:sz="8" w:space="0"/>
       </w:tblBorders>
       <w:tblCellMar>
         <w:top w:w="0" w:type="dxa"/>
@@ -6849,13 +7618,13 @@
     </w:tblPr>
     <w:tblStylePr w:type="firstRow">
       <w:rPr>
-        <w:rFonts w:asciiTheme="majorHAnsi" w:eastAsiaTheme="majorEastAsia" w:hAnsiTheme="majorHAnsi" w:cstheme="majorBidi"/>
-      </w:rPr>
-      <w:tblPr/>
-      <w:tcPr>
-        <w:tcBorders>
-          <w:top w:val="nil"/>
-          <w:bottom w:val="single" w:sz="8" w:space="0" w:color="4BACC6" w:themeColor="accent5"/>
+        <w:rFonts w:asciiTheme="majorHAnsi" w:hAnsiTheme="majorHAnsi" w:eastAsiaTheme="majorEastAsia" w:cstheme="majorBidi"/>
+      </w:rPr>
+      <w:tblPr/>
+      <w:tcPr>
+        <w:tcBorders>
+          <w:top w:val="nil"/>
+          <w:bottom w:val="single" w:color="4BACC6" w:themeColor="accent5" w:sz="8" w:space="0"/>
         </w:tcBorders>
       </w:tcPr>
     </w:tblStylePr>
@@ -6868,8 +7637,8 @@
       <w:tblPr/>
       <w:tcPr>
         <w:tcBorders>
-          <w:top w:val="single" w:sz="8" w:space="0" w:color="4BACC6" w:themeColor="accent5"/>
-          <w:bottom w:val="single" w:sz="8" w:space="0" w:color="4BACC6" w:themeColor="accent5"/>
+          <w:top w:val="single" w:color="4BACC6" w:themeColor="accent5" w:sz="8" w:space="0"/>
+          <w:bottom w:val="single" w:color="4BACC6" w:themeColor="accent5" w:sz="8" w:space="0"/>
         </w:tcBorders>
       </w:tcPr>
     </w:tblStylePr>
@@ -6887,8 +7656,8 @@
       <w:tblPr/>
       <w:tcPr>
         <w:tcBorders>
-          <w:top w:val="single" w:sz="8" w:space="0" w:color="4BACC6" w:themeColor="accent5"/>
-          <w:bottom w:val="single" w:sz="8" w:space="0" w:color="4BACC6" w:themeColor="accent5"/>
+          <w:top w:val="single" w:color="4BACC6" w:themeColor="accent5" w:sz="8" w:space="0"/>
+          <w:bottom w:val="single" w:color="4BACC6" w:themeColor="accent5" w:sz="8" w:space="0"/>
         </w:tcBorders>
       </w:tcPr>
     </w:tblStylePr>
@@ -6921,8 +7690,8 @@
       <w:tblStyleColBandSize w:val="1"/>
       <w:tblInd w:w="0" w:type="dxa"/>
       <w:tblBorders>
-        <w:top w:val="single" w:sz="8" w:space="0" w:color="F79646" w:themeColor="accent6"/>
-        <w:bottom w:val="single" w:sz="8" w:space="0" w:color="F79646" w:themeColor="accent6"/>
+        <w:top w:val="single" w:color="F79646" w:themeColor="accent6" w:sz="8" w:space="0"/>
+        <w:bottom w:val="single" w:color="F79646" w:themeColor="accent6" w:sz="8" w:space="0"/>
       </w:tblBorders>
       <w:tblCellMar>
         <w:top w:w="0" w:type="dxa"/>
@@ -6933,13 +7702,13 @@
     </w:tblPr>
     <w:tblStylePr w:type="firstRow">
       <w:rPr>
-        <w:rFonts w:asciiTheme="majorHAnsi" w:eastAsiaTheme="majorEastAsia" w:hAnsiTheme="majorHAnsi" w:cstheme="majorBidi"/>
-      </w:rPr>
-      <w:tblPr/>
-      <w:tcPr>
-        <w:tcBorders>
-          <w:top w:val="nil"/>
-          <w:bottom w:val="single" w:sz="8" w:space="0" w:color="F79646" w:themeColor="accent6"/>
+        <w:rFonts w:asciiTheme="majorHAnsi" w:hAnsiTheme="majorHAnsi" w:eastAsiaTheme="majorEastAsia" w:cstheme="majorBidi"/>
+      </w:rPr>
+      <w:tblPr/>
+      <w:tcPr>
+        <w:tcBorders>
+          <w:top w:val="nil"/>
+          <w:bottom w:val="single" w:color="F79646" w:themeColor="accent6" w:sz="8" w:space="0"/>
         </w:tcBorders>
       </w:tcPr>
     </w:tblStylePr>
@@ -6952,8 +7721,8 @@
       <w:tblPr/>
       <w:tcPr>
         <w:tcBorders>
-          <w:top w:val="single" w:sz="8" w:space="0" w:color="F79646" w:themeColor="accent6"/>
-          <w:bottom w:val="single" w:sz="8" w:space="0" w:color="F79646" w:themeColor="accent6"/>
+          <w:top w:val="single" w:color="F79646" w:themeColor="accent6" w:sz="8" w:space="0"/>
+          <w:bottom w:val="single" w:color="F79646" w:themeColor="accent6" w:sz="8" w:space="0"/>
         </w:tcBorders>
       </w:tcPr>
     </w:tblStylePr>
@@ -6971,8 +7740,8 @@
       <w:tblPr/>
       <w:tcPr>
         <w:tcBorders>
-          <w:top w:val="single" w:sz="8" w:space="0" w:color="F79646" w:themeColor="accent6"/>
-          <w:bottom w:val="single" w:sz="8" w:space="0" w:color="F79646" w:themeColor="accent6"/>
+          <w:top w:val="single" w:color="F79646" w:themeColor="accent6" w:sz="8" w:space="0"/>
+          <w:bottom w:val="single" w:color="F79646" w:themeColor="accent6" w:sz="8" w:space="0"/>
         </w:tcBorders>
       </w:tcPr>
     </w:tblStylePr>
@@ -6998,7 +7767,7 @@
       <w:spacing w:after="0" w:line="240" w:lineRule="auto"/>
     </w:pPr>
     <w:rPr>
-      <w:rFonts w:asciiTheme="majorHAnsi" w:eastAsiaTheme="majorEastAsia" w:hAnsiTheme="majorHAnsi" w:cstheme="majorBidi"/>
+      <w:rFonts w:asciiTheme="majorHAnsi" w:hAnsiTheme="majorHAnsi" w:eastAsiaTheme="majorEastAsia" w:cstheme="majorBidi"/>
       <w:color w:val="000000" w:themeColor="text1"/>
     </w:rPr>
     <w:tblPr>
@@ -7006,10 +7775,10 @@
       <w:tblStyleColBandSize w:val="1"/>
       <w:tblInd w:w="0" w:type="dxa"/>
       <w:tblBorders>
-        <w:top w:val="single" w:sz="8" w:space="0" w:color="000000" w:themeColor="text1"/>
-        <w:left w:val="single" w:sz="8" w:space="0" w:color="000000" w:themeColor="text1"/>
-        <w:bottom w:val="single" w:sz="8" w:space="0" w:color="000000" w:themeColor="text1"/>
-        <w:right w:val="single" w:sz="8" w:space="0" w:color="000000" w:themeColor="text1"/>
+        <w:top w:val="single" w:color="000000" w:themeColor="text1" w:sz="8" w:space="0"/>
+        <w:left w:val="single" w:color="000000" w:themeColor="text1" w:sz="8" w:space="0"/>
+        <w:bottom w:val="single" w:color="000000" w:themeColor="text1" w:sz="8" w:space="0"/>
+        <w:right w:val="single" w:color="000000" w:themeColor="text1" w:sz="8" w:space="0"/>
       </w:tblBorders>
       <w:tblCellMar>
         <w:top w:w="0" w:type="dxa"/>
@@ -7028,7 +7797,7 @@
         <w:tcBorders>
           <w:top w:val="nil"/>
           <w:left w:val="nil"/>
-          <w:bottom w:val="single" w:sz="24" w:space="0" w:color="000000" w:themeColor="text1"/>
+          <w:bottom w:val="single" w:color="000000" w:themeColor="text1" w:sz="24" w:space="0"/>
           <w:right w:val="nil"/>
           <w:insideH w:val="nil"/>
           <w:insideV w:val="nil"/>
@@ -7040,7 +7809,7 @@
       <w:tblPr/>
       <w:tcPr>
         <w:tcBorders>
-          <w:top w:val="single" w:sz="8" w:space="0" w:color="000000" w:themeColor="text1"/>
+          <w:top w:val="single" w:color="000000" w:themeColor="text1" w:sz="8" w:space="0"/>
           <w:left w:val="nil"/>
           <w:bottom w:val="nil"/>
           <w:right w:val="nil"/>
@@ -7057,7 +7826,7 @@
           <w:top w:val="nil"/>
           <w:left w:val="nil"/>
           <w:bottom w:val="nil"/>
-          <w:right w:val="single" w:sz="8" w:space="0" w:color="000000" w:themeColor="text1"/>
+          <w:right w:val="single" w:color="000000" w:themeColor="text1" w:sz="8" w:space="0"/>
           <w:insideH w:val="nil"/>
           <w:insideV w:val="nil"/>
         </w:tcBorders>
@@ -7069,7 +7838,7 @@
       <w:tcPr>
         <w:tcBorders>
           <w:top w:val="nil"/>
-          <w:left w:val="single" w:sz="8" w:space="0" w:color="000000" w:themeColor="text1"/>
+          <w:left w:val="single" w:color="000000" w:themeColor="text1" w:sz="8" w:space="0"/>
           <w:bottom w:val="nil"/>
           <w:right w:val="nil"/>
           <w:insideH w:val="nil"/>
@@ -7126,7 +7895,7 @@
       <w:spacing w:after="0" w:line="240" w:lineRule="auto"/>
     </w:pPr>
     <w:rPr>
-      <w:rFonts w:asciiTheme="majorHAnsi" w:eastAsiaTheme="majorEastAsia" w:hAnsiTheme="majorHAnsi" w:cstheme="majorBidi"/>
+      <w:rFonts w:asciiTheme="majorHAnsi" w:hAnsiTheme="majorHAnsi" w:eastAsiaTheme="majorEastAsia" w:cstheme="majorBidi"/>
       <w:color w:val="000000" w:themeColor="text1"/>
     </w:rPr>
     <w:tblPr>
@@ -7134,10 +7903,10 @@
       <w:tblStyleColBandSize w:val="1"/>
       <w:tblInd w:w="0" w:type="dxa"/>
       <w:tblBorders>
-        <w:top w:val="single" w:sz="8" w:space="0" w:color="4F81BD" w:themeColor="accent1"/>
-        <w:left w:val="single" w:sz="8" w:space="0" w:color="4F81BD" w:themeColor="accent1"/>
-        <w:bottom w:val="single" w:sz="8" w:space="0" w:color="4F81BD" w:themeColor="accent1"/>
-        <w:right w:val="single" w:sz="8" w:space="0" w:color="4F81BD" w:themeColor="accent1"/>
+        <w:top w:val="single" w:color="4F81BD" w:themeColor="accent1" w:sz="8" w:space="0"/>
+        <w:left w:val="single" w:color="4F81BD" w:themeColor="accent1" w:sz="8" w:space="0"/>
+        <w:bottom w:val="single" w:color="4F81BD" w:themeColor="accent1" w:sz="8" w:space="0"/>
+        <w:right w:val="single" w:color="4F81BD" w:themeColor="accent1" w:sz="8" w:space="0"/>
       </w:tblBorders>
       <w:tblCellMar>
         <w:top w:w="0" w:type="dxa"/>
@@ -7156,7 +7925,7 @@
         <w:tcBorders>
           <w:top w:val="nil"/>
           <w:left w:val="nil"/>
-          <w:bottom w:val="single" w:sz="24" w:space="0" w:color="4F81BD" w:themeColor="accent1"/>
+          <w:bottom w:val="single" w:color="4F81BD" w:themeColor="accent1" w:sz="24" w:space="0"/>
           <w:right w:val="nil"/>
           <w:insideH w:val="nil"/>
           <w:insideV w:val="nil"/>
@@ -7168,7 +7937,7 @@
       <w:tblPr/>
       <w:tcPr>
         <w:tcBorders>
-          <w:top w:val="single" w:sz="8" w:space="0" w:color="4F81BD" w:themeColor="accent1"/>
+          <w:top w:val="single" w:color="4F81BD" w:themeColor="accent1" w:sz="8" w:space="0"/>
           <w:left w:val="nil"/>
           <w:bottom w:val="nil"/>
           <w:right w:val="nil"/>
@@ -7185,7 +7954,7 @@
           <w:top w:val="nil"/>
           <w:left w:val="nil"/>
           <w:bottom w:val="nil"/>
-          <w:right w:val="single" w:sz="8" w:space="0" w:color="4F81BD" w:themeColor="accent1"/>
+          <w:right w:val="single" w:color="4F81BD" w:themeColor="accent1" w:sz="8" w:space="0"/>
           <w:insideH w:val="nil"/>
           <w:insideV w:val="nil"/>
         </w:tcBorders>
@@ -7197,7 +7966,7 @@
       <w:tcPr>
         <w:tcBorders>
           <w:top w:val="nil"/>
-          <w:left w:val="single" w:sz="8" w:space="0" w:color="4F81BD" w:themeColor="accent1"/>
+          <w:left w:val="single" w:color="4F81BD" w:themeColor="accent1" w:sz="8" w:space="0"/>
           <w:bottom w:val="nil"/>
           <w:right w:val="nil"/>
           <w:insideH w:val="nil"/>
@@ -7254,7 +8023,7 @@
       <w:spacing w:after="0" w:line="240" w:lineRule="auto"/>
     </w:pPr>
     <w:rPr>
-      <w:rFonts w:asciiTheme="majorHAnsi" w:eastAsiaTheme="majorEastAsia" w:hAnsiTheme="majorHAnsi" w:cstheme="majorBidi"/>
+      <w:rFonts w:asciiTheme="majorHAnsi" w:hAnsiTheme="majorHAnsi" w:eastAsiaTheme="majorEastAsia" w:cstheme="majorBidi"/>
       <w:color w:val="000000" w:themeColor="text1"/>
     </w:rPr>
     <w:tblPr>
@@ -7262,10 +8031,10 @@
       <w:tblStyleColBandSize w:val="1"/>
       <w:tblInd w:w="0" w:type="dxa"/>
       <w:tblBorders>
-        <w:top w:val="single" w:sz="8" w:space="0" w:color="C0504D" w:themeColor="accent2"/>
-        <w:left w:val="single" w:sz="8" w:space="0" w:color="C0504D" w:themeColor="accent2"/>
-        <w:bottom w:val="single" w:sz="8" w:space="0" w:color="C0504D" w:themeColor="accent2"/>
-        <w:right w:val="single" w:sz="8" w:space="0" w:color="C0504D" w:themeColor="accent2"/>
+        <w:top w:val="single" w:color="C0504D" w:themeColor="accent2" w:sz="8" w:space="0"/>
+        <w:left w:val="single" w:color="C0504D" w:themeColor="accent2" w:sz="8" w:space="0"/>
+        <w:bottom w:val="single" w:color="C0504D" w:themeColor="accent2" w:sz="8" w:space="0"/>
+        <w:right w:val="single" w:color="C0504D" w:themeColor="accent2" w:sz="8" w:space="0"/>
       </w:tblBorders>
       <w:tblCellMar>
         <w:top w:w="0" w:type="dxa"/>
@@ -7284,7 +8053,7 @@
         <w:tcBorders>
           <w:top w:val="nil"/>
           <w:left w:val="nil"/>
-          <w:bottom w:val="single" w:sz="24" w:space="0" w:color="C0504D" w:themeColor="accent2"/>
+          <w:bottom w:val="single" w:color="C0504D" w:themeColor="accent2" w:sz="24" w:space="0"/>
           <w:right w:val="nil"/>
           <w:insideH w:val="nil"/>
           <w:insideV w:val="nil"/>
@@ -7296,7 +8065,7 @@
       <w:tblPr/>
       <w:tcPr>
         <w:tcBorders>
-          <w:top w:val="single" w:sz="8" w:space="0" w:color="C0504D" w:themeColor="accent2"/>
+          <w:top w:val="single" w:color="C0504D" w:themeColor="accent2" w:sz="8" w:space="0"/>
           <w:left w:val="nil"/>
           <w:bottom w:val="nil"/>
           <w:right w:val="nil"/>
@@ -7313,7 +8082,7 @@
           <w:top w:val="nil"/>
           <w:left w:val="nil"/>
           <w:bottom w:val="nil"/>
-          <w:right w:val="single" w:sz="8" w:space="0" w:color="C0504D" w:themeColor="accent2"/>
+          <w:right w:val="single" w:color="C0504D" w:themeColor="accent2" w:sz="8" w:space="0"/>
           <w:insideH w:val="nil"/>
           <w:insideV w:val="nil"/>
         </w:tcBorders>
@@ -7325,7 +8094,7 @@
       <w:tcPr>
         <w:tcBorders>
           <w:top w:val="nil"/>
-          <w:left w:val="single" w:sz="8" w:space="0" w:color="C0504D" w:themeColor="accent2"/>
+          <w:left w:val="single" w:color="C0504D" w:themeColor="accent2" w:sz="8" w:space="0"/>
           <w:bottom w:val="nil"/>
           <w:right w:val="nil"/>
           <w:insideH w:val="nil"/>
@@ -7382,7 +8151,7 @@
       <w:spacing w:after="0" w:line="240" w:lineRule="auto"/>
     </w:pPr>
     <w:rPr>
-      <w:rFonts w:asciiTheme="majorHAnsi" w:eastAsiaTheme="majorEastAsia" w:hAnsiTheme="majorHAnsi" w:cstheme="majorBidi"/>
+      <w:rFonts w:asciiTheme="majorHAnsi" w:hAnsiTheme="majorHAnsi" w:eastAsiaTheme="majorEastAsia" w:cstheme="majorBidi"/>
       <w:color w:val="000000" w:themeColor="text1"/>
     </w:rPr>
     <w:tblPr>
@@ -7390,10 +8159,10 @@
       <w:tblStyleColBandSize w:val="1"/>
       <w:tblInd w:w="0" w:type="dxa"/>
       <w:tblBorders>
-        <w:top w:val="single" w:sz="8" w:space="0" w:color="9BBB59" w:themeColor="accent3"/>
-        <w:left w:val="single" w:sz="8" w:space="0" w:color="9BBB59" w:themeColor="accent3"/>
-        <w:bottom w:val="single" w:sz="8" w:space="0" w:color="9BBB59" w:themeColor="accent3"/>
-        <w:right w:val="single" w:sz="8" w:space="0" w:color="9BBB59" w:themeColor="accent3"/>
+        <w:top w:val="single" w:color="9BBB59" w:themeColor="accent3" w:sz="8" w:space="0"/>
+        <w:left w:val="single" w:color="9BBB59" w:themeColor="accent3" w:sz="8" w:space="0"/>
+        <w:bottom w:val="single" w:color="9BBB59" w:themeColor="accent3" w:sz="8" w:space="0"/>
+        <w:right w:val="single" w:color="9BBB59" w:themeColor="accent3" w:sz="8" w:space="0"/>
       </w:tblBorders>
       <w:tblCellMar>
         <w:top w:w="0" w:type="dxa"/>
@@ -7412,7 +8181,7 @@
         <w:tcBorders>
           <w:top w:val="nil"/>
           <w:left w:val="nil"/>
-          <w:bottom w:val="single" w:sz="24" w:space="0" w:color="9BBB59" w:themeColor="accent3"/>
+          <w:bottom w:val="single" w:color="9BBB59" w:themeColor="accent3" w:sz="24" w:space="0"/>
           <w:right w:val="nil"/>
           <w:insideH w:val="nil"/>
           <w:insideV w:val="nil"/>
@@ -7424,7 +8193,7 @@
       <w:tblPr/>
       <w:tcPr>
         <w:tcBorders>
-          <w:top w:val="single" w:sz="8" w:space="0" w:color="9BBB59" w:themeColor="accent3"/>
+          <w:top w:val="single" w:color="9BBB59" w:themeColor="accent3" w:sz="8" w:space="0"/>
           <w:left w:val="nil"/>
           <w:bottom w:val="nil"/>
           <w:right w:val="nil"/>
@@ -7441,7 +8210,7 @@
           <w:top w:val="nil"/>
           <w:left w:val="nil"/>
           <w:bottom w:val="nil"/>
-          <w:right w:val="single" w:sz="8" w:space="0" w:color="9BBB59" w:themeColor="accent3"/>
+          <w:right w:val="single" w:color="9BBB59" w:themeColor="accent3" w:sz="8" w:space="0"/>
           <w:insideH w:val="nil"/>
           <w:insideV w:val="nil"/>
         </w:tcBorders>
@@ -7453,7 +8222,7 @@
       <w:tcPr>
         <w:tcBorders>
           <w:top w:val="nil"/>
-          <w:left w:val="single" w:sz="8" w:space="0" w:color="9BBB59" w:themeColor="accent3"/>
+          <w:left w:val="single" w:color="9BBB59" w:themeColor="accent3" w:sz="8" w:space="0"/>
           <w:bottom w:val="nil"/>
           <w:right w:val="nil"/>
           <w:insideH w:val="nil"/>
@@ -7510,7 +8279,7 @@
       <w:spacing w:after="0" w:line="240" w:lineRule="auto"/>
     </w:pPr>
     <w:rPr>
-      <w:rFonts w:asciiTheme="majorHAnsi" w:eastAsiaTheme="majorEastAsia" w:hAnsiTheme="majorHAnsi" w:cstheme="majorBidi"/>
+      <w:rFonts w:asciiTheme="majorHAnsi" w:hAnsiTheme="majorHAnsi" w:eastAsiaTheme="majorEastAsia" w:cstheme="majorBidi"/>
       <w:color w:val="000000" w:themeColor="text1"/>
     </w:rPr>
     <w:tblPr>
@@ -7518,10 +8287,10 @@
       <w:tblStyleColBandSize w:val="1"/>
       <w:tblInd w:w="0" w:type="dxa"/>
       <w:tblBorders>
-        <w:top w:val="single" w:sz="8" w:space="0" w:color="8064A2" w:themeColor="accent4"/>
-        <w:left w:val="single" w:sz="8" w:space="0" w:color="8064A2" w:themeColor="accent4"/>
-        <w:bottom w:val="single" w:sz="8" w:space="0" w:color="8064A2" w:themeColor="accent4"/>
-        <w:right w:val="single" w:sz="8" w:space="0" w:color="8064A2" w:themeColor="accent4"/>
+        <w:top w:val="single" w:color="8064A2" w:themeColor="accent4" w:sz="8" w:space="0"/>
+        <w:left w:val="single" w:color="8064A2" w:themeColor="accent4" w:sz="8" w:space="0"/>
+        <w:bottom w:val="single" w:color="8064A2" w:themeColor="accent4" w:sz="8" w:space="0"/>
+        <w:right w:val="single" w:color="8064A2" w:themeColor="accent4" w:sz="8" w:space="0"/>
       </w:tblBorders>
       <w:tblCellMar>
         <w:top w:w="0" w:type="dxa"/>
@@ -7540,7 +8309,7 @@
         <w:tcBorders>
           <w:top w:val="nil"/>
           <w:left w:val="nil"/>
-          <w:bottom w:val="single" w:sz="24" w:space="0" w:color="8064A2" w:themeColor="accent4"/>
+          <w:bottom w:val="single" w:color="8064A2" w:themeColor="accent4" w:sz="24" w:space="0"/>
           <w:right w:val="nil"/>
           <w:insideH w:val="nil"/>
           <w:insideV w:val="nil"/>
@@ -7552,7 +8321,7 @@
       <w:tblPr/>
       <w:tcPr>
         <w:tcBorders>
-          <w:top w:val="single" w:sz="8" w:space="0" w:color="8064A2" w:themeColor="accent4"/>
+          <w:top w:val="single" w:color="8064A2" w:themeColor="accent4" w:sz="8" w:space="0"/>
           <w:left w:val="nil"/>
           <w:bottom w:val="nil"/>
           <w:right w:val="nil"/>
@@ -7569,7 +8338,7 @@
           <w:top w:val="nil"/>
           <w:left w:val="nil"/>
           <w:bottom w:val="nil"/>
-          <w:right w:val="single" w:sz="8" w:space="0" w:color="8064A2" w:themeColor="accent4"/>
+          <w:right w:val="single" w:color="8064A2" w:themeColor="accent4" w:sz="8" w:space="0"/>
           <w:insideH w:val="nil"/>
           <w:insideV w:val="nil"/>
         </w:tcBorders>
@@ -7581,7 +8350,7 @@
       <w:tcPr>
         <w:tcBorders>
           <w:top w:val="nil"/>
-          <w:left w:val="single" w:sz="8" w:space="0" w:color="8064A2" w:themeColor="accent4"/>
+          <w:left w:val="single" w:color="8064A2" w:themeColor="accent4" w:sz="8" w:space="0"/>
           <w:bottom w:val="nil"/>
           <w:right w:val="nil"/>
           <w:insideH w:val="nil"/>
@@ -7638,7 +8407,7 @@
       <w:spacing w:after="0" w:line="240" w:lineRule="auto"/>
     </w:pPr>
     <w:rPr>
-      <w:rFonts w:asciiTheme="majorHAnsi" w:eastAsiaTheme="majorEastAsia" w:hAnsiTheme="majorHAnsi" w:cstheme="majorBidi"/>
+      <w:rFonts w:asciiTheme="majorHAnsi" w:hAnsiTheme="majorHAnsi" w:eastAsiaTheme="majorEastAsia" w:cstheme="majorBidi"/>
       <w:color w:val="000000" w:themeColor="text1"/>
     </w:rPr>
     <w:tblPr>
@@ -7646,10 +8415,10 @@
       <w:tblStyleColBandSize w:val="1"/>
       <w:tblInd w:w="0" w:type="dxa"/>
       <w:tblBorders>
-        <w:top w:val="single" w:sz="8" w:space="0" w:color="4BACC6" w:themeColor="accent5"/>
-        <w:left w:val="single" w:sz="8" w:space="0" w:color="4BACC6" w:themeColor="accent5"/>
-        <w:bottom w:val="single" w:sz="8" w:space="0" w:color="4BACC6" w:themeColor="accent5"/>
-        <w:right w:val="single" w:sz="8" w:space="0" w:color="4BACC6" w:themeColor="accent5"/>
+        <w:top w:val="single" w:color="4BACC6" w:themeColor="accent5" w:sz="8" w:space="0"/>
+        <w:left w:val="single" w:color="4BACC6" w:themeColor="accent5" w:sz="8" w:space="0"/>
+        <w:bottom w:val="single" w:color="4BACC6" w:themeColor="accent5" w:sz="8" w:space="0"/>
+        <w:right w:val="single" w:color="4BACC6" w:themeColor="accent5" w:sz="8" w:space="0"/>
       </w:tblBorders>
       <w:tblCellMar>
         <w:top w:w="0" w:type="dxa"/>
@@ -7668,7 +8437,7 @@
         <w:tcBorders>
           <w:top w:val="nil"/>
           <w:left w:val="nil"/>
-          <w:bottom w:val="single" w:sz="24" w:space="0" w:color="4BACC6" w:themeColor="accent5"/>
+          <w:bottom w:val="single" w:color="4BACC6" w:themeColor="accent5" w:sz="24" w:space="0"/>
           <w:right w:val="nil"/>
           <w:insideH w:val="nil"/>
           <w:insideV w:val="nil"/>
@@ -7680,7 +8449,7 @@
       <w:tblPr/>
       <w:tcPr>
         <w:tcBorders>
-          <w:top w:val="single" w:sz="8" w:space="0" w:color="4BACC6" w:themeColor="accent5"/>
+          <w:top w:val="single" w:color="4BACC6" w:themeColor="accent5" w:sz="8" w:space="0"/>
           <w:left w:val="nil"/>
           <w:bottom w:val="nil"/>
           <w:right w:val="nil"/>
@@ -7697,7 +8466,7 @@
           <w:top w:val="nil"/>
           <w:left w:val="nil"/>
           <w:bottom w:val="nil"/>
-          <w:right w:val="single" w:sz="8" w:space="0" w:color="4BACC6" w:themeColor="accent5"/>
+          <w:right w:val="single" w:color="4BACC6" w:themeColor="accent5" w:sz="8" w:space="0"/>
           <w:insideH w:val="nil"/>
           <w:insideV w:val="nil"/>
         </w:tcBorders>
@@ -7709,7 +8478,7 @@
       <w:tcPr>
         <w:tcBorders>
           <w:top w:val="nil"/>
-          <w:left w:val="single" w:sz="8" w:space="0" w:color="4BACC6" w:themeColor="accent5"/>
+          <w:left w:val="single" w:color="4BACC6" w:themeColor="accent5" w:sz="8" w:space="0"/>
           <w:bottom w:val="nil"/>
           <w:right w:val="nil"/>
           <w:insideH w:val="nil"/>
@@ -7766,7 +8535,7 @@
       <w:spacing w:after="0" w:line="240" w:lineRule="auto"/>
     </w:pPr>
     <w:rPr>
-      <w:rFonts w:asciiTheme="majorHAnsi" w:eastAsiaTheme="majorEastAsia" w:hAnsiTheme="majorHAnsi" w:cstheme="majorBidi"/>
+      <w:rFonts w:asciiTheme="majorHAnsi" w:hAnsiTheme="majorHAnsi" w:eastAsiaTheme="majorEastAsia" w:cstheme="majorBidi"/>
       <w:color w:val="000000" w:themeColor="text1"/>
     </w:rPr>
     <w:tblPr>
@@ -7774,10 +8543,10 @@
       <w:tblStyleColBandSize w:val="1"/>
       <w:tblInd w:w="0" w:type="dxa"/>
       <w:tblBorders>
-        <w:top w:val="single" w:sz="8" w:space="0" w:color="F79646" w:themeColor="accent6"/>
-        <w:left w:val="single" w:sz="8" w:space="0" w:color="F79646" w:themeColor="accent6"/>
-        <w:bottom w:val="single" w:sz="8" w:space="0" w:color="F79646" w:themeColor="accent6"/>
-        <w:right w:val="single" w:sz="8" w:space="0" w:color="F79646" w:themeColor="accent6"/>
+        <w:top w:val="single" w:color="F79646" w:themeColor="accent6" w:sz="8" w:space="0"/>
+        <w:left w:val="single" w:color="F79646" w:themeColor="accent6" w:sz="8" w:space="0"/>
+        <w:bottom w:val="single" w:color="F79646" w:themeColor="accent6" w:sz="8" w:space="0"/>
+        <w:right w:val="single" w:color="F79646" w:themeColor="accent6" w:sz="8" w:space="0"/>
       </w:tblBorders>
       <w:tblCellMar>
         <w:top w:w="0" w:type="dxa"/>
@@ -7796,7 +8565,7 @@
         <w:tcBorders>
           <w:top w:val="nil"/>
           <w:left w:val="nil"/>
-          <w:bottom w:val="single" w:sz="24" w:space="0" w:color="F79646" w:themeColor="accent6"/>
+          <w:bottom w:val="single" w:color="F79646" w:themeColor="accent6" w:sz="24" w:space="0"/>
           <w:right w:val="nil"/>
           <w:insideH w:val="nil"/>
           <w:insideV w:val="nil"/>
@@ -7808,7 +8577,7 @@
       <w:tblPr/>
       <w:tcPr>
         <w:tcBorders>
-          <w:top w:val="single" w:sz="8" w:space="0" w:color="F79646" w:themeColor="accent6"/>
+          <w:top w:val="single" w:color="F79646" w:themeColor="accent6" w:sz="8" w:space="0"/>
           <w:left w:val="nil"/>
           <w:bottom w:val="nil"/>
           <w:right w:val="nil"/>
@@ -7825,7 +8594,7 @@
           <w:top w:val="nil"/>
           <w:left w:val="nil"/>
           <w:bottom w:val="nil"/>
-          <w:right w:val="single" w:sz="8" w:space="0" w:color="F79646" w:themeColor="accent6"/>
+          <w:right w:val="single" w:color="F79646" w:themeColor="accent6" w:sz="8" w:space="0"/>
           <w:insideH w:val="nil"/>
           <w:insideV w:val="nil"/>
         </w:tcBorders>
@@ -7837,7 +8606,7 @@
       <w:tcPr>
         <w:tcBorders>
           <w:top w:val="nil"/>
-          <w:left w:val="single" w:sz="8" w:space="0" w:color="F79646" w:themeColor="accent6"/>
+          <w:left w:val="single" w:color="F79646" w:themeColor="accent6" w:sz="8" w:space="0"/>
           <w:bottom w:val="nil"/>
           <w:right w:val="nil"/>
           <w:insideH w:val="nil"/>
@@ -7898,12 +8667,12 @@
       <w:tblStyleColBandSize w:val="1"/>
       <w:tblInd w:w="0" w:type="dxa"/>
       <w:tblBorders>
-        <w:top w:val="single" w:sz="8" w:space="0" w:color="404040" w:themeColor="text1" w:themeTint="BF"/>
-        <w:left w:val="single" w:sz="8" w:space="0" w:color="404040" w:themeColor="text1" w:themeTint="BF"/>
-        <w:bottom w:val="single" w:sz="8" w:space="0" w:color="404040" w:themeColor="text1" w:themeTint="BF"/>
-        <w:right w:val="single" w:sz="8" w:space="0" w:color="404040" w:themeColor="text1" w:themeTint="BF"/>
-        <w:insideH w:val="single" w:sz="8" w:space="0" w:color="404040" w:themeColor="text1" w:themeTint="BF"/>
-        <w:insideV w:val="single" w:sz="8" w:space="0" w:color="404040" w:themeColor="text1" w:themeTint="BF"/>
+        <w:top w:val="single" w:color="404040" w:themeColor="text1" w:themeTint="BF" w:sz="8" w:space="0"/>
+        <w:left w:val="single" w:color="404040" w:themeColor="text1" w:themeTint="BF" w:sz="8" w:space="0"/>
+        <w:bottom w:val="single" w:color="404040" w:themeColor="text1" w:themeTint="BF" w:sz="8" w:space="0"/>
+        <w:right w:val="single" w:color="404040" w:themeColor="text1" w:themeTint="BF" w:sz="8" w:space="0"/>
+        <w:insideH w:val="single" w:color="404040" w:themeColor="text1" w:themeTint="BF" w:sz="8" w:space="0"/>
+        <w:insideV w:val="single" w:color="404040" w:themeColor="text1" w:themeTint="BF" w:sz="8" w:space="0"/>
       </w:tblBorders>
       <w:tblCellMar>
         <w:top w:w="0" w:type="dxa"/>
@@ -7929,7 +8698,7 @@
       <w:tblPr/>
       <w:tcPr>
         <w:tcBorders>
-          <w:top w:val="single" w:sz="18" w:space="0" w:color="404040" w:themeColor="text1" w:themeTint="BF"/>
+          <w:top w:val="single" w:color="404040" w:themeColor="text1" w:themeTint="BF" w:sz="18" w:space="0"/>
         </w:tcBorders>
       </w:tcPr>
     </w:tblStylePr>
@@ -7971,12 +8740,12 @@
       <w:tblStyleColBandSize w:val="1"/>
       <w:tblInd w:w="0" w:type="dxa"/>
       <w:tblBorders>
-        <w:top w:val="single" w:sz="8" w:space="0" w:color="7BA0CD" w:themeColor="accent1" w:themeTint="BF"/>
-        <w:left w:val="single" w:sz="8" w:space="0" w:color="7BA0CD" w:themeColor="accent1" w:themeTint="BF"/>
-        <w:bottom w:val="single" w:sz="8" w:space="0" w:color="7BA0CD" w:themeColor="accent1" w:themeTint="BF"/>
-        <w:right w:val="single" w:sz="8" w:space="0" w:color="7BA0CD" w:themeColor="accent1" w:themeTint="BF"/>
-        <w:insideH w:val="single" w:sz="8" w:space="0" w:color="7BA0CD" w:themeColor="accent1" w:themeTint="BF"/>
-        <w:insideV w:val="single" w:sz="8" w:space="0" w:color="7BA0CD" w:themeColor="accent1" w:themeTint="BF"/>
+        <w:top w:val="single" w:color="7BA0CD" w:themeColor="accent1" w:themeTint="BF" w:sz="8" w:space="0"/>
+        <w:left w:val="single" w:color="7BA0CD" w:themeColor="accent1" w:themeTint="BF" w:sz="8" w:space="0"/>
+        <w:bottom w:val="single" w:color="7BA0CD" w:themeColor="accent1" w:themeTint="BF" w:sz="8" w:space="0"/>
+        <w:right w:val="single" w:color="7BA0CD" w:themeColor="accent1" w:themeTint="BF" w:sz="8" w:space="0"/>
+        <w:insideH w:val="single" w:color="7BA0CD" w:themeColor="accent1" w:themeTint="BF" w:sz="8" w:space="0"/>
+        <w:insideV w:val="single" w:color="7BA0CD" w:themeColor="accent1" w:themeTint="BF" w:sz="8" w:space="0"/>
       </w:tblBorders>
       <w:tblCellMar>
         <w:top w:w="0" w:type="dxa"/>
@@ -8002,7 +8771,7 @@
       <w:tblPr/>
       <w:tcPr>
         <w:tcBorders>
-          <w:top w:val="single" w:sz="18" w:space="0" w:color="7BA0CD" w:themeColor="accent1" w:themeTint="BF"/>
+          <w:top w:val="single" w:color="7BA0CD" w:themeColor="accent1" w:themeTint="BF" w:sz="18" w:space="0"/>
         </w:tcBorders>
       </w:tcPr>
     </w:tblStylePr>
@@ -8044,12 +8813,12 @@
       <w:tblStyleColBandSize w:val="1"/>
       <w:tblInd w:w="0" w:type="dxa"/>
       <w:tblBorders>
-        <w:top w:val="single" w:sz="8" w:space="0" w:color="CF7B79" w:themeColor="accent2" w:themeTint="BF"/>
-        <w:left w:val="single" w:sz="8" w:space="0" w:color="CF7B79" w:themeColor="accent2" w:themeTint="BF"/>
-        <w:bottom w:val="single" w:sz="8" w:space="0" w:color="CF7B79" w:themeColor="accent2" w:themeTint="BF"/>
-        <w:right w:val="single" w:sz="8" w:space="0" w:color="CF7B79" w:themeColor="accent2" w:themeTint="BF"/>
-        <w:insideH w:val="single" w:sz="8" w:space="0" w:color="CF7B79" w:themeColor="accent2" w:themeTint="BF"/>
-        <w:insideV w:val="single" w:sz="8" w:space="0" w:color="CF7B79" w:themeColor="accent2" w:themeTint="BF"/>
+        <w:top w:val="single" w:color="CF7B79" w:themeColor="accent2" w:themeTint="BF" w:sz="8" w:space="0"/>
+        <w:left w:val="single" w:color="CF7B79" w:themeColor="accent2" w:themeTint="BF" w:sz="8" w:space="0"/>
+        <w:bottom w:val="single" w:color="CF7B79" w:themeColor="accent2" w:themeTint="BF" w:sz="8" w:space="0"/>
+        <w:right w:val="single" w:color="CF7B79" w:themeColor="accent2" w:themeTint="BF" w:sz="8" w:space="0"/>
+        <w:insideH w:val="single" w:color="CF7B79" w:themeColor="accent2" w:themeTint="BF" w:sz="8" w:space="0"/>
+        <w:insideV w:val="single" w:color="CF7B79" w:themeColor="accent2" w:themeTint="BF" w:sz="8" w:space="0"/>
       </w:tblBorders>
       <w:tblCellMar>
         <w:top w:w="0" w:type="dxa"/>
@@ -8075,7 +8844,7 @@
       <w:tblPr/>
       <w:tcPr>
         <w:tcBorders>
-          <w:top w:val="single" w:sz="18" w:space="0" w:color="CF7B79" w:themeColor="accent2" w:themeTint="BF"/>
+          <w:top w:val="single" w:color="CF7B79" w:themeColor="accent2" w:themeTint="BF" w:sz="18" w:space="0"/>
         </w:tcBorders>
       </w:tcPr>
     </w:tblStylePr>
@@ -8117,12 +8886,12 @@
       <w:tblStyleColBandSize w:val="1"/>
       <w:tblInd w:w="0" w:type="dxa"/>
       <w:tblBorders>
-        <w:top w:val="single" w:sz="8" w:space="0" w:color="B3CC82" w:themeColor="accent3" w:themeTint="BF"/>
-        <w:left w:val="single" w:sz="8" w:space="0" w:color="B3CC82" w:themeColor="accent3" w:themeTint="BF"/>
-        <w:bottom w:val="single" w:sz="8" w:space="0" w:color="B3CC82" w:themeColor="accent3" w:themeTint="BF"/>
-        <w:right w:val="single" w:sz="8" w:space="0" w:color="B3CC82" w:themeColor="accent3" w:themeTint="BF"/>
-        <w:insideH w:val="single" w:sz="8" w:space="0" w:color="B3CC82" w:themeColor="accent3" w:themeTint="BF"/>
-        <w:insideV w:val="single" w:sz="8" w:space="0" w:color="B3CC82" w:themeColor="accent3" w:themeTint="BF"/>
+        <w:top w:val="single" w:color="B3CC82" w:themeColor="accent3" w:themeTint="BF" w:sz="8" w:space="0"/>
+        <w:left w:val="single" w:color="B3CC82" w:themeColor="accent3" w:themeTint="BF" w:sz="8" w:space="0"/>
+        <w:bottom w:val="single" w:color="B3CC82" w:themeColor="accent3" w:themeTint="BF" w:sz="8" w:space="0"/>
+        <w:right w:val="single" w:color="B3CC82" w:themeColor="accent3" w:themeTint="BF" w:sz="8" w:space="0"/>
+        <w:insideH w:val="single" w:color="B3CC82" w:themeColor="accent3" w:themeTint="BF" w:sz="8" w:space="0"/>
+        <w:insideV w:val="single" w:color="B3CC82" w:themeColor="accent3" w:themeTint="BF" w:sz="8" w:space="0"/>
       </w:tblBorders>
       <w:tblCellMar>
         <w:top w:w="0" w:type="dxa"/>
@@ -8148,7 +8917,7 @@
       <w:tblPr/>
       <w:tcPr>
         <w:tcBorders>
-          <w:top w:val="single" w:sz="18" w:space="0" w:color="B3CC82" w:themeColor="accent3" w:themeTint="BF"/>
+          <w:top w:val="single" w:color="B3CC82" w:themeColor="accent3" w:themeTint="BF" w:sz="18" w:space="0"/>
         </w:tcBorders>
       </w:tcPr>
     </w:tblStylePr>
@@ -8190,12 +8959,12 @@
       <w:tblStyleColBandSize w:val="1"/>
       <w:tblInd w:w="0" w:type="dxa"/>
       <w:tblBorders>
-        <w:top w:val="single" w:sz="8" w:space="0" w:color="9F8AB9" w:themeColor="accent4" w:themeTint="BF"/>
-        <w:left w:val="single" w:sz="8" w:space="0" w:color="9F8AB9" w:themeColor="accent4" w:themeTint="BF"/>
-        <w:bottom w:val="single" w:sz="8" w:space="0" w:color="9F8AB9" w:themeColor="accent4" w:themeTint="BF"/>
-        <w:right w:val="single" w:sz="8" w:space="0" w:color="9F8AB9" w:themeColor="accent4" w:themeTint="BF"/>
-        <w:insideH w:val="single" w:sz="8" w:space="0" w:color="9F8AB9" w:themeColor="accent4" w:themeTint="BF"/>
-        <w:insideV w:val="single" w:sz="8" w:space="0" w:color="9F8AB9" w:themeColor="accent4" w:themeTint="BF"/>
+        <w:top w:val="single" w:color="9F8AB9" w:themeColor="accent4" w:themeTint="BF" w:sz="8" w:space="0"/>
+        <w:left w:val="single" w:color="9F8AB9" w:themeColor="accent4" w:themeTint="BF" w:sz="8" w:space="0"/>
+        <w:bottom w:val="single" w:color="9F8AB9" w:themeColor="accent4" w:themeTint="BF" w:sz="8" w:space="0"/>
+        <w:right w:val="single" w:color="9F8AB9" w:themeColor="accent4" w:themeTint="BF" w:sz="8" w:space="0"/>
+        <w:insideH w:val="single" w:color="9F8AB9" w:themeColor="accent4" w:themeTint="BF" w:sz="8" w:space="0"/>
+        <w:insideV w:val="single" w:color="9F8AB9" w:themeColor="accent4" w:themeTint="BF" w:sz="8" w:space="0"/>
       </w:tblBorders>
       <w:tblCellMar>
         <w:top w:w="0" w:type="dxa"/>
@@ -8221,7 +8990,7 @@
       <w:tblPr/>
       <w:tcPr>
         <w:tcBorders>
-          <w:top w:val="single" w:sz="18" w:space="0" w:color="9F8AB9" w:themeColor="accent4" w:themeTint="BF"/>
+          <w:top w:val="single" w:color="9F8AB9" w:themeColor="accent4" w:themeTint="BF" w:sz="18" w:space="0"/>
         </w:tcBorders>
       </w:tcPr>
     </w:tblStylePr>
@@ -8263,12 +9032,12 @@
       <w:tblStyleColBandSize w:val="1"/>
       <w:tblInd w:w="0" w:type="dxa"/>
       <w:tblBorders>
-        <w:top w:val="single" w:sz="8" w:space="0" w:color="78C0D4" w:themeColor="accent5" w:themeTint="BF"/>
-        <w:left w:val="single" w:sz="8" w:space="0" w:color="78C0D4" w:themeColor="accent5" w:themeTint="BF"/>
-        <w:bottom w:val="single" w:sz="8" w:space="0" w:color="78C0D4" w:themeColor="accent5" w:themeTint="BF"/>
-        <w:right w:val="single" w:sz="8" w:space="0" w:color="78C0D4" w:themeColor="accent5" w:themeTint="BF"/>
-        <w:insideH w:val="single" w:sz="8" w:space="0" w:color="78C0D4" w:themeColor="accent5" w:themeTint="BF"/>
-        <w:insideV w:val="single" w:sz="8" w:space="0" w:color="78C0D4" w:themeColor="accent5" w:themeTint="BF"/>
+        <w:top w:val="single" w:color="78C0D4" w:themeColor="accent5" w:themeTint="BF" w:sz="8" w:space="0"/>
+        <w:left w:val="single" w:color="78C0D4" w:themeColor="accent5" w:themeTint="BF" w:sz="8" w:space="0"/>
+        <w:bottom w:val="single" w:color="78C0D4" w:themeColor="accent5" w:themeTint="BF" w:sz="8" w:space="0"/>
+        <w:right w:val="single" w:color="78C0D4" w:themeColor="accent5" w:themeTint="BF" w:sz="8" w:space="0"/>
+        <w:insideH w:val="single" w:color="78C0D4" w:themeColor="accent5" w:themeTint="BF" w:sz="8" w:space="0"/>
+        <w:insideV w:val="single" w:color="78C0D4" w:themeColor="accent5" w:themeTint="BF" w:sz="8" w:space="0"/>
       </w:tblBorders>
       <w:tblCellMar>
         <w:top w:w="0" w:type="dxa"/>
@@ -8294,7 +9063,7 @@
       <w:tblPr/>
       <w:tcPr>
         <w:tcBorders>
-          <w:top w:val="single" w:sz="18" w:space="0" w:color="78C0D4" w:themeColor="accent5" w:themeTint="BF"/>
+          <w:top w:val="single" w:color="78C0D4" w:themeColor="accent5" w:themeTint="BF" w:sz="18" w:space="0"/>
         </w:tcBorders>
       </w:tcPr>
     </w:tblStylePr>
@@ -8336,12 +9105,12 @@
       <w:tblStyleColBandSize w:val="1"/>
       <w:tblInd w:w="0" w:type="dxa"/>
       <w:tblBorders>
-        <w:top w:val="single" w:sz="8" w:space="0" w:color="F9B074" w:themeColor="accent6" w:themeTint="BF"/>
-        <w:left w:val="single" w:sz="8" w:space="0" w:color="F9B074" w:themeColor="accent6" w:themeTint="BF"/>
-        <w:bottom w:val="single" w:sz="8" w:space="0" w:color="F9B074" w:themeColor="accent6" w:themeTint="BF"/>
-        <w:right w:val="single" w:sz="8" w:space="0" w:color="F9B074" w:themeColor="accent6" w:themeTint="BF"/>
-        <w:insideH w:val="single" w:sz="8" w:space="0" w:color="F9B074" w:themeColor="accent6" w:themeTint="BF"/>
-        <w:insideV w:val="single" w:sz="8" w:space="0" w:color="F9B074" w:themeColor="accent6" w:themeTint="BF"/>
+        <w:top w:val="single" w:color="F9B074" w:themeColor="accent6" w:themeTint="BF" w:sz="8" w:space="0"/>
+        <w:left w:val="single" w:color="F9B074" w:themeColor="accent6" w:themeTint="BF" w:sz="8" w:space="0"/>
+        <w:bottom w:val="single" w:color="F9B074" w:themeColor="accent6" w:themeTint="BF" w:sz="8" w:space="0"/>
+        <w:right w:val="single" w:color="F9B074" w:themeColor="accent6" w:themeTint="BF" w:sz="8" w:space="0"/>
+        <w:insideH w:val="single" w:color="F9B074" w:themeColor="accent6" w:themeTint="BF" w:sz="8" w:space="0"/>
+        <w:insideV w:val="single" w:color="F9B074" w:themeColor="accent6" w:themeTint="BF" w:sz="8" w:space="0"/>
       </w:tblBorders>
       <w:tblCellMar>
         <w:top w:w="0" w:type="dxa"/>
@@ -8367,7 +9136,7 @@
       <w:tblPr/>
       <w:tcPr>
         <w:tcBorders>
-          <w:top w:val="single" w:sz="18" w:space="0" w:color="F9B074" w:themeColor="accent6" w:themeTint="BF"/>
+          <w:top w:val="single" w:color="F9B074" w:themeColor="accent6" w:themeTint="BF" w:sz="18" w:space="0"/>
         </w:tcBorders>
       </w:tcPr>
     </w:tblStylePr>
@@ -8405,7 +9174,7 @@
       <w:spacing w:after="0" w:line="240" w:lineRule="auto"/>
     </w:pPr>
     <w:rPr>
-      <w:rFonts w:asciiTheme="majorHAnsi" w:eastAsiaTheme="majorEastAsia" w:hAnsiTheme="majorHAnsi" w:cstheme="majorBidi"/>
+      <w:rFonts w:asciiTheme="majorHAnsi" w:hAnsiTheme="majorHAnsi" w:eastAsiaTheme="majorEastAsia" w:cstheme="majorBidi"/>
       <w:color w:val="000000" w:themeColor="text1"/>
     </w:rPr>
     <w:tblPr>
@@ -8413,12 +9182,12 @@
       <w:tblStyleColBandSize w:val="1"/>
       <w:tblInd w:w="0" w:type="dxa"/>
       <w:tblBorders>
-        <w:top w:val="single" w:sz="8" w:space="0" w:color="000000" w:themeColor="text1"/>
-        <w:left w:val="single" w:sz="8" w:space="0" w:color="000000" w:themeColor="text1"/>
-        <w:bottom w:val="single" w:sz="8" w:space="0" w:color="000000" w:themeColor="text1"/>
-        <w:right w:val="single" w:sz="8" w:space="0" w:color="000000" w:themeColor="text1"/>
-        <w:insideH w:val="single" w:sz="8" w:space="0" w:color="000000" w:themeColor="text1"/>
-        <w:insideV w:val="single" w:sz="8" w:space="0" w:color="000000" w:themeColor="text1"/>
+        <w:top w:val="single" w:color="000000" w:themeColor="text1" w:sz="8" w:space="0"/>
+        <w:left w:val="single" w:color="000000" w:themeColor="text1" w:sz="8" w:space="0"/>
+        <w:bottom w:val="single" w:color="000000" w:themeColor="text1" w:sz="8" w:space="0"/>
+        <w:right w:val="single" w:color="000000" w:themeColor="text1" w:sz="8" w:space="0"/>
+        <w:insideH w:val="single" w:color="000000" w:themeColor="text1" w:sz="8" w:space="0"/>
+        <w:insideV w:val="single" w:color="000000" w:themeColor="text1" w:sz="8" w:space="0"/>
       </w:tblBorders>
       <w:tblCellMar>
         <w:top w:w="0" w:type="dxa"/>
@@ -8450,7 +9219,7 @@
       <w:tblPr/>
       <w:tcPr>
         <w:tcBorders>
-          <w:top w:val="single" w:sz="12" w:space="0" w:color="000000" w:themeColor="text1"/>
+          <w:top w:val="single" w:color="000000" w:themeColor="text1" w:sz="12" w:space="0"/>
           <w:left w:val="nil"/>
           <w:bottom w:val="nil"/>
           <w:right w:val="nil"/>
@@ -8508,8 +9277,8 @@
       <w:tblPr/>
       <w:tcPr>
         <w:tcBorders>
-          <w:insideH w:val="single" w:sz="6" w:space="0" w:color="000000" w:themeColor="text1"/>
-          <w:insideV w:val="single" w:sz="6" w:space="0" w:color="000000" w:themeColor="text1"/>
+          <w:insideH w:val="single" w:color="000000" w:themeColor="text1" w:sz="6" w:space="0"/>
+          <w:insideV w:val="single" w:color="000000" w:themeColor="text1" w:sz="6" w:space="0"/>
         </w:tcBorders>
         <w:shd w:val="clear" w:color="auto" w:fill="808080" w:themeFill="text1" w:themeFillTint="7F"/>
       </w:tcPr>
@@ -8530,7 +9299,7 @@
       <w:spacing w:after="0" w:line="240" w:lineRule="auto"/>
     </w:pPr>
     <w:rPr>
-      <w:rFonts w:asciiTheme="majorHAnsi" w:eastAsiaTheme="majorEastAsia" w:hAnsiTheme="majorHAnsi" w:cstheme="majorBidi"/>
+      <w:rFonts w:asciiTheme="majorHAnsi" w:hAnsiTheme="majorHAnsi" w:eastAsiaTheme="majorEastAsia" w:cstheme="majorBidi"/>
       <w:color w:val="000000" w:themeColor="text1"/>
     </w:rPr>
     <w:tblPr>
@@ -8538,12 +9307,12 @@
       <w:tblStyleColBandSize w:val="1"/>
       <w:tblInd w:w="0" w:type="dxa"/>
       <w:tblBorders>
-        <w:top w:val="single" w:sz="8" w:space="0" w:color="4F81BD" w:themeColor="accent1"/>
-        <w:left w:val="single" w:sz="8" w:space="0" w:color="4F81BD" w:themeColor="accent1"/>
-        <w:bottom w:val="single" w:sz="8" w:space="0" w:color="4F81BD" w:themeColor="accent1"/>
-        <w:right w:val="single" w:sz="8" w:space="0" w:color="4F81BD" w:themeColor="accent1"/>
-        <w:insideH w:val="single" w:sz="8" w:space="0" w:color="4F81BD" w:themeColor="accent1"/>
-        <w:insideV w:val="single" w:sz="8" w:space="0" w:color="4F81BD" w:themeColor="accent1"/>
+        <w:top w:val="single" w:color="4F81BD" w:themeColor="accent1" w:sz="8" w:space="0"/>
+        <w:left w:val="single" w:color="4F81BD" w:themeColor="accent1" w:sz="8" w:space="0"/>
+        <w:bottom w:val="single" w:color="4F81BD" w:themeColor="accent1" w:sz="8" w:space="0"/>
+        <w:right w:val="single" w:color="4F81BD" w:themeColor="accent1" w:sz="8" w:space="0"/>
+        <w:insideH w:val="single" w:color="4F81BD" w:themeColor="accent1" w:sz="8" w:space="0"/>
+        <w:insideV w:val="single" w:color="4F81BD" w:themeColor="accent1" w:sz="8" w:space="0"/>
       </w:tblBorders>
       <w:tblCellMar>
         <w:top w:w="0" w:type="dxa"/>
@@ -8575,7 +9344,7 @@
       <w:tblPr/>
       <w:tcPr>
         <w:tcBorders>
-          <w:top w:val="single" w:sz="12" w:space="0" w:color="000000" w:themeColor="text1"/>
+          <w:top w:val="single" w:color="000000" w:themeColor="text1" w:sz="12" w:space="0"/>
           <w:left w:val="nil"/>
           <w:bottom w:val="nil"/>
           <w:right w:val="nil"/>
@@ -8633,8 +9402,8 @@
       <w:tblPr/>
       <w:tcPr>
         <w:tcBorders>
-          <w:insideH w:val="single" w:sz="6" w:space="0" w:color="4F81BD" w:themeColor="accent1"/>
-          <w:insideV w:val="single" w:sz="6" w:space="0" w:color="4F81BD" w:themeColor="accent1"/>
+          <w:insideH w:val="single" w:color="4F81BD" w:themeColor="accent1" w:sz="6" w:space="0"/>
+          <w:insideV w:val="single" w:color="4F81BD" w:themeColor="accent1" w:sz="6" w:space="0"/>
         </w:tcBorders>
         <w:shd w:val="clear" w:color="auto" w:fill="A7BFDE" w:themeFill="accent1" w:themeFillTint="7F"/>
       </w:tcPr>
@@ -8655,7 +9424,7 @@
       <w:spacing w:after="0" w:line="240" w:lineRule="auto"/>
     </w:pPr>
     <w:rPr>
-      <w:rFonts w:asciiTheme="majorHAnsi" w:eastAsiaTheme="majorEastAsia" w:hAnsiTheme="majorHAnsi" w:cstheme="majorBidi"/>
+      <w:rFonts w:asciiTheme="majorHAnsi" w:hAnsiTheme="majorHAnsi" w:eastAsiaTheme="majorEastAsia" w:cstheme="majorBidi"/>
       <w:color w:val="000000" w:themeColor="text1"/>
     </w:rPr>
     <w:tblPr>
@@ -8663,12 +9432,12 @@
       <w:tblStyleColBandSize w:val="1"/>
       <w:tblInd w:w="0" w:type="dxa"/>
       <w:tblBorders>
-        <w:top w:val="single" w:sz="8" w:space="0" w:color="C0504D" w:themeColor="accent2"/>
-        <w:left w:val="single" w:sz="8" w:space="0" w:color="C0504D" w:themeColor="accent2"/>
-        <w:bottom w:val="single" w:sz="8" w:space="0" w:color="C0504D" w:themeColor="accent2"/>
-        <w:right w:val="single" w:sz="8" w:space="0" w:color="C0504D" w:themeColor="accent2"/>
-        <w:insideH w:val="single" w:sz="8" w:space="0" w:color="C0504D" w:themeColor="accent2"/>
-        <w:insideV w:val="single" w:sz="8" w:space="0" w:color="C0504D" w:themeColor="accent2"/>
+        <w:top w:val="single" w:color="C0504D" w:themeColor="accent2" w:sz="8" w:space="0"/>
+        <w:left w:val="single" w:color="C0504D" w:themeColor="accent2" w:sz="8" w:space="0"/>
+        <w:bottom w:val="single" w:color="C0504D" w:themeColor="accent2" w:sz="8" w:space="0"/>
+        <w:right w:val="single" w:color="C0504D" w:themeColor="accent2" w:sz="8" w:space="0"/>
+        <w:insideH w:val="single" w:color="C0504D" w:themeColor="accent2" w:sz="8" w:space="0"/>
+        <w:insideV w:val="single" w:color="C0504D" w:themeColor="accent2" w:sz="8" w:space="0"/>
       </w:tblBorders>
       <w:tblCellMar>
         <w:top w:w="0" w:type="dxa"/>
@@ -8700,7 +9469,7 @@
       <w:tblPr/>
       <w:tcPr>
         <w:tcBorders>
-          <w:top w:val="single" w:sz="12" w:space="0" w:color="000000" w:themeColor="text1"/>
+          <w:top w:val="single" w:color="000000" w:themeColor="text1" w:sz="12" w:space="0"/>
           <w:left w:val="nil"/>
           <w:bottom w:val="nil"/>
           <w:right w:val="nil"/>
@@ -8758,8 +9527,8 @@
       <w:tblPr/>
       <w:tcPr>
         <w:tcBorders>
-          <w:insideH w:val="single" w:sz="6" w:space="0" w:color="C0504D" w:themeColor="accent2"/>
-          <w:insideV w:val="single" w:sz="6" w:space="0" w:color="C0504D" w:themeColor="accent2"/>
+          <w:insideH w:val="single" w:color="C0504D" w:themeColor="accent2" w:sz="6" w:space="0"/>
+          <w:insideV w:val="single" w:color="C0504D" w:themeColor="accent2" w:sz="6" w:space="0"/>
         </w:tcBorders>
         <w:shd w:val="clear" w:color="auto" w:fill="DFA7A6" w:themeFill="accent2" w:themeFillTint="7F"/>
       </w:tcPr>
@@ -8780,7 +9549,7 @@
       <w:spacing w:after="0" w:line="240" w:lineRule="auto"/>
     </w:pPr>
     <w:rPr>
-      <w:rFonts w:asciiTheme="majorHAnsi" w:eastAsiaTheme="majorEastAsia" w:hAnsiTheme="majorHAnsi" w:cstheme="majorBidi"/>
+      <w:rFonts w:asciiTheme="majorHAnsi" w:hAnsiTheme="majorHAnsi" w:eastAsiaTheme="majorEastAsia" w:cstheme="majorBidi"/>
       <w:color w:val="000000" w:themeColor="text1"/>
     </w:rPr>
     <w:tblPr>
@@ -8788,12 +9557,12 @@
       <w:tblStyleColBandSize w:val="1"/>
       <w:tblInd w:w="0" w:type="dxa"/>
       <w:tblBorders>
-        <w:top w:val="single" w:sz="8" w:space="0" w:color="9BBB59" w:themeColor="accent3"/>
-        <w:left w:val="single" w:sz="8" w:space="0" w:color="9BBB59" w:themeColor="accent3"/>
-        <w:bottom w:val="single" w:sz="8" w:space="0" w:color="9BBB59" w:themeColor="accent3"/>
-        <w:right w:val="single" w:sz="8" w:space="0" w:color="9BBB59" w:themeColor="accent3"/>
-        <w:insideH w:val="single" w:sz="8" w:space="0" w:color="9BBB59" w:themeColor="accent3"/>
-        <w:insideV w:val="single" w:sz="8" w:space="0" w:color="9BBB59" w:themeColor="accent3"/>
+        <w:top w:val="single" w:color="9BBB59" w:themeColor="accent3" w:sz="8" w:space="0"/>
+        <w:left w:val="single" w:color="9BBB59" w:themeColor="accent3" w:sz="8" w:space="0"/>
+        <w:bottom w:val="single" w:color="9BBB59" w:themeColor="accent3" w:sz="8" w:space="0"/>
+        <w:right w:val="single" w:color="9BBB59" w:themeColor="accent3" w:sz="8" w:space="0"/>
+        <w:insideH w:val="single" w:color="9BBB59" w:themeColor="accent3" w:sz="8" w:space="0"/>
+        <w:insideV w:val="single" w:color="9BBB59" w:themeColor="accent3" w:sz="8" w:space="0"/>
       </w:tblBorders>
       <w:tblCellMar>
         <w:top w:w="0" w:type="dxa"/>
@@ -8825,7 +9594,7 @@
       <w:tblPr/>
       <w:tcPr>
         <w:tcBorders>
-          <w:top w:val="single" w:sz="12" w:space="0" w:color="000000" w:themeColor="text1"/>
+          <w:top w:val="single" w:color="000000" w:themeColor="text1" w:sz="12" w:space="0"/>
           <w:left w:val="nil"/>
           <w:bottom w:val="nil"/>
           <w:right w:val="nil"/>
@@ -8883,8 +9652,8 @@
       <w:tblPr/>
       <w:tcPr>
         <w:tcBorders>
-          <w:insideH w:val="single" w:sz="6" w:space="0" w:color="9BBB59" w:themeColor="accent3"/>
-          <w:insideV w:val="single" w:sz="6" w:space="0" w:color="9BBB59" w:themeColor="accent3"/>
+          <w:insideH w:val="single" w:color="9BBB59" w:themeColor="accent3" w:sz="6" w:space="0"/>
+          <w:insideV w:val="single" w:color="9BBB59" w:themeColor="accent3" w:sz="6" w:space="0"/>
         </w:tcBorders>
         <w:shd w:val="clear" w:color="auto" w:fill="CDDDAC" w:themeFill="accent3" w:themeFillTint="7F"/>
       </w:tcPr>
@@ -8905,7 +9674,7 @@
       <w:spacing w:after="0" w:line="240" w:lineRule="auto"/>
     </w:pPr>
     <w:rPr>
-      <w:rFonts w:asciiTheme="majorHAnsi" w:eastAsiaTheme="majorEastAsia" w:hAnsiTheme="majorHAnsi" w:cstheme="majorBidi"/>
+      <w:rFonts w:asciiTheme="majorHAnsi" w:hAnsiTheme="majorHAnsi" w:eastAsiaTheme="majorEastAsia" w:cstheme="majorBidi"/>
       <w:color w:val="000000" w:themeColor="text1"/>
     </w:rPr>
     <w:tblPr>
@@ -8913,12 +9682,12 @@
       <w:tblStyleColBandSize w:val="1"/>
       <w:tblInd w:w="0" w:type="dxa"/>
       <w:tblBorders>
-        <w:top w:val="single" w:sz="8" w:space="0" w:color="8064A2" w:themeColor="accent4"/>
-        <w:left w:val="single" w:sz="8" w:space="0" w:color="8064A2" w:themeColor="accent4"/>
-        <w:bottom w:val="single" w:sz="8" w:space="0" w:color="8064A2" w:themeColor="accent4"/>
-        <w:right w:val="single" w:sz="8" w:space="0" w:color="8064A2" w:themeColor="accent4"/>
-        <w:insideH w:val="single" w:sz="8" w:space="0" w:color="8064A2" w:themeColor="accent4"/>
-        <w:insideV w:val="single" w:sz="8" w:space="0" w:color="8064A2" w:themeColor="accent4"/>
+        <w:top w:val="single" w:color="8064A2" w:themeColor="accent4" w:sz="8" w:space="0"/>
+        <w:left w:val="single" w:color="8064A2" w:themeColor="accent4" w:sz="8" w:space="0"/>
+        <w:bottom w:val="single" w:color="8064A2" w:themeColor="accent4" w:sz="8" w:space="0"/>
+        <w:right w:val="single" w:color="8064A2" w:themeColor="accent4" w:sz="8" w:space="0"/>
+        <w:insideH w:val="single" w:color="8064A2" w:themeColor="accent4" w:sz="8" w:space="0"/>
+        <w:insideV w:val="single" w:color="8064A2" w:themeColor="accent4" w:sz="8" w:space="0"/>
       </w:tblBorders>
       <w:tblCellMar>
         <w:top w:w="0" w:type="dxa"/>
@@ -8950,7 +9719,7 @@
       <w:tblPr/>
       <w:tcPr>
         <w:tcBorders>
-          <w:top w:val="single" w:sz="12" w:space="0" w:color="000000" w:themeColor="text1"/>
+          <w:top w:val="single" w:color="000000" w:themeColor="text1" w:sz="12" w:space="0"/>
           <w:left w:val="nil"/>
           <w:bottom w:val="nil"/>
           <w:right w:val="nil"/>
@@ -9008,8 +9777,8 @@
       <w:tblPr/>
       <w:tcPr>
         <w:tcBorders>
-          <w:insideH w:val="single" w:sz="6" w:space="0" w:color="8064A2" w:themeColor="accent4"/>
-          <w:insideV w:val="single" w:sz="6" w:space="0" w:color="8064A2" w:themeColor="accent4"/>
+          <w:insideH w:val="single" w:color="8064A2" w:themeColor="accent4" w:sz="6" w:space="0"/>
+          <w:insideV w:val="single" w:color="8064A2" w:themeColor="accent4" w:sz="6" w:space="0"/>
         </w:tcBorders>
         <w:shd w:val="clear" w:color="auto" w:fill="BFB1D0" w:themeFill="accent4" w:themeFillTint="7F"/>
       </w:tcPr>
@@ -9030,7 +9799,7 @@
       <w:spacing w:after="0" w:line="240" w:lineRule="auto"/>
     </w:pPr>
     <w:rPr>
-      <w:rFonts w:asciiTheme="majorHAnsi" w:eastAsiaTheme="majorEastAsia" w:hAnsiTheme="majorHAnsi" w:cstheme="majorBidi"/>
+      <w:rFonts w:asciiTheme="majorHAnsi" w:hAnsiTheme="majorHAnsi" w:eastAsiaTheme="majorEastAsia" w:cstheme="majorBidi"/>
       <w:color w:val="000000" w:themeColor="text1"/>
     </w:rPr>
     <w:tblPr>
@@ -9038,12 +9807,12 @@
       <w:tblStyleColBandSize w:val="1"/>
       <w:tblInd w:w="0" w:type="dxa"/>
       <w:tblBorders>
-        <w:top w:val="single" w:sz="8" w:space="0" w:color="4BACC6" w:themeColor="accent5"/>
-        <w:left w:val="single" w:sz="8" w:space="0" w:color="4BACC6" w:themeColor="accent5"/>
-        <w:bottom w:val="single" w:sz="8" w:space="0" w:color="4BACC6" w:themeColor="accent5"/>
-        <w:right w:val="single" w:sz="8" w:space="0" w:color="4BACC6" w:themeColor="accent5"/>
-        <w:insideH w:val="single" w:sz="8" w:space="0" w:color="4BACC6" w:themeColor="accent5"/>
-        <w:insideV w:val="single" w:sz="8" w:space="0" w:color="4BACC6" w:themeColor="accent5"/>
+        <w:top w:val="single" w:color="4BACC6" w:themeColor="accent5" w:sz="8" w:space="0"/>
+        <w:left w:val="single" w:color="4BACC6" w:themeColor="accent5" w:sz="8" w:space="0"/>
+        <w:bottom w:val="single" w:color="4BACC6" w:themeColor="accent5" w:sz="8" w:space="0"/>
+        <w:right w:val="single" w:color="4BACC6" w:themeColor="accent5" w:sz="8" w:space="0"/>
+        <w:insideH w:val="single" w:color="4BACC6" w:themeColor="accent5" w:sz="8" w:space="0"/>
+        <w:insideV w:val="single" w:color="4BACC6" w:themeColor="accent5" w:sz="8" w:space="0"/>
       </w:tblBorders>
       <w:tblCellMar>
         <w:top w:w="0" w:type="dxa"/>
@@ -9075,7 +9844,7 @@
       <w:tblPr/>
       <w:tcPr>
         <w:tcBorders>
-          <w:top w:val="single" w:sz="12" w:space="0" w:color="000000" w:themeColor="text1"/>
+          <w:top w:val="single" w:color="000000" w:themeColor="text1" w:sz="12" w:space="0"/>
           <w:left w:val="nil"/>
           <w:bottom w:val="nil"/>
           <w:right w:val="nil"/>
@@ -9133,8 +9902,8 @@
       <w:tblPr/>
       <w:tcPr>
         <w:tcBorders>
-          <w:insideH w:val="single" w:sz="6" w:space="0" w:color="4BACC6" w:themeColor="accent5"/>
-          <w:insideV w:val="single" w:sz="6" w:space="0" w:color="4BACC6" w:themeColor="accent5"/>
+          <w:insideH w:val="single" w:color="4BACC6" w:themeColor="accent5" w:sz="6" w:space="0"/>
+          <w:insideV w:val="single" w:color="4BACC6" w:themeColor="accent5" w:sz="6" w:space="0"/>
         </w:tcBorders>
         <w:shd w:val="clear" w:color="auto" w:fill="A5D5E2" w:themeFill="accent5" w:themeFillTint="7F"/>
       </w:tcPr>
@@ -9155,7 +9924,7 @@
       <w:spacing w:after="0" w:line="240" w:lineRule="auto"/>
     </w:pPr>
     <w:rPr>
-      <w:rFonts w:asciiTheme="majorHAnsi" w:eastAsiaTheme="majorEastAsia" w:hAnsiTheme="majorHAnsi" w:cstheme="majorBidi"/>
+      <w:rFonts w:asciiTheme="majorHAnsi" w:hAnsiTheme="majorHAnsi" w:eastAsiaTheme="majorEastAsia" w:cstheme="majorBidi"/>
       <w:color w:val="000000" w:themeColor="text1"/>
     </w:rPr>
     <w:tblPr>
@@ -9163,12 +9932,12 @@
       <w:tblStyleColBandSize w:val="1"/>
       <w:tblInd w:w="0" w:type="dxa"/>
       <w:tblBorders>
-        <w:top w:val="single" w:sz="8" w:space="0" w:color="F79646" w:themeColor="accent6"/>
-        <w:left w:val="single" w:sz="8" w:space="0" w:color="F79646" w:themeColor="accent6"/>
-        <w:bottom w:val="single" w:sz="8" w:space="0" w:color="F79646" w:themeColor="accent6"/>
-        <w:right w:val="single" w:sz="8" w:space="0" w:color="F79646" w:themeColor="accent6"/>
-        <w:insideH w:val="single" w:sz="8" w:space="0" w:color="F79646" w:themeColor="accent6"/>
-        <w:insideV w:val="single" w:sz="8" w:space="0" w:color="F79646" w:themeColor="accent6"/>
+        <w:top w:val="single" w:color="F79646" w:themeColor="accent6" w:sz="8" w:space="0"/>
+        <w:left w:val="single" w:color="F79646" w:themeColor="accent6" w:sz="8" w:space="0"/>
+        <w:bottom w:val="single" w:color="F79646" w:themeColor="accent6" w:sz="8" w:space="0"/>
+        <w:right w:val="single" w:color="F79646" w:themeColor="accent6" w:sz="8" w:space="0"/>
+        <w:insideH w:val="single" w:color="F79646" w:themeColor="accent6" w:sz="8" w:space="0"/>
+        <w:insideV w:val="single" w:color="F79646" w:themeColor="accent6" w:sz="8" w:space="0"/>
       </w:tblBorders>
       <w:tblCellMar>
         <w:top w:w="0" w:type="dxa"/>
@@ -9200,7 +9969,7 @@
       <w:tblPr/>
       <w:tcPr>
         <w:tcBorders>
-          <w:top w:val="single" w:sz="12" w:space="0" w:color="000000" w:themeColor="text1"/>
+          <w:top w:val="single" w:color="000000" w:themeColor="text1" w:sz="12" w:space="0"/>
           <w:left w:val="nil"/>
           <w:bottom w:val="nil"/>
           <w:right w:val="nil"/>
@@ -9258,8 +10027,8 @@
       <w:tblPr/>
       <w:tcPr>
         <w:tcBorders>
-          <w:insideH w:val="single" w:sz="6" w:space="0" w:color="F79646" w:themeColor="accent6"/>
-          <w:insideV w:val="single" w:sz="6" w:space="0" w:color="F79646" w:themeColor="accent6"/>
+          <w:insideH w:val="single" w:color="F79646" w:themeColor="accent6" w:sz="6" w:space="0"/>
+          <w:insideV w:val="single" w:color="F79646" w:themeColor="accent6" w:sz="6" w:space="0"/>
         </w:tcBorders>
         <w:shd w:val="clear" w:color="auto" w:fill="FBCAA2" w:themeFill="accent6" w:themeFillTint="7F"/>
       </w:tcPr>
@@ -9284,12 +10053,12 @@
       <w:tblStyleColBandSize w:val="1"/>
       <w:tblInd w:w="0" w:type="dxa"/>
       <w:tblBorders>
-        <w:top w:val="single" w:sz="8" w:space="0" w:color="FFFFFF" w:themeColor="background1"/>
-        <w:left w:val="single" w:sz="8" w:space="0" w:color="FFFFFF" w:themeColor="background1"/>
-        <w:bottom w:val="single" w:sz="8" w:space="0" w:color="FFFFFF" w:themeColor="background1"/>
-        <w:right w:val="single" w:sz="8" w:space="0" w:color="FFFFFF" w:themeColor="background1"/>
-        <w:insideH w:val="single" w:sz="6" w:space="0" w:color="FFFFFF" w:themeColor="background1"/>
-        <w:insideV w:val="single" w:sz="6" w:space="0" w:color="FFFFFF" w:themeColor="background1"/>
+        <w:top w:val="single" w:color="FFFFFF" w:themeColor="background1" w:sz="8" w:space="0"/>
+        <w:left w:val="single" w:color="FFFFFF" w:themeColor="background1" w:sz="8" w:space="0"/>
+        <w:bottom w:val="single" w:color="FFFFFF" w:themeColor="background1" w:sz="8" w:space="0"/>
+        <w:right w:val="single" w:color="FFFFFF" w:themeColor="background1" w:sz="8" w:space="0"/>
+        <w:insideH w:val="single" w:color="FFFFFF" w:themeColor="background1" w:sz="6" w:space="0"/>
+        <w:insideV w:val="single" w:color="FFFFFF" w:themeColor="background1" w:sz="6" w:space="0"/>
       </w:tblBorders>
       <w:tblCellMar>
         <w:top w:w="0" w:type="dxa"/>
@@ -9312,12 +10081,12 @@
       <w:tblPr/>
       <w:tcPr>
         <w:tcBorders>
-          <w:top w:val="single" w:sz="8" w:space="0" w:color="FFFFFF" w:themeColor="background1"/>
-          <w:left w:val="single" w:sz="8" w:space="0" w:color="FFFFFF" w:themeColor="background1"/>
-          <w:bottom w:val="single" w:sz="24" w:space="0" w:color="FFFFFF" w:themeColor="background1"/>
-          <w:right w:val="single" w:sz="8" w:space="0" w:color="FFFFFF" w:themeColor="background1"/>
-          <w:insideH w:val="nil"/>
-          <w:insideV w:val="single" w:sz="8" w:space="0" w:color="FFFFFF" w:themeColor="background1"/>
+          <w:top w:val="single" w:color="FFFFFF" w:themeColor="background1" w:sz="8" w:space="0"/>
+          <w:left w:val="single" w:color="FFFFFF" w:themeColor="background1" w:sz="8" w:space="0"/>
+          <w:bottom w:val="single" w:color="FFFFFF" w:themeColor="background1" w:sz="24" w:space="0"/>
+          <w:right w:val="single" w:color="FFFFFF" w:themeColor="background1" w:sz="8" w:space="0"/>
+          <w:insideH w:val="nil"/>
+          <w:insideV w:val="single" w:color="FFFFFF" w:themeColor="background1" w:sz="8" w:space="0"/>
         </w:tcBorders>
         <w:shd w:val="clear" w:color="auto" w:fill="000000" w:themeFill="text1"/>
       </w:tcPr>
@@ -9333,12 +10102,12 @@
       <w:tblPr/>
       <w:tcPr>
         <w:tcBorders>
-          <w:top w:val="single" w:sz="24" w:space="0" w:color="FFFFFF" w:themeColor="background1"/>
-          <w:left w:val="single" w:sz="8" w:space="0" w:color="FFFFFF" w:themeColor="background1"/>
-          <w:bottom w:val="single" w:sz="8" w:space="0" w:color="FFFFFF" w:themeColor="background1"/>
-          <w:right w:val="single" w:sz="8" w:space="0" w:color="FFFFFF" w:themeColor="background1"/>
-          <w:insideH w:val="nil"/>
-          <w:insideV w:val="single" w:sz="8" w:space="0" w:color="FFFFFF" w:themeColor="background1"/>
+          <w:top w:val="single" w:color="FFFFFF" w:themeColor="background1" w:sz="24" w:space="0"/>
+          <w:left w:val="single" w:color="FFFFFF" w:themeColor="background1" w:sz="8" w:space="0"/>
+          <w:bottom w:val="single" w:color="FFFFFF" w:themeColor="background1" w:sz="8" w:space="0"/>
+          <w:right w:val="single" w:color="FFFFFF" w:themeColor="background1" w:sz="8" w:space="0"/>
+          <w:insideH w:val="nil"/>
+          <w:insideV w:val="single" w:color="FFFFFF" w:themeColor="background1" w:sz="8" w:space="0"/>
         </w:tcBorders>
         <w:shd w:val="clear" w:color="auto" w:fill="000000" w:themeFill="text1"/>
       </w:tcPr>
@@ -9354,8 +10123,8 @@
       <w:tblPr/>
       <w:tcPr>
         <w:tcBorders>
-          <w:left w:val="single" w:sz="8" w:space="0" w:color="FFFFFF" w:themeColor="background1"/>
-          <w:right w:val="single" w:sz="24" w:space="0" w:color="FFFFFF" w:themeColor="background1"/>
+          <w:left w:val="single" w:color="FFFFFF" w:themeColor="background1" w:sz="8" w:space="0"/>
+          <w:right w:val="single" w:color="FFFFFF" w:themeColor="background1" w:sz="24" w:space="0"/>
           <w:insideH w:val="nil"/>
           <w:insideV w:val="nil"/>
         </w:tcBorders>
@@ -9374,7 +10143,7 @@
       <w:tcPr>
         <w:tcBorders>
           <w:top w:val="nil"/>
-          <w:left w:val="single" w:sz="24" w:space="0" w:color="FFFFFF" w:themeColor="background1"/>
+          <w:left w:val="single" w:color="FFFFFF" w:themeColor="background1" w:sz="24" w:space="0"/>
           <w:bottom w:val="nil"/>
           <w:right w:val="nil"/>
           <w:insideH w:val="nil"/>
@@ -9387,10 +10156,10 @@
       <w:tblPr/>
       <w:tcPr>
         <w:tcBorders>
-          <w:top w:val="single" w:sz="8" w:space="0" w:color="FFFFFF" w:themeColor="background1"/>
-          <w:left w:val="single" w:sz="8" w:space="0" w:color="FFFFFF" w:themeColor="background1"/>
-          <w:bottom w:val="single" w:sz="8" w:space="0" w:color="FFFFFF" w:themeColor="background1"/>
-          <w:right w:val="single" w:sz="8" w:space="0" w:color="FFFFFF" w:themeColor="background1"/>
+          <w:top w:val="single" w:color="FFFFFF" w:themeColor="background1" w:sz="8" w:space="0"/>
+          <w:left w:val="single" w:color="FFFFFF" w:themeColor="background1" w:sz="8" w:space="0"/>
+          <w:bottom w:val="single" w:color="FFFFFF" w:themeColor="background1" w:sz="8" w:space="0"/>
+          <w:right w:val="single" w:color="FFFFFF" w:themeColor="background1" w:sz="8" w:space="0"/>
           <w:insideH w:val="nil"/>
           <w:insideV w:val="nil"/>
         </w:tcBorders>
@@ -9401,12 +10170,12 @@
       <w:tblPr/>
       <w:tcPr>
         <w:tcBorders>
-          <w:top w:val="single" w:sz="8" w:space="0" w:color="FFFFFF" w:themeColor="background1"/>
-          <w:left w:val="single" w:sz="8" w:space="0" w:color="FFFFFF" w:themeColor="background1"/>
-          <w:bottom w:val="single" w:sz="8" w:space="0" w:color="FFFFFF" w:themeColor="background1"/>
-          <w:right w:val="single" w:sz="8" w:space="0" w:color="FFFFFF" w:themeColor="background1"/>
-          <w:insideH w:val="single" w:sz="8" w:space="0" w:color="FFFFFF" w:themeColor="background1"/>
-          <w:insideV w:val="single" w:sz="8" w:space="0" w:color="FFFFFF" w:themeColor="background1"/>
+          <w:top w:val="single" w:color="FFFFFF" w:themeColor="background1" w:sz="8" w:space="0"/>
+          <w:left w:val="single" w:color="FFFFFF" w:themeColor="background1" w:sz="8" w:space="0"/>
+          <w:bottom w:val="single" w:color="FFFFFF" w:themeColor="background1" w:sz="8" w:space="0"/>
+          <w:right w:val="single" w:color="FFFFFF" w:themeColor="background1" w:sz="8" w:space="0"/>
+          <w:insideH w:val="single" w:color="FFFFFF" w:themeColor="background1" w:sz="8" w:space="0"/>
+          <w:insideV w:val="single" w:color="FFFFFF" w:themeColor="background1" w:sz="8" w:space="0"/>
         </w:tcBorders>
         <w:shd w:val="clear" w:color="auto" w:fill="808080" w:themeFill="text1" w:themeFillTint="7F"/>
       </w:tcPr>
@@ -9425,12 +10194,12 @@
       <w:tblStyleColBandSize w:val="1"/>
       <w:tblInd w:w="0" w:type="dxa"/>
       <w:tblBorders>
-        <w:top w:val="single" w:sz="8" w:space="0" w:color="FFFFFF" w:themeColor="background1"/>
-        <w:left w:val="single" w:sz="8" w:space="0" w:color="FFFFFF" w:themeColor="background1"/>
-        <w:bottom w:val="single" w:sz="8" w:space="0" w:color="FFFFFF" w:themeColor="background1"/>
-        <w:right w:val="single" w:sz="8" w:space="0" w:color="FFFFFF" w:themeColor="background1"/>
-        <w:insideH w:val="single" w:sz="6" w:space="0" w:color="FFFFFF" w:themeColor="background1"/>
-        <w:insideV w:val="single" w:sz="6" w:space="0" w:color="FFFFFF" w:themeColor="background1"/>
+        <w:top w:val="single" w:color="FFFFFF" w:themeColor="background1" w:sz="8" w:space="0"/>
+        <w:left w:val="single" w:color="FFFFFF" w:themeColor="background1" w:sz="8" w:space="0"/>
+        <w:bottom w:val="single" w:color="FFFFFF" w:themeColor="background1" w:sz="8" w:space="0"/>
+        <w:right w:val="single" w:color="FFFFFF" w:themeColor="background1" w:sz="8" w:space="0"/>
+        <w:insideH w:val="single" w:color="FFFFFF" w:themeColor="background1" w:sz="6" w:space="0"/>
+        <w:insideV w:val="single" w:color="FFFFFF" w:themeColor="background1" w:sz="6" w:space="0"/>
       </w:tblBorders>
       <w:tblCellMar>
         <w:top w:w="0" w:type="dxa"/>
@@ -9453,12 +10222,12 @@
       <w:tblPr/>
       <w:tcPr>
         <w:tcBorders>
-          <w:top w:val="single" w:sz="8" w:space="0" w:color="FFFFFF" w:themeColor="background1"/>
-          <w:left w:val="single" w:sz="8" w:space="0" w:color="FFFFFF" w:themeColor="background1"/>
-          <w:bottom w:val="single" w:sz="24" w:space="0" w:color="FFFFFF" w:themeColor="background1"/>
-          <w:right w:val="single" w:sz="8" w:space="0" w:color="FFFFFF" w:themeColor="background1"/>
-          <w:insideH w:val="nil"/>
-          <w:insideV w:val="single" w:sz="8" w:space="0" w:color="FFFFFF" w:themeColor="background1"/>
+          <w:top w:val="single" w:color="FFFFFF" w:themeColor="background1" w:sz="8" w:space="0"/>
+          <w:left w:val="single" w:color="FFFFFF" w:themeColor="background1" w:sz="8" w:space="0"/>
+          <w:bottom w:val="single" w:color="FFFFFF" w:themeColor="background1" w:sz="24" w:space="0"/>
+          <w:right w:val="single" w:color="FFFFFF" w:themeColor="background1" w:sz="8" w:space="0"/>
+          <w:insideH w:val="nil"/>
+          <w:insideV w:val="single" w:color="FFFFFF" w:themeColor="background1" w:sz="8" w:space="0"/>
         </w:tcBorders>
         <w:shd w:val="clear" w:color="auto" w:fill="4F81BD" w:themeFill="accent1"/>
       </w:tcPr>
@@ -9474,12 +10243,12 @@
       <w:tblPr/>
       <w:tcPr>
         <w:tcBorders>
-          <w:top w:val="single" w:sz="24" w:space="0" w:color="FFFFFF" w:themeColor="background1"/>
-          <w:left w:val="single" w:sz="8" w:space="0" w:color="FFFFFF" w:themeColor="background1"/>
-          <w:bottom w:val="single" w:sz="8" w:space="0" w:color="FFFFFF" w:themeColor="background1"/>
-          <w:right w:val="single" w:sz="8" w:space="0" w:color="FFFFFF" w:themeColor="background1"/>
-          <w:insideH w:val="nil"/>
-          <w:insideV w:val="single" w:sz="8" w:space="0" w:color="FFFFFF" w:themeColor="background1"/>
+          <w:top w:val="single" w:color="FFFFFF" w:themeColor="background1" w:sz="24" w:space="0"/>
+          <w:left w:val="single" w:color="FFFFFF" w:themeColor="background1" w:sz="8" w:space="0"/>
+          <w:bottom w:val="single" w:color="FFFFFF" w:themeColor="background1" w:sz="8" w:space="0"/>
+          <w:right w:val="single" w:color="FFFFFF" w:themeColor="background1" w:sz="8" w:space="0"/>
+          <w:insideH w:val="nil"/>
+          <w:insideV w:val="single" w:color="FFFFFF" w:themeColor="background1" w:sz="8" w:space="0"/>
         </w:tcBorders>
         <w:shd w:val="clear" w:color="auto" w:fill="4F81BD" w:themeFill="accent1"/>
       </w:tcPr>
@@ -9495,8 +10264,8 @@
       <w:tblPr/>
       <w:tcPr>
         <w:tcBorders>
-          <w:left w:val="single" w:sz="8" w:space="0" w:color="FFFFFF" w:themeColor="background1"/>
-          <w:right w:val="single" w:sz="24" w:space="0" w:color="FFFFFF" w:themeColor="background1"/>
+          <w:left w:val="single" w:color="FFFFFF" w:themeColor="background1" w:sz="8" w:space="0"/>
+          <w:right w:val="single" w:color="FFFFFF" w:themeColor="background1" w:sz="24" w:space="0"/>
           <w:insideH w:val="nil"/>
           <w:insideV w:val="nil"/>
         </w:tcBorders>
@@ -9515,7 +10284,7 @@
       <w:tcPr>
         <w:tcBorders>
           <w:top w:val="nil"/>
-          <w:left w:val="single" w:sz="24" w:space="0" w:color="FFFFFF" w:themeColor="background1"/>
+          <w:left w:val="single" w:color="FFFFFF" w:themeColor="background1" w:sz="24" w:space="0"/>
           <w:bottom w:val="nil"/>
           <w:right w:val="nil"/>
           <w:insideH w:val="nil"/>
@@ -9528,10 +10297,10 @@
       <w:tblPr/>
       <w:tcPr>
         <w:tcBorders>
-          <w:top w:val="single" w:sz="8" w:space="0" w:color="FFFFFF" w:themeColor="background1"/>
-          <w:left w:val="single" w:sz="8" w:space="0" w:color="FFFFFF" w:themeColor="background1"/>
-          <w:bottom w:val="single" w:sz="8" w:space="0" w:color="FFFFFF" w:themeColor="background1"/>
-          <w:right w:val="single" w:sz="8" w:space="0" w:color="FFFFFF" w:themeColor="background1"/>
+          <w:top w:val="single" w:color="FFFFFF" w:themeColor="background1" w:sz="8" w:space="0"/>
+          <w:left w:val="single" w:color="FFFFFF" w:themeColor="background1" w:sz="8" w:space="0"/>
+          <w:bottom w:val="single" w:color="FFFFFF" w:themeColor="background1" w:sz="8" w:space="0"/>
+          <w:right w:val="single" w:color="FFFFFF" w:themeColor="background1" w:sz="8" w:space="0"/>
           <w:insideH w:val="nil"/>
           <w:insideV w:val="nil"/>
         </w:tcBorders>
@@ -9542,12 +10311,12 @@
       <w:tblPr/>
       <w:tcPr>
         <w:tcBorders>
-          <w:top w:val="single" w:sz="8" w:space="0" w:color="FFFFFF" w:themeColor="background1"/>
-          <w:left w:val="single" w:sz="8" w:space="0" w:color="FFFFFF" w:themeColor="background1"/>
-          <w:bottom w:val="single" w:sz="8" w:space="0" w:color="FFFFFF" w:themeColor="background1"/>
-          <w:right w:val="single" w:sz="8" w:space="0" w:color="FFFFFF" w:themeColor="background1"/>
-          <w:insideH w:val="single" w:sz="8" w:space="0" w:color="FFFFFF" w:themeColor="background1"/>
-          <w:insideV w:val="single" w:sz="8" w:space="0" w:color="FFFFFF" w:themeColor="background1"/>
+          <w:top w:val="single" w:color="FFFFFF" w:themeColor="background1" w:sz="8" w:space="0"/>
+          <w:left w:val="single" w:color="FFFFFF" w:themeColor="background1" w:sz="8" w:space="0"/>
+          <w:bottom w:val="single" w:color="FFFFFF" w:themeColor="background1" w:sz="8" w:space="0"/>
+          <w:right w:val="single" w:color="FFFFFF" w:themeColor="background1" w:sz="8" w:space="0"/>
+          <w:insideH w:val="single" w:color="FFFFFF" w:themeColor="background1" w:sz="8" w:space="0"/>
+          <w:insideV w:val="single" w:color="FFFFFF" w:themeColor="background1" w:sz="8" w:space="0"/>
         </w:tcBorders>
         <w:shd w:val="clear" w:color="auto" w:fill="A7BFDE" w:themeFill="accent1" w:themeFillTint="7F"/>
       </w:tcPr>
@@ -9566,12 +10335,12 @@
       <w:tblStyleColBandSize w:val="1"/>
       <w:tblInd w:w="0" w:type="dxa"/>
       <w:tblBorders>
-        <w:top w:val="single" w:sz="8" w:space="0" w:color="FFFFFF" w:themeColor="background1"/>
-        <w:left w:val="single" w:sz="8" w:space="0" w:color="FFFFFF" w:themeColor="background1"/>
-        <w:bottom w:val="single" w:sz="8" w:space="0" w:color="FFFFFF" w:themeColor="background1"/>
-        <w:right w:val="single" w:sz="8" w:space="0" w:color="FFFFFF" w:themeColor="background1"/>
-        <w:insideH w:val="single" w:sz="6" w:space="0" w:color="FFFFFF" w:themeColor="background1"/>
-        <w:insideV w:val="single" w:sz="6" w:space="0" w:color="FFFFFF" w:themeColor="background1"/>
+        <w:top w:val="single" w:color="FFFFFF" w:themeColor="background1" w:sz="8" w:space="0"/>
+        <w:left w:val="single" w:color="FFFFFF" w:themeColor="background1" w:sz="8" w:space="0"/>
+        <w:bottom w:val="single" w:color="FFFFFF" w:themeColor="background1" w:sz="8" w:space="0"/>
+        <w:right w:val="single" w:color="FFFFFF" w:themeColor="background1" w:sz="8" w:space="0"/>
+        <w:insideH w:val="single" w:color="FFFFFF" w:themeColor="background1" w:sz="6" w:space="0"/>
+        <w:insideV w:val="single" w:color="FFFFFF" w:themeColor="background1" w:sz="6" w:space="0"/>
       </w:tblBorders>
       <w:tblCellMar>
         <w:top w:w="0" w:type="dxa"/>
@@ -9594,12 +10363,12 @@
       <w:tblPr/>
       <w:tcPr>
         <w:tcBorders>
-          <w:top w:val="single" w:sz="8" w:space="0" w:color="FFFFFF" w:themeColor="background1"/>
-          <w:left w:val="single" w:sz="8" w:space="0" w:color="FFFFFF" w:themeColor="background1"/>
-          <w:bottom w:val="single" w:sz="24" w:space="0" w:color="FFFFFF" w:themeColor="background1"/>
-          <w:right w:val="single" w:sz="8" w:space="0" w:color="FFFFFF" w:themeColor="background1"/>
-          <w:insideH w:val="nil"/>
-          <w:insideV w:val="single" w:sz="8" w:space="0" w:color="FFFFFF" w:themeColor="background1"/>
+          <w:top w:val="single" w:color="FFFFFF" w:themeColor="background1" w:sz="8" w:space="0"/>
+          <w:left w:val="single" w:color="FFFFFF" w:themeColor="background1" w:sz="8" w:space="0"/>
+          <w:bottom w:val="single" w:color="FFFFFF" w:themeColor="background1" w:sz="24" w:space="0"/>
+          <w:right w:val="single" w:color="FFFFFF" w:themeColor="background1" w:sz="8" w:space="0"/>
+          <w:insideH w:val="nil"/>
+          <w:insideV w:val="single" w:color="FFFFFF" w:themeColor="background1" w:sz="8" w:space="0"/>
         </w:tcBorders>
         <w:shd w:val="clear" w:color="auto" w:fill="C0504D" w:themeFill="accent2"/>
       </w:tcPr>
@@ -9615,12 +10384,12 @@
       <w:tblPr/>
       <w:tcPr>
         <w:tcBorders>
-          <w:top w:val="single" w:sz="24" w:space="0" w:color="FFFFFF" w:themeColor="background1"/>
-          <w:left w:val="single" w:sz="8" w:space="0" w:color="FFFFFF" w:themeColor="background1"/>
-          <w:bottom w:val="single" w:sz="8" w:space="0" w:color="FFFFFF" w:themeColor="background1"/>
-          <w:right w:val="single" w:sz="8" w:space="0" w:color="FFFFFF" w:themeColor="background1"/>
-          <w:insideH w:val="nil"/>
-          <w:insideV w:val="single" w:sz="8" w:space="0" w:color="FFFFFF" w:themeColor="background1"/>
+          <w:top w:val="single" w:color="FFFFFF" w:themeColor="background1" w:sz="24" w:space="0"/>
+          <w:left w:val="single" w:color="FFFFFF" w:themeColor="background1" w:sz="8" w:space="0"/>
+          <w:bottom w:val="single" w:color="FFFFFF" w:themeColor="background1" w:sz="8" w:space="0"/>
+          <w:right w:val="single" w:color="FFFFFF" w:themeColor="background1" w:sz="8" w:space="0"/>
+          <w:insideH w:val="nil"/>
+          <w:insideV w:val="single" w:color="FFFFFF" w:themeColor="background1" w:sz="8" w:space="0"/>
         </w:tcBorders>
         <w:shd w:val="clear" w:color="auto" w:fill="C0504D" w:themeFill="accent2"/>
       </w:tcPr>
@@ -9636,8 +10405,8 @@
       <w:tblPr/>
       <w:tcPr>
         <w:tcBorders>
-          <w:left w:val="single" w:sz="8" w:space="0" w:color="FFFFFF" w:themeColor="background1"/>
-          <w:right w:val="single" w:sz="24" w:space="0" w:color="FFFFFF" w:themeColor="background1"/>
+          <w:left w:val="single" w:color="FFFFFF" w:themeColor="background1" w:sz="8" w:space="0"/>
+          <w:right w:val="single" w:color="FFFFFF" w:themeColor="background1" w:sz="24" w:space="0"/>
           <w:insideH w:val="nil"/>
           <w:insideV w:val="nil"/>
         </w:tcBorders>
@@ -9656,7 +10425,7 @@
       <w:tcPr>
         <w:tcBorders>
           <w:top w:val="nil"/>
-          <w:left w:val="single" w:sz="24" w:space="0" w:color="FFFFFF" w:themeColor="background1"/>
+          <w:left w:val="single" w:color="FFFFFF" w:themeColor="background1" w:sz="24" w:space="0"/>
           <w:bottom w:val="nil"/>
           <w:right w:val="nil"/>
           <w:insideH w:val="nil"/>
@@ -9669,10 +10438,10 @@
       <w:tblPr/>
       <w:tcPr>
         <w:tcBorders>
-          <w:top w:val="single" w:sz="8" w:space="0" w:color="FFFFFF" w:themeColor="background1"/>
-          <w:left w:val="single" w:sz="8" w:space="0" w:color="FFFFFF" w:themeColor="background1"/>
-          <w:bottom w:val="single" w:sz="8" w:space="0" w:color="FFFFFF" w:themeColor="background1"/>
-          <w:right w:val="single" w:sz="8" w:space="0" w:color="FFFFFF" w:themeColor="background1"/>
+          <w:top w:val="single" w:color="FFFFFF" w:themeColor="background1" w:sz="8" w:space="0"/>
+          <w:left w:val="single" w:color="FFFFFF" w:themeColor="background1" w:sz="8" w:space="0"/>
+          <w:bottom w:val="single" w:color="FFFFFF" w:themeColor="background1" w:sz="8" w:space="0"/>
+          <w:right w:val="single" w:color="FFFFFF" w:themeColor="background1" w:sz="8" w:space="0"/>
           <w:insideH w:val="nil"/>
           <w:insideV w:val="nil"/>
         </w:tcBorders>
@@ -9683,12 +10452,12 @@
       <w:tblPr/>
       <w:tcPr>
         <w:tcBorders>
-          <w:top w:val="single" w:sz="8" w:space="0" w:color="FFFFFF" w:themeColor="background1"/>
-          <w:left w:val="single" w:sz="8" w:space="0" w:color="FFFFFF" w:themeColor="background1"/>
-          <w:bottom w:val="single" w:sz="8" w:space="0" w:color="FFFFFF" w:themeColor="background1"/>
-          <w:right w:val="single" w:sz="8" w:space="0" w:color="FFFFFF" w:themeColor="background1"/>
-          <w:insideH w:val="single" w:sz="8" w:space="0" w:color="FFFFFF" w:themeColor="background1"/>
-          <w:insideV w:val="single" w:sz="8" w:space="0" w:color="FFFFFF" w:themeColor="background1"/>
+          <w:top w:val="single" w:color="FFFFFF" w:themeColor="background1" w:sz="8" w:space="0"/>
+          <w:left w:val="single" w:color="FFFFFF" w:themeColor="background1" w:sz="8" w:space="0"/>
+          <w:bottom w:val="single" w:color="FFFFFF" w:themeColor="background1" w:sz="8" w:space="0"/>
+          <w:right w:val="single" w:color="FFFFFF" w:themeColor="background1" w:sz="8" w:space="0"/>
+          <w:insideH w:val="single" w:color="FFFFFF" w:themeColor="background1" w:sz="8" w:space="0"/>
+          <w:insideV w:val="single" w:color="FFFFFF" w:themeColor="background1" w:sz="8" w:space="0"/>
         </w:tcBorders>
         <w:shd w:val="clear" w:color="auto" w:fill="DFA7A6" w:themeFill="accent2" w:themeFillTint="7F"/>
       </w:tcPr>
@@ -9707,12 +10476,12 @@
       <w:tblStyleColBandSize w:val="1"/>
       <w:tblInd w:w="0" w:type="dxa"/>
       <w:tblBorders>
-        <w:top w:val="single" w:sz="8" w:space="0" w:color="FFFFFF" w:themeColor="background1"/>
-        <w:left w:val="single" w:sz="8" w:space="0" w:color="FFFFFF" w:themeColor="background1"/>
-        <w:bottom w:val="single" w:sz="8" w:space="0" w:color="FFFFFF" w:themeColor="background1"/>
-        <w:right w:val="single" w:sz="8" w:space="0" w:color="FFFFFF" w:themeColor="background1"/>
-        <w:insideH w:val="single" w:sz="6" w:space="0" w:color="FFFFFF" w:themeColor="background1"/>
-        <w:insideV w:val="single" w:sz="6" w:space="0" w:color="FFFFFF" w:themeColor="background1"/>
+        <w:top w:val="single" w:color="FFFFFF" w:themeColor="background1" w:sz="8" w:space="0"/>
+        <w:left w:val="single" w:color="FFFFFF" w:themeColor="background1" w:sz="8" w:space="0"/>
+        <w:bottom w:val="single" w:color="FFFFFF" w:themeColor="background1" w:sz="8" w:space="0"/>
+        <w:right w:val="single" w:color="FFFFFF" w:themeColor="background1" w:sz="8" w:space="0"/>
+        <w:insideH w:val="single" w:color="FFFFFF" w:themeColor="background1" w:sz="6" w:space="0"/>
+        <w:insideV w:val="single" w:color="FFFFFF" w:themeColor="background1" w:sz="6" w:space="0"/>
       </w:tblBorders>
       <w:tblCellMar>
         <w:top w:w="0" w:type="dxa"/>
@@ -9735,12 +10504,12 @@
       <w:tblPr/>
       <w:tcPr>
         <w:tcBorders>
-          <w:top w:val="single" w:sz="8" w:space="0" w:color="FFFFFF" w:themeColor="background1"/>
-          <w:left w:val="single" w:sz="8" w:space="0" w:color="FFFFFF" w:themeColor="background1"/>
-          <w:bottom w:val="single" w:sz="24" w:space="0" w:color="FFFFFF" w:themeColor="background1"/>
-          <w:right w:val="single" w:sz="8" w:space="0" w:color="FFFFFF" w:themeColor="background1"/>
-          <w:insideH w:val="nil"/>
-          <w:insideV w:val="single" w:sz="8" w:space="0" w:color="FFFFFF" w:themeColor="background1"/>
+          <w:top w:val="single" w:color="FFFFFF" w:themeColor="background1" w:sz="8" w:space="0"/>
+          <w:left w:val="single" w:color="FFFFFF" w:themeColor="background1" w:sz="8" w:space="0"/>
+          <w:bottom w:val="single" w:color="FFFFFF" w:themeColor="background1" w:sz="24" w:space="0"/>
+          <w:right w:val="single" w:color="FFFFFF" w:themeColor="background1" w:sz="8" w:space="0"/>
+          <w:insideH w:val="nil"/>
+          <w:insideV w:val="single" w:color="FFFFFF" w:themeColor="background1" w:sz="8" w:space="0"/>
         </w:tcBorders>
         <w:shd w:val="clear" w:color="auto" w:fill="9BBB59" w:themeFill="accent3"/>
       </w:tcPr>
@@ -9756,12 +10525,12 @@
       <w:tblPr/>
       <w:tcPr>
         <w:tcBorders>
-          <w:top w:val="single" w:sz="24" w:space="0" w:color="FFFFFF" w:themeColor="background1"/>
-          <w:left w:val="single" w:sz="8" w:space="0" w:color="FFFFFF" w:themeColor="background1"/>
-          <w:bottom w:val="single" w:sz="8" w:space="0" w:color="FFFFFF" w:themeColor="background1"/>
-          <w:right w:val="single" w:sz="8" w:space="0" w:color="FFFFFF" w:themeColor="background1"/>
-          <w:insideH w:val="nil"/>
-          <w:insideV w:val="single" w:sz="8" w:space="0" w:color="FFFFFF" w:themeColor="background1"/>
+          <w:top w:val="single" w:color="FFFFFF" w:themeColor="background1" w:sz="24" w:space="0"/>
+          <w:left w:val="single" w:color="FFFFFF" w:themeColor="background1" w:sz="8" w:space="0"/>
+          <w:bottom w:val="single" w:color="FFFFFF" w:themeColor="background1" w:sz="8" w:space="0"/>
+          <w:right w:val="single" w:color="FFFFFF" w:themeColor="background1" w:sz="8" w:space="0"/>
+          <w:insideH w:val="nil"/>
+          <w:insideV w:val="single" w:color="FFFFFF" w:themeColor="background1" w:sz="8" w:space="0"/>
         </w:tcBorders>
         <w:shd w:val="clear" w:color="auto" w:fill="9BBB59" w:themeFill="accent3"/>
       </w:tcPr>
@@ -9777,8 +10546,8 @@
       <w:tblPr/>
       <w:tcPr>
         <w:tcBorders>
-          <w:left w:val="single" w:sz="8" w:space="0" w:color="FFFFFF" w:themeColor="background1"/>
-          <w:right w:val="single" w:sz="24" w:space="0" w:color="FFFFFF" w:themeColor="background1"/>
+          <w:left w:val="single" w:color="FFFFFF" w:themeColor="background1" w:sz="8" w:space="0"/>
+          <w:right w:val="single" w:color="FFFFFF" w:themeColor="background1" w:sz="24" w:space="0"/>
           <w:insideH w:val="nil"/>
           <w:insideV w:val="nil"/>
         </w:tcBorders>
@@ -9797,7 +10566,7 @@
       <w:tcPr>
         <w:tcBorders>
           <w:top w:val="nil"/>
-          <w:left w:val="single" w:sz="24" w:space="0" w:color="FFFFFF" w:themeColor="background1"/>
+          <w:left w:val="single" w:color="FFFFFF" w:themeColor="background1" w:sz="24" w:space="0"/>
           <w:bottom w:val="nil"/>
           <w:right w:val="nil"/>
           <w:insideH w:val="nil"/>
@@ -9810,10 +10579,10 @@
       <w:tblPr/>
       <w:tcPr>
         <w:tcBorders>
-          <w:top w:val="single" w:sz="8" w:space="0" w:color="FFFFFF" w:themeColor="background1"/>
-          <w:left w:val="single" w:sz="8" w:space="0" w:color="FFFFFF" w:themeColor="background1"/>
-          <w:bottom w:val="single" w:sz="8" w:space="0" w:color="FFFFFF" w:themeColor="background1"/>
-          <w:right w:val="single" w:sz="8" w:space="0" w:color="FFFFFF" w:themeColor="background1"/>
+          <w:top w:val="single" w:color="FFFFFF" w:themeColor="background1" w:sz="8" w:space="0"/>
+          <w:left w:val="single" w:color="FFFFFF" w:themeColor="background1" w:sz="8" w:space="0"/>
+          <w:bottom w:val="single" w:color="FFFFFF" w:themeColor="background1" w:sz="8" w:space="0"/>
+          <w:right w:val="single" w:color="FFFFFF" w:themeColor="background1" w:sz="8" w:space="0"/>
           <w:insideH w:val="nil"/>
           <w:insideV w:val="nil"/>
         </w:tcBorders>
@@ -9824,12 +10593,12 @@
       <w:tblPr/>
       <w:tcPr>
         <w:tcBorders>
-          <w:top w:val="single" w:sz="8" w:space="0" w:color="FFFFFF" w:themeColor="background1"/>
-          <w:left w:val="single" w:sz="8" w:space="0" w:color="FFFFFF" w:themeColor="background1"/>
-          <w:bottom w:val="single" w:sz="8" w:space="0" w:color="FFFFFF" w:themeColor="background1"/>
-          <w:right w:val="single" w:sz="8" w:space="0" w:color="FFFFFF" w:themeColor="background1"/>
-          <w:insideH w:val="single" w:sz="8" w:space="0" w:color="FFFFFF" w:themeColor="background1"/>
-          <w:insideV w:val="single" w:sz="8" w:space="0" w:color="FFFFFF" w:themeColor="background1"/>
+          <w:top w:val="single" w:color="FFFFFF" w:themeColor="background1" w:sz="8" w:space="0"/>
+          <w:left w:val="single" w:color="FFFFFF" w:themeColor="background1" w:sz="8" w:space="0"/>
+          <w:bottom w:val="single" w:color="FFFFFF" w:themeColor="background1" w:sz="8" w:space="0"/>
+          <w:right w:val="single" w:color="FFFFFF" w:themeColor="background1" w:sz="8" w:space="0"/>
+          <w:insideH w:val="single" w:color="FFFFFF" w:themeColor="background1" w:sz="8" w:space="0"/>
+          <w:insideV w:val="single" w:color="FFFFFF" w:themeColor="background1" w:sz="8" w:space="0"/>
         </w:tcBorders>
         <w:shd w:val="clear" w:color="auto" w:fill="CDDDAC" w:themeFill="accent3" w:themeFillTint="7F"/>
       </w:tcPr>
@@ -9848,12 +10617,12 @@
       <w:tblStyleColBandSize w:val="1"/>
       <w:tblInd w:w="0" w:type="dxa"/>
       <w:tblBorders>
-        <w:top w:val="single" w:sz="8" w:space="0" w:color="FFFFFF" w:themeColor="background1"/>
-        <w:left w:val="single" w:sz="8" w:space="0" w:color="FFFFFF" w:themeColor="background1"/>
-        <w:bottom w:val="single" w:sz="8" w:space="0" w:color="FFFFFF" w:themeColor="background1"/>
-        <w:right w:val="single" w:sz="8" w:space="0" w:color="FFFFFF" w:themeColor="background1"/>
-        <w:insideH w:val="single" w:sz="6" w:space="0" w:color="FFFFFF" w:themeColor="background1"/>
-        <w:insideV w:val="single" w:sz="6" w:space="0" w:color="FFFFFF" w:themeColor="background1"/>
+        <w:top w:val="single" w:color="FFFFFF" w:themeColor="background1" w:sz="8" w:space="0"/>
+        <w:left w:val="single" w:color="FFFFFF" w:themeColor="background1" w:sz="8" w:space="0"/>
+        <w:bottom w:val="single" w:color="FFFFFF" w:themeColor="background1" w:sz="8" w:space="0"/>
+        <w:right w:val="single" w:color="FFFFFF" w:themeColor="background1" w:sz="8" w:space="0"/>
+        <w:insideH w:val="single" w:color="FFFFFF" w:themeColor="background1" w:sz="6" w:space="0"/>
+        <w:insideV w:val="single" w:color="FFFFFF" w:themeColor="background1" w:sz="6" w:space="0"/>
       </w:tblBorders>
       <w:tblCellMar>
         <w:top w:w="0" w:type="dxa"/>
@@ -9876,12 +10645,12 @@
       <w:tblPr/>
       <w:tcPr>
         <w:tcBorders>
-          <w:top w:val="single" w:sz="8" w:space="0" w:color="FFFFFF" w:themeColor="background1"/>
-          <w:left w:val="single" w:sz="8" w:space="0" w:color="FFFFFF" w:themeColor="background1"/>
-          <w:bottom w:val="single" w:sz="24" w:space="0" w:color="FFFFFF" w:themeColor="background1"/>
-          <w:right w:val="single" w:sz="8" w:space="0" w:color="FFFFFF" w:themeColor="background1"/>
-          <w:insideH w:val="nil"/>
-          <w:insideV w:val="single" w:sz="8" w:space="0" w:color="FFFFFF" w:themeColor="background1"/>
+          <w:top w:val="single" w:color="FFFFFF" w:themeColor="background1" w:sz="8" w:space="0"/>
+          <w:left w:val="single" w:color="FFFFFF" w:themeColor="background1" w:sz="8" w:space="0"/>
+          <w:bottom w:val="single" w:color="FFFFFF" w:themeColor="background1" w:sz="24" w:space="0"/>
+          <w:right w:val="single" w:color="FFFFFF" w:themeColor="background1" w:sz="8" w:space="0"/>
+          <w:insideH w:val="nil"/>
+          <w:insideV w:val="single" w:color="FFFFFF" w:themeColor="background1" w:sz="8" w:space="0"/>
         </w:tcBorders>
         <w:shd w:val="clear" w:color="auto" w:fill="8064A2" w:themeFill="accent4"/>
       </w:tcPr>
@@ -9897,12 +10666,12 @@
       <w:tblPr/>
       <w:tcPr>
         <w:tcBorders>
-          <w:top w:val="single" w:sz="24" w:space="0" w:color="FFFFFF" w:themeColor="background1"/>
-          <w:left w:val="single" w:sz="8" w:space="0" w:color="FFFFFF" w:themeColor="background1"/>
-          <w:bottom w:val="single" w:sz="8" w:space="0" w:color="FFFFFF" w:themeColor="background1"/>
-          <w:right w:val="single" w:sz="8" w:space="0" w:color="FFFFFF" w:themeColor="background1"/>
-          <w:insideH w:val="nil"/>
-          <w:insideV w:val="single" w:sz="8" w:space="0" w:color="FFFFFF" w:themeColor="background1"/>
+          <w:top w:val="single" w:color="FFFFFF" w:themeColor="background1" w:sz="24" w:space="0"/>
+          <w:left w:val="single" w:color="FFFFFF" w:themeColor="background1" w:sz="8" w:space="0"/>
+          <w:bottom w:val="single" w:color="FFFFFF" w:themeColor="background1" w:sz="8" w:space="0"/>
+          <w:right w:val="single" w:color="FFFFFF" w:themeColor="background1" w:sz="8" w:space="0"/>
+          <w:insideH w:val="nil"/>
+          <w:insideV w:val="single" w:color="FFFFFF" w:themeColor="background1" w:sz="8" w:space="0"/>
         </w:tcBorders>
         <w:shd w:val="clear" w:color="auto" w:fill="8064A2" w:themeFill="accent4"/>
       </w:tcPr>
@@ -9918,8 +10687,8 @@
       <w:tblPr/>
       <w:tcPr>
         <w:tcBorders>
-          <w:left w:val="single" w:sz="8" w:space="0" w:color="FFFFFF" w:themeColor="background1"/>
-          <w:right w:val="single" w:sz="24" w:space="0" w:color="FFFFFF" w:themeColor="background1"/>
+          <w:left w:val="single" w:color="FFFFFF" w:themeColor="background1" w:sz="8" w:space="0"/>
+          <w:right w:val="single" w:color="FFFFFF" w:themeColor="background1" w:sz="24" w:space="0"/>
           <w:insideH w:val="nil"/>
           <w:insideV w:val="nil"/>
         </w:tcBorders>
@@ -9938,7 +10707,7 @@
       <w:tcPr>
         <w:tcBorders>
           <w:top w:val="nil"/>
-          <w:left w:val="single" w:sz="24" w:space="0" w:color="FFFFFF" w:themeColor="background1"/>
+          <w:left w:val="single" w:color="FFFFFF" w:themeColor="background1" w:sz="24" w:space="0"/>
           <w:bottom w:val="nil"/>
           <w:right w:val="nil"/>
           <w:insideH w:val="nil"/>
@@ -9951,10 +10720,10 @@
       <w:tblPr/>
       <w:tcPr>
         <w:tcBorders>
-          <w:top w:val="single" w:sz="8" w:space="0" w:color="FFFFFF" w:themeColor="background1"/>
-          <w:left w:val="single" w:sz="8" w:space="0" w:color="FFFFFF" w:themeColor="background1"/>
-          <w:bottom w:val="single" w:sz="8" w:space="0" w:color="FFFFFF" w:themeColor="background1"/>
-          <w:right w:val="single" w:sz="8" w:space="0" w:color="FFFFFF" w:themeColor="background1"/>
+          <w:top w:val="single" w:color="FFFFFF" w:themeColor="background1" w:sz="8" w:space="0"/>
+          <w:left w:val="single" w:color="FFFFFF" w:themeColor="background1" w:sz="8" w:space="0"/>
+          <w:bottom w:val="single" w:color="FFFFFF" w:themeColor="background1" w:sz="8" w:space="0"/>
+          <w:right w:val="single" w:color="FFFFFF" w:themeColor="background1" w:sz="8" w:space="0"/>
           <w:insideH w:val="nil"/>
           <w:insideV w:val="nil"/>
         </w:tcBorders>
@@ -9965,12 +10734,12 @@
       <w:tblPr/>
       <w:tcPr>
         <w:tcBorders>
-          <w:top w:val="single" w:sz="8" w:space="0" w:color="FFFFFF" w:themeColor="background1"/>
-          <w:left w:val="single" w:sz="8" w:space="0" w:color="FFFFFF" w:themeColor="background1"/>
-          <w:bottom w:val="single" w:sz="8" w:space="0" w:color="FFFFFF" w:themeColor="background1"/>
-          <w:right w:val="single" w:sz="8" w:space="0" w:color="FFFFFF" w:themeColor="background1"/>
-          <w:insideH w:val="single" w:sz="8" w:space="0" w:color="FFFFFF" w:themeColor="background1"/>
-          <w:insideV w:val="single" w:sz="8" w:space="0" w:color="FFFFFF" w:themeColor="background1"/>
+          <w:top w:val="single" w:color="FFFFFF" w:themeColor="background1" w:sz="8" w:space="0"/>
+          <w:left w:val="single" w:color="FFFFFF" w:themeColor="background1" w:sz="8" w:space="0"/>
+          <w:bottom w:val="single" w:color="FFFFFF" w:themeColor="background1" w:sz="8" w:space="0"/>
+          <w:right w:val="single" w:color="FFFFFF" w:themeColor="background1" w:sz="8" w:space="0"/>
+          <w:insideH w:val="single" w:color="FFFFFF" w:themeColor="background1" w:sz="8" w:space="0"/>
+          <w:insideV w:val="single" w:color="FFFFFF" w:themeColor="background1" w:sz="8" w:space="0"/>
         </w:tcBorders>
         <w:shd w:val="clear" w:color="auto" w:fill="BFB1D0" w:themeFill="accent4" w:themeFillTint="7F"/>
       </w:tcPr>
@@ -9989,12 +10758,12 @@
       <w:tblStyleColBandSize w:val="1"/>
       <w:tblInd w:w="0" w:type="dxa"/>
       <w:tblBorders>
-        <w:top w:val="single" w:sz="8" w:space="0" w:color="FFFFFF" w:themeColor="background1"/>
-        <w:left w:val="single" w:sz="8" w:space="0" w:color="FFFFFF" w:themeColor="background1"/>
-        <w:bottom w:val="single" w:sz="8" w:space="0" w:color="FFFFFF" w:themeColor="background1"/>
-        <w:right w:val="single" w:sz="8" w:space="0" w:color="FFFFFF" w:themeColor="background1"/>
-        <w:insideH w:val="single" w:sz="6" w:space="0" w:color="FFFFFF" w:themeColor="background1"/>
-        <w:insideV w:val="single" w:sz="6" w:space="0" w:color="FFFFFF" w:themeColor="background1"/>
+        <w:top w:val="single" w:color="FFFFFF" w:themeColor="background1" w:sz="8" w:space="0"/>
+        <w:left w:val="single" w:color="FFFFFF" w:themeColor="background1" w:sz="8" w:space="0"/>
+        <w:bottom w:val="single" w:color="FFFFFF" w:themeColor="background1" w:sz="8" w:space="0"/>
+        <w:right w:val="single" w:color="FFFFFF" w:themeColor="background1" w:sz="8" w:space="0"/>
+        <w:insideH w:val="single" w:color="FFFFFF" w:themeColor="background1" w:sz="6" w:space="0"/>
+        <w:insideV w:val="single" w:color="FFFFFF" w:themeColor="background1" w:sz="6" w:space="0"/>
       </w:tblBorders>
       <w:tblCellMar>
         <w:top w:w="0" w:type="dxa"/>
@@ -10017,12 +10786,12 @@
       <w:tblPr/>
       <w:tcPr>
         <w:tcBorders>
-          <w:top w:val="single" w:sz="8" w:space="0" w:color="FFFFFF" w:themeColor="background1"/>
-          <w:left w:val="single" w:sz="8" w:space="0" w:color="FFFFFF" w:themeColor="background1"/>
-          <w:bottom w:val="single" w:sz="24" w:space="0" w:color="FFFFFF" w:themeColor="background1"/>
-          <w:right w:val="single" w:sz="8" w:space="0" w:color="FFFFFF" w:themeColor="background1"/>
-          <w:insideH w:val="nil"/>
-          <w:insideV w:val="single" w:sz="8" w:space="0" w:color="FFFFFF" w:themeColor="background1"/>
+          <w:top w:val="single" w:color="FFFFFF" w:themeColor="background1" w:sz="8" w:space="0"/>
+          <w:left w:val="single" w:color="FFFFFF" w:themeColor="background1" w:sz="8" w:space="0"/>
+          <w:bottom w:val="single" w:color="FFFFFF" w:themeColor="background1" w:sz="24" w:space="0"/>
+          <w:right w:val="single" w:color="FFFFFF" w:themeColor="background1" w:sz="8" w:space="0"/>
+          <w:insideH w:val="nil"/>
+          <w:insideV w:val="single" w:color="FFFFFF" w:themeColor="background1" w:sz="8" w:space="0"/>
         </w:tcBorders>
         <w:shd w:val="clear" w:color="auto" w:fill="4BACC6" w:themeFill="accent5"/>
       </w:tcPr>
@@ -10038,12 +10807,12 @@
       <w:tblPr/>
       <w:tcPr>
         <w:tcBorders>
-          <w:top w:val="single" w:sz="24" w:space="0" w:color="FFFFFF" w:themeColor="background1"/>
-          <w:left w:val="single" w:sz="8" w:space="0" w:color="FFFFFF" w:themeColor="background1"/>
-          <w:bottom w:val="single" w:sz="8" w:space="0" w:color="FFFFFF" w:themeColor="background1"/>
-          <w:right w:val="single" w:sz="8" w:space="0" w:color="FFFFFF" w:themeColor="background1"/>
-          <w:insideH w:val="nil"/>
-          <w:insideV w:val="single" w:sz="8" w:space="0" w:color="FFFFFF" w:themeColor="background1"/>
+          <w:top w:val="single" w:color="FFFFFF" w:themeColor="background1" w:sz="24" w:space="0"/>
+          <w:left w:val="single" w:color="FFFFFF" w:themeColor="background1" w:sz="8" w:space="0"/>
+          <w:bottom w:val="single" w:color="FFFFFF" w:themeColor="background1" w:sz="8" w:space="0"/>
+          <w:right w:val="single" w:color="FFFFFF" w:themeColor="background1" w:sz="8" w:space="0"/>
+          <w:insideH w:val="nil"/>
+          <w:insideV w:val="single" w:color="FFFFFF" w:themeColor="background1" w:sz="8" w:space="0"/>
         </w:tcBorders>
         <w:shd w:val="clear" w:color="auto" w:fill="4BACC6" w:themeFill="accent5"/>
       </w:tcPr>
@@ -10059,8 +10828,8 @@
       <w:tblPr/>
       <w:tcPr>
         <w:tcBorders>
-          <w:left w:val="single" w:sz="8" w:space="0" w:color="FFFFFF" w:themeColor="background1"/>
-          <w:right w:val="single" w:sz="24" w:space="0" w:color="FFFFFF" w:themeColor="background1"/>
+          <w:left w:val="single" w:color="FFFFFF" w:themeColor="background1" w:sz="8" w:space="0"/>
+          <w:right w:val="single" w:color="FFFFFF" w:themeColor="background1" w:sz="24" w:space="0"/>
           <w:insideH w:val="nil"/>
           <w:insideV w:val="nil"/>
         </w:tcBorders>
@@ -10079,7 +10848,7 @@
       <w:tcPr>
         <w:tcBorders>
           <w:top w:val="nil"/>
-          <w:left w:val="single" w:sz="24" w:space="0" w:color="FFFFFF" w:themeColor="background1"/>
+          <w:left w:val="single" w:color="FFFFFF" w:themeColor="background1" w:sz="24" w:space="0"/>
           <w:bottom w:val="nil"/>
           <w:right w:val="nil"/>
           <w:insideH w:val="nil"/>
@@ -10092,10 +10861,10 @@
       <w:tblPr/>
       <w:tcPr>
         <w:tcBorders>
-          <w:top w:val="single" w:sz="8" w:space="0" w:color="FFFFFF" w:themeColor="background1"/>
-          <w:left w:val="single" w:sz="8" w:space="0" w:color="FFFFFF" w:themeColor="background1"/>
-          <w:bottom w:val="single" w:sz="8" w:space="0" w:color="FFFFFF" w:themeColor="background1"/>
-          <w:right w:val="single" w:sz="8" w:space="0" w:color="FFFFFF" w:themeColor="background1"/>
+          <w:top w:val="single" w:color="FFFFFF" w:themeColor="background1" w:sz="8" w:space="0"/>
+          <w:left w:val="single" w:color="FFFFFF" w:themeColor="background1" w:sz="8" w:space="0"/>
+          <w:bottom w:val="single" w:color="FFFFFF" w:themeColor="background1" w:sz="8" w:space="0"/>
+          <w:right w:val="single" w:color="FFFFFF" w:themeColor="background1" w:sz="8" w:space="0"/>
           <w:insideH w:val="nil"/>
           <w:insideV w:val="nil"/>
         </w:tcBorders>
@@ -10106,12 +10875,12 @@
       <w:tblPr/>
       <w:tcPr>
         <w:tcBorders>
-          <w:top w:val="single" w:sz="8" w:space="0" w:color="FFFFFF" w:themeColor="background1"/>
-          <w:left w:val="single" w:sz="8" w:space="0" w:color="FFFFFF" w:themeColor="background1"/>
-          <w:bottom w:val="single" w:sz="8" w:space="0" w:color="FFFFFF" w:themeColor="background1"/>
-          <w:right w:val="single" w:sz="8" w:space="0" w:color="FFFFFF" w:themeColor="background1"/>
-          <w:insideH w:val="single" w:sz="8" w:space="0" w:color="FFFFFF" w:themeColor="background1"/>
-          <w:insideV w:val="single" w:sz="8" w:space="0" w:color="FFFFFF" w:themeColor="background1"/>
+          <w:top w:val="single" w:color="FFFFFF" w:themeColor="background1" w:sz="8" w:space="0"/>
+          <w:left w:val="single" w:color="FFFFFF" w:themeColor="background1" w:sz="8" w:space="0"/>
+          <w:bottom w:val="single" w:color="FFFFFF" w:themeColor="background1" w:sz="8" w:space="0"/>
+          <w:right w:val="single" w:color="FFFFFF" w:themeColor="background1" w:sz="8" w:space="0"/>
+          <w:insideH w:val="single" w:color="FFFFFF" w:themeColor="background1" w:sz="8" w:space="0"/>
+          <w:insideV w:val="single" w:color="FFFFFF" w:themeColor="background1" w:sz="8" w:space="0"/>
         </w:tcBorders>
         <w:shd w:val="clear" w:color="auto" w:fill="A5D5E2" w:themeFill="accent5" w:themeFillTint="7F"/>
       </w:tcPr>
@@ -10130,12 +10899,12 @@
       <w:tblStyleColBandSize w:val="1"/>
       <w:tblInd w:w="0" w:type="dxa"/>
       <w:tblBorders>
-        <w:top w:val="single" w:sz="8" w:space="0" w:color="FFFFFF" w:themeColor="background1"/>
-        <w:left w:val="single" w:sz="8" w:space="0" w:color="FFFFFF" w:themeColor="background1"/>
-        <w:bottom w:val="single" w:sz="8" w:space="0" w:color="FFFFFF" w:themeColor="background1"/>
-        <w:right w:val="single" w:sz="8" w:space="0" w:color="FFFFFF" w:themeColor="background1"/>
-        <w:insideH w:val="single" w:sz="6" w:space="0" w:color="FFFFFF" w:themeColor="background1"/>
-        <w:insideV w:val="single" w:sz="6" w:space="0" w:color="FFFFFF" w:themeColor="background1"/>
+        <w:top w:val="single" w:color="FFFFFF" w:themeColor="background1" w:sz="8" w:space="0"/>
+        <w:left w:val="single" w:color="FFFFFF" w:themeColor="background1" w:sz="8" w:space="0"/>
+        <w:bottom w:val="single" w:color="FFFFFF" w:themeColor="background1" w:sz="8" w:space="0"/>
+        <w:right w:val="single" w:color="FFFFFF" w:themeColor="background1" w:sz="8" w:space="0"/>
+        <w:insideH w:val="single" w:color="FFFFFF" w:themeColor="background1" w:sz="6" w:space="0"/>
+        <w:insideV w:val="single" w:color="FFFFFF" w:themeColor="background1" w:sz="6" w:space="0"/>
       </w:tblBorders>
       <w:tblCellMar>
         <w:top w:w="0" w:type="dxa"/>
@@ -10158,12 +10927,12 @@
       <w:tblPr/>
       <w:tcPr>
         <w:tcBorders>
-          <w:top w:val="single" w:sz="8" w:space="0" w:color="FFFFFF" w:themeColor="background1"/>
-          <w:left w:val="single" w:sz="8" w:space="0" w:color="FFFFFF" w:themeColor="background1"/>
-          <w:bottom w:val="single" w:sz="24" w:space="0" w:color="FFFFFF" w:themeColor="background1"/>
-          <w:right w:val="single" w:sz="8" w:space="0" w:color="FFFFFF" w:themeColor="background1"/>
-          <w:insideH w:val="nil"/>
-          <w:insideV w:val="single" w:sz="8" w:space="0" w:color="FFFFFF" w:themeColor="background1"/>
+          <w:top w:val="single" w:color="FFFFFF" w:themeColor="background1" w:sz="8" w:space="0"/>
+          <w:left w:val="single" w:color="FFFFFF" w:themeColor="background1" w:sz="8" w:space="0"/>
+          <w:bottom w:val="single" w:color="FFFFFF" w:themeColor="background1" w:sz="24" w:space="0"/>
+          <w:right w:val="single" w:color="FFFFFF" w:themeColor="background1" w:sz="8" w:space="0"/>
+          <w:insideH w:val="nil"/>
+          <w:insideV w:val="single" w:color="FFFFFF" w:themeColor="background1" w:sz="8" w:space="0"/>
         </w:tcBorders>
         <w:shd w:val="clear" w:color="auto" w:fill="F79646" w:themeFill="accent6"/>
       </w:tcPr>
@@ -10179,12 +10948,12 @@
       <w:tblPr/>
       <w:tcPr>
         <w:tcBorders>
-          <w:top w:val="single" w:sz="24" w:space="0" w:color="FFFFFF" w:themeColor="background1"/>
-          <w:left w:val="single" w:sz="8" w:space="0" w:color="FFFFFF" w:themeColor="background1"/>
-          <w:bottom w:val="single" w:sz="8" w:space="0" w:color="FFFFFF" w:themeColor="background1"/>
-          <w:right w:val="single" w:sz="8" w:space="0" w:color="FFFFFF" w:themeColor="background1"/>
-          <w:insideH w:val="nil"/>
-          <w:insideV w:val="single" w:sz="8" w:space="0" w:color="FFFFFF" w:themeColor="background1"/>
+          <w:top w:val="single" w:color="FFFFFF" w:themeColor="background1" w:sz="24" w:space="0"/>
+          <w:left w:val="single" w:color="FFFFFF" w:themeColor="background1" w:sz="8" w:space="0"/>
+          <w:bottom w:val="single" w:color="FFFFFF" w:themeColor="background1" w:sz="8" w:space="0"/>
+          <w:right w:val="single" w:color="FFFFFF" w:themeColor="background1" w:sz="8" w:space="0"/>
+          <w:insideH w:val="nil"/>
+          <w:insideV w:val="single" w:color="FFFFFF" w:themeColor="background1" w:sz="8" w:space="0"/>
         </w:tcBorders>
         <w:shd w:val="clear" w:color="auto" w:fill="F79646" w:themeFill="accent6"/>
       </w:tcPr>
@@ -10200,8 +10969,8 @@
       <w:tblPr/>
       <w:tcPr>
         <w:tcBorders>
-          <w:left w:val="single" w:sz="8" w:space="0" w:color="FFFFFF" w:themeColor="background1"/>
-          <w:right w:val="single" w:sz="24" w:space="0" w:color="FFFFFF" w:themeColor="background1"/>
+          <w:left w:val="single" w:color="FFFFFF" w:themeColor="background1" w:sz="8" w:space="0"/>
+          <w:right w:val="single" w:color="FFFFFF" w:themeColor="background1" w:sz="24" w:space="0"/>
           <w:insideH w:val="nil"/>
           <w:insideV w:val="nil"/>
         </w:tcBorders>
@@ -10220,7 +10989,7 @@
       <w:tcPr>
         <w:tcBorders>
           <w:top w:val="nil"/>
-          <w:left w:val="single" w:sz="24" w:space="0" w:color="FFFFFF" w:themeColor="background1"/>
+          <w:left w:val="single" w:color="FFFFFF" w:themeColor="background1" w:sz="24" w:space="0"/>
           <w:bottom w:val="nil"/>
           <w:right w:val="nil"/>
           <w:insideH w:val="nil"/>
@@ -10233,10 +11002,10 @@
       <w:tblPr/>
       <w:tcPr>
         <w:tcBorders>
-          <w:top w:val="single" w:sz="8" w:space="0" w:color="FFFFFF" w:themeColor="background1"/>
-          <w:left w:val="single" w:sz="8" w:space="0" w:color="FFFFFF" w:themeColor="background1"/>
-          <w:bottom w:val="single" w:sz="8" w:space="0" w:color="FFFFFF" w:themeColor="background1"/>
-          <w:right w:val="single" w:sz="8" w:space="0" w:color="FFFFFF" w:themeColor="background1"/>
+          <w:top w:val="single" w:color="FFFFFF" w:themeColor="background1" w:sz="8" w:space="0"/>
+          <w:left w:val="single" w:color="FFFFFF" w:themeColor="background1" w:sz="8" w:space="0"/>
+          <w:bottom w:val="single" w:color="FFFFFF" w:themeColor="background1" w:sz="8" w:space="0"/>
+          <w:right w:val="single" w:color="FFFFFF" w:themeColor="background1" w:sz="8" w:space="0"/>
           <w:insideH w:val="nil"/>
           <w:insideV w:val="nil"/>
         </w:tcBorders>
@@ -10247,12 +11016,12 @@
       <w:tblPr/>
       <w:tcPr>
         <w:tcBorders>
-          <w:top w:val="single" w:sz="8" w:space="0" w:color="FFFFFF" w:themeColor="background1"/>
-          <w:left w:val="single" w:sz="8" w:space="0" w:color="FFFFFF" w:themeColor="background1"/>
-          <w:bottom w:val="single" w:sz="8" w:space="0" w:color="FFFFFF" w:themeColor="background1"/>
-          <w:right w:val="single" w:sz="8" w:space="0" w:color="FFFFFF" w:themeColor="background1"/>
-          <w:insideH w:val="single" w:sz="8" w:space="0" w:color="FFFFFF" w:themeColor="background1"/>
-          <w:insideV w:val="single" w:sz="8" w:space="0" w:color="FFFFFF" w:themeColor="background1"/>
+          <w:top w:val="single" w:color="FFFFFF" w:themeColor="background1" w:sz="8" w:space="0"/>
+          <w:left w:val="single" w:color="FFFFFF" w:themeColor="background1" w:sz="8" w:space="0"/>
+          <w:bottom w:val="single" w:color="FFFFFF" w:themeColor="background1" w:sz="8" w:space="0"/>
+          <w:right w:val="single" w:color="FFFFFF" w:themeColor="background1" w:sz="8" w:space="0"/>
+          <w:insideH w:val="single" w:color="FFFFFF" w:themeColor="background1" w:sz="8" w:space="0"/>
+          <w:insideV w:val="single" w:color="FFFFFF" w:themeColor="background1" w:sz="8" w:space="0"/>
         </w:tcBorders>
         <w:shd w:val="clear" w:color="auto" w:fill="FBCAA2" w:themeFill="accent6" w:themeFillTint="7F"/>
       </w:tcPr>
@@ -10293,7 +11062,7 @@
         <w:tcBorders>
           <w:top w:val="nil"/>
           <w:left w:val="nil"/>
-          <w:bottom w:val="single" w:sz="18" w:space="0" w:color="FFFFFF" w:themeColor="background1"/>
+          <w:bottom w:val="single" w:color="FFFFFF" w:themeColor="background1" w:sz="18" w:space="0"/>
           <w:right w:val="nil"/>
           <w:insideH w:val="nil"/>
           <w:insideV w:val="nil"/>
@@ -10305,7 +11074,7 @@
       <w:tblPr/>
       <w:tcPr>
         <w:tcBorders>
-          <w:top w:val="single" w:sz="18" w:space="0" w:color="FFFFFF" w:themeColor="background1"/>
+          <w:top w:val="single" w:color="FFFFFF" w:themeColor="background1" w:sz="18" w:space="0"/>
           <w:left w:val="nil"/>
           <w:bottom w:val="nil"/>
           <w:right w:val="nil"/>
@@ -10322,7 +11091,7 @@
           <w:top w:val="nil"/>
           <w:left w:val="nil"/>
           <w:bottom w:val="nil"/>
-          <w:right w:val="single" w:sz="18" w:space="0" w:color="FFFFFF" w:themeColor="background1"/>
+          <w:right w:val="single" w:color="FFFFFF" w:themeColor="background1" w:sz="18" w:space="0"/>
           <w:insideH w:val="nil"/>
           <w:insideV w:val="nil"/>
         </w:tcBorders>
@@ -10334,7 +11103,7 @@
       <w:tcPr>
         <w:tcBorders>
           <w:top w:val="nil"/>
-          <w:left w:val="single" w:sz="18" w:space="0" w:color="FFFFFF" w:themeColor="background1"/>
+          <w:left w:val="single" w:color="FFFFFF" w:themeColor="background1" w:sz="18" w:space="0"/>
           <w:bottom w:val="nil"/>
           <w:right w:val="nil"/>
           <w:insideH w:val="nil"/>
@@ -10407,7 +11176,7 @@
         <w:tcBorders>
           <w:top w:val="nil"/>
           <w:left w:val="nil"/>
-          <w:bottom w:val="single" w:sz="18" w:space="0" w:color="FFFFFF" w:themeColor="background1"/>
+          <w:bottom w:val="single" w:color="FFFFFF" w:themeColor="background1" w:sz="18" w:space="0"/>
           <w:right w:val="nil"/>
           <w:insideH w:val="nil"/>
           <w:insideV w:val="nil"/>
@@ -10419,7 +11188,7 @@
       <w:tblPr/>
       <w:tcPr>
         <w:tcBorders>
-          <w:top w:val="single" w:sz="18" w:space="0" w:color="FFFFFF" w:themeColor="background1"/>
+          <w:top w:val="single" w:color="FFFFFF" w:themeColor="background1" w:sz="18" w:space="0"/>
           <w:left w:val="nil"/>
           <w:bottom w:val="nil"/>
           <w:right w:val="nil"/>
@@ -10436,7 +11205,7 @@
           <w:top w:val="nil"/>
           <w:left w:val="nil"/>
           <w:bottom w:val="nil"/>
-          <w:right w:val="single" w:sz="18" w:space="0" w:color="FFFFFF" w:themeColor="background1"/>
+          <w:right w:val="single" w:color="FFFFFF" w:themeColor="background1" w:sz="18" w:space="0"/>
           <w:insideH w:val="nil"/>
           <w:insideV w:val="nil"/>
         </w:tcBorders>
@@ -10448,7 +11217,7 @@
       <w:tcPr>
         <w:tcBorders>
           <w:top w:val="nil"/>
-          <w:left w:val="single" w:sz="18" w:space="0" w:color="FFFFFF" w:themeColor="background1"/>
+          <w:left w:val="single" w:color="FFFFFF" w:themeColor="background1" w:sz="18" w:space="0"/>
           <w:bottom w:val="nil"/>
           <w:right w:val="nil"/>
           <w:insideH w:val="nil"/>
@@ -10521,7 +11290,7 @@
         <w:tcBorders>
           <w:top w:val="nil"/>
           <w:left w:val="nil"/>
-          <w:bottom w:val="single" w:sz="18" w:space="0" w:color="FFFFFF" w:themeColor="background1"/>
+          <w:bottom w:val="single" w:color="FFFFFF" w:themeColor="background1" w:sz="18" w:space="0"/>
           <w:right w:val="nil"/>
           <w:insideH w:val="nil"/>
           <w:insideV w:val="nil"/>
@@ -10533,7 +11302,7 @@
       <w:tblPr/>
       <w:tcPr>
         <w:tcBorders>
-          <w:top w:val="single" w:sz="18" w:space="0" w:color="FFFFFF" w:themeColor="background1"/>
+          <w:top w:val="single" w:color="FFFFFF" w:themeColor="background1" w:sz="18" w:space="0"/>
           <w:left w:val="nil"/>
           <w:bottom w:val="nil"/>
           <w:right w:val="nil"/>
@@ -10550,7 +11319,7 @@
           <w:top w:val="nil"/>
           <w:left w:val="nil"/>
           <w:bottom w:val="nil"/>
-          <w:right w:val="single" w:sz="18" w:space="0" w:color="FFFFFF" w:themeColor="background1"/>
+          <w:right w:val="single" w:color="FFFFFF" w:themeColor="background1" w:sz="18" w:space="0"/>
           <w:insideH w:val="nil"/>
           <w:insideV w:val="nil"/>
         </w:tcBorders>
@@ -10562,7 +11331,7 @@
       <w:tcPr>
         <w:tcBorders>
           <w:top w:val="nil"/>
-          <w:left w:val="single" w:sz="18" w:space="0" w:color="FFFFFF" w:themeColor="background1"/>
+          <w:left w:val="single" w:color="FFFFFF" w:themeColor="background1" w:sz="18" w:space="0"/>
           <w:bottom w:val="nil"/>
           <w:right w:val="nil"/>
           <w:insideH w:val="nil"/>
@@ -10635,7 +11404,7 @@
         <w:tcBorders>
           <w:top w:val="nil"/>
           <w:left w:val="nil"/>
-          <w:bottom w:val="single" w:sz="18" w:space="0" w:color="FFFFFF" w:themeColor="background1"/>
+          <w:bottom w:val="single" w:color="FFFFFF" w:themeColor="background1" w:sz="18" w:space="0"/>
           <w:right w:val="nil"/>
           <w:insideH w:val="nil"/>
           <w:insideV w:val="nil"/>
@@ -10647,7 +11416,7 @@
       <w:tblPr/>
       <w:tcPr>
         <w:tcBorders>
-          <w:top w:val="single" w:sz="18" w:space="0" w:color="FFFFFF" w:themeColor="background1"/>
+          <w:top w:val="single" w:color="FFFFFF" w:themeColor="background1" w:sz="18" w:space="0"/>
           <w:left w:val="nil"/>
           <w:bottom w:val="nil"/>
           <w:right w:val="nil"/>
@@ -10664,7 +11433,7 @@
           <w:top w:val="nil"/>
           <w:left w:val="nil"/>
           <w:bottom w:val="nil"/>
-          <w:right w:val="single" w:sz="18" w:space="0" w:color="FFFFFF" w:themeColor="background1"/>
+          <w:right w:val="single" w:color="FFFFFF" w:themeColor="background1" w:sz="18" w:space="0"/>
           <w:insideH w:val="nil"/>
           <w:insideV w:val="nil"/>
         </w:tcBorders>
@@ -10676,7 +11445,7 @@
       <w:tcPr>
         <w:tcBorders>
           <w:top w:val="nil"/>
-          <w:left w:val="single" w:sz="18" w:space="0" w:color="FFFFFF" w:themeColor="background1"/>
+          <w:left w:val="single" w:color="FFFFFF" w:themeColor="background1" w:sz="18" w:space="0"/>
           <w:bottom w:val="nil"/>
           <w:right w:val="nil"/>
           <w:insideH w:val="nil"/>
@@ -10749,7 +11518,7 @@
         <w:tcBorders>
           <w:top w:val="nil"/>
           <w:left w:val="nil"/>
-          <w:bottom w:val="single" w:sz="18" w:space="0" w:color="FFFFFF" w:themeColor="background1"/>
+          <w:bottom w:val="single" w:color="FFFFFF" w:themeColor="background1" w:sz="18" w:space="0"/>
           <w:right w:val="nil"/>
           <w:insideH w:val="nil"/>
           <w:insideV w:val="nil"/>
@@ -10761,7 +11530,7 @@
       <w:tblPr/>
       <w:tcPr>
         <w:tcBorders>
-          <w:top w:val="single" w:sz="18" w:space="0" w:color="FFFFFF" w:themeColor="background1"/>
+          <w:top w:val="single" w:color="FFFFFF" w:themeColor="background1" w:sz="18" w:space="0"/>
           <w:left w:val="nil"/>
           <w:bottom w:val="nil"/>
           <w:right w:val="nil"/>
@@ -10778,7 +11547,7 @@
           <w:top w:val="nil"/>
           <w:left w:val="nil"/>
           <w:bottom w:val="nil"/>
-          <w:right w:val="single" w:sz="18" w:space="0" w:color="FFFFFF" w:themeColor="background1"/>
+          <w:right w:val="single" w:color="FFFFFF" w:themeColor="background1" w:sz="18" w:space="0"/>
           <w:insideH w:val="nil"/>
           <w:insideV w:val="nil"/>
         </w:tcBorders>
@@ -10790,7 +11559,7 @@
       <w:tcPr>
         <w:tcBorders>
           <w:top w:val="nil"/>
-          <w:left w:val="single" w:sz="18" w:space="0" w:color="FFFFFF" w:themeColor="background1"/>
+          <w:left w:val="single" w:color="FFFFFF" w:themeColor="background1" w:sz="18" w:space="0"/>
           <w:bottom w:val="nil"/>
           <w:right w:val="nil"/>
           <w:insideH w:val="nil"/>
@@ -10863,7 +11632,7 @@
         <w:tcBorders>
           <w:top w:val="nil"/>
           <w:left w:val="nil"/>
-          <w:bottom w:val="single" w:sz="18" w:space="0" w:color="FFFFFF" w:themeColor="background1"/>
+          <w:bottom w:val="single" w:color="FFFFFF" w:themeColor="background1" w:sz="18" w:space="0"/>
           <w:right w:val="nil"/>
           <w:insideH w:val="nil"/>
           <w:insideV w:val="nil"/>
@@ -10875,7 +11644,7 @@
       <w:tblPr/>
       <w:tcPr>
         <w:tcBorders>
-          <w:top w:val="single" w:sz="18" w:space="0" w:color="FFFFFF" w:themeColor="background1"/>
+          <w:top w:val="single" w:color="FFFFFF" w:themeColor="background1" w:sz="18" w:space="0"/>
           <w:left w:val="nil"/>
           <w:bottom w:val="nil"/>
           <w:right w:val="nil"/>
@@ -10892,7 +11661,7 @@
           <w:top w:val="nil"/>
           <w:left w:val="nil"/>
           <w:bottom w:val="nil"/>
-          <w:right w:val="single" w:sz="18" w:space="0" w:color="FFFFFF" w:themeColor="background1"/>
+          <w:right w:val="single" w:color="FFFFFF" w:themeColor="background1" w:sz="18" w:space="0"/>
           <w:insideH w:val="nil"/>
           <w:insideV w:val="nil"/>
         </w:tcBorders>
@@ -10904,7 +11673,7 @@
       <w:tcPr>
         <w:tcBorders>
           <w:top w:val="nil"/>
-          <w:left w:val="single" w:sz="18" w:space="0" w:color="FFFFFF" w:themeColor="background1"/>
+          <w:left w:val="single" w:color="FFFFFF" w:themeColor="background1" w:sz="18" w:space="0"/>
           <w:bottom w:val="nil"/>
           <w:right w:val="nil"/>
           <w:insideH w:val="nil"/>
@@ -10977,7 +11746,7 @@
         <w:tcBorders>
           <w:top w:val="nil"/>
           <w:left w:val="nil"/>
-          <w:bottom w:val="single" w:sz="18" w:space="0" w:color="FFFFFF" w:themeColor="background1"/>
+          <w:bottom w:val="single" w:color="FFFFFF" w:themeColor="background1" w:sz="18" w:space="0"/>
           <w:right w:val="nil"/>
           <w:insideH w:val="nil"/>
           <w:insideV w:val="nil"/>
@@ -10989,7 +11758,7 @@
       <w:tblPr/>
       <w:tcPr>
         <w:tcBorders>
-          <w:top w:val="single" w:sz="18" w:space="0" w:color="FFFFFF" w:themeColor="background1"/>
+          <w:top w:val="single" w:color="FFFFFF" w:themeColor="background1" w:sz="18" w:space="0"/>
           <w:left w:val="nil"/>
           <w:bottom w:val="nil"/>
           <w:right w:val="nil"/>
@@ -11006,7 +11775,7 @@
           <w:top w:val="nil"/>
           <w:left w:val="nil"/>
           <w:bottom w:val="nil"/>
-          <w:right w:val="single" w:sz="18" w:space="0" w:color="FFFFFF" w:themeColor="background1"/>
+          <w:right w:val="single" w:color="FFFFFF" w:themeColor="background1" w:sz="18" w:space="0"/>
           <w:insideH w:val="nil"/>
           <w:insideV w:val="nil"/>
         </w:tcBorders>
@@ -11018,7 +11787,7 @@
       <w:tcPr>
         <w:tcBorders>
           <w:top w:val="nil"/>
-          <w:left w:val="single" w:sz="18" w:space="0" w:color="FFFFFF" w:themeColor="background1"/>
+          <w:left w:val="single" w:color="FFFFFF" w:themeColor="background1" w:sz="18" w:space="0"/>
           <w:bottom w:val="nil"/>
           <w:right w:val="nil"/>
           <w:insideH w:val="nil"/>
@@ -11072,12 +11841,12 @@
       <w:tblStyleColBandSize w:val="1"/>
       <w:tblInd w:w="0" w:type="dxa"/>
       <w:tblBorders>
-        <w:top w:val="single" w:sz="24" w:space="0" w:color="C0504D" w:themeColor="accent2"/>
-        <w:left w:val="single" w:sz="4" w:space="0" w:color="000000" w:themeColor="text1"/>
-        <w:bottom w:val="single" w:sz="4" w:space="0" w:color="000000" w:themeColor="text1"/>
-        <w:right w:val="single" w:sz="4" w:space="0" w:color="000000" w:themeColor="text1"/>
-        <w:insideH w:val="single" w:sz="4" w:space="0" w:color="FFFFFF" w:themeColor="background1"/>
-        <w:insideV w:val="single" w:sz="4" w:space="0" w:color="FFFFFF" w:themeColor="background1"/>
+        <w:top w:val="single" w:color="C0504D" w:themeColor="accent2" w:sz="24" w:space="0"/>
+        <w:left w:val="single" w:color="000000" w:themeColor="text1" w:sz="4" w:space="0"/>
+        <w:bottom w:val="single" w:color="000000" w:themeColor="text1" w:sz="4" w:space="0"/>
+        <w:right w:val="single" w:color="000000" w:themeColor="text1" w:sz="4" w:space="0"/>
+        <w:insideH w:val="single" w:color="FFFFFF" w:themeColor="background1" w:sz="4" w:space="0"/>
+        <w:insideV w:val="single" w:color="FFFFFF" w:themeColor="background1" w:sz="4" w:space="0"/>
       </w:tblBorders>
       <w:tblCellMar>
         <w:top w:w="0" w:type="dxa"/>
@@ -11099,7 +11868,7 @@
         <w:tcBorders>
           <w:top w:val="nil"/>
           <w:left w:val="nil"/>
-          <w:bottom w:val="single" w:sz="24" w:space="0" w:color="C0504D" w:themeColor="accent2"/>
+          <w:bottom w:val="single" w:color="C0504D" w:themeColor="accent2" w:sz="24" w:space="0"/>
           <w:right w:val="nil"/>
           <w:insideH w:val="nil"/>
           <w:insideV w:val="nil"/>
@@ -11116,7 +11885,7 @@
       <w:tblPr/>
       <w:tcPr>
         <w:tcBorders>
-          <w:top w:val="single" w:sz="6" w:space="0" w:color="FFFFFF" w:themeColor="background1"/>
+          <w:top w:val="single" w:color="FFFFFF" w:themeColor="background1" w:sz="6" w:space="0"/>
         </w:tcBorders>
         <w:shd w:val="clear" w:color="auto" w:fill="000000" w:themeFill="text1" w:themeFillShade="99"/>
       </w:tcPr>
@@ -11132,7 +11901,7 @@
           <w:left w:val="nil"/>
           <w:bottom w:val="nil"/>
           <w:right w:val="nil"/>
-          <w:insideH w:val="single" w:sz="4" w:space="0" w:color="000000" w:themeColor="text1" w:themeShade="99"/>
+          <w:insideH w:val="single" w:color="000000" w:themeColor="text1" w:themeShade="99" w:sz="4" w:space="0"/>
           <w:insideV w:val="nil"/>
         </w:tcBorders>
         <w:shd w:val="clear" w:color="auto" w:fill="000000" w:themeFill="text1" w:themeFillShade="99"/>
@@ -11194,12 +11963,12 @@
       <w:tblStyleColBandSize w:val="1"/>
       <w:tblInd w:w="0" w:type="dxa"/>
       <w:tblBorders>
-        <w:top w:val="single" w:sz="24" w:space="0" w:color="C0504D" w:themeColor="accent2"/>
-        <w:left w:val="single" w:sz="4" w:space="0" w:color="4F81BD" w:themeColor="accent1"/>
-        <w:bottom w:val="single" w:sz="4" w:space="0" w:color="4F81BD" w:themeColor="accent1"/>
-        <w:right w:val="single" w:sz="4" w:space="0" w:color="4F81BD" w:themeColor="accent1"/>
-        <w:insideH w:val="single" w:sz="4" w:space="0" w:color="FFFFFF" w:themeColor="background1"/>
-        <w:insideV w:val="single" w:sz="4" w:space="0" w:color="FFFFFF" w:themeColor="background1"/>
+        <w:top w:val="single" w:color="C0504D" w:themeColor="accent2" w:sz="24" w:space="0"/>
+        <w:left w:val="single" w:color="4F81BD" w:themeColor="accent1" w:sz="4" w:space="0"/>
+        <w:bottom w:val="single" w:color="4F81BD" w:themeColor="accent1" w:sz="4" w:space="0"/>
+        <w:right w:val="single" w:color="4F81BD" w:themeColor="accent1" w:sz="4" w:space="0"/>
+        <w:insideH w:val="single" w:color="FFFFFF" w:themeColor="background1" w:sz="4" w:space="0"/>
+        <w:insideV w:val="single" w:color="FFFFFF" w:themeColor="background1" w:sz="4" w:space="0"/>
       </w:tblBorders>
       <w:tblCellMar>
         <w:top w:w="0" w:type="dxa"/>
@@ -11221,7 +11990,7 @@
         <w:tcBorders>
           <w:top w:val="nil"/>
           <w:left w:val="nil"/>
-          <w:bottom w:val="single" w:sz="24" w:space="0" w:color="C0504D" w:themeColor="accent2"/>
+          <w:bottom w:val="single" w:color="C0504D" w:themeColor="accent2" w:sz="24" w:space="0"/>
           <w:right w:val="nil"/>
           <w:insideH w:val="nil"/>
           <w:insideV w:val="nil"/>
@@ -11238,7 +12007,7 @@
       <w:tblPr/>
       <w:tcPr>
         <w:tcBorders>
-          <w:top w:val="single" w:sz="6" w:space="0" w:color="FFFFFF" w:themeColor="background1"/>
+          <w:top w:val="single" w:color="FFFFFF" w:themeColor="background1" w:sz="6" w:space="0"/>
         </w:tcBorders>
         <w:shd w:val="clear" w:color="auto" w:fill="2C4C74" w:themeFill="accent1" w:themeFillShade="99"/>
       </w:tcPr>
@@ -11254,7 +12023,7 @@
           <w:left w:val="nil"/>
           <w:bottom w:val="nil"/>
           <w:right w:val="nil"/>
-          <w:insideH w:val="single" w:sz="4" w:space="0" w:color="2C4C74" w:themeColor="accent1" w:themeShade="99"/>
+          <w:insideH w:val="single" w:color="2C4C74" w:themeColor="accent1" w:themeShade="99" w:sz="4" w:space="0"/>
           <w:insideV w:val="nil"/>
         </w:tcBorders>
         <w:shd w:val="clear" w:color="auto" w:fill="2C4C74" w:themeFill="accent1" w:themeFillShade="99"/>
@@ -11316,12 +12085,12 @@
       <w:tblStyleColBandSize w:val="1"/>
       <w:tblInd w:w="0" w:type="dxa"/>
       <w:tblBorders>
-        <w:top w:val="single" w:sz="24" w:space="0" w:color="C0504D" w:themeColor="accent2"/>
-        <w:left w:val="single" w:sz="4" w:space="0" w:color="C0504D" w:themeColor="accent2"/>
-        <w:bottom w:val="single" w:sz="4" w:space="0" w:color="C0504D" w:themeColor="accent2"/>
-        <w:right w:val="single" w:sz="4" w:space="0" w:color="C0504D" w:themeColor="accent2"/>
-        <w:insideH w:val="single" w:sz="4" w:space="0" w:color="FFFFFF" w:themeColor="background1"/>
-        <w:insideV w:val="single" w:sz="4" w:space="0" w:color="FFFFFF" w:themeColor="background1"/>
+        <w:top w:val="single" w:color="C0504D" w:themeColor="accent2" w:sz="24" w:space="0"/>
+        <w:left w:val="single" w:color="C0504D" w:themeColor="accent2" w:sz="4" w:space="0"/>
+        <w:bottom w:val="single" w:color="C0504D" w:themeColor="accent2" w:sz="4" w:space="0"/>
+        <w:right w:val="single" w:color="C0504D" w:themeColor="accent2" w:sz="4" w:space="0"/>
+        <w:insideH w:val="single" w:color="FFFFFF" w:themeColor="background1" w:sz="4" w:space="0"/>
+        <w:insideV w:val="single" w:color="FFFFFF" w:themeColor="background1" w:sz="4" w:space="0"/>
       </w:tblBorders>
       <w:tblCellMar>
         <w:top w:w="0" w:type="dxa"/>
@@ -11343,7 +12112,7 @@
         <w:tcBorders>
           <w:top w:val="nil"/>
           <w:left w:val="nil"/>
-          <w:bottom w:val="single" w:sz="24" w:space="0" w:color="C0504D" w:themeColor="accent2"/>
+          <w:bottom w:val="single" w:color="C0504D" w:themeColor="accent2" w:sz="24" w:space="0"/>
           <w:right w:val="nil"/>
           <w:insideH w:val="nil"/>
           <w:insideV w:val="nil"/>
@@ -11360,7 +12129,7 @@
       <w:tblPr/>
       <w:tcPr>
         <w:tcBorders>
-          <w:top w:val="single" w:sz="6" w:space="0" w:color="FFFFFF" w:themeColor="background1"/>
+          <w:top w:val="single" w:color="FFFFFF" w:themeColor="background1" w:sz="6" w:space="0"/>
         </w:tcBorders>
         <w:shd w:val="clear" w:color="auto" w:fill="772C2A" w:themeFill="accent2" w:themeFillShade="99"/>
       </w:tcPr>
@@ -11376,7 +12145,7 @@
           <w:left w:val="nil"/>
           <w:bottom w:val="nil"/>
           <w:right w:val="nil"/>
-          <w:insideH w:val="single" w:sz="4" w:space="0" w:color="772C2A" w:themeColor="accent2" w:themeShade="99"/>
+          <w:insideH w:val="single" w:color="772C2A" w:themeColor="accent2" w:themeShade="99" w:sz="4" w:space="0"/>
           <w:insideV w:val="nil"/>
         </w:tcBorders>
         <w:shd w:val="clear" w:color="auto" w:fill="772C2A" w:themeFill="accent2" w:themeFillShade="99"/>
@@ -11438,12 +12207,12 @@
       <w:tblStyleColBandSize w:val="1"/>
       <w:tblInd w:w="0" w:type="dxa"/>
       <w:tblBorders>
-        <w:top w:val="single" w:sz="24" w:space="0" w:color="8064A2" w:themeColor="accent4"/>
-        <w:left w:val="single" w:sz="4" w:space="0" w:color="9BBB59" w:themeColor="accent3"/>
-        <w:bottom w:val="single" w:sz="4" w:space="0" w:color="9BBB59" w:themeColor="accent3"/>
-        <w:right w:val="single" w:sz="4" w:space="0" w:color="9BBB59" w:themeColor="accent3"/>
-        <w:insideH w:val="single" w:sz="4" w:space="0" w:color="FFFFFF" w:themeColor="background1"/>
-        <w:insideV w:val="single" w:sz="4" w:space="0" w:color="FFFFFF" w:themeColor="background1"/>
+        <w:top w:val="single" w:color="8064A2" w:themeColor="accent4" w:sz="24" w:space="0"/>
+        <w:left w:val="single" w:color="9BBB59" w:themeColor="accent3" w:sz="4" w:space="0"/>
+        <w:bottom w:val="single" w:color="9BBB59" w:themeColor="accent3" w:sz="4" w:space="0"/>
+        <w:right w:val="single" w:color="9BBB59" w:themeColor="accent3" w:sz="4" w:space="0"/>
+        <w:insideH w:val="single" w:color="FFFFFF" w:themeColor="background1" w:sz="4" w:space="0"/>
+        <w:insideV w:val="single" w:color="FFFFFF" w:themeColor="background1" w:sz="4" w:space="0"/>
       </w:tblBorders>
       <w:tblCellMar>
         <w:top w:w="0" w:type="dxa"/>
@@ -11465,7 +12234,7 @@
         <w:tcBorders>
           <w:top w:val="nil"/>
           <w:left w:val="nil"/>
-          <w:bottom w:val="single" w:sz="24" w:space="0" w:color="8064A2" w:themeColor="accent4"/>
+          <w:bottom w:val="single" w:color="8064A2" w:themeColor="accent4" w:sz="24" w:space="0"/>
           <w:right w:val="nil"/>
           <w:insideH w:val="nil"/>
           <w:insideV w:val="nil"/>
@@ -11482,7 +12251,7 @@
       <w:tblPr/>
       <w:tcPr>
         <w:tcBorders>
-          <w:top w:val="single" w:sz="6" w:space="0" w:color="FFFFFF" w:themeColor="background1"/>
+          <w:top w:val="single" w:color="FFFFFF" w:themeColor="background1" w:sz="6" w:space="0"/>
         </w:tcBorders>
         <w:shd w:val="clear" w:color="auto" w:fill="5E7530" w:themeFill="accent3" w:themeFillShade="99"/>
       </w:tcPr>
@@ -11498,7 +12267,7 @@
           <w:left w:val="nil"/>
           <w:bottom w:val="nil"/>
           <w:right w:val="nil"/>
-          <w:insideH w:val="single" w:sz="4" w:space="0" w:color="5E7530" w:themeColor="accent3" w:themeShade="99"/>
+          <w:insideH w:val="single" w:color="5E7530" w:themeColor="accent3" w:themeShade="99" w:sz="4" w:space="0"/>
           <w:insideV w:val="nil"/>
         </w:tcBorders>
         <w:shd w:val="clear" w:color="auto" w:fill="5E7530" w:themeFill="accent3" w:themeFillShade="99"/>
@@ -11550,12 +12319,12 @@
       <w:tblStyleColBandSize w:val="1"/>
       <w:tblInd w:w="0" w:type="dxa"/>
       <w:tblBorders>
-        <w:top w:val="single" w:sz="24" w:space="0" w:color="9BBB59" w:themeColor="accent3"/>
-        <w:left w:val="single" w:sz="4" w:space="0" w:color="8064A2" w:themeColor="accent4"/>
-        <w:bottom w:val="single" w:sz="4" w:space="0" w:color="8064A2" w:themeColor="accent4"/>
-        <w:right w:val="single" w:sz="4" w:space="0" w:color="8064A2" w:themeColor="accent4"/>
-        <w:insideH w:val="single" w:sz="4" w:space="0" w:color="FFFFFF" w:themeColor="background1"/>
-        <w:insideV w:val="single" w:sz="4" w:space="0" w:color="FFFFFF" w:themeColor="background1"/>
+        <w:top w:val="single" w:color="9BBB59" w:themeColor="accent3" w:sz="24" w:space="0"/>
+        <w:left w:val="single" w:color="8064A2" w:themeColor="accent4" w:sz="4" w:space="0"/>
+        <w:bottom w:val="single" w:color="8064A2" w:themeColor="accent4" w:sz="4" w:space="0"/>
+        <w:right w:val="single" w:color="8064A2" w:themeColor="accent4" w:sz="4" w:space="0"/>
+        <w:insideH w:val="single" w:color="FFFFFF" w:themeColor="background1" w:sz="4" w:space="0"/>
+        <w:insideV w:val="single" w:color="FFFFFF" w:themeColor="background1" w:sz="4" w:space="0"/>
       </w:tblBorders>
       <w:tblCellMar>
         <w:top w:w="0" w:type="dxa"/>
@@ -11577,7 +12346,7 @@
         <w:tcBorders>
           <w:top w:val="nil"/>
           <w:left w:val="nil"/>
-          <w:bottom w:val="single" w:sz="24" w:space="0" w:color="9BBB59" w:themeColor="accent3"/>
+          <w:bottom w:val="single" w:color="9BBB59" w:themeColor="accent3" w:sz="24" w:space="0"/>
           <w:right w:val="nil"/>
           <w:insideH w:val="nil"/>
           <w:insideV w:val="nil"/>
@@ -11594,7 +12363,7 @@
       <w:tblPr/>
       <w:tcPr>
         <w:tcBorders>
-          <w:top w:val="single" w:sz="6" w:space="0" w:color="FFFFFF" w:themeColor="background1"/>
+          <w:top w:val="single" w:color="FFFFFF" w:themeColor="background1" w:sz="6" w:space="0"/>
         </w:tcBorders>
         <w:shd w:val="clear" w:color="auto" w:fill="4C3B62" w:themeFill="accent4" w:themeFillShade="99"/>
       </w:tcPr>
@@ -11610,7 +12379,7 @@
           <w:left w:val="nil"/>
           <w:bottom w:val="nil"/>
           <w:right w:val="nil"/>
-          <w:insideH w:val="single" w:sz="4" w:space="0" w:color="4C3B62" w:themeColor="accent4" w:themeShade="99"/>
+          <w:insideH w:val="single" w:color="4C3B62" w:themeColor="accent4" w:themeShade="99" w:sz="4" w:space="0"/>
           <w:insideV w:val="nil"/>
         </w:tcBorders>
         <w:shd w:val="clear" w:color="auto" w:fill="4C3B62" w:themeFill="accent4" w:themeFillShade="99"/>
@@ -11672,12 +12441,12 @@
       <w:tblStyleColBandSize w:val="1"/>
       <w:tblInd w:w="0" w:type="dxa"/>
       <w:tblBorders>
-        <w:top w:val="single" w:sz="24" w:space="0" w:color="F79646" w:themeColor="accent6"/>
-        <w:left w:val="single" w:sz="4" w:space="0" w:color="4BACC6" w:themeColor="accent5"/>
-        <w:bottom w:val="single" w:sz="4" w:space="0" w:color="4BACC6" w:themeColor="accent5"/>
-        <w:right w:val="single" w:sz="4" w:space="0" w:color="4BACC6" w:themeColor="accent5"/>
-        <w:insideH w:val="single" w:sz="4" w:space="0" w:color="FFFFFF" w:themeColor="background1"/>
-        <w:insideV w:val="single" w:sz="4" w:space="0" w:color="FFFFFF" w:themeColor="background1"/>
+        <w:top w:val="single" w:color="F79646" w:themeColor="accent6" w:sz="24" w:space="0"/>
+        <w:left w:val="single" w:color="4BACC6" w:themeColor="accent5" w:sz="4" w:space="0"/>
+        <w:bottom w:val="single" w:color="4BACC6" w:themeColor="accent5" w:sz="4" w:space="0"/>
+        <w:right w:val="single" w:color="4BACC6" w:themeColor="accent5" w:sz="4" w:space="0"/>
+        <w:insideH w:val="single" w:color="FFFFFF" w:themeColor="background1" w:sz="4" w:space="0"/>
+        <w:insideV w:val="single" w:color="FFFFFF" w:themeColor="background1" w:sz="4" w:space="0"/>
       </w:tblBorders>
       <w:tblCellMar>
         <w:top w:w="0" w:type="dxa"/>
@@ -11699,7 +12468,7 @@
         <w:tcBorders>
           <w:top w:val="nil"/>
           <w:left w:val="nil"/>
-          <w:bottom w:val="single" w:sz="24" w:space="0" w:color="F79646" w:themeColor="accent6"/>
+          <w:bottom w:val="single" w:color="F79646" w:themeColor="accent6" w:sz="24" w:space="0"/>
           <w:right w:val="nil"/>
           <w:insideH w:val="nil"/>
           <w:insideV w:val="nil"/>
@@ -11716,7 +12485,7 @@
       <w:tblPr/>
       <w:tcPr>
         <w:tcBorders>
-          <w:top w:val="single" w:sz="6" w:space="0" w:color="FFFFFF" w:themeColor="background1"/>
+          <w:top w:val="single" w:color="FFFFFF" w:themeColor="background1" w:sz="6" w:space="0"/>
         </w:tcBorders>
         <w:shd w:val="clear" w:color="auto" w:fill="276A7C" w:themeFill="accent5" w:themeFillShade="99"/>
       </w:tcPr>
@@ -11732,7 +12501,7 @@
           <w:left w:val="nil"/>
           <w:bottom w:val="nil"/>
           <w:right w:val="nil"/>
-          <w:insideH w:val="single" w:sz="4" w:space="0" w:color="276A7C" w:themeColor="accent5" w:themeShade="99"/>
+          <w:insideH w:val="single" w:color="276A7C" w:themeColor="accent5" w:themeShade="99" w:sz="4" w:space="0"/>
           <w:insideV w:val="nil"/>
         </w:tcBorders>
         <w:shd w:val="clear" w:color="auto" w:fill="276A7C" w:themeFill="accent5" w:themeFillShade="99"/>
@@ -11794,12 +12563,12 @@
       <w:tblStyleColBandSize w:val="1"/>
       <w:tblInd w:w="0" w:type="dxa"/>
       <w:tblBorders>
-        <w:top w:val="single" w:sz="24" w:space="0" w:color="4BACC6" w:themeColor="accent5"/>
-        <w:left w:val="single" w:sz="4" w:space="0" w:color="F79646" w:themeColor="accent6"/>
-        <w:bottom w:val="single" w:sz="4" w:space="0" w:color="F79646" w:themeColor="accent6"/>
-        <w:right w:val="single" w:sz="4" w:space="0" w:color="F79646" w:themeColor="accent6"/>
-        <w:insideH w:val="single" w:sz="4" w:space="0" w:color="FFFFFF" w:themeColor="background1"/>
-        <w:insideV w:val="single" w:sz="4" w:space="0" w:color="FFFFFF" w:themeColor="background1"/>
+        <w:top w:val="single" w:color="4BACC6" w:themeColor="accent5" w:sz="24" w:space="0"/>
+        <w:left w:val="single" w:color="F79646" w:themeColor="accent6" w:sz="4" w:space="0"/>
+        <w:bottom w:val="single" w:color="F79646" w:themeColor="accent6" w:sz="4" w:space="0"/>
+        <w:right w:val="single" w:color="F79646" w:themeColor="accent6" w:sz="4" w:space="0"/>
+        <w:insideH w:val="single" w:color="FFFFFF" w:themeColor="background1" w:sz="4" w:space="0"/>
+        <w:insideV w:val="single" w:color="FFFFFF" w:themeColor="background1" w:sz="4" w:space="0"/>
       </w:tblBorders>
       <w:tblCellMar>
         <w:top w:w="0" w:type="dxa"/>
@@ -11821,7 +12590,7 @@
         <w:tcBorders>
           <w:top w:val="nil"/>
           <w:left w:val="nil"/>
-          <w:bottom w:val="single" w:sz="24" w:space="0" w:color="4BACC6" w:themeColor="accent5"/>
+          <w:bottom w:val="single" w:color="4BACC6" w:themeColor="accent5" w:sz="24" w:space="0"/>
           <w:right w:val="nil"/>
           <w:insideH w:val="nil"/>
           <w:insideV w:val="nil"/>
@@ -11838,7 +12607,7 @@
       <w:tblPr/>
       <w:tcPr>
         <w:tcBorders>
-          <w:top w:val="single" w:sz="6" w:space="0" w:color="FFFFFF" w:themeColor="background1"/>
+          <w:top w:val="single" w:color="FFFFFF" w:themeColor="background1" w:sz="6" w:space="0"/>
         </w:tcBorders>
         <w:shd w:val="clear" w:color="auto" w:fill="B65608" w:themeFill="accent6" w:themeFillShade="99"/>
       </w:tcPr>
@@ -11854,7 +12623,7 @@
           <w:left w:val="nil"/>
           <w:bottom w:val="nil"/>
           <w:right w:val="nil"/>
-          <w:insideH w:val="single" w:sz="4" w:space="0" w:color="B65608" w:themeColor="accent6" w:themeShade="99"/>
+          <w:insideH w:val="single" w:color="B65608" w:themeColor="accent6" w:themeShade="99" w:sz="4" w:space="0"/>
           <w:insideV w:val="nil"/>
         </w:tcBorders>
         <w:shd w:val="clear" w:color="auto" w:fill="B65608" w:themeFill="accent6" w:themeFillShade="99"/>
@@ -11934,7 +12703,7 @@
       <w:tblPr/>
       <w:tcPr>
         <w:tcBorders>
-          <w:bottom w:val="single" w:sz="12" w:space="0" w:color="FFFFFF" w:themeColor="background1"/>
+          <w:bottom w:val="single" w:color="FFFFFF" w:themeColor="background1" w:sz="12" w:space="0"/>
         </w:tcBorders>
         <w:shd w:val="clear" w:color="auto" w:fill="9E3A38" w:themeFill="accent2" w:themeFillShade="CC"/>
       </w:tcPr>
@@ -11948,7 +12717,7 @@
       <w:tblPr/>
       <w:tcPr>
         <w:tcBorders>
-          <w:top w:val="single" w:sz="12" w:space="0" w:color="000000" w:themeColor="text1"/>
+          <w:top w:val="single" w:color="000000" w:themeColor="text1" w:sz="12" w:space="0"/>
         </w:tcBorders>
         <w:shd w:val="clear" w:color="auto" w:fill="FFFFFF" w:themeFill="background1"/>
       </w:tcPr>
@@ -12020,7 +12789,7 @@
       <w:tblPr/>
       <w:tcPr>
         <w:tcBorders>
-          <w:bottom w:val="single" w:sz="12" w:space="0" w:color="FFFFFF" w:themeColor="background1"/>
+          <w:bottom w:val="single" w:color="FFFFFF" w:themeColor="background1" w:sz="12" w:space="0"/>
         </w:tcBorders>
         <w:shd w:val="clear" w:color="auto" w:fill="9E3A38" w:themeFill="accent2" w:themeFillShade="CC"/>
       </w:tcPr>
@@ -12034,7 +12803,7 @@
       <w:tblPr/>
       <w:tcPr>
         <w:tcBorders>
-          <w:top w:val="single" w:sz="12" w:space="0" w:color="000000" w:themeColor="text1"/>
+          <w:top w:val="single" w:color="000000" w:themeColor="text1" w:sz="12" w:space="0"/>
         </w:tcBorders>
         <w:shd w:val="clear" w:color="auto" w:fill="FFFFFF" w:themeFill="background1"/>
       </w:tcPr>
@@ -12106,7 +12875,7 @@
       <w:tblPr/>
       <w:tcPr>
         <w:tcBorders>
-          <w:bottom w:val="single" w:sz="12" w:space="0" w:color="FFFFFF" w:themeColor="background1"/>
+          <w:bottom w:val="single" w:color="FFFFFF" w:themeColor="background1" w:sz="12" w:space="0"/>
         </w:tcBorders>
         <w:shd w:val="clear" w:color="auto" w:fill="9E3A38" w:themeFill="accent2" w:themeFillShade="CC"/>
       </w:tcPr>
@@ -12120,7 +12889,7 @@
       <w:tblPr/>
       <w:tcPr>
         <w:tcBorders>
-          <w:top w:val="single" w:sz="12" w:space="0" w:color="000000" w:themeColor="text1"/>
+          <w:top w:val="single" w:color="000000" w:themeColor="text1" w:sz="12" w:space="0"/>
         </w:tcBorders>
         <w:shd w:val="clear" w:color="auto" w:fill="FFFFFF" w:themeFill="background1"/>
       </w:tcPr>
@@ -12192,7 +12961,7 @@
       <w:tblPr/>
       <w:tcPr>
         <w:tcBorders>
-          <w:bottom w:val="single" w:sz="12" w:space="0" w:color="FFFFFF" w:themeColor="background1"/>
+          <w:bottom w:val="single" w:color="FFFFFF" w:themeColor="background1" w:sz="12" w:space="0"/>
         </w:tcBorders>
         <w:shd w:val="clear" w:color="auto" w:fill="664E82" w:themeFill="accent4" w:themeFillShade="CC"/>
       </w:tcPr>
@@ -12206,7 +12975,7 @@
       <w:tblPr/>
       <w:tcPr>
         <w:tcBorders>
-          <w:top w:val="single" w:sz="12" w:space="0" w:color="000000" w:themeColor="text1"/>
+          <w:top w:val="single" w:color="000000" w:themeColor="text1" w:sz="12" w:space="0"/>
         </w:tcBorders>
         <w:shd w:val="clear" w:color="auto" w:fill="FFFFFF" w:themeFill="background1"/>
       </w:tcPr>
@@ -12278,7 +13047,7 @@
       <w:tblPr/>
       <w:tcPr>
         <w:tcBorders>
-          <w:bottom w:val="single" w:sz="12" w:space="0" w:color="FFFFFF" w:themeColor="background1"/>
+          <w:bottom w:val="single" w:color="FFFFFF" w:themeColor="background1" w:sz="12" w:space="0"/>
         </w:tcBorders>
         <w:shd w:val="clear" w:color="auto" w:fill="7E9C40" w:themeFill="accent3" w:themeFillShade="CC"/>
       </w:tcPr>
@@ -12292,7 +13061,7 @@
       <w:tblPr/>
       <w:tcPr>
         <w:tcBorders>
-          <w:top w:val="single" w:sz="12" w:space="0" w:color="000000" w:themeColor="text1"/>
+          <w:top w:val="single" w:color="000000" w:themeColor="text1" w:sz="12" w:space="0"/>
         </w:tcBorders>
         <w:shd w:val="clear" w:color="auto" w:fill="FFFFFF" w:themeFill="background1"/>
       </w:tcPr>
@@ -12364,7 +13133,7 @@
       <w:tblPr/>
       <w:tcPr>
         <w:tcBorders>
-          <w:bottom w:val="single" w:sz="12" w:space="0" w:color="FFFFFF" w:themeColor="background1"/>
+          <w:bottom w:val="single" w:color="FFFFFF" w:themeColor="background1" w:sz="12" w:space="0"/>
         </w:tcBorders>
         <w:shd w:val="clear" w:color="auto" w:fill="F2730A" w:themeFill="accent6" w:themeFillShade="CC"/>
       </w:tcPr>
@@ -12378,7 +13147,7 @@
       <w:tblPr/>
       <w:tcPr>
         <w:tcBorders>
-          <w:top w:val="single" w:sz="12" w:space="0" w:color="000000" w:themeColor="text1"/>
+          <w:top w:val="single" w:color="000000" w:themeColor="text1" w:sz="12" w:space="0"/>
         </w:tcBorders>
         <w:shd w:val="clear" w:color="auto" w:fill="FFFFFF" w:themeFill="background1"/>
       </w:tcPr>
@@ -12450,7 +13219,7 @@
       <w:tblPr/>
       <w:tcPr>
         <w:tcBorders>
-          <w:bottom w:val="single" w:sz="12" w:space="0" w:color="FFFFFF" w:themeColor="background1"/>
+          <w:bottom w:val="single" w:color="FFFFFF" w:themeColor="background1" w:sz="12" w:space="0"/>
         </w:tcBorders>
         <w:shd w:val="clear" w:color="auto" w:fill="348DA5" w:themeFill="accent5" w:themeFillShade="CC"/>
       </w:tcPr>
@@ -12464,7 +13233,7 @@
       <w:tblPr/>
       <w:tcPr>
         <w:tcBorders>
-          <w:top w:val="single" w:sz="12" w:space="0" w:color="000000" w:themeColor="text1"/>
+          <w:top w:val="single" w:color="000000" w:themeColor="text1" w:sz="12" w:space="0"/>
         </w:tcBorders>
         <w:shd w:val="clear" w:color="auto" w:fill="FFFFFF" w:themeFill="background1"/>
       </w:tcPr>
@@ -12518,7 +13287,7 @@
       <w:tblStyleColBandSize w:val="1"/>
       <w:tblInd w:w="0" w:type="dxa"/>
       <w:tblBorders>
-        <w:insideH w:val="single" w:sz="4" w:space="0" w:color="FFFFFF" w:themeColor="background1"/>
+        <w:insideH w:val="single" w:color="FFFFFF" w:themeColor="background1" w:sz="4" w:space="0"/>
       </w:tblBorders>
       <w:tblCellMar>
         <w:top w:w="0" w:type="dxa"/>
@@ -12598,7 +13367,7 @@
       <w:tblStyleColBandSize w:val="1"/>
       <w:tblInd w:w="0" w:type="dxa"/>
       <w:tblBorders>
-        <w:insideH w:val="single" w:sz="4" w:space="0" w:color="FFFFFF" w:themeColor="background1"/>
+        <w:insideH w:val="single" w:color="FFFFFF" w:themeColor="background1" w:sz="4" w:space="0"/>
       </w:tblBorders>
       <w:tblCellMar>
         <w:top w:w="0" w:type="dxa"/>
@@ -12678,7 +13447,7 @@
       <w:tblStyleColBandSize w:val="1"/>
       <w:tblInd w:w="0" w:type="dxa"/>
       <w:tblBorders>
-        <w:insideH w:val="single" w:sz="4" w:space="0" w:color="FFFFFF" w:themeColor="background1"/>
+        <w:insideH w:val="single" w:color="FFFFFF" w:themeColor="background1" w:sz="4" w:space="0"/>
       </w:tblBorders>
       <w:tblCellMar>
         <w:top w:w="0" w:type="dxa"/>
@@ -12758,7 +13527,7 @@
       <w:tblStyleColBandSize w:val="1"/>
       <w:tblInd w:w="0" w:type="dxa"/>
       <w:tblBorders>
-        <w:insideH w:val="single" w:sz="4" w:space="0" w:color="FFFFFF" w:themeColor="background1"/>
+        <w:insideH w:val="single" w:color="FFFFFF" w:themeColor="background1" w:sz="4" w:space="0"/>
       </w:tblBorders>
       <w:tblCellMar>
         <w:top w:w="0" w:type="dxa"/>
@@ -12838,7 +13607,7 @@
       <w:tblStyleColBandSize w:val="1"/>
       <w:tblInd w:w="0" w:type="dxa"/>
       <w:tblBorders>
-        <w:insideH w:val="single" w:sz="4" w:space="0" w:color="FFFFFF" w:themeColor="background1"/>
+        <w:insideH w:val="single" w:color="FFFFFF" w:themeColor="background1" w:sz="4" w:space="0"/>
       </w:tblBorders>
       <w:tblCellMar>
         <w:top w:w="0" w:type="dxa"/>
@@ -12918,7 +13687,7 @@
       <w:tblStyleColBandSize w:val="1"/>
       <w:tblInd w:w="0" w:type="dxa"/>
       <w:tblBorders>
-        <w:insideH w:val="single" w:sz="4" w:space="0" w:color="FFFFFF" w:themeColor="background1"/>
+        <w:insideH w:val="single" w:color="FFFFFF" w:themeColor="background1" w:sz="4" w:space="0"/>
       </w:tblBorders>
       <w:tblCellMar>
         <w:top w:w="0" w:type="dxa"/>
@@ -12998,7 +13767,7 @@
       <w:tblStyleColBandSize w:val="1"/>
       <w:tblInd w:w="0" w:type="dxa"/>
       <w:tblBorders>
-        <w:insideH w:val="single" w:sz="4" w:space="0" w:color="FFFFFF" w:themeColor="background1"/>
+        <w:insideH w:val="single" w:color="FFFFFF" w:themeColor="background1" w:sz="4" w:space="0"/>
       </w:tblBorders>
       <w:tblCellMar>
         <w:top w:w="0" w:type="dxa"/>
